--- a/TS_Report.docx
+++ b/TS_Report.docx
@@ -86,6 +86,7 @@
           <w:noProof/>
           <w:sz w:val="34"/>
           <w:szCs w:val="34"/>
+          <w:lang w:val="en-IN" w:eastAsia="en-IN"/>
         </w:rPr>
         <w:drawing>
           <wp:anchor distT="0" distB="0" distL="114300" distR="114300" simplePos="0" relativeHeight="251668480" behindDoc="0" locked="0" layoutInCell="1" allowOverlap="1" wp14:anchorId="33480663" wp14:editId="2667FA11">
@@ -191,41 +192,13 @@
           <w:szCs w:val="24"/>
         </w:rPr>
       </w:pPr>
-      <w:proofErr w:type="spellStart"/>
-      <w:r>
-        <w:rPr>
-          <w:rFonts w:ascii="Times New Roman" w:hAnsi="Times New Roman" w:cs="Times New Roman"/>
-          <w:sz w:val="24"/>
-          <w:szCs w:val="24"/>
-        </w:rPr>
-        <w:t>Shavige</w:t>
-      </w:r>
-      <w:proofErr w:type="spellEnd"/>
-      <w:r>
-        <w:rPr>
-          <w:rFonts w:ascii="Times New Roman" w:hAnsi="Times New Roman" w:cs="Times New Roman"/>
-          <w:sz w:val="24"/>
-          <w:szCs w:val="24"/>
-        </w:rPr>
-        <w:t xml:space="preserve"> </w:t>
-      </w:r>
-      <w:proofErr w:type="spellStart"/>
-      <w:r>
-        <w:rPr>
-          <w:rFonts w:ascii="Times New Roman" w:hAnsi="Times New Roman" w:cs="Times New Roman"/>
-          <w:sz w:val="24"/>
-          <w:szCs w:val="24"/>
-        </w:rPr>
-        <w:t>Malleshwara</w:t>
-      </w:r>
-      <w:proofErr w:type="spellEnd"/>
-      <w:r>
-        <w:rPr>
-          <w:rFonts w:ascii="Times New Roman" w:hAnsi="Times New Roman" w:cs="Times New Roman"/>
-          <w:sz w:val="24"/>
-          <w:szCs w:val="24"/>
-        </w:rPr>
-        <w:t xml:space="preserve"> Hills, Kuma</w:t>
+      <w:r>
+        <w:rPr>
+          <w:rFonts w:ascii="Times New Roman" w:hAnsi="Times New Roman" w:cs="Times New Roman"/>
+          <w:sz w:val="24"/>
+          <w:szCs w:val="24"/>
+        </w:rPr>
+        <w:t>Shavige Malleshwara Hills, Kuma</w:t>
       </w:r>
       <w:r>
         <w:rPr>
@@ -393,7 +366,6 @@
           <w:szCs w:val="28"/>
         </w:rPr>
       </w:pPr>
-      <w:proofErr w:type="gramStart"/>
       <w:r>
         <w:rPr>
           <w:rFonts w:ascii="Times New Roman" w:eastAsia="Times New Roman" w:hAnsi="Times New Roman" w:cs="Times New Roman"/>
@@ -403,7 +375,6 @@
         </w:rPr>
         <w:t>on</w:t>
       </w:r>
-      <w:proofErr w:type="gramEnd"/>
     </w:p>
     <w:p>
       <w:pPr>
@@ -426,27 +397,7 @@
           <w:color w:val="000000" w:themeColor="text1"/>
           <w:sz w:val="32"/>
         </w:rPr>
-        <w:t xml:space="preserve">AI Assisted Trust Evaluation </w:t>
-      </w:r>
-      <w:proofErr w:type="gramStart"/>
-      <w:r>
-        <w:rPr>
-          <w:rFonts w:ascii="Times New Roman" w:eastAsia="Times New Roman" w:hAnsi="Times New Roman" w:cs="Times New Roman"/>
-          <w:b/>
-          <w:color w:val="000000" w:themeColor="text1"/>
-          <w:sz w:val="32"/>
-        </w:rPr>
-        <w:t>In</w:t>
-      </w:r>
-      <w:proofErr w:type="gramEnd"/>
-      <w:r>
-        <w:rPr>
-          <w:rFonts w:ascii="Times New Roman" w:eastAsia="Times New Roman" w:hAnsi="Times New Roman" w:cs="Times New Roman"/>
-          <w:b/>
-          <w:color w:val="000000" w:themeColor="text1"/>
-          <w:sz w:val="32"/>
-        </w:rPr>
-        <w:t xml:space="preserve"> Blockchain Based Digital Twin S</w:t>
+        <w:t>AI Assisted Trust Evaluation In Blockchain Based Digital Twin S</w:t>
       </w:r>
       <w:r>
         <w:rPr>
@@ -472,7 +423,6 @@
           <w:szCs w:val="28"/>
         </w:rPr>
       </w:pPr>
-      <w:proofErr w:type="gramStart"/>
       <w:r>
         <w:rPr>
           <w:rFonts w:ascii="Times New Roman" w:eastAsia="Times New Roman" w:hAnsi="Times New Roman" w:cs="Times New Roman"/>
@@ -481,18 +431,7 @@
           <w:sz w:val="28"/>
           <w:szCs w:val="28"/>
         </w:rPr>
-        <w:t>Submitted in</w:t>
-      </w:r>
-      <w:proofErr w:type="gramEnd"/>
-      <w:r>
-        <w:rPr>
-          <w:rFonts w:ascii="Times New Roman" w:eastAsia="Times New Roman" w:hAnsi="Times New Roman" w:cs="Times New Roman"/>
-          <w:b/>
-          <w:i/>
-          <w:sz w:val="28"/>
-          <w:szCs w:val="28"/>
-        </w:rPr>
-        <w:t xml:space="preserve"> partial fulfillment for the award of </w:t>
+        <w:t xml:space="preserve">Submitted in partial fulfillment for the award of </w:t>
       </w:r>
       <w:r>
         <w:rPr>
@@ -1248,7 +1187,6 @@
           <w:szCs w:val="24"/>
         </w:rPr>
       </w:pPr>
-      <w:proofErr w:type="spellStart"/>
       <w:r>
         <w:rPr>
           <w:rFonts w:ascii="Times New Roman" w:hAnsi="Times New Roman" w:cs="Times New Roman"/>
@@ -1256,9 +1194,8 @@
           <w:sz w:val="24"/>
           <w:szCs w:val="24"/>
         </w:rPr>
-        <w:t>Shavige</w:t>
-      </w:r>
-      <w:proofErr w:type="spellEnd"/>
+        <w:t>Shavige Malles</w:t>
+      </w:r>
       <w:r>
         <w:rPr>
           <w:rFonts w:ascii="Times New Roman" w:hAnsi="Times New Roman" w:cs="Times New Roman"/>
@@ -1266,36 +1203,7 @@
           <w:sz w:val="24"/>
           <w:szCs w:val="24"/>
         </w:rPr>
-        <w:t xml:space="preserve"> </w:t>
-      </w:r>
-      <w:proofErr w:type="spellStart"/>
-      <w:r>
-        <w:rPr>
-          <w:rFonts w:ascii="Times New Roman" w:hAnsi="Times New Roman" w:cs="Times New Roman"/>
-          <w:bCs/>
-          <w:sz w:val="24"/>
-          <w:szCs w:val="24"/>
-        </w:rPr>
-        <w:t>Malles</w:t>
-      </w:r>
-      <w:r>
-        <w:rPr>
-          <w:rFonts w:ascii="Times New Roman" w:hAnsi="Times New Roman" w:cs="Times New Roman"/>
-          <w:bCs/>
-          <w:sz w:val="24"/>
-          <w:szCs w:val="24"/>
-        </w:rPr>
-        <w:t>hwara</w:t>
-      </w:r>
-      <w:proofErr w:type="spellEnd"/>
-      <w:r>
-        <w:rPr>
-          <w:rFonts w:ascii="Times New Roman" w:hAnsi="Times New Roman" w:cs="Times New Roman"/>
-          <w:bCs/>
-          <w:sz w:val="24"/>
-          <w:szCs w:val="24"/>
-        </w:rPr>
-        <w:t xml:space="preserve"> Hills, Kumaraswamy Layout, </w:t>
+        <w:t xml:space="preserve">hwara Hills, Kumaraswamy Layout, </w:t>
       </w:r>
       <w:r>
         <w:rPr>
@@ -1574,7 +1482,6 @@
         <w:rPr>
           <w:sz w:val="24"/>
           <w:szCs w:val="24"/>
-          <w:u w:val="single"/>
         </w:rPr>
         <w:t>1DS22CY032</w:t>
       </w:r>
@@ -1584,25 +1491,7 @@
           <w:sz w:val="24"/>
           <w:szCs w:val="24"/>
         </w:rPr>
-        <w:t xml:space="preserve"> a </w:t>
-      </w:r>
-      <w:proofErr w:type="spellStart"/>
-      <w:r>
-        <w:rPr>
-          <w:b w:val="0"/>
-          <w:sz w:val="24"/>
-          <w:szCs w:val="24"/>
-        </w:rPr>
-        <w:t>bonafide</w:t>
-      </w:r>
-      <w:proofErr w:type="spellEnd"/>
-      <w:r>
-        <w:rPr>
-          <w:b w:val="0"/>
-          <w:sz w:val="24"/>
-          <w:szCs w:val="24"/>
-        </w:rPr>
-        <w:t xml:space="preserve"> student of </w:t>
+        <w:t xml:space="preserve"> a bonafide student of </w:t>
       </w:r>
       <w:r>
         <w:rPr>
@@ -2531,44 +2420,19 @@
           <w:bCs/>
         </w:rPr>
       </w:pPr>
-      <w:proofErr w:type="spellStart"/>
       <w:r>
         <w:rPr>
           <w:rFonts w:ascii="Times New Roman" w:hAnsi="Times New Roman" w:cs="Times New Roman"/>
           <w:bCs/>
         </w:rPr>
-        <w:t>Shavige</w:t>
-      </w:r>
-      <w:proofErr w:type="spellEnd"/>
+        <w:t>Shavige Malles</w:t>
+      </w:r>
       <w:r>
         <w:rPr>
           <w:rFonts w:ascii="Times New Roman" w:hAnsi="Times New Roman" w:cs="Times New Roman"/>
           <w:bCs/>
         </w:rPr>
-        <w:t xml:space="preserve"> </w:t>
-      </w:r>
-      <w:proofErr w:type="spellStart"/>
-      <w:r>
-        <w:rPr>
-          <w:rFonts w:ascii="Times New Roman" w:hAnsi="Times New Roman" w:cs="Times New Roman"/>
-          <w:bCs/>
-        </w:rPr>
-        <w:t>Malles</w:t>
-      </w:r>
-      <w:r>
-        <w:rPr>
-          <w:rFonts w:ascii="Times New Roman" w:hAnsi="Times New Roman" w:cs="Times New Roman"/>
-          <w:bCs/>
-        </w:rPr>
-        <w:t>hwara</w:t>
-      </w:r>
-      <w:proofErr w:type="spellEnd"/>
-      <w:r>
-        <w:rPr>
-          <w:rFonts w:ascii="Times New Roman" w:hAnsi="Times New Roman" w:cs="Times New Roman"/>
-          <w:bCs/>
-        </w:rPr>
-        <w:t xml:space="preserve"> Hills, Kumaraswamy Layout, </w:t>
+        <w:t xml:space="preserve">hwara Hills, Kumaraswamy Layout, </w:t>
       </w:r>
       <w:r>
         <w:rPr>
@@ -3695,25 +3559,7 @@
           <w:sz w:val="24"/>
           <w:szCs w:val="24"/>
         </w:rPr>
-        <w:t xml:space="preserve"> </w:t>
-      </w:r>
-      <w:proofErr w:type="gramStart"/>
-      <w:r>
-        <w:rPr>
-          <w:rFonts w:ascii="Times New Roman" w:hAnsi="Times New Roman" w:cs="Times New Roman"/>
-          <w:sz w:val="24"/>
-          <w:szCs w:val="24"/>
-        </w:rPr>
-        <w:t>encouragement</w:t>
-      </w:r>
-      <w:proofErr w:type="gramEnd"/>
-      <w:r>
-        <w:rPr>
-          <w:rFonts w:ascii="Times New Roman" w:hAnsi="Times New Roman" w:cs="Times New Roman"/>
-          <w:sz w:val="24"/>
-          <w:szCs w:val="24"/>
-        </w:rPr>
-        <w:t xml:space="preserve"> guidance and valuable support have been </w:t>
+        <w:t xml:space="preserve"> encouragement guidance and valuable support have been </w:t>
       </w:r>
       <w:r>
         <w:rPr>
@@ -3980,25 +3826,7 @@
           <w:sz w:val="24"/>
           <w:szCs w:val="24"/>
         </w:rPr>
-        <w:t xml:space="preserve"> incessant </w:t>
-      </w:r>
-      <w:proofErr w:type="gramStart"/>
-      <w:r>
-        <w:rPr>
-          <w:rFonts w:ascii="Times New Roman" w:hAnsi="Times New Roman" w:cs="Times New Roman"/>
-          <w:sz w:val="24"/>
-          <w:szCs w:val="24"/>
-        </w:rPr>
-        <w:t>encouragement</w:t>
-      </w:r>
-      <w:proofErr w:type="gramEnd"/>
-      <w:r>
-        <w:rPr>
-          <w:rFonts w:ascii="Times New Roman" w:hAnsi="Times New Roman" w:cs="Times New Roman"/>
-          <w:sz w:val="24"/>
-          <w:szCs w:val="24"/>
-        </w:rPr>
-        <w:t xml:space="preserve"> guidance and valuable technical support have been </w:t>
+        <w:t xml:space="preserve"> incessant encouragement guidance and valuable technical support have been </w:t>
       </w:r>
       <w:r>
         <w:rPr>
@@ -4030,25 +3858,7 @@
           <w:sz w:val="24"/>
           <w:szCs w:val="24"/>
         </w:rPr>
-        <w:t xml:space="preserve"> guidance gave us the environment to enhance our </w:t>
-      </w:r>
-      <w:proofErr w:type="gramStart"/>
-      <w:r>
-        <w:rPr>
-          <w:rFonts w:ascii="Times New Roman" w:hAnsi="Times New Roman" w:cs="Times New Roman"/>
-          <w:sz w:val="24"/>
-          <w:szCs w:val="24"/>
-        </w:rPr>
-        <w:t>knowledge,</w:t>
-      </w:r>
-      <w:proofErr w:type="gramEnd"/>
-      <w:r>
-        <w:rPr>
-          <w:rFonts w:ascii="Times New Roman" w:hAnsi="Times New Roman" w:cs="Times New Roman"/>
-          <w:sz w:val="24"/>
-          <w:szCs w:val="24"/>
-        </w:rPr>
-        <w:t xml:space="preserve"> </w:t>
+        <w:t xml:space="preserve"> guidance gave us the environment to enhance our knowledge, </w:t>
       </w:r>
       <w:r>
         <w:rPr>
@@ -4832,7 +4642,25 @@
           <w:sz w:val="24"/>
           <w:szCs w:val="28"/>
         </w:rPr>
-        <w:t xml:space="preserve">   </w:t>
+        <w:t xml:space="preserve">  </w:t>
+      </w:r>
+      <w:r>
+        <w:rPr>
+          <w:rFonts w:ascii="Times New Roman" w:hAnsi="Times New Roman" w:cs="Times New Roman"/>
+          <w:b/>
+          <w:sz w:val="24"/>
+          <w:szCs w:val="28"/>
+        </w:rPr>
+        <w:t xml:space="preserve">  </w:t>
+      </w:r>
+      <w:r>
+        <w:rPr>
+          <w:rFonts w:ascii="Times New Roman" w:hAnsi="Times New Roman" w:cs="Times New Roman"/>
+          <w:b/>
+          <w:sz w:val="24"/>
+          <w:szCs w:val="28"/>
+        </w:rPr>
+        <w:t xml:space="preserve"> </w:t>
       </w:r>
       <w:r>
         <w:rPr>
@@ -4961,6 +4789,15 @@
           <w:sz w:val="24"/>
           <w:szCs w:val="28"/>
         </w:rPr>
+        <w:t xml:space="preserve">  </w:t>
+      </w:r>
+      <w:r>
+        <w:rPr>
+          <w:rFonts w:ascii="Times New Roman" w:hAnsi="Times New Roman" w:cs="Times New Roman"/>
+          <w:b/>
+          <w:sz w:val="24"/>
+          <w:szCs w:val="28"/>
+        </w:rPr>
         <w:t>v</w:t>
       </w:r>
     </w:p>
@@ -5002,7 +4839,6 @@
         </w:rPr>
         <w:tab/>
       </w:r>
-      <w:proofErr w:type="gramStart"/>
       <w:r>
         <w:rPr>
           <w:rFonts w:ascii="Times New Roman" w:hAnsi="Times New Roman" w:cs="Times New Roman"/>
@@ -5082,9 +4918,17 @@
           <w:sz w:val="24"/>
           <w:szCs w:val="28"/>
         </w:rPr>
+        <w:t xml:space="preserve">  </w:t>
+      </w:r>
+      <w:r>
+        <w:rPr>
+          <w:rFonts w:ascii="Times New Roman" w:hAnsi="Times New Roman" w:cs="Times New Roman"/>
+          <w:b/>
+          <w:sz w:val="24"/>
+          <w:szCs w:val="28"/>
+        </w:rPr>
         <w:t>vii</w:t>
       </w:r>
-      <w:proofErr w:type="gramEnd"/>
     </w:p>
     <w:p>
       <w:pPr>
@@ -5194,7 +5038,25 @@
           <w:sz w:val="24"/>
           <w:szCs w:val="28"/>
         </w:rPr>
-        <w:t xml:space="preserve">    </w:t>
+        <w:t xml:space="preserve">   </w:t>
+      </w:r>
+      <w:r>
+        <w:rPr>
+          <w:rFonts w:ascii="Times New Roman" w:hAnsi="Times New Roman" w:cs="Times New Roman"/>
+          <w:b/>
+          <w:sz w:val="24"/>
+          <w:szCs w:val="28"/>
+        </w:rPr>
+        <w:t xml:space="preserve">  </w:t>
+      </w:r>
+      <w:r>
+        <w:rPr>
+          <w:rFonts w:ascii="Times New Roman" w:hAnsi="Times New Roman" w:cs="Times New Roman"/>
+          <w:b/>
+          <w:sz w:val="24"/>
+          <w:szCs w:val="28"/>
+        </w:rPr>
+        <w:t xml:space="preserve"> </w:t>
       </w:r>
       <w:r>
         <w:rPr>
@@ -5270,6 +5132,15 @@
           <w:szCs w:val="28"/>
         </w:rPr>
         <w:t xml:space="preserve"> </w:t>
+      </w:r>
+      <w:r>
+        <w:rPr>
+          <w:rFonts w:ascii="Times New Roman" w:hAnsi="Times New Roman" w:cs="Times New Roman"/>
+          <w:b/>
+          <w:sz w:val="24"/>
+          <w:szCs w:val="28"/>
+        </w:rPr>
+        <w:t xml:space="preserve">  </w:t>
       </w:r>
       <w:r>
         <w:rPr>
@@ -5295,7 +5166,7 @@
         </w:tabs>
         <w:autoSpaceDE w:val="0"/>
         <w:autoSpaceDN w:val="0"/>
-        <w:spacing w:after="0" w:line="240" w:lineRule="auto"/>
+        <w:spacing w:after="0" w:line="360" w:lineRule="auto"/>
         <w:ind w:hanging="361"/>
         <w:contextualSpacing w:val="0"/>
         <w:rPr>
@@ -5323,7 +5194,6 @@
         </w:rPr>
         <w:t>……………………………………………………………</w:t>
       </w:r>
-      <w:proofErr w:type="gramStart"/>
       <w:r>
         <w:rPr>
           <w:rFonts w:ascii="Times New Roman" w:hAnsi="Times New Roman" w:cs="Times New Roman"/>
@@ -5333,7 +5203,6 @@
         </w:rPr>
         <w:t>…..</w:t>
       </w:r>
-      <w:proofErr w:type="gramEnd"/>
       <w:r>
         <w:rPr>
           <w:rFonts w:ascii="Times New Roman" w:hAnsi="Times New Roman" w:cs="Times New Roman"/>
@@ -5355,7 +5224,7 @@
           <w:tab w:val="left" w:pos="1241"/>
           <w:tab w:val="right" w:pos="9387"/>
         </w:tabs>
-        <w:spacing w:after="0" w:line="240" w:lineRule="auto"/>
+        <w:spacing w:after="0" w:line="360" w:lineRule="auto"/>
         <w:jc w:val="both"/>
         <w:rPr>
           <w:rFonts w:ascii="Times New Roman" w:hAnsi="Times New Roman" w:cs="Times New Roman"/>
@@ -5388,7 +5257,7 @@
           <w:tab w:val="left" w:pos="1241"/>
           <w:tab w:val="right" w:pos="9387"/>
         </w:tabs>
-        <w:spacing w:after="0" w:line="240" w:lineRule="auto"/>
+        <w:spacing w:after="0" w:line="360" w:lineRule="auto"/>
         <w:ind w:left="1245"/>
         <w:jc w:val="both"/>
         <w:rPr>
@@ -5412,7 +5281,7 @@
           <w:tab w:val="left" w:pos="1241"/>
           <w:tab w:val="right" w:pos="9375"/>
         </w:tabs>
-        <w:spacing w:after="0" w:line="240" w:lineRule="auto"/>
+        <w:spacing w:after="0" w:line="360" w:lineRule="auto"/>
         <w:ind w:left="720"/>
         <w:rPr>
           <w:rFonts w:ascii="Times New Roman" w:hAnsi="Times New Roman" w:cs="Times New Roman"/>
@@ -5420,7 +5289,6 @@
           <w:szCs w:val="24"/>
         </w:rPr>
       </w:pPr>
-      <w:proofErr w:type="gramStart"/>
       <w:r>
         <w:rPr>
           <w:rFonts w:ascii="Times New Roman" w:hAnsi="Times New Roman" w:cs="Times New Roman"/>
@@ -5437,25 +5305,14 @@
         </w:rPr>
         <w:tab/>
       </w:r>
-      <w:proofErr w:type="gramEnd"/>
-      <w:r>
-        <w:rPr>
-          <w:rFonts w:ascii="Times New Roman" w:hAnsi="Times New Roman" w:cs="Times New Roman"/>
-          <w:sz w:val="24"/>
-          <w:szCs w:val="24"/>
-        </w:rPr>
-        <w:t xml:space="preserve">Evolution of </w:t>
-      </w:r>
-      <w:proofErr w:type="gramStart"/>
-      <w:r>
-        <w:rPr>
-          <w:rFonts w:ascii="Times New Roman" w:hAnsi="Times New Roman" w:cs="Times New Roman"/>
-          <w:sz w:val="24"/>
-          <w:szCs w:val="24"/>
-        </w:rPr>
-        <w:t>the Technology</w:t>
-      </w:r>
-      <w:proofErr w:type="gramEnd"/>
+      <w:r>
+        <w:rPr>
+          <w:rFonts w:ascii="Times New Roman" w:hAnsi="Times New Roman" w:cs="Times New Roman"/>
+          <w:sz w:val="24"/>
+          <w:szCs w:val="24"/>
+        </w:rPr>
+        <w:t>Evolution of the Technology</w:t>
+      </w:r>
     </w:p>
     <w:p>
       <w:pPr>
@@ -5463,7 +5320,7 @@
           <w:tab w:val="left" w:pos="1241"/>
           <w:tab w:val="right" w:pos="9349"/>
         </w:tabs>
-        <w:spacing w:after="0" w:line="240" w:lineRule="auto"/>
+        <w:spacing w:after="0" w:line="360" w:lineRule="auto"/>
         <w:ind w:left="720"/>
         <w:jc w:val="both"/>
         <w:rPr>
@@ -5494,33 +5351,15 @@
           <w:sz w:val="24"/>
           <w:szCs w:val="24"/>
         </w:rPr>
-        <w:t xml:space="preserve">Importance of AI Assisted Trust Evaluation </w:t>
-      </w:r>
-      <w:proofErr w:type="gramStart"/>
-      <w:r>
-        <w:rPr>
-          <w:rFonts w:ascii="Times New Roman" w:hAnsi="Times New Roman" w:cs="Times New Roman"/>
-          <w:sz w:val="24"/>
-          <w:szCs w:val="24"/>
-        </w:rPr>
-        <w:t>I</w:t>
-      </w:r>
-      <w:r>
-        <w:rPr>
-          <w:rFonts w:ascii="Times New Roman" w:hAnsi="Times New Roman" w:cs="Times New Roman"/>
-          <w:sz w:val="24"/>
-          <w:szCs w:val="24"/>
-        </w:rPr>
-        <w:t>n</w:t>
-      </w:r>
-      <w:proofErr w:type="gramEnd"/>
-      <w:r>
-        <w:rPr>
-          <w:rFonts w:ascii="Times New Roman" w:hAnsi="Times New Roman" w:cs="Times New Roman"/>
-          <w:sz w:val="24"/>
-          <w:szCs w:val="24"/>
-        </w:rPr>
-        <w:t xml:space="preserve"> Blockchain Based Digital</w:t>
+        <w:t>Importance of AI Assisted Trust Evaluation I</w:t>
+      </w:r>
+      <w:r>
+        <w:rPr>
+          <w:rFonts w:ascii="Times New Roman" w:hAnsi="Times New Roman" w:cs="Times New Roman"/>
+          <w:sz w:val="24"/>
+          <w:szCs w:val="24"/>
+        </w:rPr>
+        <w:t>n Blockchain Based Digital</w:t>
       </w:r>
     </w:p>
     <w:p>
@@ -5529,7 +5368,7 @@
           <w:tab w:val="left" w:pos="1241"/>
           <w:tab w:val="right" w:pos="9349"/>
         </w:tabs>
-        <w:spacing w:after="0" w:line="240" w:lineRule="auto"/>
+        <w:spacing w:after="0" w:line="360" w:lineRule="auto"/>
         <w:ind w:left="720"/>
         <w:jc w:val="both"/>
         <w:rPr>
@@ -5561,7 +5400,7 @@
           <w:tab w:val="left" w:pos="821"/>
           <w:tab w:val="right" w:leader="dot" w:pos="9440"/>
         </w:tabs>
-        <w:spacing w:after="0" w:line="240" w:lineRule="auto"/>
+        <w:spacing w:after="0" w:line="360" w:lineRule="auto"/>
         <w:rPr>
           <w:rFonts w:ascii="Times New Roman" w:hAnsi="Times New Roman" w:cs="Times New Roman"/>
           <w:sz w:val="24"/>
@@ -5605,25 +5444,7 @@
           <w:sz w:val="24"/>
           <w:szCs w:val="24"/>
         </w:rPr>
-        <w:t xml:space="preserve">AI Assisted Trust Evaluation </w:t>
-      </w:r>
-      <w:proofErr w:type="gramStart"/>
-      <w:r>
-        <w:rPr>
-          <w:rFonts w:ascii="Times New Roman" w:hAnsi="Times New Roman" w:cs="Times New Roman"/>
-          <w:sz w:val="24"/>
-          <w:szCs w:val="24"/>
-        </w:rPr>
-        <w:t>In</w:t>
-      </w:r>
-      <w:proofErr w:type="gramEnd"/>
-      <w:r>
-        <w:rPr>
-          <w:rFonts w:ascii="Times New Roman" w:hAnsi="Times New Roman" w:cs="Times New Roman"/>
-          <w:sz w:val="24"/>
-          <w:szCs w:val="24"/>
-        </w:rPr>
-        <w:t xml:space="preserve"> Blockchain Based Digital Twin </w:t>
+        <w:t xml:space="preserve">AI Assisted Trust Evaluation In Blockchain Based Digital Twin </w:t>
       </w:r>
     </w:p>
     <w:p>
@@ -5632,7 +5453,7 @@
           <w:tab w:val="left" w:pos="821"/>
           <w:tab w:val="right" w:leader="dot" w:pos="9440"/>
         </w:tabs>
-        <w:spacing w:after="0" w:line="240" w:lineRule="auto"/>
+        <w:spacing w:after="0" w:line="360" w:lineRule="auto"/>
         <w:rPr>
           <w:rFonts w:ascii="Times New Roman" w:hAnsi="Times New Roman" w:cs="Times New Roman"/>
           <w:sz w:val="24"/>
@@ -5654,7 +5475,7 @@
           <w:tab w:val="left" w:pos="821"/>
           <w:tab w:val="right" w:leader="dot" w:pos="9440"/>
         </w:tabs>
-        <w:spacing w:after="0" w:line="240" w:lineRule="auto"/>
+        <w:spacing w:after="0" w:line="360" w:lineRule="auto"/>
         <w:rPr>
           <w:rFonts w:ascii="Times New Roman" w:hAnsi="Times New Roman" w:cs="Times New Roman"/>
           <w:sz w:val="24"/>
@@ -5684,25 +5505,7 @@
           <w:sz w:val="24"/>
           <w:szCs w:val="24"/>
         </w:rPr>
-        <w:t xml:space="preserve">Objectives of AI Assisted Trust Evaluation </w:t>
-      </w:r>
-      <w:proofErr w:type="gramStart"/>
-      <w:r>
-        <w:rPr>
-          <w:rFonts w:ascii="Times New Roman" w:hAnsi="Times New Roman" w:cs="Times New Roman"/>
-          <w:sz w:val="24"/>
-          <w:szCs w:val="24"/>
-        </w:rPr>
-        <w:t>In</w:t>
-      </w:r>
-      <w:proofErr w:type="gramEnd"/>
-      <w:r>
-        <w:rPr>
-          <w:rFonts w:ascii="Times New Roman" w:hAnsi="Times New Roman" w:cs="Times New Roman"/>
-          <w:sz w:val="24"/>
-          <w:szCs w:val="24"/>
-        </w:rPr>
-        <w:t xml:space="preserve"> Blockchain Based Digital </w:t>
+        <w:t xml:space="preserve">Objectives of AI Assisted Trust Evaluation In Blockchain Based Digital </w:t>
       </w:r>
     </w:p>
     <w:p>
@@ -5711,7 +5514,7 @@
           <w:tab w:val="left" w:pos="821"/>
           <w:tab w:val="right" w:leader="dot" w:pos="9440"/>
         </w:tabs>
-        <w:spacing w:after="0" w:line="240" w:lineRule="auto"/>
+        <w:spacing w:after="0" w:line="360" w:lineRule="auto"/>
         <w:rPr>
           <w:rFonts w:ascii="Times New Roman" w:hAnsi="Times New Roman" w:cs="Times New Roman"/>
           <w:sz w:val="24"/>
@@ -5741,39 +5544,21 @@
           <w:tab w:val="left" w:pos="821"/>
           <w:tab w:val="right" w:leader="dot" w:pos="9440"/>
         </w:tabs>
-        <w:spacing w:after="0" w:line="240" w:lineRule="auto"/>
-        <w:jc w:val="both"/>
-        <w:rPr>
-          <w:rFonts w:ascii="Times New Roman" w:hAnsi="Times New Roman" w:cs="Times New Roman"/>
-          <w:sz w:val="24"/>
-          <w:szCs w:val="24"/>
-        </w:rPr>
-      </w:pPr>
-      <w:r>
-        <w:rPr>
-          <w:rFonts w:ascii="Times New Roman" w:hAnsi="Times New Roman" w:cs="Times New Roman"/>
-          <w:sz w:val="24"/>
-          <w:szCs w:val="24"/>
-        </w:rPr>
-        <w:t xml:space="preserve">            1.6 Challenges of AI Assisted Trust Evaluation </w:t>
-      </w:r>
-      <w:proofErr w:type="gramStart"/>
-      <w:r>
-        <w:rPr>
-          <w:rFonts w:ascii="Times New Roman" w:hAnsi="Times New Roman" w:cs="Times New Roman"/>
-          <w:sz w:val="24"/>
-          <w:szCs w:val="24"/>
-        </w:rPr>
-        <w:t>In</w:t>
-      </w:r>
-      <w:proofErr w:type="gramEnd"/>
-      <w:r>
-        <w:rPr>
-          <w:rFonts w:ascii="Times New Roman" w:hAnsi="Times New Roman" w:cs="Times New Roman"/>
-          <w:sz w:val="24"/>
-          <w:szCs w:val="24"/>
-        </w:rPr>
-        <w:t xml:space="preserve"> Blockchain Based Digital </w:t>
+        <w:spacing w:after="0" w:line="360" w:lineRule="auto"/>
+        <w:jc w:val="both"/>
+        <w:rPr>
+          <w:rFonts w:ascii="Times New Roman" w:hAnsi="Times New Roman" w:cs="Times New Roman"/>
+          <w:sz w:val="24"/>
+          <w:szCs w:val="24"/>
+        </w:rPr>
+      </w:pPr>
+      <w:r>
+        <w:rPr>
+          <w:rFonts w:ascii="Times New Roman" w:hAnsi="Times New Roman" w:cs="Times New Roman"/>
+          <w:sz w:val="24"/>
+          <w:szCs w:val="24"/>
+        </w:rPr>
+        <w:t xml:space="preserve">            1.6 Challenges of AI Assisted Trust Evaluation In Blockchain Based Digital </w:t>
       </w:r>
     </w:p>
     <w:p>
@@ -5782,7 +5567,7 @@
           <w:tab w:val="left" w:pos="821"/>
           <w:tab w:val="right" w:leader="dot" w:pos="9440"/>
         </w:tabs>
-        <w:spacing w:after="0" w:line="240" w:lineRule="auto"/>
+        <w:spacing w:after="0" w:line="360" w:lineRule="auto"/>
         <w:jc w:val="both"/>
         <w:rPr>
           <w:rFonts w:ascii="Times New Roman" w:hAnsi="Times New Roman" w:cs="Times New Roman"/>
@@ -5813,7 +5598,7 @@
           <w:tab w:val="left" w:pos="821"/>
           <w:tab w:val="right" w:leader="dot" w:pos="9440"/>
         </w:tabs>
-        <w:spacing w:after="0" w:line="240" w:lineRule="auto"/>
+        <w:spacing w:after="0" w:line="360" w:lineRule="auto"/>
         <w:jc w:val="both"/>
         <w:rPr>
           <w:rFonts w:ascii="Times New Roman" w:hAnsi="Times New Roman" w:cs="Times New Roman"/>
@@ -5843,25 +5628,7 @@
           <w:sz w:val="24"/>
           <w:szCs w:val="24"/>
         </w:rPr>
-        <w:t xml:space="preserve">1.7 System Requirements for AI Assisted Trust Evaluation </w:t>
-      </w:r>
-      <w:proofErr w:type="gramStart"/>
-      <w:r>
-        <w:rPr>
-          <w:rFonts w:ascii="Times New Roman" w:hAnsi="Times New Roman" w:cs="Times New Roman"/>
-          <w:sz w:val="24"/>
-          <w:szCs w:val="24"/>
-        </w:rPr>
-        <w:t>In</w:t>
-      </w:r>
-      <w:proofErr w:type="gramEnd"/>
-      <w:r>
-        <w:rPr>
-          <w:rFonts w:ascii="Times New Roman" w:hAnsi="Times New Roman" w:cs="Times New Roman"/>
-          <w:sz w:val="24"/>
-          <w:szCs w:val="24"/>
-        </w:rPr>
-        <w:t xml:space="preserve"> Blockchain Based </w:t>
+        <w:t xml:space="preserve">1.7 System Requirements for AI Assisted Trust Evaluation In Blockchain Based </w:t>
       </w:r>
     </w:p>
     <w:p>
@@ -5870,7 +5637,7 @@
           <w:tab w:val="left" w:pos="821"/>
           <w:tab w:val="right" w:leader="dot" w:pos="9440"/>
         </w:tabs>
-        <w:spacing w:after="0" w:line="240" w:lineRule="auto"/>
+        <w:spacing w:after="0" w:line="360" w:lineRule="auto"/>
         <w:jc w:val="both"/>
         <w:rPr>
           <w:rFonts w:ascii="Times New Roman" w:hAnsi="Times New Roman" w:cs="Times New Roman"/>
@@ -5996,7 +5763,7 @@
         </w:tabs>
         <w:autoSpaceDE w:val="0"/>
         <w:autoSpaceDN w:val="0"/>
-        <w:spacing w:after="0" w:line="240" w:lineRule="auto"/>
+        <w:spacing w:after="0" w:line="360" w:lineRule="auto"/>
         <w:ind w:hanging="361"/>
         <w:contextualSpacing w:val="0"/>
         <w:rPr>
@@ -6087,9 +5854,8 @@
           <w:sz w:val="28"/>
           <w:szCs w:val="28"/>
         </w:rPr>
-        <w:t>…</w:t>
-      </w:r>
-      <w:proofErr w:type="gramStart"/>
+        <w:t>……</w:t>
+      </w:r>
       <w:r>
         <w:rPr>
           <w:rFonts w:ascii="Times New Roman" w:hAnsi="Times New Roman" w:cs="Times New Roman"/>
@@ -6097,26 +5863,7 @@
           <w:sz w:val="28"/>
           <w:szCs w:val="28"/>
         </w:rPr>
-        <w:t>…</w:t>
-      </w:r>
-      <w:r>
-        <w:rPr>
-          <w:rFonts w:ascii="Times New Roman" w:hAnsi="Times New Roman" w:cs="Times New Roman"/>
-          <w:b/>
-          <w:sz w:val="28"/>
-          <w:szCs w:val="28"/>
-        </w:rPr>
-        <w:t>..</w:t>
-      </w:r>
-      <w:proofErr w:type="gramEnd"/>
-      <w:r>
-        <w:rPr>
-          <w:rFonts w:ascii="Times New Roman" w:hAnsi="Times New Roman" w:cs="Times New Roman"/>
-          <w:b/>
-          <w:sz w:val="28"/>
-          <w:szCs w:val="28"/>
-        </w:rPr>
-        <w:t>24</w:t>
+        <w:t>..32</w:t>
       </w:r>
     </w:p>
     <w:p>
@@ -6129,7 +5876,7 @@
         </w:tabs>
         <w:autoSpaceDE w:val="0"/>
         <w:autoSpaceDN w:val="0"/>
-        <w:spacing w:after="0" w:line="240" w:lineRule="auto"/>
+        <w:spacing w:after="0" w:line="360" w:lineRule="auto"/>
         <w:ind w:left="820"/>
         <w:contextualSpacing w:val="0"/>
         <w:rPr>
@@ -6157,7 +5904,7 @@
         </w:tabs>
         <w:autoSpaceDE w:val="0"/>
         <w:autoSpaceDN w:val="0"/>
-        <w:spacing w:after="0" w:line="240" w:lineRule="auto"/>
+        <w:spacing w:after="0" w:line="360" w:lineRule="auto"/>
         <w:ind w:left="820"/>
         <w:contextualSpacing w:val="0"/>
         <w:rPr>
@@ -6193,7 +5940,7 @@
         </w:tabs>
         <w:autoSpaceDE w:val="0"/>
         <w:autoSpaceDN w:val="0"/>
-        <w:spacing w:after="0" w:line="240" w:lineRule="auto"/>
+        <w:spacing w:after="0" w:line="360" w:lineRule="auto"/>
         <w:ind w:left="820"/>
         <w:contextualSpacing w:val="0"/>
         <w:rPr>
@@ -6237,7 +5984,7 @@
         </w:tabs>
         <w:autoSpaceDE w:val="0"/>
         <w:autoSpaceDN w:val="0"/>
-        <w:spacing w:after="0" w:line="240" w:lineRule="auto"/>
+        <w:spacing w:after="0" w:line="360" w:lineRule="auto"/>
         <w:ind w:left="820"/>
         <w:contextualSpacing w:val="0"/>
         <w:rPr>
@@ -6289,7 +6036,7 @@
         </w:tabs>
         <w:autoSpaceDE w:val="0"/>
         <w:autoSpaceDN w:val="0"/>
-        <w:spacing w:after="0" w:line="240" w:lineRule="auto"/>
+        <w:spacing w:after="0" w:line="360" w:lineRule="auto"/>
         <w:ind w:left="820"/>
         <w:contextualSpacing w:val="0"/>
         <w:rPr>
@@ -6317,7 +6064,7 @@
         </w:tabs>
         <w:autoSpaceDE w:val="0"/>
         <w:autoSpaceDN w:val="0"/>
-        <w:spacing w:after="0" w:line="240" w:lineRule="auto"/>
+        <w:spacing w:after="0" w:line="360" w:lineRule="auto"/>
         <w:ind w:left="820"/>
         <w:contextualSpacing w:val="0"/>
         <w:rPr>
@@ -6345,7 +6092,7 @@
         </w:tabs>
         <w:autoSpaceDE w:val="0"/>
         <w:autoSpaceDN w:val="0"/>
-        <w:spacing w:after="0" w:line="240" w:lineRule="auto"/>
+        <w:spacing w:after="0" w:line="360" w:lineRule="auto"/>
         <w:ind w:left="820"/>
         <w:contextualSpacing w:val="0"/>
         <w:rPr>
@@ -6381,7 +6128,7 @@
         </w:tabs>
         <w:autoSpaceDE w:val="0"/>
         <w:autoSpaceDN w:val="0"/>
-        <w:spacing w:after="0" w:line="240" w:lineRule="auto"/>
+        <w:spacing w:after="0" w:line="360" w:lineRule="auto"/>
         <w:ind w:left="820"/>
         <w:contextualSpacing w:val="0"/>
         <w:rPr>
@@ -6396,6 +6143,7 @@
           <w:sz w:val="24"/>
           <w:szCs w:val="24"/>
         </w:rPr>
+        <w:lastRenderedPageBreak/>
         <w:t>3.8 Challenges Identified in the Design</w:t>
       </w:r>
     </w:p>
@@ -6409,7 +6157,7 @@
         </w:tabs>
         <w:autoSpaceDE w:val="0"/>
         <w:autoSpaceDN w:val="0"/>
-        <w:spacing w:after="0" w:line="240" w:lineRule="auto"/>
+        <w:spacing w:after="0" w:line="360" w:lineRule="auto"/>
         <w:ind w:left="820"/>
         <w:contextualSpacing w:val="0"/>
         <w:rPr>
@@ -6443,7 +6191,7 @@
         </w:tabs>
         <w:autoSpaceDE w:val="0"/>
         <w:autoSpaceDN w:val="0"/>
-        <w:spacing w:after="0" w:line="240" w:lineRule="auto"/>
+        <w:spacing w:after="0" w:line="360" w:lineRule="auto"/>
         <w:contextualSpacing w:val="0"/>
         <w:rPr>
           <w:rFonts w:ascii="Times New Roman" w:hAnsi="Times New Roman" w:cs="Times New Roman"/>
@@ -6459,7 +6207,16 @@
           <w:sz w:val="24"/>
           <w:szCs w:val="24"/>
         </w:rPr>
-        <w:t>RESULTS / OUTCOMES</w:t>
+        <w:t>OUTCOMES</w:t>
+      </w:r>
+      <w:r>
+        <w:rPr>
+          <w:rFonts w:ascii="Times New Roman" w:hAnsi="Times New Roman" w:cs="Times New Roman"/>
+          <w:b/>
+          <w:sz w:val="24"/>
+          <w:szCs w:val="24"/>
+        </w:rPr>
+        <w:t xml:space="preserve"> AND UNDERSTANDING</w:t>
       </w:r>
       <w:r>
         <w:rPr>
@@ -6468,7 +6225,7 @@
           <w:sz w:val="28"/>
           <w:szCs w:val="24"/>
         </w:rPr>
-        <w:t>…………………………………………</w:t>
+        <w:t>…………………………</w:t>
       </w:r>
       <w:r>
         <w:rPr>
@@ -6477,7 +6234,7 @@
           <w:sz w:val="28"/>
           <w:szCs w:val="28"/>
         </w:rPr>
-        <w:t>……31</w:t>
+        <w:t>……39</w:t>
       </w:r>
       <w:r>
         <w:rPr>
@@ -6499,7 +6256,7 @@
         </w:tabs>
         <w:autoSpaceDE w:val="0"/>
         <w:autoSpaceDN w:val="0"/>
-        <w:spacing w:after="0" w:line="240" w:lineRule="auto"/>
+        <w:spacing w:after="0" w:line="360" w:lineRule="auto"/>
         <w:ind w:left="820"/>
         <w:contextualSpacing w:val="0"/>
         <w:rPr>
@@ -6527,7 +6284,7 @@
         </w:tabs>
         <w:autoSpaceDE w:val="0"/>
         <w:autoSpaceDN w:val="0"/>
-        <w:spacing w:after="0" w:line="240" w:lineRule="auto"/>
+        <w:spacing w:after="0" w:line="360" w:lineRule="auto"/>
         <w:ind w:left="820"/>
         <w:contextualSpacing w:val="0"/>
         <w:rPr>
@@ -6542,18 +6299,8 @@
           <w:sz w:val="24"/>
           <w:szCs w:val="24"/>
         </w:rPr>
-        <w:t xml:space="preserve">4.2 Improved Knowledge of Trust Evaluation </w:t>
-      </w:r>
-      <w:proofErr w:type="spellStart"/>
-      <w:r>
-        <w:rPr>
-          <w:rFonts w:ascii="Times New Roman" w:hAnsi="Times New Roman" w:cs="Times New Roman"/>
-          <w:sz w:val="24"/>
-          <w:szCs w:val="24"/>
-        </w:rPr>
-        <w:t>Mechnaism</w:t>
-      </w:r>
-      <w:proofErr w:type="spellEnd"/>
+        <w:t>4.2 Improved Knowledge of Trust Evaluation Mechnaism</w:t>
+      </w:r>
     </w:p>
     <w:p>
       <w:pPr>
@@ -6565,7 +6312,7 @@
         </w:tabs>
         <w:autoSpaceDE w:val="0"/>
         <w:autoSpaceDN w:val="0"/>
-        <w:spacing w:after="0" w:line="240" w:lineRule="auto"/>
+        <w:spacing w:after="0" w:line="360" w:lineRule="auto"/>
         <w:ind w:left="820"/>
         <w:contextualSpacing w:val="0"/>
         <w:rPr>
@@ -6593,7 +6340,7 @@
         </w:tabs>
         <w:autoSpaceDE w:val="0"/>
         <w:autoSpaceDN w:val="0"/>
-        <w:spacing w:after="0" w:line="240" w:lineRule="auto"/>
+        <w:spacing w:after="0" w:line="360" w:lineRule="auto"/>
         <w:ind w:left="820"/>
         <w:contextualSpacing w:val="0"/>
         <w:rPr>
@@ -6621,7 +6368,7 @@
         </w:tabs>
         <w:autoSpaceDE w:val="0"/>
         <w:autoSpaceDN w:val="0"/>
-        <w:spacing w:after="0" w:line="240" w:lineRule="auto"/>
+        <w:spacing w:after="0" w:line="360" w:lineRule="auto"/>
         <w:ind w:left="820"/>
         <w:contextualSpacing w:val="0"/>
         <w:rPr>
@@ -6649,7 +6396,7 @@
         </w:tabs>
         <w:autoSpaceDE w:val="0"/>
         <w:autoSpaceDN w:val="0"/>
-        <w:spacing w:after="0" w:line="240" w:lineRule="auto"/>
+        <w:spacing w:after="0" w:line="360" w:lineRule="auto"/>
         <w:ind w:left="820"/>
         <w:contextualSpacing w:val="0"/>
         <w:rPr>
@@ -6665,18 +6412,8 @@
           <w:sz w:val="24"/>
           <w:szCs w:val="24"/>
         </w:rPr>
-        <w:t xml:space="preserve">4.6 Application-Oriented </w:t>
-      </w:r>
-      <w:proofErr w:type="spellStart"/>
-      <w:r>
-        <w:rPr>
-          <w:rFonts w:ascii="Times New Roman" w:hAnsi="Times New Roman" w:cs="Times New Roman"/>
-          <w:sz w:val="24"/>
-          <w:szCs w:val="24"/>
-        </w:rPr>
-        <w:t>Unterstanding</w:t>
-      </w:r>
-      <w:proofErr w:type="spellEnd"/>
+        <w:t>4.6 Application-Oriented Unterstanding</w:t>
+      </w:r>
     </w:p>
     <w:p>
       <w:pPr>
@@ -6705,7 +6442,7 @@
           <w:tab w:val="left" w:pos="821"/>
           <w:tab w:val="right" w:leader="dot" w:pos="9440"/>
         </w:tabs>
-        <w:spacing w:before="240" w:after="0" w:line="240" w:lineRule="auto"/>
+        <w:spacing w:before="240" w:after="0" w:line="360" w:lineRule="auto"/>
         <w:rPr>
           <w:rFonts w:ascii="Times New Roman" w:hAnsi="Times New Roman" w:cs="Times New Roman"/>
           <w:sz w:val="24"/>
@@ -6720,7 +6457,6 @@
           <w:sz w:val="24"/>
           <w:szCs w:val="24"/>
         </w:rPr>
-        <w:lastRenderedPageBreak/>
         <w:t>CONCLUSION AND FUTURE SCOPE</w:t>
       </w:r>
       <w:r>
@@ -6739,27 +6475,7 @@
           <w:sz w:val="28"/>
           <w:szCs w:val="28"/>
         </w:rPr>
-        <w:t>…</w:t>
-      </w:r>
-      <w:proofErr w:type="gramStart"/>
-      <w:r>
-        <w:rPr>
-          <w:rFonts w:ascii="Times New Roman" w:hAnsi="Times New Roman" w:cs="Times New Roman"/>
-          <w:b/>
-          <w:sz w:val="28"/>
-          <w:szCs w:val="28"/>
-        </w:rPr>
-        <w:t>…..</w:t>
-      </w:r>
-      <w:proofErr w:type="gramEnd"/>
-      <w:r>
-        <w:rPr>
-          <w:rFonts w:ascii="Times New Roman" w:hAnsi="Times New Roman" w:cs="Times New Roman"/>
-          <w:b/>
-          <w:sz w:val="28"/>
-          <w:szCs w:val="28"/>
-        </w:rPr>
-        <w:t>35</w:t>
+        <w:t>……..43</w:t>
       </w:r>
     </w:p>
     <w:p>
@@ -6769,7 +6485,7 @@
           <w:tab w:val="left" w:pos="821"/>
           <w:tab w:val="right" w:leader="dot" w:pos="9440"/>
         </w:tabs>
-        <w:spacing w:before="240" w:after="0" w:line="240" w:lineRule="auto"/>
+        <w:spacing w:before="240" w:after="0" w:line="360" w:lineRule="auto"/>
         <w:ind w:left="820"/>
         <w:rPr>
           <w:rFonts w:ascii="Times New Roman" w:hAnsi="Times New Roman" w:cs="Times New Roman"/>
@@ -6795,7 +6511,7 @@
           <w:tab w:val="left" w:pos="821"/>
           <w:tab w:val="right" w:leader="dot" w:pos="9440"/>
         </w:tabs>
-        <w:spacing w:after="0" w:line="240" w:lineRule="auto"/>
+        <w:spacing w:after="0" w:line="360" w:lineRule="auto"/>
         <w:ind w:left="820"/>
         <w:rPr>
           <w:rFonts w:ascii="Times New Roman" w:hAnsi="Times New Roman" w:cs="Times New Roman"/>
@@ -6821,7 +6537,7 @@
           <w:tab w:val="left" w:pos="821"/>
           <w:tab w:val="right" w:leader="dot" w:pos="9440"/>
         </w:tabs>
-        <w:spacing w:after="0" w:line="240" w:lineRule="auto"/>
+        <w:spacing w:after="0" w:line="360" w:lineRule="auto"/>
         <w:ind w:left="820"/>
         <w:rPr>
           <w:rFonts w:ascii="Times New Roman" w:hAnsi="Times New Roman" w:cs="Times New Roman"/>
@@ -6847,7 +6563,7 @@
           <w:tab w:val="left" w:pos="821"/>
           <w:tab w:val="right" w:leader="dot" w:pos="9440"/>
         </w:tabs>
-        <w:spacing w:after="0" w:line="240" w:lineRule="auto"/>
+        <w:spacing w:after="0" w:line="360" w:lineRule="auto"/>
         <w:ind w:left="820"/>
         <w:rPr>
           <w:rFonts w:ascii="Times New Roman" w:hAnsi="Times New Roman" w:cs="Times New Roman"/>
@@ -7148,161 +6864,7 @@
           <w:tab w:val="left" w:pos="821"/>
           <w:tab w:val="right" w:leader="dot" w:pos="9440"/>
         </w:tabs>
-        <w:spacing w:after="0" w:line="360" w:lineRule="auto"/>
-        <w:rPr>
-          <w:rFonts w:ascii="Times New Roman" w:hAnsi="Times New Roman" w:cs="Times New Roman"/>
-          <w:sz w:val="24"/>
-          <w:szCs w:val="24"/>
-        </w:rPr>
-      </w:pPr>
-    </w:p>
-    <w:p>
-      <w:pPr>
-        <w:tabs>
-          <w:tab w:val="left" w:pos="821"/>
-          <w:tab w:val="right" w:leader="dot" w:pos="9440"/>
-        </w:tabs>
-        <w:spacing w:after="0" w:line="360" w:lineRule="auto"/>
-        <w:rPr>
-          <w:rFonts w:ascii="Times New Roman" w:hAnsi="Times New Roman" w:cs="Times New Roman"/>
-          <w:sz w:val="24"/>
-          <w:szCs w:val="24"/>
-        </w:rPr>
-      </w:pPr>
-    </w:p>
-    <w:p>
-      <w:pPr>
-        <w:tabs>
-          <w:tab w:val="left" w:pos="821"/>
-          <w:tab w:val="right" w:leader="dot" w:pos="9440"/>
-        </w:tabs>
-        <w:spacing w:after="0" w:line="360" w:lineRule="auto"/>
-        <w:rPr>
-          <w:rFonts w:ascii="Times New Roman" w:hAnsi="Times New Roman" w:cs="Times New Roman"/>
-          <w:sz w:val="24"/>
-          <w:szCs w:val="24"/>
-        </w:rPr>
-      </w:pPr>
-    </w:p>
-    <w:p>
-      <w:pPr>
-        <w:tabs>
-          <w:tab w:val="left" w:pos="821"/>
-          <w:tab w:val="right" w:leader="dot" w:pos="9440"/>
-        </w:tabs>
-        <w:spacing w:after="0" w:line="360" w:lineRule="auto"/>
-        <w:rPr>
-          <w:rFonts w:ascii="Times New Roman" w:hAnsi="Times New Roman" w:cs="Times New Roman"/>
-          <w:sz w:val="24"/>
-          <w:szCs w:val="24"/>
-        </w:rPr>
-      </w:pPr>
-    </w:p>
-    <w:p>
-      <w:pPr>
-        <w:tabs>
-          <w:tab w:val="left" w:pos="821"/>
-          <w:tab w:val="right" w:leader="dot" w:pos="9440"/>
-        </w:tabs>
-        <w:spacing w:after="0" w:line="360" w:lineRule="auto"/>
-        <w:rPr>
-          <w:rFonts w:ascii="Times New Roman" w:hAnsi="Times New Roman" w:cs="Times New Roman"/>
-          <w:sz w:val="24"/>
-          <w:szCs w:val="24"/>
-        </w:rPr>
-      </w:pPr>
-    </w:p>
-    <w:p>
-      <w:pPr>
-        <w:tabs>
-          <w:tab w:val="left" w:pos="821"/>
-          <w:tab w:val="right" w:leader="dot" w:pos="9440"/>
-        </w:tabs>
-        <w:spacing w:after="0" w:line="360" w:lineRule="auto"/>
-        <w:rPr>
-          <w:rFonts w:ascii="Times New Roman" w:hAnsi="Times New Roman" w:cs="Times New Roman"/>
-          <w:sz w:val="24"/>
-          <w:szCs w:val="24"/>
-        </w:rPr>
-      </w:pPr>
-    </w:p>
-    <w:p>
-      <w:pPr>
-        <w:tabs>
-          <w:tab w:val="left" w:pos="821"/>
-          <w:tab w:val="right" w:leader="dot" w:pos="9440"/>
-        </w:tabs>
-        <w:spacing w:after="0" w:line="360" w:lineRule="auto"/>
-        <w:rPr>
-          <w:rFonts w:ascii="Times New Roman" w:hAnsi="Times New Roman" w:cs="Times New Roman"/>
-          <w:sz w:val="24"/>
-          <w:szCs w:val="24"/>
-        </w:rPr>
-      </w:pPr>
-    </w:p>
-    <w:p>
-      <w:pPr>
-        <w:tabs>
-          <w:tab w:val="left" w:pos="821"/>
-          <w:tab w:val="right" w:leader="dot" w:pos="9440"/>
-        </w:tabs>
-        <w:spacing w:after="0" w:line="360" w:lineRule="auto"/>
-        <w:rPr>
-          <w:rFonts w:ascii="Times New Roman" w:hAnsi="Times New Roman" w:cs="Times New Roman"/>
-          <w:sz w:val="24"/>
-          <w:szCs w:val="24"/>
-        </w:rPr>
-      </w:pPr>
-    </w:p>
-    <w:p>
-      <w:pPr>
-        <w:tabs>
-          <w:tab w:val="left" w:pos="821"/>
-          <w:tab w:val="right" w:leader="dot" w:pos="9440"/>
-        </w:tabs>
-        <w:spacing w:after="0" w:line="360" w:lineRule="auto"/>
-        <w:rPr>
-          <w:rFonts w:ascii="Times New Roman" w:hAnsi="Times New Roman" w:cs="Times New Roman"/>
-          <w:sz w:val="24"/>
-          <w:szCs w:val="24"/>
-        </w:rPr>
-      </w:pPr>
-    </w:p>
-    <w:p>
-      <w:pPr>
-        <w:tabs>
-          <w:tab w:val="left" w:pos="821"/>
-          <w:tab w:val="right" w:leader="dot" w:pos="9440"/>
-        </w:tabs>
-        <w:spacing w:after="0" w:line="360" w:lineRule="auto"/>
-        <w:rPr>
-          <w:rFonts w:ascii="Times New Roman" w:hAnsi="Times New Roman" w:cs="Times New Roman"/>
-          <w:sz w:val="24"/>
-          <w:szCs w:val="24"/>
-        </w:rPr>
-      </w:pPr>
-    </w:p>
-    <w:p>
-      <w:pPr>
-        <w:tabs>
-          <w:tab w:val="left" w:pos="821"/>
-          <w:tab w:val="right" w:leader="dot" w:pos="9440"/>
-        </w:tabs>
-        <w:spacing w:after="0" w:line="360" w:lineRule="auto"/>
-        <w:rPr>
-          <w:rFonts w:ascii="Times New Roman" w:hAnsi="Times New Roman" w:cs="Times New Roman"/>
-          <w:sz w:val="24"/>
-          <w:szCs w:val="24"/>
-        </w:rPr>
-      </w:pPr>
-    </w:p>
-    <w:p>
-      <w:pPr>
-        <w:tabs>
-          <w:tab w:val="left" w:pos="821"/>
-          <w:tab w:val="right" w:leader="dot" w:pos="9440"/>
-        </w:tabs>
-        <w:spacing w:after="0" w:line="360" w:lineRule="auto"/>
+        <w:spacing w:line="480" w:lineRule="auto"/>
         <w:rPr>
           <w:rFonts w:ascii="Times New Roman" w:hAnsi="Times New Roman" w:cs="Times New Roman"/>
           <w:sz w:val="24"/>
@@ -7641,7 +7203,7 @@
               <w:rPr>
                 <w:sz w:val="24"/>
               </w:rPr>
-              <w:t>25</w:t>
+              <w:t>33</w:t>
             </w:r>
           </w:p>
         </w:tc>
@@ -7716,7 +7278,7 @@
               <w:rPr>
                 <w:sz w:val="24"/>
               </w:rPr>
-              <w:t>26</w:t>
+              <w:t>34</w:t>
             </w:r>
           </w:p>
         </w:tc>
@@ -7793,7 +7355,7 @@
               <w:rPr>
                 <w:sz w:val="24"/>
               </w:rPr>
-              <w:t>27</w:t>
+              <w:t>35</w:t>
             </w:r>
           </w:p>
         </w:tc>
@@ -7868,7 +7430,7 @@
               <w:rPr>
                 <w:sz w:val="24"/>
               </w:rPr>
-              <w:t>28</w:t>
+              <w:t>36</w:t>
             </w:r>
           </w:p>
         </w:tc>
@@ -8008,7 +7570,7 @@
     </w:p>
     <w:p>
       <w:pPr>
-        <w:spacing w:before="211"/>
+        <w:spacing w:before="211" w:line="360" w:lineRule="auto"/>
         <w:ind w:right="1"/>
         <w:jc w:val="center"/>
         <w:rPr>
@@ -8026,18 +7588,6 @@
         <w:lastRenderedPageBreak/>
         <w:t>LIST OF TABLES</w:t>
       </w:r>
-    </w:p>
-    <w:p>
-      <w:pPr>
-        <w:spacing w:before="211"/>
-        <w:ind w:right="1"/>
-        <w:jc w:val="center"/>
-        <w:rPr>
-          <w:rFonts w:ascii="Times New Roman" w:hAnsi="Times New Roman" w:cs="Times New Roman"/>
-          <w:b/>
-          <w:sz w:val="32"/>
-        </w:rPr>
-      </w:pPr>
     </w:p>
     <w:tbl>
       <w:tblPr>
@@ -8062,7 +7612,7 @@
           <w:p>
             <w:pPr>
               <w:pStyle w:val="TableParagraph"/>
-              <w:spacing w:line="266" w:lineRule="exact"/>
+              <w:spacing w:line="360" w:lineRule="auto"/>
               <w:ind w:left="50"/>
               <w:jc w:val="center"/>
               <w:rPr>
@@ -8086,7 +7636,7 @@
           <w:p>
             <w:pPr>
               <w:pStyle w:val="TableParagraph"/>
-              <w:spacing w:line="266" w:lineRule="exact"/>
+              <w:spacing w:line="360" w:lineRule="auto"/>
               <w:ind w:left="1080"/>
               <w:rPr>
                 <w:b/>
@@ -8116,7 +7666,7 @@
           <w:p>
             <w:pPr>
               <w:pStyle w:val="TableParagraph"/>
-              <w:spacing w:line="266" w:lineRule="exact"/>
+              <w:spacing w:line="360" w:lineRule="auto"/>
               <w:ind w:left="0" w:right="105"/>
               <w:rPr>
                 <w:b/>
@@ -8179,23 +7729,7 @@
                 <w:sz w:val="24"/>
                 <w:szCs w:val="24"/>
               </w:rPr>
-              <w:t xml:space="preserve">Summary of Literature Survey on AI Assisted Trust Evaluation </w:t>
-            </w:r>
-            <w:proofErr w:type="gramStart"/>
-            <w:r>
-              <w:rPr>
-                <w:sz w:val="24"/>
-                <w:szCs w:val="24"/>
-              </w:rPr>
-              <w:t>In</w:t>
-            </w:r>
-            <w:proofErr w:type="gramEnd"/>
-            <w:r>
-              <w:rPr>
-                <w:sz w:val="24"/>
-                <w:szCs w:val="24"/>
-              </w:rPr>
-              <w:t xml:space="preserve"> Blockchain Based Digital Twin System</w:t>
+              <w:t>Summary of Literature Survey on AI Assisted Trust Evaluation In Blockchain Based Digital Twin System</w:t>
             </w:r>
           </w:p>
         </w:tc>
@@ -8217,7 +7751,7 @@
               <w:rPr>
                 <w:sz w:val="24"/>
               </w:rPr>
-              <w:t>22-23</w:t>
+              <w:t>30-31</w:t>
             </w:r>
           </w:p>
         </w:tc>
@@ -8417,13 +7951,25 @@
     </w:p>
     <w:p>
       <w:pPr>
-        <w:spacing w:before="211"/>
+        <w:spacing w:before="211" w:line="360" w:lineRule="auto"/>
         <w:ind w:right="1"/>
         <w:jc w:val="center"/>
         <w:rPr>
           <w:rFonts w:ascii="Times New Roman" w:hAnsi="Times New Roman" w:cs="Times New Roman"/>
           <w:b/>
           <w:sz w:val="32"/>
+        </w:rPr>
+      </w:pPr>
+    </w:p>
+    <w:p>
+      <w:pPr>
+        <w:spacing w:before="211" w:line="360" w:lineRule="auto"/>
+        <w:ind w:right="1"/>
+        <w:jc w:val="center"/>
+        <w:rPr>
+          <w:rFonts w:ascii="Times New Roman" w:hAnsi="Times New Roman" w:cs="Times New Roman"/>
+          <w:b/>
+          <w:sz w:val="32"/>
           <w:szCs w:val="32"/>
         </w:rPr>
       </w:pPr>
@@ -8445,19 +7991,6 @@
         </w:rPr>
         <w:t>ABBREVIATIONS</w:t>
       </w:r>
-    </w:p>
-    <w:p>
-      <w:pPr>
-        <w:spacing w:before="211"/>
-        <w:ind w:right="1"/>
-        <w:jc w:val="center"/>
-        <w:rPr>
-          <w:rFonts w:ascii="Times New Roman" w:hAnsi="Times New Roman" w:cs="Times New Roman"/>
-          <w:b/>
-          <w:sz w:val="32"/>
-          <w:szCs w:val="32"/>
-        </w:rPr>
-      </w:pPr>
     </w:p>
     <w:tbl>
       <w:tblPr>
@@ -8481,7 +8014,7 @@
           <w:p>
             <w:pPr>
               <w:pStyle w:val="TableParagraph"/>
-              <w:spacing w:line="266" w:lineRule="exact"/>
+              <w:spacing w:line="360" w:lineRule="auto"/>
               <w:ind w:left="50"/>
               <w:jc w:val="center"/>
               <w:rPr>
@@ -8507,7 +8040,7 @@
           <w:p>
             <w:pPr>
               <w:pStyle w:val="TableParagraph"/>
-              <w:spacing w:line="266" w:lineRule="exact"/>
+              <w:spacing w:line="360" w:lineRule="auto"/>
               <w:ind w:left="1080"/>
               <w:jc w:val="center"/>
               <w:rPr>
@@ -8703,7 +8236,6 @@
                 <w:szCs w:val="24"/>
               </w:rPr>
             </w:pPr>
-            <w:proofErr w:type="spellStart"/>
             <w:r>
               <w:rPr>
                 <w:sz w:val="24"/>
@@ -8711,7 +8243,6 @@
               </w:rPr>
               <w:t>IIoT</w:t>
             </w:r>
-            <w:proofErr w:type="spellEnd"/>
           </w:p>
         </w:tc>
         <w:tc>
@@ -8970,7 +8501,6 @@
                 <w:szCs w:val="24"/>
               </w:rPr>
             </w:pPr>
-            <w:proofErr w:type="spellStart"/>
             <w:r>
               <w:rPr>
                 <w:sz w:val="24"/>
@@ -8978,7 +8508,6 @@
               </w:rPr>
               <w:t>PoA</w:t>
             </w:r>
-            <w:proofErr w:type="spellEnd"/>
           </w:p>
         </w:tc>
         <w:tc>
@@ -9078,7 +8607,6 @@
                 <w:szCs w:val="24"/>
               </w:rPr>
             </w:pPr>
-            <w:proofErr w:type="spellStart"/>
             <w:r>
               <w:rPr>
                 <w:sz w:val="24"/>
@@ -9086,7 +8614,6 @@
               </w:rPr>
               <w:t>PoS</w:t>
             </w:r>
-            <w:proofErr w:type="spellEnd"/>
           </w:p>
         </w:tc>
         <w:tc>
@@ -9268,23 +8795,7 @@
                 <w:sz w:val="24"/>
                 <w:szCs w:val="24"/>
               </w:rPr>
-              <w:t xml:space="preserve">Long </w:t>
-            </w:r>
-            <w:proofErr w:type="gramStart"/>
-            <w:r>
-              <w:rPr>
-                <w:sz w:val="24"/>
-                <w:szCs w:val="24"/>
-              </w:rPr>
-              <w:t>Short Term</w:t>
-            </w:r>
-            <w:proofErr w:type="gramEnd"/>
-            <w:r>
-              <w:rPr>
-                <w:sz w:val="24"/>
-                <w:szCs w:val="24"/>
-              </w:rPr>
-              <w:t xml:space="preserve"> Memory</w:t>
+              <w:t>Long Short Term Memory</w:t>
             </w:r>
           </w:p>
         </w:tc>
@@ -9626,10 +9137,34 @@
     <w:p>
       <w:pPr>
         <w:pStyle w:val="ListParagraph"/>
-        <w:numPr>
-          <w:ilvl w:val="0"/>
-          <w:numId w:val="2"/>
-        </w:numPr>
+        <w:tabs>
+          <w:tab w:val="left" w:pos="821"/>
+          <w:tab w:val="right" w:leader="dot" w:pos="9440"/>
+        </w:tabs>
+        <w:spacing w:line="360" w:lineRule="auto"/>
+        <w:rPr>
+          <w:rFonts w:ascii="Times New Roman" w:eastAsia="Times New Roman" w:hAnsi="Times New Roman" w:cs="Times New Roman"/>
+          <w:b/>
+          <w:bCs/>
+          <w:sz w:val="32"/>
+          <w:szCs w:val="32"/>
+        </w:rPr>
+      </w:pPr>
+      <w:r>
+        <w:rPr>
+          <w:rFonts w:ascii="Times New Roman" w:eastAsia="Times New Roman" w:hAnsi="Times New Roman" w:cs="Times New Roman"/>
+          <w:b/>
+          <w:bCs/>
+          <w:sz w:val="32"/>
+          <w:szCs w:val="32"/>
+        </w:rPr>
+        <w:lastRenderedPageBreak/>
+        <w:t>CHAPTER 1</w:t>
+      </w:r>
+    </w:p>
+    <w:p>
+      <w:pPr>
+        <w:pStyle w:val="ListParagraph"/>
         <w:tabs>
           <w:tab w:val="left" w:pos="821"/>
           <w:tab w:val="right" w:leader="dot" w:pos="9440"/>
@@ -9640,8 +9175,8 @@
           <w:rFonts w:ascii="Times New Roman" w:eastAsia="Times New Roman" w:hAnsi="Times New Roman" w:cs="Times New Roman"/>
           <w:b/>
           <w:bCs/>
-          <w:sz w:val="32"/>
-          <w:szCs w:val="32"/>
+          <w:sz w:val="36"/>
+          <w:szCs w:val="36"/>
         </w:rPr>
       </w:pPr>
       <w:r>
@@ -9649,10 +9184,9 @@
           <w:rFonts w:ascii="Times New Roman" w:eastAsia="Times New Roman" w:hAnsi="Times New Roman" w:cs="Times New Roman"/>
           <w:b/>
           <w:bCs/>
-          <w:sz w:val="32"/>
-          <w:szCs w:val="32"/>
-        </w:rPr>
-        <w:lastRenderedPageBreak/>
+          <w:sz w:val="36"/>
+          <w:szCs w:val="36"/>
+        </w:rPr>
         <w:t>INTRODUCTION</w:t>
       </w:r>
     </w:p>
@@ -9786,27 +9320,7 @@
           <w:szCs w:val="24"/>
           <w:lang w:val="en-IN" w:eastAsia="en-IN"/>
         </w:rPr>
-        <w:t xml:space="preserve"> that records transactions in a secure and transparent manner. It eliminates the need for centralized authorities and ensures that data cannot be altered once recorded. Despite this, blockchain alone does not inherently evaluate the quality or reliability of incoming data. This is where Artificial Intelligence plays a vital role. AI-based trust evaluation mechanisms </w:t>
-      </w:r>
-      <w:proofErr w:type="spellStart"/>
-      <w:r>
-        <w:rPr>
-          <w:rFonts w:ascii="Times New Roman" w:eastAsia="Times New Roman" w:hAnsi="Times New Roman" w:cs="Times New Roman"/>
-          <w:sz w:val="24"/>
-          <w:szCs w:val="24"/>
-          <w:lang w:val="en-IN" w:eastAsia="en-IN"/>
-        </w:rPr>
-        <w:t>analyze</w:t>
-      </w:r>
-      <w:proofErr w:type="spellEnd"/>
-      <w:r>
-        <w:rPr>
-          <w:rFonts w:ascii="Times New Roman" w:eastAsia="Times New Roman" w:hAnsi="Times New Roman" w:cs="Times New Roman"/>
-          <w:sz w:val="24"/>
-          <w:szCs w:val="24"/>
-          <w:lang w:val="en-IN" w:eastAsia="en-IN"/>
-        </w:rPr>
-        <w:t xml:space="preserve"> data patterns, detect anomalies, and assign trust scores, enabling systems to distinguish between reliable and potentially malicious data inputs.</w:t>
+        <w:t xml:space="preserve"> that records transactions in a secure and transparent manner. It eliminates the need for centralized authorities and ensures that data cannot be altered once recorded. Despite this, blockchain alone does not inherently evaluate the quality or reliability of incoming data. This is where Artificial Intelligence plays a vital role. AI-based trust evaluation mechanisms analyze data patterns, detect anomalies, and assign trust scores, enabling systems to distinguish between reliable and potentially malicious data inputs.</w:t>
       </w:r>
     </w:p>
     <w:p>
@@ -9875,29 +9389,7 @@
           <w:szCs w:val="24"/>
           <w:lang w:val="en-IN" w:eastAsia="en-IN"/>
         </w:rPr>
-        <w:t xml:space="preserve">digital twins utilize trusted data for accurate </w:t>
-      </w:r>
-      <w:proofErr w:type="spellStart"/>
-      <w:r>
-        <w:rPr>
-          <w:rFonts w:ascii="Times New Roman" w:eastAsia="Times New Roman" w:hAnsi="Times New Roman" w:cs="Times New Roman"/>
-          <w:bCs/>
-          <w:sz w:val="24"/>
-          <w:szCs w:val="24"/>
-          <w:lang w:val="en-IN" w:eastAsia="en-IN"/>
-        </w:rPr>
-        <w:t>modeling</w:t>
-      </w:r>
-      <w:proofErr w:type="spellEnd"/>
-      <w:r>
-        <w:rPr>
-          <w:rFonts w:ascii="Times New Roman" w:eastAsia="Times New Roman" w:hAnsi="Times New Roman" w:cs="Times New Roman"/>
-          <w:bCs/>
-          <w:sz w:val="24"/>
-          <w:szCs w:val="24"/>
-          <w:lang w:val="en-IN" w:eastAsia="en-IN"/>
-        </w:rPr>
-        <w:t xml:space="preserve"> and predictions</w:t>
+        <w:t>digital twins utilize trusted data for accurate modeling and predictions</w:t>
       </w:r>
       <w:r>
         <w:rPr>
@@ -9934,22 +9426,6 @@
           <w:bCs/>
           <w:sz w:val="36"/>
           <w:szCs w:val="36"/>
-        </w:rPr>
-      </w:pPr>
-    </w:p>
-    <w:p>
-      <w:pPr>
-        <w:tabs>
-          <w:tab w:val="left" w:pos="821"/>
-          <w:tab w:val="right" w:leader="dot" w:pos="9440"/>
-        </w:tabs>
-        <w:spacing w:line="360" w:lineRule="auto"/>
-        <w:rPr>
-          <w:rFonts w:ascii="Times New Roman" w:eastAsia="Times New Roman" w:hAnsi="Times New Roman" w:cs="Times New Roman"/>
-          <w:b/>
-          <w:bCs/>
-          <w:sz w:val="24"/>
-          <w:szCs w:val="24"/>
         </w:rPr>
       </w:pPr>
     </w:p>
@@ -10175,19 +9651,8 @@
           <w:sz w:val="28"/>
           <w:szCs w:val="28"/>
         </w:rPr>
-        <w:t xml:space="preserve">1.2 Evolution of </w:t>
-      </w:r>
-      <w:proofErr w:type="gramStart"/>
-      <w:r>
-        <w:rPr>
-          <w:rFonts w:ascii="Times New Roman" w:hAnsi="Times New Roman" w:cs="Times New Roman"/>
-          <w:b/>
-          <w:sz w:val="28"/>
-          <w:szCs w:val="28"/>
-        </w:rPr>
-        <w:t>the Technology</w:t>
-      </w:r>
-      <w:proofErr w:type="gramEnd"/>
+        <w:t>1.2 Evolution of the Technology</w:t>
+      </w:r>
     </w:p>
     <w:p>
       <w:pPr>
@@ -10257,25 +9722,7 @@
           <w:sz w:val="24"/>
           <w:szCs w:val="24"/>
         </w:rPr>
-        <w:t xml:space="preserve">provided a decentralized, tamper-proof solution for recording transactions and data. More recently, the integration of AI has revolutionized trust evaluation, allowing </w:t>
-      </w:r>
-      <w:proofErr w:type="gramStart"/>
-      <w:r>
-        <w:rPr>
-          <w:rFonts w:ascii="Times New Roman" w:hAnsi="Times New Roman" w:cs="Times New Roman"/>
-          <w:sz w:val="24"/>
-          <w:szCs w:val="24"/>
-        </w:rPr>
-        <w:t>automated</w:t>
-      </w:r>
-      <w:proofErr w:type="gramEnd"/>
-      <w:r>
-        <w:rPr>
-          <w:rFonts w:ascii="Times New Roman" w:hAnsi="Times New Roman" w:cs="Times New Roman"/>
-          <w:sz w:val="24"/>
-          <w:szCs w:val="24"/>
-        </w:rPr>
-        <w:t>, adaptive assessment of data reliability, anomaly detection, and risk mitigation. Thus, the convergence of digital twins, blockchain, and AI represents the latest stage in ensuring that complex, interconnected systems are both intelligent and secure, evolving from basic replication to trusted, real-time decision-making ecosystems.</w:t>
+        <w:t>provided a decentralized, tamper-proof solution for recording transactions and data. More recently, the integration of AI has revolutionized trust evaluation, allowing automated, adaptive assessment of data reliability, anomaly detection, and risk mitigation. Thus, the convergence of digital twins, blockchain, and AI represents the latest stage in ensuring that complex, interconnected systems are both intelligent and secure, evolving from basic replication to trusted, real-time decision-making ecosystems.</w:t>
       </w:r>
     </w:p>
     <w:p>
@@ -10348,27 +9795,7 @@
           <w:szCs w:val="24"/>
           <w:lang w:val="en-IN" w:eastAsia="en-IN"/>
         </w:rPr>
-        <w:t xml:space="preserve">Artificial Intelligence has also undergone significant transformation, evolving from rule-based systems to advanced machine learning and deep learning models capable of </w:t>
-      </w:r>
-      <w:proofErr w:type="spellStart"/>
-      <w:r>
-        <w:rPr>
-          <w:rFonts w:ascii="Times New Roman" w:eastAsia="Times New Roman" w:hAnsi="Times New Roman" w:cs="Times New Roman"/>
-          <w:sz w:val="24"/>
-          <w:szCs w:val="24"/>
-          <w:lang w:val="en-IN" w:eastAsia="en-IN"/>
-        </w:rPr>
-        <w:t>analyzing</w:t>
-      </w:r>
-      <w:proofErr w:type="spellEnd"/>
-      <w:r>
-        <w:rPr>
-          <w:rFonts w:ascii="Times New Roman" w:eastAsia="Times New Roman" w:hAnsi="Times New Roman" w:cs="Times New Roman"/>
-          <w:sz w:val="24"/>
-          <w:szCs w:val="24"/>
-          <w:lang w:val="en-IN" w:eastAsia="en-IN"/>
-        </w:rPr>
-        <w:t xml:space="preserve"> large volumes of data with high accuracy. The integration of AI into trust evaluation mechanisms has enabled systems to autonomously detect anomalies, predict potential threats, and assess the reliability of data sources.</w:t>
+        <w:t>Artificial Intelligence has also undergone significant transformation, evolving from rule-based systems to advanced machine learning and deep learning models capable of analyzing large volumes of data with high accuracy. The integration of AI into trust evaluation mechanisms has enabled systems to autonomously detect anomalies, predict potential threats, and assess the reliability of data sources.</w:t>
       </w:r>
     </w:p>
     <w:p>
@@ -10413,27 +9840,7 @@
           <w:sz w:val="28"/>
           <w:szCs w:val="28"/>
         </w:rPr>
-        <w:t xml:space="preserve">1.3 Importance of AI Assisted Trust Evaluation </w:t>
-      </w:r>
-      <w:proofErr w:type="gramStart"/>
-      <w:r>
-        <w:rPr>
-          <w:rFonts w:ascii="Times New Roman" w:hAnsi="Times New Roman" w:cs="Times New Roman"/>
-          <w:b/>
-          <w:sz w:val="28"/>
-          <w:szCs w:val="28"/>
-        </w:rPr>
-        <w:t>In</w:t>
-      </w:r>
-      <w:proofErr w:type="gramEnd"/>
-      <w:r>
-        <w:rPr>
-          <w:rFonts w:ascii="Times New Roman" w:hAnsi="Times New Roman" w:cs="Times New Roman"/>
-          <w:b/>
-          <w:sz w:val="28"/>
-          <w:szCs w:val="28"/>
-        </w:rPr>
-        <w:t xml:space="preserve"> Blockchain Based Digital Twin System</w:t>
+        <w:t>1.3 Importance of AI Assisted Trust Evaluation In Blockchain Based Digital Twin System</w:t>
       </w:r>
     </w:p>
     <w:p>
@@ -10520,25 +9927,7 @@
           <w:sz w:val="24"/>
           <w:szCs w:val="24"/>
         </w:rPr>
-        <w:t xml:space="preserve"> merely a technical </w:t>
-      </w:r>
-      <w:proofErr w:type="gramStart"/>
-      <w:r>
-        <w:rPr>
-          <w:rFonts w:ascii="Times New Roman" w:hAnsi="Times New Roman" w:cs="Times New Roman"/>
-          <w:sz w:val="24"/>
-          <w:szCs w:val="24"/>
-        </w:rPr>
-        <w:t>improvement</w:t>
-      </w:r>
-      <w:proofErr w:type="gramEnd"/>
-      <w:r>
-        <w:rPr>
-          <w:rFonts w:ascii="Times New Roman" w:hAnsi="Times New Roman" w:cs="Times New Roman"/>
-          <w:sz w:val="24"/>
-          <w:szCs w:val="24"/>
-        </w:rPr>
-        <w:t xml:space="preserve"> </w:t>
+        <w:t xml:space="preserve"> merely a technical improvement </w:t>
       </w:r>
       <w:r>
         <w:rPr>
@@ -10588,27 +9977,7 @@
           <w:szCs w:val="24"/>
           <w:lang w:val="en-IN" w:eastAsia="en-IN"/>
         </w:rPr>
-        <w:t xml:space="preserve">The integration of AI-assisted trust evaluation addresses this issue by enabling systems to assess the credibility of data in real time. AI models can identify abnormal patterns, detect inconsistencies, and evaluate the </w:t>
-      </w:r>
-      <w:proofErr w:type="spellStart"/>
-      <w:r>
-        <w:rPr>
-          <w:rFonts w:ascii="Times New Roman" w:eastAsia="Times New Roman" w:hAnsi="Times New Roman" w:cs="Times New Roman"/>
-          <w:sz w:val="24"/>
-          <w:szCs w:val="24"/>
-          <w:lang w:val="en-IN" w:eastAsia="en-IN"/>
-        </w:rPr>
-        <w:t>behavior</w:t>
-      </w:r>
-      <w:proofErr w:type="spellEnd"/>
-      <w:r>
-        <w:rPr>
-          <w:rFonts w:ascii="Times New Roman" w:eastAsia="Times New Roman" w:hAnsi="Times New Roman" w:cs="Times New Roman"/>
-          <w:sz w:val="24"/>
-          <w:szCs w:val="24"/>
-          <w:lang w:val="en-IN" w:eastAsia="en-IN"/>
-        </w:rPr>
-        <w:t xml:space="preserve"> of data sources. When combined with blockchain, which ensures that validated data is securely stored and cannot be altered, the system achieves a high level of trust and reliability.</w:t>
+        <w:t>The integration of AI-assisted trust evaluation addresses this issue by enabling systems to assess the credibility of data in real time. AI models can identify abnormal patterns, detect inconsistencies, and evaluate the behavior of data sources. When combined with blockchain, which ensures that validated data is securely stored and cannot be altered, the system achieves a high level of trust and reliability.</w:t>
       </w:r>
     </w:p>
     <w:p>
@@ -10688,27 +10057,7 @@
           <w:sz w:val="28"/>
           <w:szCs w:val="28"/>
         </w:rPr>
-        <w:t xml:space="preserve">AI Assisted Trust Evaluation </w:t>
-      </w:r>
-      <w:proofErr w:type="gramStart"/>
-      <w:r>
-        <w:rPr>
-          <w:rFonts w:ascii="Times New Roman" w:hAnsi="Times New Roman" w:cs="Times New Roman"/>
-          <w:b/>
-          <w:sz w:val="28"/>
-          <w:szCs w:val="28"/>
-        </w:rPr>
-        <w:t>In</w:t>
-      </w:r>
-      <w:proofErr w:type="gramEnd"/>
-      <w:r>
-        <w:rPr>
-          <w:rFonts w:ascii="Times New Roman" w:hAnsi="Times New Roman" w:cs="Times New Roman"/>
-          <w:b/>
-          <w:sz w:val="28"/>
-          <w:szCs w:val="28"/>
-        </w:rPr>
-        <w:t xml:space="preserve"> Blockchain Based Digital Twin System</w:t>
+        <w:t>AI Assisted Trust Evaluation In Blockchain Based Digital Twin System</w:t>
       </w:r>
     </w:p>
     <w:p>
@@ -10864,27 +10213,7 @@
           <w:sz w:val="28"/>
           <w:szCs w:val="28"/>
         </w:rPr>
-        <w:t xml:space="preserve">AI Assisted Trust Evaluation </w:t>
-      </w:r>
-      <w:proofErr w:type="gramStart"/>
-      <w:r>
-        <w:rPr>
-          <w:rFonts w:ascii="Times New Roman" w:hAnsi="Times New Roman" w:cs="Times New Roman"/>
-          <w:b/>
-          <w:sz w:val="28"/>
-          <w:szCs w:val="28"/>
-        </w:rPr>
-        <w:t>In</w:t>
-      </w:r>
-      <w:proofErr w:type="gramEnd"/>
-      <w:r>
-        <w:rPr>
-          <w:rFonts w:ascii="Times New Roman" w:hAnsi="Times New Roman" w:cs="Times New Roman"/>
-          <w:b/>
-          <w:sz w:val="28"/>
-          <w:szCs w:val="28"/>
-        </w:rPr>
-        <w:t xml:space="preserve"> Blockchain Based Digital Twin System</w:t>
+        <w:t>AI Assisted Trust Evaluation In Blockchain Based Digital Twin System</w:t>
       </w:r>
     </w:p>
     <w:p>
@@ -10954,27 +10283,7 @@
           <w:szCs w:val="24"/>
           <w:lang w:val="en-IN" w:eastAsia="en-IN"/>
         </w:rPr>
-        <w:t xml:space="preserve">evelop a comprehensive understanding of how Artificial Intelligence can be utilized to evaluate trust within blockchain-based Digital Twin systems. It aims to </w:t>
-      </w:r>
-      <w:proofErr w:type="spellStart"/>
-      <w:r>
-        <w:rPr>
-          <w:rFonts w:ascii="Times New Roman" w:eastAsia="Times New Roman" w:hAnsi="Times New Roman" w:cs="Times New Roman"/>
-          <w:sz w:val="24"/>
-          <w:szCs w:val="24"/>
-          <w:lang w:val="en-IN" w:eastAsia="en-IN"/>
-        </w:rPr>
-        <w:t>analyze</w:t>
-      </w:r>
-      <w:proofErr w:type="spellEnd"/>
-      <w:r>
-        <w:rPr>
-          <w:rFonts w:ascii="Times New Roman" w:eastAsia="Times New Roman" w:hAnsi="Times New Roman" w:cs="Times New Roman"/>
-          <w:sz w:val="24"/>
-          <w:szCs w:val="24"/>
-          <w:lang w:val="en-IN" w:eastAsia="en-IN"/>
-        </w:rPr>
-        <w:t xml:space="preserve"> the limitations of traditional systems and propose an integrated approach that enhances data reliability and system security.</w:t>
+        <w:t>evelop a comprehensive understanding of how Artificial Intelligence can be utilized to evaluate trust within blockchain-based Digital Twin systems. It aims to analyze the limitations of traditional systems and propose an integrated approach that enhances data reliability and system security.</w:t>
       </w:r>
     </w:p>
     <w:p>
@@ -11057,27 +10366,7 @@
           <w:sz w:val="28"/>
           <w:szCs w:val="28"/>
         </w:rPr>
-        <w:t xml:space="preserve">AI Assisted Trust Evaluation </w:t>
-      </w:r>
-      <w:proofErr w:type="gramStart"/>
-      <w:r>
-        <w:rPr>
-          <w:rFonts w:ascii="Times New Roman" w:hAnsi="Times New Roman" w:cs="Times New Roman"/>
-          <w:b/>
-          <w:sz w:val="28"/>
-          <w:szCs w:val="28"/>
-        </w:rPr>
-        <w:t>In</w:t>
-      </w:r>
-      <w:proofErr w:type="gramEnd"/>
-      <w:r>
-        <w:rPr>
-          <w:rFonts w:ascii="Times New Roman" w:hAnsi="Times New Roman" w:cs="Times New Roman"/>
-          <w:b/>
-          <w:sz w:val="28"/>
-          <w:szCs w:val="28"/>
-        </w:rPr>
-        <w:t xml:space="preserve"> Blockchain Based Digital Twin System</w:t>
+        <w:t>AI Assisted Trust Evaluation In Blockchain Based Digital Twin System</w:t>
       </w:r>
     </w:p>
     <w:p>
@@ -11141,27 +10430,7 @@
           <w:lang w:val="en-IN" w:eastAsia="en-IN"/>
         </w:rPr>
         <w:lastRenderedPageBreak/>
-        <w:t xml:space="preserve">Security is another critical concern, as IoT devices used in Digital Twin systems are often vulnerable to cyber-attacks. Ensuring secure communication between devices, AI modules, and blockchain networks is essential. Furthermore, integrating these technologies into a unified system requires careful design and coordination, which can be complex and </w:t>
-      </w:r>
-      <w:proofErr w:type="gramStart"/>
-      <w:r>
-        <w:rPr>
-          <w:rFonts w:ascii="Times New Roman" w:eastAsia="Times New Roman" w:hAnsi="Times New Roman" w:cs="Times New Roman"/>
-          <w:sz w:val="24"/>
-          <w:szCs w:val="24"/>
-          <w:lang w:val="en-IN" w:eastAsia="en-IN"/>
-        </w:rPr>
-        <w:t>resource-intensive</w:t>
-      </w:r>
-      <w:proofErr w:type="gramEnd"/>
-      <w:r>
-        <w:rPr>
-          <w:rFonts w:ascii="Times New Roman" w:eastAsia="Times New Roman" w:hAnsi="Times New Roman" w:cs="Times New Roman"/>
-          <w:sz w:val="24"/>
-          <w:szCs w:val="24"/>
-          <w:lang w:val="en-IN" w:eastAsia="en-IN"/>
-        </w:rPr>
-        <w:t>.</w:t>
+        <w:t>Security is another critical concern, as IoT devices used in Digital Twin systems are often vulnerable to cyber-attacks. Ensuring secure communication between devices, AI modules, and blockchain networks is essential. Furthermore, integrating these technologies into a unified system requires careful design and coordination, which can be complex and resource-intensive.</w:t>
       </w:r>
     </w:p>
     <w:p>
@@ -11202,27 +10471,7 @@
           <w:sz w:val="28"/>
           <w:szCs w:val="28"/>
         </w:rPr>
-        <w:t xml:space="preserve">AI Assisted Trust Evaluation </w:t>
-      </w:r>
-      <w:proofErr w:type="gramStart"/>
-      <w:r>
-        <w:rPr>
-          <w:rFonts w:ascii="Times New Roman" w:hAnsi="Times New Roman" w:cs="Times New Roman"/>
-          <w:b/>
-          <w:sz w:val="28"/>
-          <w:szCs w:val="28"/>
-        </w:rPr>
-        <w:t>In</w:t>
-      </w:r>
-      <w:proofErr w:type="gramEnd"/>
-      <w:r>
-        <w:rPr>
-          <w:rFonts w:ascii="Times New Roman" w:hAnsi="Times New Roman" w:cs="Times New Roman"/>
-          <w:b/>
-          <w:sz w:val="28"/>
-          <w:szCs w:val="28"/>
-        </w:rPr>
-        <w:t xml:space="preserve"> Blockchain Based Digital Twin System</w:t>
+        <w:t>AI Assisted Trust Evaluation In Blockchain Based Digital Twin System</w:t>
       </w:r>
     </w:p>
     <w:p>
@@ -11288,27 +10537,7 @@
           <w:szCs w:val="24"/>
           <w:lang w:val="en-IN" w:eastAsia="en-IN"/>
         </w:rPr>
-        <w:t xml:space="preserve">On the software side, the system requires a Digital Twin platform for </w:t>
-      </w:r>
-      <w:proofErr w:type="spellStart"/>
-      <w:r>
-        <w:rPr>
-          <w:rFonts w:ascii="Times New Roman" w:eastAsia="Times New Roman" w:hAnsi="Times New Roman" w:cs="Times New Roman"/>
-          <w:sz w:val="24"/>
-          <w:szCs w:val="24"/>
-          <w:lang w:val="en-IN" w:eastAsia="en-IN"/>
-        </w:rPr>
-        <w:t>modeling</w:t>
-      </w:r>
-      <w:proofErr w:type="spellEnd"/>
-      <w:r>
-        <w:rPr>
-          <w:rFonts w:ascii="Times New Roman" w:eastAsia="Times New Roman" w:hAnsi="Times New Roman" w:cs="Times New Roman"/>
-          <w:sz w:val="24"/>
-          <w:szCs w:val="24"/>
-          <w:lang w:val="en-IN" w:eastAsia="en-IN"/>
-        </w:rPr>
-        <w:t xml:space="preserve"> and simulation, AI algorithms for trust evaluation, and a blockchain network for secure data storage and management. The integration of these components requires middleware and communication protocols that ensure seamless data flow and interoperability.</w:t>
+        <w:t>On the software side, the system requires a Digital Twin platform for modeling and simulation, AI algorithms for trust evaluation, and a blockchain network for secure data storage and management. The integration of these components requires middleware and communication protocols that ensure seamless data flow and interoperability.</w:t>
       </w:r>
     </w:p>
     <w:p>
@@ -11346,11 +10575,33 @@
     </w:p>
     <w:p>
       <w:pPr>
-        <w:pStyle w:val="ListParagraph"/>
-        <w:numPr>
-          <w:ilvl w:val="0"/>
-          <w:numId w:val="2"/>
-        </w:numPr>
+        <w:tabs>
+          <w:tab w:val="left" w:pos="821"/>
+          <w:tab w:val="right" w:leader="dot" w:pos="9440"/>
+        </w:tabs>
+        <w:spacing w:line="360" w:lineRule="auto"/>
+        <w:rPr>
+          <w:rFonts w:ascii="Times New Roman" w:eastAsia="Times New Roman" w:hAnsi="Times New Roman" w:cs="Times New Roman"/>
+          <w:b/>
+          <w:bCs/>
+          <w:sz w:val="32"/>
+          <w:szCs w:val="32"/>
+        </w:rPr>
+      </w:pPr>
+      <w:r>
+        <w:rPr>
+          <w:rFonts w:ascii="Times New Roman" w:eastAsia="Times New Roman" w:hAnsi="Times New Roman" w:cs="Times New Roman"/>
+          <w:b/>
+          <w:bCs/>
+          <w:sz w:val="32"/>
+          <w:szCs w:val="32"/>
+        </w:rPr>
+        <w:lastRenderedPageBreak/>
+        <w:t>CHAPTER 2</w:t>
+      </w:r>
+    </w:p>
+    <w:p>
+      <w:pPr>
         <w:tabs>
           <w:tab w:val="left" w:pos="821"/>
           <w:tab w:val="right" w:leader="dot" w:pos="9440"/>
@@ -11370,10 +10621,9 @@
           <w:rFonts w:ascii="Times New Roman" w:eastAsia="Times New Roman" w:hAnsi="Times New Roman" w:cs="Times New Roman"/>
           <w:b/>
           <w:bCs/>
-          <w:sz w:val="32"/>
-          <w:szCs w:val="32"/>
-        </w:rPr>
-        <w:lastRenderedPageBreak/>
+          <w:sz w:val="36"/>
+          <w:szCs w:val="36"/>
+        </w:rPr>
         <w:t>LITERATURE SURVEY</w:t>
       </w:r>
     </w:p>
@@ -11466,43 +10716,7 @@
           <w:sz w:val="24"/>
           <w:szCs w:val="24"/>
         </w:rPr>
-        <w:t>Industrial Internet of Things (</w:t>
-      </w:r>
-      <w:proofErr w:type="spellStart"/>
-      <w:r>
-        <w:rPr>
-          <w:rFonts w:ascii="Times New Roman" w:hAnsi="Times New Roman" w:cs="Times New Roman"/>
-          <w:sz w:val="24"/>
-          <w:szCs w:val="24"/>
-        </w:rPr>
-        <w:t>IIoT</w:t>
-      </w:r>
-      <w:proofErr w:type="spellEnd"/>
-      <w:r>
-        <w:rPr>
-          <w:rFonts w:ascii="Times New Roman" w:hAnsi="Times New Roman" w:cs="Times New Roman"/>
-          <w:sz w:val="24"/>
-          <w:szCs w:val="24"/>
-        </w:rPr>
-        <w:t xml:space="preserve">) environments rely on </w:t>
-      </w:r>
-      <w:proofErr w:type="gramStart"/>
-      <w:r>
-        <w:rPr>
-          <w:rFonts w:ascii="Times New Roman" w:hAnsi="Times New Roman" w:cs="Times New Roman"/>
-          <w:sz w:val="24"/>
-          <w:szCs w:val="24"/>
-        </w:rPr>
-        <w:t>a large number of</w:t>
-      </w:r>
-      <w:proofErr w:type="gramEnd"/>
-      <w:r>
-        <w:rPr>
-          <w:rFonts w:ascii="Times New Roman" w:hAnsi="Times New Roman" w:cs="Times New Roman"/>
-          <w:sz w:val="24"/>
-          <w:szCs w:val="24"/>
-        </w:rPr>
-        <w:t xml:space="preserve"> interconnected devices and sensors that continuously generate data for digital twin systems. These digital twins use real-time data to monitor operations, predict failures, and optimize performance. However, the reliability of such systems is highly dependent on the trustworthiness of incoming data. In traditional architectures, data is often managed through centralized servers, which are vulnerable to cyber-attacks, data tampering, and single points of failure. Additionally, there is no effective mechanism to verify whether the data generated by sensors is genuine or manipulated. This creates a significant challenge in maintaining data integrity and trust within digital twin systems, especially in critical industrial applications where incorrect data can lead to operational failures and financial losses.</w:t>
+        <w:t>Industrial Internet of Things (IIoT) environments rely on a large number of interconnected devices and sensors that continuously generate data for digital twin systems. These digital twins use real-time data to monitor operations, predict failures, and optimize performance. However, the reliability of such systems is highly dependent on the trustworthiness of incoming data. In traditional architectures, data is often managed through centralized servers, which are vulnerable to cyber-attacks, data tampering, and single points of failure. Additionally, there is no effective mechanism to verify whether the data generated by sensors is genuine or manipulated. This creates a significant challenge in maintaining data integrity and trust within digital twin systems, especially in critical industrial applications where incorrect data can lead to operational failures and financial losses.</w:t>
       </w:r>
     </w:p>
     <w:p>
@@ -11546,27 +10760,7 @@
           <w:szCs w:val="24"/>
           <w:lang w:val="en-IN" w:eastAsia="en-IN"/>
         </w:rPr>
-        <w:t xml:space="preserve">To address these challenges, the authors propose a blockchain-based trust mechanism specifically designed for digital twin systems in </w:t>
-      </w:r>
-      <w:proofErr w:type="spellStart"/>
-      <w:r>
-        <w:rPr>
-          <w:rFonts w:ascii="Times New Roman" w:eastAsia="Times New Roman" w:hAnsi="Times New Roman" w:cs="Times New Roman"/>
-          <w:sz w:val="24"/>
-          <w:szCs w:val="24"/>
-          <w:lang w:val="en-IN" w:eastAsia="en-IN"/>
-        </w:rPr>
-        <w:t>IIoT</w:t>
-      </w:r>
-      <w:proofErr w:type="spellEnd"/>
-      <w:r>
-        <w:rPr>
-          <w:rFonts w:ascii="Times New Roman" w:eastAsia="Times New Roman" w:hAnsi="Times New Roman" w:cs="Times New Roman"/>
-          <w:sz w:val="24"/>
-          <w:szCs w:val="24"/>
-          <w:lang w:val="en-IN" w:eastAsia="en-IN"/>
-        </w:rPr>
-        <w:t xml:space="preserve"> environments. The methodology involves integrating a decentralized blockchain network with digital twin architecture to ensure secure and transparent data management. A </w:t>
+        <w:t xml:space="preserve">To address these challenges, the authors propose a blockchain-based trust mechanism specifically designed for digital twin systems in IIoT environments. The methodology involves integrating a decentralized blockchain network with digital twin architecture to ensure secure and transparent data management. A </w:t>
       </w:r>
       <w:r>
         <w:rPr>
@@ -11576,98 +10770,26 @@
           <w:szCs w:val="24"/>
           <w:lang w:val="en-IN" w:eastAsia="en-IN"/>
         </w:rPr>
-        <w:t>Proof of Authority (</w:t>
-      </w:r>
-      <w:proofErr w:type="spellStart"/>
-      <w:r>
-        <w:rPr>
-          <w:rFonts w:ascii="Times New Roman" w:eastAsia="Times New Roman" w:hAnsi="Times New Roman" w:cs="Times New Roman"/>
-          <w:bCs/>
-          <w:sz w:val="24"/>
-          <w:szCs w:val="24"/>
-          <w:lang w:val="en-IN" w:eastAsia="en-IN"/>
-        </w:rPr>
-        <w:t>PoA</w:t>
-      </w:r>
-      <w:proofErr w:type="spellEnd"/>
-      <w:r>
-        <w:rPr>
-          <w:rFonts w:ascii="Times New Roman" w:eastAsia="Times New Roman" w:hAnsi="Times New Roman" w:cs="Times New Roman"/>
-          <w:bCs/>
-          <w:sz w:val="24"/>
-          <w:szCs w:val="24"/>
-          <w:lang w:val="en-IN" w:eastAsia="en-IN"/>
-        </w:rPr>
-        <w:t>)</w:t>
-      </w:r>
-      <w:r>
-        <w:rPr>
-          <w:rFonts w:ascii="Times New Roman" w:eastAsia="Times New Roman" w:hAnsi="Times New Roman" w:cs="Times New Roman"/>
-          <w:sz w:val="24"/>
-          <w:szCs w:val="24"/>
-          <w:lang w:val="en-IN" w:eastAsia="en-IN"/>
-        </w:rPr>
-        <w:t xml:space="preserve"> consensus mechanism is used to reduce computational overhead and improve efficiency, making it suitable for industrial applications. The system evaluates trust by </w:t>
-      </w:r>
-      <w:proofErr w:type="spellStart"/>
-      <w:r>
-        <w:rPr>
-          <w:rFonts w:ascii="Times New Roman" w:eastAsia="Times New Roman" w:hAnsi="Times New Roman" w:cs="Times New Roman"/>
-          <w:sz w:val="24"/>
-          <w:szCs w:val="24"/>
-          <w:lang w:val="en-IN" w:eastAsia="en-IN"/>
-        </w:rPr>
-        <w:t>analyzing</w:t>
-      </w:r>
-      <w:proofErr w:type="spellEnd"/>
-      <w:r>
-        <w:rPr>
-          <w:rFonts w:ascii="Times New Roman" w:eastAsia="Times New Roman" w:hAnsi="Times New Roman" w:cs="Times New Roman"/>
-          <w:sz w:val="24"/>
-          <w:szCs w:val="24"/>
-          <w:lang w:val="en-IN" w:eastAsia="en-IN"/>
-        </w:rPr>
-        <w:t xml:space="preserve"> multiple parameters such as data consistency, historical reliability of devices, and </w:t>
-      </w:r>
-      <w:proofErr w:type="spellStart"/>
-      <w:r>
-        <w:rPr>
-          <w:rFonts w:ascii="Times New Roman" w:eastAsia="Times New Roman" w:hAnsi="Times New Roman" w:cs="Times New Roman"/>
-          <w:sz w:val="24"/>
-          <w:szCs w:val="24"/>
-          <w:lang w:val="en-IN" w:eastAsia="en-IN"/>
-        </w:rPr>
-        <w:t>behavioral</w:t>
-      </w:r>
-      <w:proofErr w:type="spellEnd"/>
-      <w:r>
-        <w:rPr>
-          <w:rFonts w:ascii="Times New Roman" w:eastAsia="Times New Roman" w:hAnsi="Times New Roman" w:cs="Times New Roman"/>
-          <w:sz w:val="24"/>
-          <w:szCs w:val="24"/>
-          <w:lang w:val="en-IN" w:eastAsia="en-IN"/>
-        </w:rPr>
-        <w:t xml:space="preserve"> patterns of nodes. Once the data is validated, it is stored on the blockchain, ensuring immutability and traceability. Smart contracts are utilized to automate the trust evaluation process and enforce predefined rules for data validation. The key contribution of this work lies in developing a lightweight and efficient trust framework that combines blockchain with digital twin systems, enabling secure, decentralized, and reliable data exchange in </w:t>
-      </w:r>
-      <w:proofErr w:type="spellStart"/>
-      <w:r>
-        <w:rPr>
-          <w:rFonts w:ascii="Times New Roman" w:eastAsia="Times New Roman" w:hAnsi="Times New Roman" w:cs="Times New Roman"/>
-          <w:sz w:val="24"/>
-          <w:szCs w:val="24"/>
-          <w:lang w:val="en-IN" w:eastAsia="en-IN"/>
-        </w:rPr>
-        <w:t>IIoT</w:t>
-      </w:r>
-      <w:proofErr w:type="spellEnd"/>
-      <w:r>
-        <w:rPr>
-          <w:rFonts w:ascii="Times New Roman" w:eastAsia="Times New Roman" w:hAnsi="Times New Roman" w:cs="Times New Roman"/>
-          <w:sz w:val="24"/>
-          <w:szCs w:val="24"/>
-          <w:lang w:val="en-IN" w:eastAsia="en-IN"/>
-        </w:rPr>
-        <w:t xml:space="preserve"> environments.</w:t>
+        <w:t>Proof of Authority (PoA)</w:t>
+      </w:r>
+      <w:r>
+        <w:rPr>
+          <w:rFonts w:ascii="Times New Roman" w:eastAsia="Times New Roman" w:hAnsi="Times New Roman" w:cs="Times New Roman"/>
+          <w:sz w:val="24"/>
+          <w:szCs w:val="24"/>
+          <w:lang w:val="en-IN" w:eastAsia="en-IN"/>
+        </w:rPr>
+        <w:t xml:space="preserve"> consensus mechanism is used to reduce computational overhead and improve efficiency, making it suitable for industrial applications. The system evaluates trust by analyzing multiple parameters such as data consistency, historical reliability of devices, and behavioral patterns of nodes. Once the data is validated, it is stored on the blockchain, ensuring immutability and traceability. Smart contracts are utilized to automate the trust evaluation process and enforce predefined rules for data validation. The key contribution of this work lies in developing a lightweight and efficient trust framework that combines </w:t>
+      </w:r>
+      <w:r>
+        <w:rPr>
+          <w:rFonts w:ascii="Times New Roman" w:eastAsia="Times New Roman" w:hAnsi="Times New Roman" w:cs="Times New Roman"/>
+          <w:sz w:val="24"/>
+          <w:szCs w:val="24"/>
+          <w:lang w:val="en-IN" w:eastAsia="en-IN"/>
+        </w:rPr>
+        <w:lastRenderedPageBreak/>
+        <w:t>blockchain with digital twin systems, enabling secure, decentralized, and reliable data exchange in IIoT environments.</w:t>
       </w:r>
     </w:p>
     <w:p>
@@ -11690,7 +10812,6 @@
           <w:szCs w:val="24"/>
           <w:lang w:val="en-IN" w:eastAsia="en-IN"/>
         </w:rPr>
-        <w:lastRenderedPageBreak/>
         <w:t>Key Findings</w:t>
       </w:r>
     </w:p>
@@ -11754,27 +10875,7 @@
           <w:szCs w:val="24"/>
           <w:lang w:val="en-IN" w:eastAsia="en-IN"/>
         </w:rPr>
-        <w:t xml:space="preserve">Use of </w:t>
-      </w:r>
-      <w:proofErr w:type="spellStart"/>
-      <w:r>
-        <w:rPr>
-          <w:rFonts w:ascii="Times New Roman" w:eastAsia="Times New Roman" w:hAnsi="Times New Roman" w:cs="Times New Roman"/>
-          <w:sz w:val="24"/>
-          <w:szCs w:val="24"/>
-          <w:lang w:val="en-IN" w:eastAsia="en-IN"/>
-        </w:rPr>
-        <w:t>PoA</w:t>
-      </w:r>
-      <w:proofErr w:type="spellEnd"/>
-      <w:r>
-        <w:rPr>
-          <w:rFonts w:ascii="Times New Roman" w:eastAsia="Times New Roman" w:hAnsi="Times New Roman" w:cs="Times New Roman"/>
-          <w:sz w:val="24"/>
-          <w:szCs w:val="24"/>
-          <w:lang w:val="en-IN" w:eastAsia="en-IN"/>
-        </w:rPr>
-        <w:t xml:space="preserve"> consensus reduces computational cost</w:t>
+        <w:t>Use of PoA consensus reduces computational cost</w:t>
       </w:r>
       <w:r>
         <w:rPr>
@@ -12006,7 +11107,16 @@
           <w:sz w:val="24"/>
           <w:szCs w:val="24"/>
         </w:rPr>
-        <w:t>The rapid integration of federated learning with digital twin systems has enabled collaborative model training without sharing raw data, thereby preserving privacy. However, this decentralized learning paradigm introduces significant challenges related to trust, as multiple participants contribute local model updates that may be unreliable, noisy, or even malicious. In digital twin environments, where decisions are made based on continuously updated models, the presence of untrustworthy participants can degrade model performance and compromise system reliability. The core problem addressed in this work is the absence of an effective trust evaluation mechanism to identify and filter out low-quality or malicious contributions in federated learning-based digital twin systems.</w:t>
+        <w:t xml:space="preserve">The rapid integration of federated learning with digital twin systems has enabled collaborative model training without sharing raw data, thereby preserving privacy. However, this decentralized learning paradigm introduces significant challenges related to trust, as multiple participants contribute local model updates that may be unreliable, noisy, or even malicious. In digital twin environments, where decisions are made based on continuously updated models, the presence of untrustworthy participants can degrade model performance and compromise system reliability. The core problem addressed in this work is the absence of an effective trust evaluation mechanism </w:t>
+      </w:r>
+      <w:r>
+        <w:rPr>
+          <w:rFonts w:ascii="Times New Roman" w:hAnsi="Times New Roman" w:cs="Times New Roman"/>
+          <w:sz w:val="24"/>
+          <w:szCs w:val="24"/>
+        </w:rPr>
+        <w:lastRenderedPageBreak/>
+        <w:t>to identify and filter out low-quality or malicious contributions in federated learning-based digital twin systems.</w:t>
       </w:r>
     </w:p>
     <w:p>
@@ -12027,7 +11137,6 @@
           <w:sz w:val="24"/>
           <w:szCs w:val="24"/>
         </w:rPr>
-        <w:lastRenderedPageBreak/>
         <w:t>Methodology and Contribution</w:t>
       </w:r>
     </w:p>
@@ -12097,6 +11206,9 @@
     </w:p>
     <w:p>
       <w:pPr>
+        <w:tabs>
+          <w:tab w:val="left" w:pos="2340"/>
+        </w:tabs>
         <w:spacing w:before="100" w:beforeAutospacing="1" w:after="100" w:afterAutospacing="1" w:line="360" w:lineRule="auto"/>
         <w:jc w:val="both"/>
         <w:rPr>
@@ -12114,6 +11226,15 @@
           <w:szCs w:val="24"/>
         </w:rPr>
         <w:t>Key Findings</w:t>
+      </w:r>
+      <w:r>
+        <w:rPr>
+          <w:rFonts w:ascii="Times New Roman" w:hAnsi="Times New Roman" w:cs="Times New Roman"/>
+          <w:b/>
+          <w:sz w:val="24"/>
+          <w:szCs w:val="24"/>
+        </w:rPr>
+        <w:tab/>
       </w:r>
     </w:p>
     <w:p>
@@ -12171,27 +11292,7 @@
           <w:szCs w:val="24"/>
           <w:lang w:val="en-IN" w:eastAsia="en-IN"/>
         </w:rPr>
-        <w:t xml:space="preserve">ely identified and filtered </w:t>
-      </w:r>
-      <w:proofErr w:type="gramStart"/>
-      <w:r>
-        <w:rPr>
-          <w:rFonts w:ascii="Times New Roman" w:eastAsia="Times New Roman" w:hAnsi="Times New Roman" w:cs="Times New Roman"/>
-          <w:sz w:val="24"/>
-          <w:szCs w:val="24"/>
-          <w:lang w:val="en-IN" w:eastAsia="en-IN"/>
-        </w:rPr>
-        <w:t>out,</w:t>
-      </w:r>
-      <w:proofErr w:type="gramEnd"/>
-      <w:r>
-        <w:rPr>
-          <w:rFonts w:ascii="Times New Roman" w:eastAsia="Times New Roman" w:hAnsi="Times New Roman" w:cs="Times New Roman"/>
-          <w:sz w:val="24"/>
-          <w:szCs w:val="24"/>
-          <w:lang w:val="en-IN" w:eastAsia="en-IN"/>
-        </w:rPr>
-        <w:t xml:space="preserve"> d</w:t>
+        <w:t>ely identified and filtered out, d</w:t>
       </w:r>
       <w:r>
         <w:rPr>
@@ -12304,19 +11405,6 @@
         <w:spacing w:before="100" w:beforeAutospacing="1" w:after="100" w:afterAutospacing="1" w:line="360" w:lineRule="auto"/>
         <w:jc w:val="both"/>
         <w:rPr>
-          <w:rFonts w:ascii="Times New Roman" w:eastAsia="Times New Roman" w:hAnsi="Times New Roman" w:cs="Times New Roman"/>
-          <w:b/>
-          <w:sz w:val="24"/>
-          <w:szCs w:val="24"/>
-          <w:lang w:val="en-IN" w:eastAsia="en-IN"/>
-        </w:rPr>
-      </w:pPr>
-    </w:p>
-    <w:p>
-      <w:pPr>
-        <w:spacing w:before="100" w:beforeAutospacing="1" w:after="100" w:afterAutospacing="1" w:line="360" w:lineRule="auto"/>
-        <w:jc w:val="both"/>
-        <w:rPr>
           <w:rFonts w:ascii="Times New Roman" w:hAnsi="Times New Roman" w:cs="Times New Roman"/>
           <w:b/>
           <w:sz w:val="28"/>
@@ -12454,27 +11542,7 @@
           <w:szCs w:val="24"/>
           <w:lang w:val="en-IN" w:eastAsia="en-IN"/>
         </w:rPr>
-        <w:t xml:space="preserve"> networks for predictive analysis. The methodology involves collecting real-time data from various smart city components such as traffic sensors, environmental monitoring systems, and public infrastructure devices. This data is first processed using AI models to </w:t>
-      </w:r>
-      <w:proofErr w:type="spellStart"/>
-      <w:r>
-        <w:rPr>
-          <w:rFonts w:ascii="Times New Roman" w:eastAsia="Times New Roman" w:hAnsi="Times New Roman" w:cs="Times New Roman"/>
-          <w:sz w:val="24"/>
-          <w:szCs w:val="24"/>
-          <w:lang w:val="en-IN" w:eastAsia="en-IN"/>
-        </w:rPr>
-        <w:t>analyze</w:t>
-      </w:r>
-      <w:proofErr w:type="spellEnd"/>
-      <w:r>
-        <w:rPr>
-          <w:rFonts w:ascii="Times New Roman" w:eastAsia="Times New Roman" w:hAnsi="Times New Roman" w:cs="Times New Roman"/>
-          <w:sz w:val="24"/>
-          <w:szCs w:val="24"/>
-          <w:lang w:val="en-IN" w:eastAsia="en-IN"/>
-        </w:rPr>
-        <w:t xml:space="preserve"> patterns, detect anomalies, and evaluate trustworthiness.</w:t>
+        <w:t xml:space="preserve"> networks for predictive analysis. The methodology involves collecting real-time data from various smart city components such as traffic sensors, environmental monitoring systems, and public infrastructure devices. This data is first processed using AI models to analyze patterns, detect anomalies, and evaluate trustworthiness.</w:t>
       </w:r>
       <w:r>
         <w:rPr>
@@ -12666,27 +11734,7 @@
           <w:szCs w:val="24"/>
           <w:lang w:val="en-IN" w:eastAsia="en-IN"/>
         </w:rPr>
-        <w:t xml:space="preserve">ies and unreliable data </w:t>
-      </w:r>
-      <w:proofErr w:type="gramStart"/>
-      <w:r>
-        <w:rPr>
-          <w:rFonts w:ascii="Times New Roman" w:eastAsia="Times New Roman" w:hAnsi="Times New Roman" w:cs="Times New Roman"/>
-          <w:sz w:val="24"/>
-          <w:szCs w:val="24"/>
-          <w:lang w:val="en-IN" w:eastAsia="en-IN"/>
-        </w:rPr>
-        <w:t>sources,</w:t>
-      </w:r>
-      <w:proofErr w:type="gramEnd"/>
-      <w:r>
-        <w:rPr>
-          <w:rFonts w:ascii="Times New Roman" w:eastAsia="Times New Roman" w:hAnsi="Times New Roman" w:cs="Times New Roman"/>
-          <w:sz w:val="24"/>
-          <w:szCs w:val="24"/>
-          <w:lang w:val="en-IN" w:eastAsia="en-IN"/>
-        </w:rPr>
-        <w:t xml:space="preserve"> t</w:t>
+        <w:t>ies and unreliable data sources, t</w:t>
       </w:r>
       <w:r>
         <w:rPr>
@@ -13236,27 +12284,7 @@
           <w:szCs w:val="24"/>
           <w:lang w:val="en-IN" w:eastAsia="en-IN"/>
         </w:rPr>
-        <w:t xml:space="preserve">cess are significantly </w:t>
-      </w:r>
-      <w:proofErr w:type="gramStart"/>
-      <w:r>
-        <w:rPr>
-          <w:rFonts w:ascii="Times New Roman" w:eastAsia="Times New Roman" w:hAnsi="Times New Roman" w:cs="Times New Roman"/>
-          <w:sz w:val="24"/>
-          <w:szCs w:val="24"/>
-          <w:lang w:val="en-IN" w:eastAsia="en-IN"/>
-        </w:rPr>
-        <w:t>improved</w:t>
-      </w:r>
-      <w:proofErr w:type="gramEnd"/>
-      <w:r>
-        <w:rPr>
-          <w:rFonts w:ascii="Times New Roman" w:eastAsia="Times New Roman" w:hAnsi="Times New Roman" w:cs="Times New Roman"/>
-          <w:sz w:val="24"/>
-          <w:szCs w:val="24"/>
-          <w:lang w:val="en-IN" w:eastAsia="en-IN"/>
-        </w:rPr>
-        <w:t xml:space="preserve"> and t</w:t>
+        <w:t>cess are significantly improved and t</w:t>
       </w:r>
       <w:r>
         <w:rPr>
@@ -13336,27 +12364,7 @@
           <w:sz w:val="28"/>
           <w:szCs w:val="28"/>
         </w:rPr>
-        <w:t xml:space="preserve">2.5 Wang L., Zhou Y., Chen H.: </w:t>
-      </w:r>
-      <w:proofErr w:type="spellStart"/>
-      <w:r>
-        <w:rPr>
-          <w:rFonts w:ascii="Times New Roman" w:hAnsi="Times New Roman" w:cs="Times New Roman"/>
-          <w:b/>
-          <w:sz w:val="28"/>
-          <w:szCs w:val="28"/>
-        </w:rPr>
-        <w:t>Causio-TwinChain</w:t>
-      </w:r>
-      <w:proofErr w:type="spellEnd"/>
-      <w:r>
-        <w:rPr>
-          <w:rFonts w:ascii="Times New Roman" w:hAnsi="Times New Roman" w:cs="Times New Roman"/>
-          <w:b/>
-          <w:sz w:val="28"/>
-          <w:szCs w:val="28"/>
-        </w:rPr>
-        <w:t>: AI-Driven Trust and Security Model for Digital Twins</w:t>
+        <w:t>2.5 Wang L., Zhou Y., Chen H.: Causio-TwinChain: AI-Driven Trust and Security Model for Digital Twins</w:t>
       </w:r>
     </w:p>
     <w:p>
@@ -13465,27 +12473,7 @@
           <w:szCs w:val="24"/>
           <w:lang w:val="en-IN" w:eastAsia="en-IN"/>
         </w:rPr>
-        <w:t xml:space="preserve"> with blockchain technology. Unlike traditional machine learning approaches, causal AI </w:t>
-      </w:r>
-      <w:proofErr w:type="spellStart"/>
-      <w:r>
-        <w:rPr>
-          <w:rFonts w:ascii="Times New Roman" w:eastAsia="Times New Roman" w:hAnsi="Times New Roman" w:cs="Times New Roman"/>
-          <w:sz w:val="24"/>
-          <w:szCs w:val="24"/>
-          <w:lang w:val="en-IN" w:eastAsia="en-IN"/>
-        </w:rPr>
-        <w:t>analyzes</w:t>
-      </w:r>
-      <w:proofErr w:type="spellEnd"/>
-      <w:r>
-        <w:rPr>
-          <w:rFonts w:ascii="Times New Roman" w:eastAsia="Times New Roman" w:hAnsi="Times New Roman" w:cs="Times New Roman"/>
-          <w:sz w:val="24"/>
-          <w:szCs w:val="24"/>
-          <w:lang w:val="en-IN" w:eastAsia="en-IN"/>
-        </w:rPr>
-        <w:t xml:space="preserve"> cause-and-effect relationships between variables, enabling the system to understand the underlying reasons behind data changes rather than just identifying patterns.</w:t>
+        <w:t xml:space="preserve"> with blockchain technology. Unlike traditional machine learning approaches, causal AI analyzes cause-and-effect relationships between variables, enabling the system to understand the underlying reasons behind data changes rather than just identifying patterns.</w:t>
       </w:r>
     </w:p>
     <w:p>
@@ -13734,25 +12722,7 @@
           <w:sz w:val="24"/>
           <w:szCs w:val="24"/>
         </w:rPr>
-        <w:t xml:space="preserve">The paper concludes that integrating causal AI with blockchain provides a more intelligent and reliable approach to trust evaluation in digital twin systems. By focusing on cause-and-effect relationships, the proposed framework overcomes the limitations of traditional methods and improves anomaly detection accuracy. The use of blockchain further strengthens the system by ensuring data integrity and transparency. Overall, the </w:t>
-      </w:r>
-      <w:proofErr w:type="spellStart"/>
-      <w:r>
-        <w:rPr>
-          <w:rFonts w:ascii="Times New Roman" w:hAnsi="Times New Roman" w:cs="Times New Roman"/>
-          <w:sz w:val="24"/>
-          <w:szCs w:val="24"/>
-        </w:rPr>
-        <w:t>Causio-TwinChain</w:t>
-      </w:r>
-      <w:proofErr w:type="spellEnd"/>
-      <w:r>
-        <w:rPr>
-          <w:rFonts w:ascii="Times New Roman" w:hAnsi="Times New Roman" w:cs="Times New Roman"/>
-          <w:sz w:val="24"/>
-          <w:szCs w:val="24"/>
-        </w:rPr>
-        <w:t xml:space="preserve"> model offers a robust solution for building secure, trustworthy, and efficient digital twin environments.</w:t>
+        <w:t>The paper concludes that integrating causal AI with blockchain provides a more intelligent and reliable approach to trust evaluation in digital twin systems. By focusing on cause-and-effect relationships, the proposed framework overcomes the limitations of traditional methods and improves anomaly detection accuracy. The use of blockchain further strengthens the system by ensuring data integrity and transparency. Overall, the Causio-TwinChain model offers a robust solution for building secure, trustworthy, and efficient digital twin environments.</w:t>
       </w:r>
     </w:p>
     <w:p>
@@ -13866,25 +12836,7 @@
           <w:sz w:val="24"/>
           <w:szCs w:val="24"/>
         </w:rPr>
-        <w:t xml:space="preserve">To address these issues, the paper adopts a systematic survey methodology, where existing research works and frameworks combining blockchain and digital twins are analyzed and compared. The authors categorize different integration architectures based on their design approaches, such as fully decentralized models, hybrid models combining cloud and blockchain, and edge-based implementations. The study evaluates these </w:t>
-      </w:r>
-      <w:proofErr w:type="gramStart"/>
-      <w:r>
-        <w:rPr>
-          <w:rFonts w:ascii="Times New Roman" w:hAnsi="Times New Roman" w:cs="Times New Roman"/>
-          <w:sz w:val="24"/>
-          <w:szCs w:val="24"/>
-        </w:rPr>
-        <w:t>models</w:t>
-      </w:r>
-      <w:proofErr w:type="gramEnd"/>
-      <w:r>
-        <w:rPr>
-          <w:rFonts w:ascii="Times New Roman" w:hAnsi="Times New Roman" w:cs="Times New Roman"/>
-          <w:sz w:val="24"/>
-          <w:szCs w:val="24"/>
-        </w:rPr>
-        <w:t xml:space="preserve"> using parameters like security, scalability, latency, and interoperability. The contribution of this paper lies in providing a structured classification of blockchain-enabled digital twin architectures, identifying key design </w:t>
+        <w:t xml:space="preserve">To address these issues, the paper adopts a systematic survey methodology, where existing research works and frameworks combining blockchain and digital twins are analyzed and compared. The authors categorize different integration architectures based on their design approaches, such as fully decentralized models, hybrid models combining cloud and blockchain, and edge-based implementations. The study evaluates these models using parameters like security, scalability, latency, and interoperability. The contribution of this paper lies in providing a structured classification of blockchain-enabled digital twin architectures, identifying key design </w:t>
       </w:r>
       <w:r>
         <w:rPr>
@@ -13989,36 +12941,16 @@
           <w:szCs w:val="24"/>
           <w:lang w:val="en-IN" w:eastAsia="en-IN"/>
         </w:rPr>
-        <w:t xml:space="preserve">Smart contracts enable automated trust management and secure data </w:t>
-      </w:r>
-      <w:proofErr w:type="gramStart"/>
-      <w:r>
-        <w:rPr>
-          <w:rFonts w:ascii="Times New Roman" w:eastAsia="Times New Roman" w:hAnsi="Times New Roman" w:cs="Times New Roman"/>
-          <w:sz w:val="24"/>
-          <w:szCs w:val="24"/>
-          <w:lang w:val="en-IN" w:eastAsia="en-IN"/>
-        </w:rPr>
-        <w:t>sharing</w:t>
-      </w:r>
-      <w:r>
-        <w:rPr>
-          <w:rFonts w:ascii="Times New Roman" w:eastAsia="Times New Roman" w:hAnsi="Times New Roman" w:cs="Times New Roman"/>
-          <w:sz w:val="24"/>
-          <w:szCs w:val="24"/>
-          <w:lang w:val="en-IN" w:eastAsia="en-IN"/>
-        </w:rPr>
-        <w:t>,</w:t>
-      </w:r>
-      <w:proofErr w:type="gramEnd"/>
-      <w:r>
-        <w:rPr>
-          <w:rFonts w:ascii="Times New Roman" w:eastAsia="Times New Roman" w:hAnsi="Times New Roman" w:cs="Times New Roman"/>
-          <w:sz w:val="24"/>
-          <w:szCs w:val="24"/>
-          <w:lang w:val="en-IN" w:eastAsia="en-IN"/>
-        </w:rPr>
-        <w:t xml:space="preserve"> h</w:t>
+        <w:t>Smart contracts enable automated trust management and secure data sharing</w:t>
+      </w:r>
+      <w:r>
+        <w:rPr>
+          <w:rFonts w:ascii="Times New Roman" w:eastAsia="Times New Roman" w:hAnsi="Times New Roman" w:cs="Times New Roman"/>
+          <w:sz w:val="24"/>
+          <w:szCs w:val="24"/>
+          <w:lang w:val="en-IN" w:eastAsia="en-IN"/>
+        </w:rPr>
+        <w:t>, h</w:t>
       </w:r>
       <w:r>
         <w:rPr>
@@ -14180,25 +13112,7 @@
           <w:sz w:val="24"/>
           <w:szCs w:val="24"/>
         </w:rPr>
-        <w:t>The rapid adoption of Industrial Internet of Things (</w:t>
-      </w:r>
-      <w:proofErr w:type="spellStart"/>
-      <w:r>
-        <w:rPr>
-          <w:rFonts w:ascii="Times New Roman" w:hAnsi="Times New Roman" w:cs="Times New Roman"/>
-          <w:sz w:val="24"/>
-          <w:szCs w:val="24"/>
-        </w:rPr>
-        <w:t>IIoT</w:t>
-      </w:r>
-      <w:proofErr w:type="spellEnd"/>
-      <w:r>
-        <w:rPr>
-          <w:rFonts w:ascii="Times New Roman" w:hAnsi="Times New Roman" w:cs="Times New Roman"/>
-          <w:sz w:val="24"/>
-          <w:szCs w:val="24"/>
-        </w:rPr>
-        <w:t xml:space="preserve">) technologies has enabled real-time monitoring and control of industrial systems through digital twins. However, these systems are highly vulnerable to cyber threats such as data tampering, unauthorized access, and denial-of-service attacks due to their reliance on interconnected devices and centralized architectures. The </w:t>
+        <w:t xml:space="preserve">The rapid adoption of Industrial Internet of Things (IIoT) technologies has enabled real-time monitoring and control of industrial systems through digital twins. However, these systems are highly vulnerable to cyber threats such as data tampering, unauthorized access, and denial-of-service attacks due to their reliance on interconnected devices and centralized architectures. The </w:t>
       </w:r>
       <w:r>
         <w:rPr>
@@ -14247,25 +13161,7 @@
           <w:sz w:val="24"/>
           <w:szCs w:val="24"/>
         </w:rPr>
-        <w:t xml:space="preserve">To address these challenges, the authors propose a blockchain-integrated digital twin framework designed specifically for </w:t>
-      </w:r>
-      <w:proofErr w:type="spellStart"/>
-      <w:r>
-        <w:rPr>
-          <w:rFonts w:ascii="Times New Roman" w:hAnsi="Times New Roman" w:cs="Times New Roman"/>
-          <w:sz w:val="24"/>
-          <w:szCs w:val="24"/>
-        </w:rPr>
-        <w:t>IIoT</w:t>
-      </w:r>
-      <w:proofErr w:type="spellEnd"/>
-      <w:r>
-        <w:rPr>
-          <w:rFonts w:ascii="Times New Roman" w:hAnsi="Times New Roman" w:cs="Times New Roman"/>
-          <w:sz w:val="24"/>
-          <w:szCs w:val="24"/>
-        </w:rPr>
-        <w:t xml:space="preserve"> security. The methodology involves incorporating a decentralized blockchain network to record and validate all data transactions between sensors, devices, and digital twins. Each data entry is verified using consensus mechanisms before being added to the blockchain, ensuring immutability and preventing unauthorized modifications. Smart contracts are utilized to automate trust evaluation, enforce access control policies, and validate device behavior in real time. The system also includes identity management techniques to authenticate devices and prevent malicious nodes from participating in the network. The key contribution of this work lies in providing a secure, decentralized architecture that enhances trust, transparency, and resilience in industrial digital twin systems without significantly increasing computational overhead.</w:t>
+        <w:t>To address these challenges, the authors propose a blockchain-integrated digital twin framework designed specifically for IIoT security. The methodology involves incorporating a decentralized blockchain network to record and validate all data transactions between sensors, devices, and digital twins. Each data entry is verified using consensus mechanisms before being added to the blockchain, ensuring immutability and preventing unauthorized modifications. Smart contracts are utilized to automate trust evaluation, enforce access control policies, and validate device behavior in real time. The system also includes identity management techniques to authenticate devices and prevent malicious nodes from participating in the network. The key contribution of this work lies in providing a secure, decentralized architecture that enhances trust, transparency, and resilience in industrial digital twin systems without significantly increasing computational overhead.</w:t>
       </w:r>
     </w:p>
     <w:p>
@@ -14306,27 +13202,7 @@
           <w:szCs w:val="24"/>
           <w:lang w:val="en-IN" w:eastAsia="en-IN"/>
         </w:rPr>
-        <w:t xml:space="preserve">Blockchain ensures tamper-proof storage of </w:t>
-      </w:r>
-      <w:proofErr w:type="spellStart"/>
-      <w:r>
-        <w:rPr>
-          <w:rFonts w:ascii="Times New Roman" w:eastAsia="Times New Roman" w:hAnsi="Times New Roman" w:cs="Times New Roman"/>
-          <w:sz w:val="24"/>
-          <w:szCs w:val="24"/>
-          <w:lang w:val="en-IN" w:eastAsia="en-IN"/>
-        </w:rPr>
-        <w:t>IIoT</w:t>
-      </w:r>
-      <w:proofErr w:type="spellEnd"/>
-      <w:r>
-        <w:rPr>
-          <w:rFonts w:ascii="Times New Roman" w:eastAsia="Times New Roman" w:hAnsi="Times New Roman" w:cs="Times New Roman"/>
-          <w:sz w:val="24"/>
-          <w:szCs w:val="24"/>
-          <w:lang w:val="en-IN" w:eastAsia="en-IN"/>
-        </w:rPr>
-        <w:t xml:space="preserve"> d</w:t>
+        <w:t>Blockchain ensures tamper-proof storage of IIoT d</w:t>
       </w:r>
       <w:r>
         <w:rPr>
@@ -14471,25 +13347,7 @@
           <w:sz w:val="24"/>
           <w:szCs w:val="24"/>
         </w:rPr>
-        <w:t xml:space="preserve">The paper concludes that integrating blockchain technology with digital twin systems offers a robust solution for addressing security and trust issues in </w:t>
-      </w:r>
-      <w:proofErr w:type="spellStart"/>
-      <w:r>
-        <w:rPr>
-          <w:rFonts w:ascii="Times New Roman" w:hAnsi="Times New Roman" w:cs="Times New Roman"/>
-          <w:sz w:val="24"/>
-          <w:szCs w:val="24"/>
-        </w:rPr>
-        <w:t>IIoT</w:t>
-      </w:r>
-      <w:proofErr w:type="spellEnd"/>
-      <w:r>
-        <w:rPr>
-          <w:rFonts w:ascii="Times New Roman" w:hAnsi="Times New Roman" w:cs="Times New Roman"/>
-          <w:sz w:val="24"/>
-          <w:szCs w:val="24"/>
-        </w:rPr>
-        <w:t xml:space="preserve"> environments. The proposed framework successfully enhances system reliability, ensures secure data exchange, and supports </w:t>
+        <w:t xml:space="preserve">The paper concludes that integrating blockchain technology with digital twin systems offers a robust solution for addressing security and trust issues in IIoT environments. The proposed framework successfully enhances system reliability, ensures secure data exchange, and supports </w:t>
       </w:r>
       <w:r>
         <w:rPr>
@@ -14568,25 +13426,7 @@
           <w:sz w:val="24"/>
           <w:szCs w:val="24"/>
         </w:rPr>
-        <w:t xml:space="preserve">The rapid expansion of Internet of Things (IoT) environments has introduced significant challenges in managing trust among interconnected devices. In traditional IoT systems, trust is often maintained using centralized authorities, which creates vulnerabilities such as single points of failure, lack of transparency, and susceptibility to malicious attacks. With the integration of blockchain, IoT systems move toward decentralization; however, the problem of effectively evaluating and managing trust among distributed nodes </w:t>
-      </w:r>
-      <w:proofErr w:type="gramStart"/>
-      <w:r>
-        <w:rPr>
-          <w:rFonts w:ascii="Times New Roman" w:hAnsi="Times New Roman" w:cs="Times New Roman"/>
-          <w:sz w:val="24"/>
-          <w:szCs w:val="24"/>
-        </w:rPr>
-        <w:t>still persists</w:t>
-      </w:r>
-      <w:proofErr w:type="gramEnd"/>
-      <w:r>
-        <w:rPr>
-          <w:rFonts w:ascii="Times New Roman" w:hAnsi="Times New Roman" w:cs="Times New Roman"/>
-          <w:sz w:val="24"/>
-          <w:szCs w:val="24"/>
-        </w:rPr>
-        <w:t>. The key issue addressed in this work is how to design a scalable and reliable trust management mechanism that can operate efficiently in a decentralized blockchain-based IoT environment while identifying malicious or unreliable nodes.</w:t>
+        <w:t>The rapid expansion of Internet of Things (IoT) environments has introduced significant challenges in managing trust among interconnected devices. In traditional IoT systems, trust is often maintained using centralized authorities, which creates vulnerabilities such as single points of failure, lack of transparency, and susceptibility to malicious attacks. With the integration of blockchain, IoT systems move toward decentralization; however, the problem of effectively evaluating and managing trust among distributed nodes still persists. The key issue addressed in this work is how to design a scalable and reliable trust management mechanism that can operate efficiently in a decentralized blockchain-based IoT environment while identifying malicious or unreliable nodes.</w:t>
       </w:r>
     </w:p>
     <w:p>
@@ -14625,25 +13465,7 @@
           <w:sz w:val="24"/>
           <w:szCs w:val="24"/>
         </w:rPr>
-        <w:t xml:space="preserve">To address this problem, the authors propose a blockchain-based trust management framework that combines decentralized ledger technology with dynamic trust evaluation models. The methodology involves collecting behavioral data from IoT nodes, such as transaction history, communication patterns, and service reliability. These parameters are used to compute trust scores for each node using a reputation-based model. Blockchain is utilized to store trust values and transaction records in an immutable and transparent manner, ensuring that trust information cannot be tampered with. Smart contracts are employed to automate trust evaluation and update mechanisms, allowing the system to dynamically adjust trust scores based on node behavior. The contribution of this work lies in developing a scalable and decentralized trust management system that enhances reliability without relying on </w:t>
-      </w:r>
-      <w:proofErr w:type="gramStart"/>
-      <w:r>
-        <w:rPr>
-          <w:rFonts w:ascii="Times New Roman" w:hAnsi="Times New Roman" w:cs="Times New Roman"/>
-          <w:sz w:val="24"/>
-          <w:szCs w:val="24"/>
-        </w:rPr>
-        <w:t>a central</w:t>
-      </w:r>
-      <w:proofErr w:type="gramEnd"/>
-      <w:r>
-        <w:rPr>
-          <w:rFonts w:ascii="Times New Roman" w:hAnsi="Times New Roman" w:cs="Times New Roman"/>
-          <w:sz w:val="24"/>
-          <w:szCs w:val="24"/>
-        </w:rPr>
-        <w:t xml:space="preserve"> authority.</w:t>
+        <w:t>To address this problem, the authors propose a blockchain-based trust management framework that combines decentralized ledger technology with dynamic trust evaluation models. The methodology involves collecting behavioral data from IoT nodes, such as transaction history, communication patterns, and service reliability. These parameters are used to compute trust scores for each node using a reputation-based model. Blockchain is utilized to store trust values and transaction records in an immutable and transparent manner, ensuring that trust information cannot be tampered with. Smart contracts are employed to automate trust evaluation and update mechanisms, allowing the system to dynamically adjust trust scores based on node behavior. The contribution of this work lies in developing a scalable and decentralized trust management system that enhances reliability without relying on a central authority.</w:t>
       </w:r>
     </w:p>
     <w:p>
@@ -15240,25 +14062,7 @@
           <w:sz w:val="24"/>
           <w:szCs w:val="24"/>
         </w:rPr>
-        <w:t xml:space="preserve">To address these challenges, the </w:t>
-      </w:r>
-      <w:proofErr w:type="gramStart"/>
-      <w:r>
-        <w:rPr>
-          <w:rFonts w:ascii="Times New Roman" w:hAnsi="Times New Roman" w:cs="Times New Roman"/>
-          <w:sz w:val="24"/>
-          <w:szCs w:val="24"/>
-        </w:rPr>
-        <w:t>authors</w:t>
-      </w:r>
-      <w:proofErr w:type="gramEnd"/>
-      <w:r>
-        <w:rPr>
-          <w:rFonts w:ascii="Times New Roman" w:hAnsi="Times New Roman" w:cs="Times New Roman"/>
-          <w:sz w:val="24"/>
-          <w:szCs w:val="24"/>
-        </w:rPr>
-        <w:t xml:space="preserve"> propose a secure digital twin framework that integrates </w:t>
+        <w:t xml:space="preserve">To address these challenges, the authors propose a secure digital twin framework that integrates </w:t>
       </w:r>
       <w:r>
         <w:rPr>
@@ -15547,6 +14351,2133 @@
     <w:p>
       <w:pPr>
         <w:spacing w:before="100" w:beforeAutospacing="1" w:after="100" w:afterAutospacing="1" w:line="360" w:lineRule="auto"/>
+        <w:jc w:val="both"/>
+        <w:rPr>
+          <w:rFonts w:ascii="Times New Roman" w:hAnsi="Times New Roman" w:cs="Times New Roman"/>
+          <w:b/>
+          <w:sz w:val="28"/>
+          <w:szCs w:val="28"/>
+        </w:rPr>
+      </w:pPr>
+      <w:r>
+        <w:rPr>
+          <w:rFonts w:ascii="Times New Roman" w:hAnsi="Times New Roman" w:cs="Times New Roman"/>
+          <w:b/>
+          <w:sz w:val="28"/>
+          <w:szCs w:val="28"/>
+        </w:rPr>
+        <w:t>2.11 Yong Xiao, Dusit Niyato, Ping Wang, Dong In Kim, and Zhu Han: Toward Smart Cities: Digital Twin-Enabled Internet of Things With Blockchain and Artificial Intelligence</w:t>
+      </w:r>
+    </w:p>
+    <w:p>
+      <w:pPr>
+        <w:spacing w:before="100" w:beforeAutospacing="1" w:after="100" w:afterAutospacing="1" w:line="360" w:lineRule="auto"/>
+        <w:jc w:val="both"/>
+        <w:rPr>
+          <w:rFonts w:ascii="Times New Roman" w:hAnsi="Times New Roman" w:cs="Times New Roman"/>
+          <w:b/>
+          <w:sz w:val="24"/>
+          <w:szCs w:val="24"/>
+        </w:rPr>
+      </w:pPr>
+      <w:r>
+        <w:rPr>
+          <w:rFonts w:ascii="Times New Roman" w:hAnsi="Times New Roman" w:cs="Times New Roman"/>
+          <w:b/>
+          <w:sz w:val="24"/>
+          <w:szCs w:val="24"/>
+        </w:rPr>
+        <w:t>Context and Problem</w:t>
+      </w:r>
+    </w:p>
+    <w:p>
+      <w:pPr>
+        <w:spacing w:before="100" w:beforeAutospacing="1" w:after="100" w:afterAutospacing="1" w:line="360" w:lineRule="auto"/>
+        <w:jc w:val="both"/>
+        <w:rPr>
+          <w:rFonts w:ascii="Times New Roman" w:hAnsi="Times New Roman" w:cs="Times New Roman"/>
+          <w:sz w:val="24"/>
+          <w:szCs w:val="24"/>
+        </w:rPr>
+      </w:pPr>
+      <w:r>
+        <w:rPr>
+          <w:rFonts w:ascii="Times New Roman" w:hAnsi="Times New Roman" w:cs="Times New Roman"/>
+          <w:sz w:val="24"/>
+          <w:szCs w:val="24"/>
+        </w:rPr>
+        <w:t xml:space="preserve">With the rapid growth of smart cities, large-scale urban environments increasingly depend on interconnected </w:t>
+      </w:r>
+      <w:r>
+        <w:rPr>
+          <w:rStyle w:val="Strong"/>
+          <w:rFonts w:ascii="Times New Roman" w:hAnsi="Times New Roman" w:cs="Times New Roman"/>
+          <w:b w:val="0"/>
+          <w:sz w:val="24"/>
+          <w:szCs w:val="24"/>
+        </w:rPr>
+        <w:t>Internet of Things (IoT)</w:t>
+      </w:r>
+      <w:r>
+        <w:rPr>
+          <w:rFonts w:ascii="Times New Roman" w:hAnsi="Times New Roman" w:cs="Times New Roman"/>
+          <w:sz w:val="24"/>
+          <w:szCs w:val="24"/>
+        </w:rPr>
+        <w:t xml:space="preserve"> devices to monitor infrastructure, transportation, energy usage, and public services. These systems generate massive volumes of real-time data that are utilized by digital twins to simulate and optimize city operations. However, the authors identify several critical challenges in such environments. Traditional IoT-based smart city architectures are often centralized, making them vulnerable to </w:t>
+      </w:r>
+      <w:r>
+        <w:rPr>
+          <w:rStyle w:val="Strong"/>
+          <w:rFonts w:ascii="Times New Roman" w:hAnsi="Times New Roman" w:cs="Times New Roman"/>
+          <w:b w:val="0"/>
+          <w:sz w:val="24"/>
+          <w:szCs w:val="24"/>
+        </w:rPr>
+        <w:t>data tampering, single points of failure, lack of transparency, and trust issues among multiple stakeholders</w:t>
+      </w:r>
+      <w:r>
+        <w:rPr>
+          <w:rFonts w:ascii="Times New Roman" w:hAnsi="Times New Roman" w:cs="Times New Roman"/>
+          <w:b/>
+          <w:sz w:val="24"/>
+          <w:szCs w:val="24"/>
+        </w:rPr>
+        <w:t>.</w:t>
+      </w:r>
+      <w:r>
+        <w:rPr>
+          <w:rFonts w:ascii="Times New Roman" w:hAnsi="Times New Roman" w:cs="Times New Roman"/>
+          <w:sz w:val="24"/>
+          <w:szCs w:val="24"/>
+        </w:rPr>
+        <w:t xml:space="preserve"> Additionally, ensuring the reliability of data collected from heterogeneous and potentially untrusted IoT devices becomes a major concern. The absence of an intelligent trust evaluation mechanism further complicates decision-making processes within digital twin systems.</w:t>
+      </w:r>
+    </w:p>
+    <w:p>
+      <w:pPr>
+        <w:spacing w:before="100" w:beforeAutospacing="1" w:after="100" w:afterAutospacing="1" w:line="360" w:lineRule="auto"/>
+        <w:jc w:val="both"/>
+        <w:rPr>
+          <w:rFonts w:ascii="Times New Roman" w:hAnsi="Times New Roman" w:cs="Times New Roman"/>
+          <w:b/>
+          <w:sz w:val="24"/>
+          <w:szCs w:val="24"/>
+        </w:rPr>
+      </w:pPr>
+      <w:r>
+        <w:rPr>
+          <w:rFonts w:ascii="Times New Roman" w:hAnsi="Times New Roman" w:cs="Times New Roman"/>
+          <w:b/>
+          <w:sz w:val="24"/>
+          <w:szCs w:val="24"/>
+        </w:rPr>
+        <w:t>Methodology and Contribution</w:t>
+      </w:r>
+    </w:p>
+    <w:p>
+      <w:pPr>
+        <w:spacing w:before="100" w:beforeAutospacing="1" w:after="100" w:afterAutospacing="1" w:line="360" w:lineRule="auto"/>
+        <w:jc w:val="both"/>
+        <w:rPr>
+          <w:rFonts w:ascii="Times New Roman" w:eastAsia="Times New Roman" w:hAnsi="Times New Roman" w:cs="Times New Roman"/>
+          <w:sz w:val="24"/>
+          <w:szCs w:val="24"/>
+          <w:lang w:val="en-IN" w:eastAsia="en-IN"/>
+        </w:rPr>
+      </w:pPr>
+      <w:r>
+        <w:rPr>
+          <w:rFonts w:ascii="Times New Roman" w:eastAsia="Times New Roman" w:hAnsi="Times New Roman" w:cs="Times New Roman"/>
+          <w:sz w:val="24"/>
+          <w:szCs w:val="24"/>
+          <w:lang w:val="en-IN" w:eastAsia="en-IN"/>
+        </w:rPr>
+        <w:t xml:space="preserve">The methodology involves creating digital twins of physical city components such as traffic systems, energy grids, and infrastructure, which continuously receive real-time data from IoT devices. Blockchain technology is incorporated to provide a </w:t>
+      </w:r>
+      <w:r>
+        <w:rPr>
+          <w:rFonts w:ascii="Times New Roman" w:eastAsia="Times New Roman" w:hAnsi="Times New Roman" w:cs="Times New Roman"/>
+          <w:bCs/>
+          <w:sz w:val="24"/>
+          <w:szCs w:val="24"/>
+          <w:lang w:val="en-IN" w:eastAsia="en-IN"/>
+        </w:rPr>
+        <w:t>decentralized and tamper-proof data storage mechanism</w:t>
+      </w:r>
+      <w:r>
+        <w:rPr>
+          <w:rFonts w:ascii="Times New Roman" w:eastAsia="Times New Roman" w:hAnsi="Times New Roman" w:cs="Times New Roman"/>
+          <w:sz w:val="24"/>
+          <w:szCs w:val="24"/>
+          <w:lang w:val="en-IN" w:eastAsia="en-IN"/>
+        </w:rPr>
+        <w:t>, ensuring data integrity, traceability, and secure sharing across different entities.</w:t>
+      </w:r>
+      <w:r>
+        <w:rPr>
+          <w:rFonts w:ascii="Times New Roman" w:eastAsia="Times New Roman" w:hAnsi="Times New Roman" w:cs="Times New Roman"/>
+          <w:sz w:val="24"/>
+          <w:szCs w:val="24"/>
+          <w:lang w:val="en-IN" w:eastAsia="en-IN"/>
+        </w:rPr>
+        <w:t xml:space="preserve"> </w:t>
+      </w:r>
+      <w:r>
+        <w:rPr>
+          <w:rFonts w:ascii="Times New Roman" w:eastAsia="Times New Roman" w:hAnsi="Times New Roman" w:cs="Times New Roman"/>
+          <w:sz w:val="24"/>
+          <w:szCs w:val="24"/>
+          <w:lang w:val="en-IN" w:eastAsia="en-IN"/>
+        </w:rPr>
+        <w:t xml:space="preserve">Artificial Intelligence is utilized to enhance the system’s intelligence by performing </w:t>
+      </w:r>
+      <w:r>
+        <w:rPr>
+          <w:rFonts w:ascii="Times New Roman" w:eastAsia="Times New Roman" w:hAnsi="Times New Roman" w:cs="Times New Roman"/>
+          <w:bCs/>
+          <w:sz w:val="24"/>
+          <w:szCs w:val="24"/>
+          <w:lang w:val="en-IN" w:eastAsia="en-IN"/>
+        </w:rPr>
+        <w:t>data analysis, anomaly detection, and trust evaluation</w:t>
+      </w:r>
+      <w:r>
+        <w:rPr>
+          <w:rFonts w:ascii="Times New Roman" w:eastAsia="Times New Roman" w:hAnsi="Times New Roman" w:cs="Times New Roman"/>
+          <w:sz w:val="24"/>
+          <w:szCs w:val="24"/>
+          <w:lang w:val="en-IN" w:eastAsia="en-IN"/>
+        </w:rPr>
+        <w:t xml:space="preserve">. AI models analyze incoming data streams to identify abnormal patterns, predict system behavior, and assign trust scores to data sources. The key contribution of this work lies in proposing a </w:t>
+      </w:r>
+      <w:r>
+        <w:rPr>
+          <w:rFonts w:ascii="Times New Roman" w:eastAsia="Times New Roman" w:hAnsi="Times New Roman" w:cs="Times New Roman"/>
+          <w:bCs/>
+          <w:sz w:val="24"/>
+          <w:szCs w:val="24"/>
+          <w:lang w:val="en-IN" w:eastAsia="en-IN"/>
+        </w:rPr>
+        <w:t>holistic architecture</w:t>
+      </w:r>
+      <w:r>
+        <w:rPr>
+          <w:rFonts w:ascii="Times New Roman" w:eastAsia="Times New Roman" w:hAnsi="Times New Roman" w:cs="Times New Roman"/>
+          <w:sz w:val="24"/>
+          <w:szCs w:val="24"/>
+          <w:lang w:val="en-IN" w:eastAsia="en-IN"/>
+        </w:rPr>
+        <w:t xml:space="preserve"> that seamlessly integrates these three technologies to improve security, trust, and efficiency in smart city environments.</w:t>
+      </w:r>
+    </w:p>
+    <w:p>
+      <w:pPr>
+        <w:spacing w:before="100" w:beforeAutospacing="1" w:after="100" w:afterAutospacing="1" w:line="360" w:lineRule="auto"/>
+        <w:rPr>
+          <w:rFonts w:ascii="Times New Roman" w:eastAsia="Times New Roman" w:hAnsi="Times New Roman" w:cs="Times New Roman"/>
+          <w:sz w:val="24"/>
+          <w:szCs w:val="24"/>
+          <w:lang w:val="en-IN" w:eastAsia="en-IN"/>
+        </w:rPr>
+      </w:pPr>
+    </w:p>
+    <w:p>
+      <w:pPr>
+        <w:spacing w:before="100" w:beforeAutospacing="1" w:after="100" w:afterAutospacing="1" w:line="360" w:lineRule="auto"/>
+        <w:rPr>
+          <w:rFonts w:ascii="Times New Roman" w:eastAsia="Times New Roman" w:hAnsi="Times New Roman" w:cs="Times New Roman"/>
+          <w:b/>
+          <w:sz w:val="24"/>
+          <w:szCs w:val="24"/>
+          <w:lang w:val="en-IN" w:eastAsia="en-IN"/>
+        </w:rPr>
+      </w:pPr>
+      <w:r>
+        <w:rPr>
+          <w:rFonts w:ascii="Times New Roman" w:eastAsia="Times New Roman" w:hAnsi="Times New Roman" w:cs="Times New Roman"/>
+          <w:b/>
+          <w:sz w:val="24"/>
+          <w:szCs w:val="24"/>
+          <w:lang w:val="en-IN" w:eastAsia="en-IN"/>
+        </w:rPr>
+        <w:lastRenderedPageBreak/>
+        <w:t>Key Findings</w:t>
+      </w:r>
+    </w:p>
+    <w:p>
+      <w:pPr>
+        <w:pStyle w:val="ListParagraph"/>
+        <w:numPr>
+          <w:ilvl w:val="0"/>
+          <w:numId w:val="16"/>
+        </w:numPr>
+        <w:spacing w:before="100" w:beforeAutospacing="1" w:after="100" w:afterAutospacing="1" w:line="360" w:lineRule="auto"/>
+        <w:jc w:val="both"/>
+        <w:rPr>
+          <w:rFonts w:ascii="Times New Roman" w:eastAsia="Times New Roman" w:hAnsi="Times New Roman" w:cs="Times New Roman"/>
+          <w:sz w:val="24"/>
+          <w:szCs w:val="24"/>
+          <w:lang w:val="en-IN" w:eastAsia="en-IN"/>
+        </w:rPr>
+      </w:pPr>
+      <w:r>
+        <w:rPr>
+          <w:rFonts w:ascii="Times New Roman" w:eastAsia="Times New Roman" w:hAnsi="Times New Roman" w:cs="Times New Roman"/>
+          <w:sz w:val="24"/>
+          <w:szCs w:val="24"/>
+          <w:lang w:val="en-IN" w:eastAsia="en-IN"/>
+        </w:rPr>
+        <w:t>Integration of blockchain eliminates single points of failur</w:t>
+      </w:r>
+      <w:r>
+        <w:rPr>
+          <w:rFonts w:ascii="Times New Roman" w:eastAsia="Times New Roman" w:hAnsi="Times New Roman" w:cs="Times New Roman"/>
+          <w:sz w:val="24"/>
+          <w:szCs w:val="24"/>
+          <w:lang w:val="en-IN" w:eastAsia="en-IN"/>
+        </w:rPr>
+        <w:t xml:space="preserve">e and ensures data immutability, </w:t>
+      </w:r>
+      <w:r>
+        <w:rPr>
+          <w:rFonts w:ascii="Times New Roman" w:eastAsia="Times New Roman" w:hAnsi="Times New Roman" w:cs="Times New Roman"/>
+          <w:sz w:val="24"/>
+          <w:szCs w:val="24"/>
+          <w:lang w:val="en-IN" w:eastAsia="en-IN"/>
+        </w:rPr>
+        <w:t>AI-based models significantly improve anomaly de</w:t>
+      </w:r>
+      <w:r>
+        <w:rPr>
+          <w:rFonts w:ascii="Times New Roman" w:eastAsia="Times New Roman" w:hAnsi="Times New Roman" w:cs="Times New Roman"/>
+          <w:sz w:val="24"/>
+          <w:szCs w:val="24"/>
+          <w:lang w:val="en-IN" w:eastAsia="en-IN"/>
+        </w:rPr>
+        <w:t>tection and predictive accuracy.</w:t>
+      </w:r>
+    </w:p>
+    <w:p>
+      <w:pPr>
+        <w:pStyle w:val="ListParagraph"/>
+        <w:numPr>
+          <w:ilvl w:val="0"/>
+          <w:numId w:val="16"/>
+        </w:numPr>
+        <w:spacing w:before="100" w:beforeAutospacing="1" w:after="100" w:afterAutospacing="1" w:line="360" w:lineRule="auto"/>
+        <w:jc w:val="both"/>
+        <w:rPr>
+          <w:rFonts w:ascii="Times New Roman" w:eastAsia="Times New Roman" w:hAnsi="Times New Roman" w:cs="Times New Roman"/>
+          <w:sz w:val="24"/>
+          <w:szCs w:val="24"/>
+          <w:lang w:val="en-IN" w:eastAsia="en-IN"/>
+        </w:rPr>
+      </w:pPr>
+      <w:r>
+        <w:rPr>
+          <w:rFonts w:ascii="Times New Roman" w:eastAsia="Times New Roman" w:hAnsi="Times New Roman" w:cs="Times New Roman"/>
+          <w:sz w:val="24"/>
+          <w:szCs w:val="24"/>
+          <w:lang w:val="en-IN" w:eastAsia="en-IN"/>
+        </w:rPr>
+        <w:t>Digital twins enable real-time monitoring an</w:t>
+      </w:r>
+      <w:r>
+        <w:rPr>
+          <w:rFonts w:ascii="Times New Roman" w:eastAsia="Times New Roman" w:hAnsi="Times New Roman" w:cs="Times New Roman"/>
+          <w:sz w:val="24"/>
+          <w:szCs w:val="24"/>
+          <w:lang w:val="en-IN" w:eastAsia="en-IN"/>
+        </w:rPr>
+        <w:t>d optimization of urban systems, t</w:t>
+      </w:r>
+      <w:r>
+        <w:rPr>
+          <w:rFonts w:ascii="Times New Roman" w:eastAsia="Times New Roman" w:hAnsi="Times New Roman" w:cs="Times New Roman"/>
+          <w:sz w:val="24"/>
+          <w:szCs w:val="24"/>
+          <w:lang w:val="en-IN" w:eastAsia="en-IN"/>
+        </w:rPr>
+        <w:t>he combined framework enhances trust among multiple stakeh</w:t>
+      </w:r>
+      <w:r>
+        <w:rPr>
+          <w:rFonts w:ascii="Times New Roman" w:eastAsia="Times New Roman" w:hAnsi="Times New Roman" w:cs="Times New Roman"/>
+          <w:sz w:val="24"/>
+          <w:szCs w:val="24"/>
+          <w:lang w:val="en-IN" w:eastAsia="en-IN"/>
+        </w:rPr>
+        <w:t>olders in smart city ecosystems.</w:t>
+      </w:r>
+    </w:p>
+    <w:p>
+      <w:pPr>
+        <w:spacing w:before="100" w:beforeAutospacing="1" w:after="100" w:afterAutospacing="1" w:line="360" w:lineRule="auto"/>
+        <w:rPr>
+          <w:rFonts w:ascii="Times New Roman" w:eastAsia="Times New Roman" w:hAnsi="Times New Roman" w:cs="Times New Roman"/>
+          <w:b/>
+          <w:sz w:val="24"/>
+          <w:szCs w:val="24"/>
+          <w:lang w:val="en-IN" w:eastAsia="en-IN"/>
+        </w:rPr>
+      </w:pPr>
+      <w:r>
+        <w:rPr>
+          <w:rFonts w:ascii="Times New Roman" w:eastAsia="Times New Roman" w:hAnsi="Times New Roman" w:cs="Times New Roman"/>
+          <w:b/>
+          <w:sz w:val="24"/>
+          <w:szCs w:val="24"/>
+          <w:lang w:val="en-IN" w:eastAsia="en-IN"/>
+        </w:rPr>
+        <w:t>Conclusion</w:t>
+      </w:r>
+    </w:p>
+    <w:p>
+      <w:pPr>
+        <w:spacing w:before="100" w:beforeAutospacing="1" w:after="100" w:afterAutospacing="1" w:line="360" w:lineRule="auto"/>
+        <w:rPr>
+          <w:rFonts w:ascii="Times New Roman" w:hAnsi="Times New Roman" w:cs="Times New Roman"/>
+          <w:sz w:val="24"/>
+          <w:szCs w:val="24"/>
+        </w:rPr>
+      </w:pPr>
+      <w:r>
+        <w:rPr>
+          <w:rFonts w:ascii="Times New Roman" w:hAnsi="Times New Roman" w:cs="Times New Roman"/>
+          <w:sz w:val="24"/>
+          <w:szCs w:val="24"/>
+        </w:rPr>
+        <w:t xml:space="preserve">The paper concludes that the integration of </w:t>
+      </w:r>
+      <w:r>
+        <w:rPr>
+          <w:rStyle w:val="Strong"/>
+          <w:rFonts w:ascii="Times New Roman" w:hAnsi="Times New Roman" w:cs="Times New Roman"/>
+          <w:b w:val="0"/>
+          <w:sz w:val="24"/>
+          <w:szCs w:val="24"/>
+        </w:rPr>
+        <w:t>digital twin technology with blockchain and artificial intelligence</w:t>
+      </w:r>
+      <w:r>
+        <w:rPr>
+          <w:rFonts w:ascii="Times New Roman" w:hAnsi="Times New Roman" w:cs="Times New Roman"/>
+          <w:b/>
+          <w:sz w:val="24"/>
+          <w:szCs w:val="24"/>
+        </w:rPr>
+        <w:t xml:space="preserve"> </w:t>
+      </w:r>
+      <w:r>
+        <w:rPr>
+          <w:rFonts w:ascii="Times New Roman" w:hAnsi="Times New Roman" w:cs="Times New Roman"/>
+          <w:sz w:val="24"/>
+          <w:szCs w:val="24"/>
+        </w:rPr>
+        <w:t>provides a powerful solution for addressing trust, security, and efficiency challenges in smart cities. By leveraging blockchain for secure data management and AI for intelligent trust evaluation, the proposed system ensures reliable and transparent operations. The study highlights that such integrated frameworks are essential for the future development of scalable, secure, and intelligent smart city infrastructures, although further research is needed to address challenges related to computational complexity and large-scale deployment.</w:t>
+      </w:r>
+    </w:p>
+    <w:p>
+      <w:pPr>
+        <w:spacing w:before="100" w:beforeAutospacing="1" w:after="100" w:afterAutospacing="1" w:line="360" w:lineRule="auto"/>
+        <w:rPr>
+          <w:rFonts w:ascii="Times New Roman" w:hAnsi="Times New Roman" w:cs="Times New Roman"/>
+          <w:b/>
+          <w:sz w:val="28"/>
+          <w:szCs w:val="28"/>
+        </w:rPr>
+      </w:pPr>
+      <w:r>
+        <w:rPr>
+          <w:rFonts w:ascii="Times New Roman" w:hAnsi="Times New Roman" w:cs="Times New Roman"/>
+          <w:b/>
+          <w:sz w:val="28"/>
+          <w:szCs w:val="28"/>
+        </w:rPr>
+        <w:t>2.12</w:t>
+      </w:r>
+      <w:r>
+        <w:rPr>
+          <w:rFonts w:ascii="Times New Roman" w:hAnsi="Times New Roman" w:cs="Times New Roman"/>
+          <w:b/>
+          <w:sz w:val="28"/>
+          <w:szCs w:val="28"/>
+        </w:rPr>
+        <w:t xml:space="preserve"> M. Grieves and J. Vickers: Digital Twin - </w:t>
+      </w:r>
+      <w:r>
+        <w:rPr>
+          <w:rFonts w:ascii="Times New Roman" w:hAnsi="Times New Roman" w:cs="Times New Roman"/>
+          <w:b/>
+          <w:sz w:val="28"/>
+          <w:szCs w:val="28"/>
+        </w:rPr>
+        <w:t>Mitigating Unpredictable, Undesirable Emergent Behavior in Complex Systems</w:t>
+      </w:r>
+    </w:p>
+    <w:p>
+      <w:pPr>
+        <w:spacing w:before="100" w:beforeAutospacing="1" w:after="100" w:afterAutospacing="1" w:line="360" w:lineRule="auto"/>
+        <w:rPr>
+          <w:rFonts w:ascii="Times New Roman" w:hAnsi="Times New Roman" w:cs="Times New Roman"/>
+          <w:b/>
+          <w:sz w:val="24"/>
+          <w:szCs w:val="24"/>
+        </w:rPr>
+      </w:pPr>
+      <w:r>
+        <w:rPr>
+          <w:rFonts w:ascii="Times New Roman" w:hAnsi="Times New Roman" w:cs="Times New Roman"/>
+          <w:b/>
+          <w:sz w:val="24"/>
+          <w:szCs w:val="24"/>
+        </w:rPr>
+        <w:t>Context and Problem</w:t>
+      </w:r>
+    </w:p>
+    <w:p>
+      <w:pPr>
+        <w:spacing w:before="100" w:beforeAutospacing="1" w:after="100" w:afterAutospacing="1" w:line="360" w:lineRule="auto"/>
+        <w:jc w:val="both"/>
+        <w:rPr>
+          <w:rFonts w:ascii="Times New Roman" w:hAnsi="Times New Roman" w:cs="Times New Roman"/>
+          <w:sz w:val="24"/>
+          <w:szCs w:val="24"/>
+        </w:rPr>
+      </w:pPr>
+      <w:r>
+        <w:rPr>
+          <w:rFonts w:ascii="Times New Roman" w:hAnsi="Times New Roman" w:cs="Times New Roman"/>
+          <w:sz w:val="24"/>
+          <w:szCs w:val="24"/>
+        </w:rPr>
+        <w:t xml:space="preserve">This paper is one of the foundational works that formally introduces and explains the concept of the digital twin. The authors focus on the problem of </w:t>
+      </w:r>
+      <w:r>
+        <w:rPr>
+          <w:rStyle w:val="Strong"/>
+          <w:rFonts w:ascii="Times New Roman" w:hAnsi="Times New Roman" w:cs="Times New Roman"/>
+          <w:b w:val="0"/>
+          <w:sz w:val="24"/>
+          <w:szCs w:val="24"/>
+        </w:rPr>
+        <w:t>unpredictable and undesirable emergent behavior</w:t>
+      </w:r>
+      <w:r>
+        <w:rPr>
+          <w:rFonts w:ascii="Times New Roman" w:hAnsi="Times New Roman" w:cs="Times New Roman"/>
+          <w:sz w:val="24"/>
+          <w:szCs w:val="24"/>
+        </w:rPr>
+        <w:t xml:space="preserve"> in complex systems such as aerospace systems, manufacturing environments, and large-scale engineering infrastructures. These systems consist of multiple interconnected components, and their interactions often produce behaviors that are difficult to predict using traditional modeling approaches. The lack of real-time visibility and continuous feedback between physical and virtual systems leads to inefficiencies, unexpected failures, and increased operational risks.</w:t>
+      </w:r>
+    </w:p>
+    <w:p>
+      <w:pPr>
+        <w:spacing w:before="100" w:beforeAutospacing="1" w:after="100" w:afterAutospacing="1" w:line="360" w:lineRule="auto"/>
+        <w:rPr>
+          <w:rFonts w:ascii="Times New Roman" w:hAnsi="Times New Roman" w:cs="Times New Roman"/>
+          <w:b/>
+          <w:sz w:val="24"/>
+          <w:szCs w:val="24"/>
+        </w:rPr>
+      </w:pPr>
+    </w:p>
+    <w:p>
+      <w:pPr>
+        <w:spacing w:before="100" w:beforeAutospacing="1" w:after="100" w:afterAutospacing="1" w:line="360" w:lineRule="auto"/>
+        <w:rPr>
+          <w:rFonts w:ascii="Times New Roman" w:hAnsi="Times New Roman" w:cs="Times New Roman"/>
+          <w:b/>
+          <w:sz w:val="24"/>
+          <w:szCs w:val="24"/>
+        </w:rPr>
+      </w:pPr>
+    </w:p>
+    <w:p>
+      <w:pPr>
+        <w:spacing w:before="100" w:beforeAutospacing="1" w:after="100" w:afterAutospacing="1" w:line="360" w:lineRule="auto"/>
+        <w:rPr>
+          <w:rFonts w:ascii="Times New Roman" w:hAnsi="Times New Roman" w:cs="Times New Roman"/>
+          <w:b/>
+          <w:sz w:val="24"/>
+          <w:szCs w:val="24"/>
+        </w:rPr>
+      </w:pPr>
+      <w:r>
+        <w:rPr>
+          <w:rFonts w:ascii="Times New Roman" w:hAnsi="Times New Roman" w:cs="Times New Roman"/>
+          <w:b/>
+          <w:sz w:val="24"/>
+          <w:szCs w:val="24"/>
+        </w:rPr>
+        <w:lastRenderedPageBreak/>
+        <w:t>Methodology and Contribution</w:t>
+      </w:r>
+    </w:p>
+    <w:p>
+      <w:pPr>
+        <w:spacing w:before="100" w:beforeAutospacing="1" w:after="100" w:afterAutospacing="1" w:line="360" w:lineRule="auto"/>
+        <w:jc w:val="both"/>
+        <w:rPr>
+          <w:rFonts w:ascii="Times New Roman" w:hAnsi="Times New Roman" w:cs="Times New Roman"/>
+          <w:b/>
+          <w:sz w:val="24"/>
+          <w:szCs w:val="24"/>
+        </w:rPr>
+      </w:pPr>
+      <w:r>
+        <w:rPr>
+          <w:rFonts w:ascii="Times New Roman" w:hAnsi="Times New Roman" w:cs="Times New Roman"/>
+          <w:sz w:val="24"/>
+          <w:szCs w:val="24"/>
+        </w:rPr>
+        <w:t xml:space="preserve">To address this problem, the authors propose the </w:t>
+      </w:r>
+      <w:r>
+        <w:rPr>
+          <w:rStyle w:val="Strong"/>
+          <w:rFonts w:ascii="Times New Roman" w:hAnsi="Times New Roman" w:cs="Times New Roman"/>
+          <w:b w:val="0"/>
+          <w:sz w:val="24"/>
+          <w:szCs w:val="24"/>
+        </w:rPr>
+        <w:t>Digital Twin paradigm</w:t>
+      </w:r>
+      <w:r>
+        <w:rPr>
+          <w:rFonts w:ascii="Times New Roman" w:hAnsi="Times New Roman" w:cs="Times New Roman"/>
+          <w:sz w:val="24"/>
+          <w:szCs w:val="24"/>
+        </w:rPr>
+        <w:t>, which establishes a continuous and bidirectional connection between a physical system and its virtual counterpart. The methodology involves three core components: the physical entity, the digital model, and the data connection that links them. Real-time data collected from sensors is transmitted to the digital model, which simulates system behavior and provides insights into performance, potential failures, and optimization opportunities. The contribution of this work lies in defining a structured framework for digital twins and demonstrating how continuous data synchronization can reduce uncertainty in complex systems.</w:t>
+      </w:r>
+    </w:p>
+    <w:p>
+      <w:pPr>
+        <w:spacing w:before="100" w:beforeAutospacing="1" w:after="100" w:afterAutospacing="1" w:line="360" w:lineRule="auto"/>
+        <w:rPr>
+          <w:rFonts w:ascii="Times New Roman" w:hAnsi="Times New Roman" w:cs="Times New Roman"/>
+          <w:b/>
+          <w:sz w:val="24"/>
+          <w:szCs w:val="24"/>
+        </w:rPr>
+      </w:pPr>
+      <w:r>
+        <w:rPr>
+          <w:rFonts w:ascii="Times New Roman" w:hAnsi="Times New Roman" w:cs="Times New Roman"/>
+          <w:b/>
+          <w:sz w:val="24"/>
+          <w:szCs w:val="24"/>
+        </w:rPr>
+        <w:t>Key Findings</w:t>
+      </w:r>
+    </w:p>
+    <w:p>
+      <w:pPr>
+        <w:pStyle w:val="ListParagraph"/>
+        <w:numPr>
+          <w:ilvl w:val="0"/>
+          <w:numId w:val="17"/>
+        </w:numPr>
+        <w:spacing w:before="100" w:beforeAutospacing="1" w:after="100" w:afterAutospacing="1" w:line="360" w:lineRule="auto"/>
+        <w:jc w:val="both"/>
+      </w:pPr>
+      <w:r>
+        <w:rPr>
+          <w:rFonts w:ascii="Times New Roman" w:eastAsia="Times New Roman" w:hAnsi="Times New Roman" w:cs="Times New Roman"/>
+          <w:sz w:val="24"/>
+          <w:szCs w:val="24"/>
+          <w:lang w:val="en-IN" w:eastAsia="en-IN"/>
+        </w:rPr>
+        <w:t>Digital twins enable real-time monitoring and predictive analysis of complex systems</w:t>
+      </w:r>
+      <w:r>
+        <w:rPr>
+          <w:rFonts w:ascii="Times New Roman" w:eastAsia="Times New Roman" w:hAnsi="Times New Roman" w:cs="Times New Roman"/>
+          <w:sz w:val="24"/>
+          <w:szCs w:val="24"/>
+          <w:lang w:val="en-IN" w:eastAsia="en-IN"/>
+        </w:rPr>
+        <w:t>,</w:t>
+      </w:r>
+      <w:r>
+        <w:rPr>
+          <w:rFonts w:ascii="Times New Roman" w:eastAsia="Times New Roman" w:hAnsi="Times New Roman" w:cs="Times New Roman"/>
+          <w:sz w:val="24"/>
+          <w:szCs w:val="24"/>
+          <w:lang w:val="en-IN" w:eastAsia="en-IN"/>
+        </w:rPr>
+        <w:t xml:space="preserve"> </w:t>
+      </w:r>
+      <w:r>
+        <w:rPr>
+          <w:rFonts w:ascii="Times New Roman" w:eastAsia="Times New Roman" w:hAnsi="Times New Roman" w:cs="Times New Roman"/>
+          <w:sz w:val="24"/>
+          <w:szCs w:val="24"/>
+          <w:lang w:val="en-IN" w:eastAsia="en-IN"/>
+        </w:rPr>
+        <w:t>c</w:t>
+      </w:r>
+      <w:r>
+        <w:rPr>
+          <w:rFonts w:ascii="Times New Roman" w:eastAsia="Times New Roman" w:hAnsi="Times New Roman" w:cs="Times New Roman"/>
+          <w:sz w:val="24"/>
+          <w:szCs w:val="24"/>
+          <w:lang w:val="en-IN" w:eastAsia="en-IN"/>
+        </w:rPr>
+        <w:t>ontinuous data flow improves system visibil</w:t>
+      </w:r>
+      <w:r>
+        <w:rPr>
+          <w:rFonts w:ascii="Times New Roman" w:eastAsia="Times New Roman" w:hAnsi="Times New Roman" w:cs="Times New Roman"/>
+          <w:sz w:val="24"/>
+          <w:szCs w:val="24"/>
+          <w:lang w:val="en-IN" w:eastAsia="en-IN"/>
+        </w:rPr>
+        <w:t>ity and reduces uncertainty.</w:t>
+      </w:r>
+    </w:p>
+    <w:p>
+      <w:pPr>
+        <w:pStyle w:val="ListParagraph"/>
+        <w:numPr>
+          <w:ilvl w:val="0"/>
+          <w:numId w:val="17"/>
+        </w:numPr>
+        <w:spacing w:before="100" w:beforeAutospacing="1" w:after="100" w:afterAutospacing="1" w:line="360" w:lineRule="auto"/>
+        <w:jc w:val="both"/>
+      </w:pPr>
+      <w:r>
+        <w:rPr>
+          <w:rFonts w:ascii="Times New Roman" w:eastAsia="Times New Roman" w:hAnsi="Times New Roman" w:cs="Times New Roman"/>
+          <w:sz w:val="24"/>
+          <w:szCs w:val="24"/>
+          <w:lang w:val="en-IN" w:eastAsia="en-IN"/>
+        </w:rPr>
+        <w:t>Early detection of anomalie</w:t>
+      </w:r>
+      <w:r>
+        <w:rPr>
+          <w:rFonts w:ascii="Times New Roman" w:eastAsia="Times New Roman" w:hAnsi="Times New Roman" w:cs="Times New Roman"/>
+          <w:sz w:val="24"/>
+          <w:szCs w:val="24"/>
+          <w:lang w:val="en-IN" w:eastAsia="en-IN"/>
+        </w:rPr>
+        <w:t>s helps prevent system failures and v</w:t>
+      </w:r>
+      <w:r>
+        <w:rPr>
+          <w:rFonts w:ascii="Times New Roman" w:eastAsia="Times New Roman" w:hAnsi="Times New Roman" w:cs="Times New Roman"/>
+          <w:sz w:val="24"/>
+          <w:szCs w:val="24"/>
+          <w:lang w:val="en-IN" w:eastAsia="en-IN"/>
+        </w:rPr>
+        <w:t>irtual simulation allows testing and optimization without affecting physical systems</w:t>
+      </w:r>
+      <w:r>
+        <w:rPr>
+          <w:rFonts w:ascii="Times New Roman" w:eastAsia="Times New Roman" w:hAnsi="Times New Roman" w:cs="Times New Roman"/>
+          <w:sz w:val="24"/>
+          <w:szCs w:val="24"/>
+          <w:lang w:val="en-IN" w:eastAsia="en-IN"/>
+        </w:rPr>
+        <w:t>.</w:t>
+      </w:r>
+    </w:p>
+    <w:p>
+      <w:pPr>
+        <w:spacing w:before="100" w:beforeAutospacing="1" w:after="100" w:afterAutospacing="1" w:line="360" w:lineRule="auto"/>
+        <w:rPr>
+          <w:rFonts w:ascii="Times New Roman" w:hAnsi="Times New Roman" w:cs="Times New Roman"/>
+          <w:b/>
+          <w:sz w:val="24"/>
+          <w:szCs w:val="24"/>
+        </w:rPr>
+      </w:pPr>
+      <w:r>
+        <w:rPr>
+          <w:rFonts w:ascii="Times New Roman" w:hAnsi="Times New Roman" w:cs="Times New Roman"/>
+          <w:b/>
+          <w:sz w:val="24"/>
+          <w:szCs w:val="24"/>
+        </w:rPr>
+        <w:t>Conclusion</w:t>
+      </w:r>
+    </w:p>
+    <w:p>
+      <w:pPr>
+        <w:spacing w:before="100" w:beforeAutospacing="1" w:after="100" w:afterAutospacing="1" w:line="360" w:lineRule="auto"/>
+        <w:jc w:val="both"/>
+        <w:rPr>
+          <w:rFonts w:ascii="Times New Roman" w:hAnsi="Times New Roman" w:cs="Times New Roman"/>
+          <w:sz w:val="24"/>
+          <w:szCs w:val="24"/>
+        </w:rPr>
+      </w:pPr>
+      <w:r>
+        <w:rPr>
+          <w:rFonts w:ascii="Times New Roman" w:hAnsi="Times New Roman" w:cs="Times New Roman"/>
+          <w:sz w:val="24"/>
+          <w:szCs w:val="24"/>
+        </w:rPr>
+        <w:t>The paper concludes that the digital twin concept is a powerful approach to managing complexity in modern systems. By enabling real-time interaction between physical and virtual environments, it significantly reduces unpredictable behavior and improves system reliability, efficiency, and decision-making.</w:t>
+      </w:r>
+    </w:p>
+    <w:p>
+      <w:pPr>
+        <w:spacing w:before="100" w:beforeAutospacing="1" w:after="100" w:afterAutospacing="1" w:line="360" w:lineRule="auto"/>
+        <w:jc w:val="both"/>
+        <w:rPr>
+          <w:rFonts w:ascii="Times New Roman" w:hAnsi="Times New Roman" w:cs="Times New Roman"/>
+          <w:b/>
+          <w:sz w:val="28"/>
+          <w:szCs w:val="28"/>
+        </w:rPr>
+      </w:pPr>
+      <w:r>
+        <w:rPr>
+          <w:rFonts w:ascii="Times New Roman" w:hAnsi="Times New Roman" w:cs="Times New Roman"/>
+          <w:b/>
+          <w:sz w:val="28"/>
+          <w:szCs w:val="28"/>
+        </w:rPr>
+        <w:t>2.13 H. Ning, H. Liu, and J. Ma: Cyber-Physical-Social Based Security Architecture for Future Internet of Things</w:t>
+      </w:r>
+    </w:p>
+    <w:p>
+      <w:pPr>
+        <w:spacing w:before="100" w:beforeAutospacing="1" w:after="100" w:afterAutospacing="1" w:line="360" w:lineRule="auto"/>
+        <w:jc w:val="both"/>
+        <w:rPr>
+          <w:rFonts w:ascii="Times New Roman" w:hAnsi="Times New Roman" w:cs="Times New Roman"/>
+          <w:b/>
+          <w:sz w:val="24"/>
+          <w:szCs w:val="24"/>
+        </w:rPr>
+      </w:pPr>
+      <w:r>
+        <w:rPr>
+          <w:rFonts w:ascii="Times New Roman" w:hAnsi="Times New Roman" w:cs="Times New Roman"/>
+          <w:b/>
+          <w:sz w:val="24"/>
+          <w:szCs w:val="24"/>
+        </w:rPr>
+        <w:t>Context and Problem</w:t>
+      </w:r>
+    </w:p>
+    <w:p>
+      <w:pPr>
+        <w:spacing w:before="100" w:beforeAutospacing="1" w:after="100" w:afterAutospacing="1" w:line="360" w:lineRule="auto"/>
+        <w:jc w:val="both"/>
+        <w:rPr>
+          <w:rFonts w:ascii="Times New Roman" w:hAnsi="Times New Roman" w:cs="Times New Roman"/>
+          <w:sz w:val="24"/>
+          <w:szCs w:val="24"/>
+        </w:rPr>
+      </w:pPr>
+      <w:r>
+        <w:rPr>
+          <w:rFonts w:ascii="Times New Roman" w:hAnsi="Times New Roman" w:cs="Times New Roman"/>
+          <w:sz w:val="24"/>
+          <w:szCs w:val="24"/>
+        </w:rPr>
+        <w:t>This paper presents a forward-looking perspective on securing next-generation Internet of Things (IoT) systems by introducing a</w:t>
+      </w:r>
+      <w:r>
+        <w:rPr>
+          <w:rFonts w:ascii="Times New Roman" w:hAnsi="Times New Roman" w:cs="Times New Roman"/>
+          <w:b/>
+          <w:sz w:val="24"/>
+          <w:szCs w:val="24"/>
+        </w:rPr>
+        <w:t xml:space="preserve"> </w:t>
+      </w:r>
+      <w:r>
+        <w:rPr>
+          <w:rStyle w:val="Strong"/>
+          <w:rFonts w:ascii="Times New Roman" w:hAnsi="Times New Roman" w:cs="Times New Roman"/>
+          <w:b w:val="0"/>
+          <w:sz w:val="24"/>
+          <w:szCs w:val="24"/>
+        </w:rPr>
+        <w:t>Cyber-Physical-Social (CPS) based security architecture</w:t>
+      </w:r>
+      <w:r>
+        <w:rPr>
+          <w:rFonts w:ascii="Times New Roman" w:hAnsi="Times New Roman" w:cs="Times New Roman"/>
+          <w:b/>
+          <w:sz w:val="24"/>
+          <w:szCs w:val="24"/>
+        </w:rPr>
+        <w:t xml:space="preserve">. </w:t>
+      </w:r>
+      <w:r>
+        <w:rPr>
+          <w:rFonts w:ascii="Times New Roman" w:hAnsi="Times New Roman" w:cs="Times New Roman"/>
+          <w:sz w:val="24"/>
+          <w:szCs w:val="24"/>
+        </w:rPr>
+        <w:t xml:space="preserve">The authors recognize that traditional IoT security models mainly focus on cyber and physical </w:t>
+      </w:r>
+      <w:r>
+        <w:rPr>
+          <w:rFonts w:ascii="Times New Roman" w:hAnsi="Times New Roman" w:cs="Times New Roman"/>
+          <w:sz w:val="24"/>
+          <w:szCs w:val="24"/>
+        </w:rPr>
+        <w:lastRenderedPageBreak/>
+        <w:t xml:space="preserve">components, often neglecting the </w:t>
+      </w:r>
+      <w:r>
+        <w:rPr>
+          <w:rStyle w:val="Strong"/>
+          <w:rFonts w:ascii="Times New Roman" w:hAnsi="Times New Roman" w:cs="Times New Roman"/>
+          <w:b w:val="0"/>
+          <w:sz w:val="24"/>
+          <w:szCs w:val="24"/>
+        </w:rPr>
+        <w:t>social dimension</w:t>
+      </w:r>
+      <w:r>
+        <w:rPr>
+          <w:rFonts w:ascii="Times New Roman" w:hAnsi="Times New Roman" w:cs="Times New Roman"/>
+          <w:b/>
+          <w:sz w:val="24"/>
+          <w:szCs w:val="24"/>
+        </w:rPr>
+        <w:t>,</w:t>
+      </w:r>
+      <w:r>
+        <w:rPr>
+          <w:rFonts w:ascii="Times New Roman" w:hAnsi="Times New Roman" w:cs="Times New Roman"/>
+          <w:sz w:val="24"/>
+          <w:szCs w:val="24"/>
+        </w:rPr>
+        <w:t xml:space="preserve"> which includes human behavior, social interactions, and user-generated data. The context of the study is the increasing complexity of IoT ecosystems, where devices, humans, and digital systems interact continuously. The key problem identified is that existing security frameworks are insufficient to handle </w:t>
+      </w:r>
+      <w:r>
+        <w:rPr>
+          <w:rStyle w:val="Strong"/>
+          <w:rFonts w:ascii="Times New Roman" w:hAnsi="Times New Roman" w:cs="Times New Roman"/>
+          <w:b w:val="0"/>
+          <w:sz w:val="24"/>
+          <w:szCs w:val="24"/>
+        </w:rPr>
+        <w:t>multi-dimensional threats</w:t>
+      </w:r>
+      <w:r>
+        <w:rPr>
+          <w:rFonts w:ascii="Times New Roman" w:hAnsi="Times New Roman" w:cs="Times New Roman"/>
+          <w:b/>
+          <w:sz w:val="24"/>
+          <w:szCs w:val="24"/>
+        </w:rPr>
+        <w:t>,</w:t>
+      </w:r>
+      <w:r>
+        <w:rPr>
+          <w:rFonts w:ascii="Times New Roman" w:hAnsi="Times New Roman" w:cs="Times New Roman"/>
+          <w:sz w:val="24"/>
+          <w:szCs w:val="24"/>
+        </w:rPr>
+        <w:t xml:space="preserve"> particularly those arising from human-centric interactions such as social engineering, behavioral manipulation, and trust exploitation.</w:t>
+      </w:r>
+    </w:p>
+    <w:p>
+      <w:pPr>
+        <w:spacing w:before="100" w:beforeAutospacing="1" w:after="100" w:afterAutospacing="1" w:line="360" w:lineRule="auto"/>
+        <w:jc w:val="both"/>
+        <w:rPr>
+          <w:rFonts w:ascii="Times New Roman" w:hAnsi="Times New Roman" w:cs="Times New Roman"/>
+          <w:b/>
+          <w:sz w:val="24"/>
+          <w:szCs w:val="24"/>
+        </w:rPr>
+      </w:pPr>
+      <w:r>
+        <w:rPr>
+          <w:rFonts w:ascii="Times New Roman" w:hAnsi="Times New Roman" w:cs="Times New Roman"/>
+          <w:b/>
+          <w:sz w:val="24"/>
+          <w:szCs w:val="24"/>
+        </w:rPr>
+        <w:t>Methodology and Contribution</w:t>
+      </w:r>
+    </w:p>
+    <w:p>
+      <w:pPr>
+        <w:spacing w:before="100" w:beforeAutospacing="1" w:after="100" w:afterAutospacing="1" w:line="360" w:lineRule="auto"/>
+        <w:jc w:val="both"/>
+        <w:rPr>
+          <w:rFonts w:ascii="Times New Roman" w:hAnsi="Times New Roman" w:cs="Times New Roman"/>
+          <w:sz w:val="24"/>
+          <w:szCs w:val="24"/>
+        </w:rPr>
+      </w:pPr>
+      <w:r>
+        <w:rPr>
+          <w:rFonts w:ascii="Times New Roman" w:hAnsi="Times New Roman" w:cs="Times New Roman"/>
+          <w:sz w:val="24"/>
+          <w:szCs w:val="24"/>
+        </w:rPr>
+        <w:t xml:space="preserve">To address these challenges, the authors propose a </w:t>
+      </w:r>
+      <w:r>
+        <w:rPr>
+          <w:rStyle w:val="Strong"/>
+          <w:rFonts w:ascii="Times New Roman" w:hAnsi="Times New Roman" w:cs="Times New Roman"/>
+          <w:b w:val="0"/>
+          <w:sz w:val="24"/>
+          <w:szCs w:val="24"/>
+        </w:rPr>
+        <w:t>CPS-based security architecture</w:t>
+      </w:r>
+      <w:r>
+        <w:rPr>
+          <w:rFonts w:ascii="Times New Roman" w:hAnsi="Times New Roman" w:cs="Times New Roman"/>
+          <w:sz w:val="24"/>
+          <w:szCs w:val="24"/>
+        </w:rPr>
+        <w:t xml:space="preserve"> that integrates cyber space (digital systems), physical space (devices and sensors), and social space (human behavior and interactions). The methodology involves designing a layered security framework where each domain is protected individually while also ensuring coordinated security across domains. The architecture incorporates </w:t>
+      </w:r>
+      <w:r>
+        <w:rPr>
+          <w:rStyle w:val="Strong"/>
+          <w:rFonts w:ascii="Times New Roman" w:hAnsi="Times New Roman" w:cs="Times New Roman"/>
+          <w:b w:val="0"/>
+          <w:sz w:val="24"/>
+          <w:szCs w:val="24"/>
+        </w:rPr>
+        <w:t>trust management, identity authentication, access control, and behavior analysis</w:t>
+      </w:r>
+      <w:r>
+        <w:rPr>
+          <w:rFonts w:ascii="Times New Roman" w:hAnsi="Times New Roman" w:cs="Times New Roman"/>
+          <w:sz w:val="24"/>
+          <w:szCs w:val="24"/>
+        </w:rPr>
+        <w:t xml:space="preserve"> as core components. A significant contribution of this work is the introduction of </w:t>
+      </w:r>
+      <w:r>
+        <w:rPr>
+          <w:rStyle w:val="Strong"/>
+          <w:rFonts w:ascii="Times New Roman" w:hAnsi="Times New Roman" w:cs="Times New Roman"/>
+          <w:b w:val="0"/>
+          <w:sz w:val="24"/>
+          <w:szCs w:val="24"/>
+        </w:rPr>
+        <w:t>social-aware security mechanisms</w:t>
+      </w:r>
+      <w:r>
+        <w:rPr>
+          <w:rFonts w:ascii="Times New Roman" w:hAnsi="Times New Roman" w:cs="Times New Roman"/>
+          <w:sz w:val="24"/>
+          <w:szCs w:val="24"/>
+        </w:rPr>
+        <w:t xml:space="preserve">, where user behavior and interaction patterns are analyzed to enhance trust evaluation and threat detection. The framework also emphasizes </w:t>
+      </w:r>
+      <w:r>
+        <w:rPr>
+          <w:rStyle w:val="Strong"/>
+          <w:rFonts w:ascii="Times New Roman" w:hAnsi="Times New Roman" w:cs="Times New Roman"/>
+          <w:b w:val="0"/>
+          <w:sz w:val="24"/>
+          <w:szCs w:val="24"/>
+        </w:rPr>
+        <w:t>data fusion</w:t>
+      </w:r>
+      <w:r>
+        <w:rPr>
+          <w:rFonts w:ascii="Times New Roman" w:hAnsi="Times New Roman" w:cs="Times New Roman"/>
+          <w:b/>
+          <w:sz w:val="24"/>
+          <w:szCs w:val="24"/>
+        </w:rPr>
+        <w:t>,</w:t>
+      </w:r>
+      <w:r>
+        <w:rPr>
+          <w:rFonts w:ascii="Times New Roman" w:hAnsi="Times New Roman" w:cs="Times New Roman"/>
+          <w:sz w:val="24"/>
+          <w:szCs w:val="24"/>
+        </w:rPr>
+        <w:t xml:space="preserve"> combining information from cyber, physical, and social domains to improve decision-making and system resilience.</w:t>
+      </w:r>
+    </w:p>
+    <w:p>
+      <w:pPr>
+        <w:spacing w:before="100" w:beforeAutospacing="1" w:after="100" w:afterAutospacing="1" w:line="360" w:lineRule="auto"/>
+        <w:jc w:val="both"/>
+        <w:rPr>
+          <w:rFonts w:ascii="Times New Roman" w:hAnsi="Times New Roman" w:cs="Times New Roman"/>
+          <w:b/>
+          <w:sz w:val="24"/>
+          <w:szCs w:val="24"/>
+        </w:rPr>
+      </w:pPr>
+      <w:r>
+        <w:rPr>
+          <w:rFonts w:ascii="Times New Roman" w:hAnsi="Times New Roman" w:cs="Times New Roman"/>
+          <w:b/>
+          <w:sz w:val="24"/>
+          <w:szCs w:val="24"/>
+        </w:rPr>
+        <w:t>Key Findings</w:t>
+      </w:r>
+    </w:p>
+    <w:p>
+      <w:pPr>
+        <w:pStyle w:val="ListParagraph"/>
+        <w:numPr>
+          <w:ilvl w:val="0"/>
+          <w:numId w:val="18"/>
+        </w:numPr>
+        <w:spacing w:before="100" w:beforeAutospacing="1" w:after="100" w:afterAutospacing="1" w:line="360" w:lineRule="auto"/>
+        <w:jc w:val="both"/>
+        <w:rPr>
+          <w:rFonts w:ascii="Times New Roman" w:hAnsi="Times New Roman" w:cs="Times New Roman"/>
+          <w:sz w:val="24"/>
+          <w:szCs w:val="24"/>
+        </w:rPr>
+      </w:pPr>
+      <w:r>
+        <w:rPr>
+          <w:rFonts w:ascii="Times New Roman" w:eastAsia="Times New Roman" w:hAnsi="Times New Roman" w:cs="Times New Roman"/>
+          <w:sz w:val="24"/>
+          <w:szCs w:val="24"/>
+          <w:lang w:val="en-IN" w:eastAsia="en-IN"/>
+        </w:rPr>
+        <w:t>Integration of cyber, physical, and social domains significantly improves overall security coverage.</w:t>
+      </w:r>
+    </w:p>
+    <w:p>
+      <w:pPr>
+        <w:pStyle w:val="ListParagraph"/>
+        <w:numPr>
+          <w:ilvl w:val="0"/>
+          <w:numId w:val="18"/>
+        </w:numPr>
+        <w:spacing w:before="100" w:beforeAutospacing="1" w:after="100" w:afterAutospacing="1" w:line="360" w:lineRule="auto"/>
+        <w:jc w:val="both"/>
+        <w:rPr>
+          <w:rFonts w:ascii="Times New Roman" w:hAnsi="Times New Roman" w:cs="Times New Roman"/>
+          <w:sz w:val="24"/>
+          <w:szCs w:val="24"/>
+        </w:rPr>
+      </w:pPr>
+      <w:r>
+        <w:rPr>
+          <w:rFonts w:ascii="Times New Roman" w:eastAsia="Times New Roman" w:hAnsi="Times New Roman" w:cs="Times New Roman"/>
+          <w:sz w:val="24"/>
+          <w:szCs w:val="24"/>
+          <w:lang w:val="en-IN" w:eastAsia="en-IN"/>
+        </w:rPr>
+        <w:t>Social behavior analysis enhances trust evaluation and helps detect insider threats.</w:t>
+      </w:r>
+    </w:p>
+    <w:p>
+      <w:pPr>
+        <w:pStyle w:val="ListParagraph"/>
+        <w:numPr>
+          <w:ilvl w:val="0"/>
+          <w:numId w:val="18"/>
+        </w:numPr>
+        <w:spacing w:before="100" w:beforeAutospacing="1" w:after="100" w:afterAutospacing="1" w:line="360" w:lineRule="auto"/>
+        <w:jc w:val="both"/>
+        <w:rPr>
+          <w:rFonts w:ascii="Times New Roman" w:hAnsi="Times New Roman" w:cs="Times New Roman"/>
+          <w:sz w:val="24"/>
+          <w:szCs w:val="24"/>
+        </w:rPr>
+      </w:pPr>
+      <w:r>
+        <w:rPr>
+          <w:rFonts w:ascii="Times New Roman" w:eastAsia="Times New Roman" w:hAnsi="Times New Roman" w:cs="Times New Roman"/>
+          <w:sz w:val="24"/>
+          <w:szCs w:val="24"/>
+          <w:lang w:val="en-IN" w:eastAsia="en-IN"/>
+        </w:rPr>
+        <w:t>Multi-layered architecture provides better resistance against complex and coordinated attacks.</w:t>
+      </w:r>
+    </w:p>
+    <w:p>
+      <w:pPr>
+        <w:pStyle w:val="ListParagraph"/>
+        <w:numPr>
+          <w:ilvl w:val="0"/>
+          <w:numId w:val="18"/>
+        </w:numPr>
+        <w:spacing w:before="100" w:beforeAutospacing="1" w:after="100" w:afterAutospacing="1" w:line="360" w:lineRule="auto"/>
+        <w:jc w:val="both"/>
+        <w:rPr>
+          <w:rFonts w:ascii="Times New Roman" w:hAnsi="Times New Roman" w:cs="Times New Roman"/>
+          <w:sz w:val="24"/>
+          <w:szCs w:val="24"/>
+        </w:rPr>
+      </w:pPr>
+      <w:r>
+        <w:rPr>
+          <w:rFonts w:ascii="Times New Roman" w:eastAsia="Times New Roman" w:hAnsi="Times New Roman" w:cs="Times New Roman"/>
+          <w:sz w:val="24"/>
+          <w:szCs w:val="24"/>
+          <w:lang w:val="en-IN" w:eastAsia="en-IN"/>
+        </w:rPr>
+        <w:t>Data fusion across domains increases accuracy in threat detection and response.</w:t>
+      </w:r>
+    </w:p>
+    <w:p>
+      <w:pPr>
+        <w:spacing w:before="100" w:beforeAutospacing="1" w:after="100" w:afterAutospacing="1" w:line="360" w:lineRule="auto"/>
+        <w:jc w:val="both"/>
+        <w:rPr>
+          <w:rFonts w:ascii="Times New Roman" w:hAnsi="Times New Roman" w:cs="Times New Roman"/>
+          <w:b/>
+          <w:sz w:val="24"/>
+          <w:szCs w:val="24"/>
+        </w:rPr>
+      </w:pPr>
+      <w:r>
+        <w:rPr>
+          <w:rFonts w:ascii="Times New Roman" w:hAnsi="Times New Roman" w:cs="Times New Roman"/>
+          <w:b/>
+          <w:sz w:val="24"/>
+          <w:szCs w:val="24"/>
+        </w:rPr>
+        <w:t>Conclusion</w:t>
+      </w:r>
+    </w:p>
+    <w:p>
+      <w:pPr>
+        <w:spacing w:before="100" w:beforeAutospacing="1" w:after="100" w:afterAutospacing="1" w:line="360" w:lineRule="auto"/>
+        <w:jc w:val="both"/>
+        <w:rPr>
+          <w:rFonts w:ascii="Times New Roman" w:hAnsi="Times New Roman" w:cs="Times New Roman"/>
+          <w:sz w:val="24"/>
+          <w:szCs w:val="24"/>
+        </w:rPr>
+      </w:pPr>
+      <w:r>
+        <w:rPr>
+          <w:rFonts w:ascii="Times New Roman" w:hAnsi="Times New Roman" w:cs="Times New Roman"/>
+          <w:sz w:val="24"/>
+          <w:szCs w:val="24"/>
+        </w:rPr>
+        <w:t xml:space="preserve">The paper concludes that future IoT systems require a </w:t>
+      </w:r>
+      <w:r>
+        <w:rPr>
+          <w:rStyle w:val="Strong"/>
+          <w:rFonts w:ascii="Times New Roman" w:hAnsi="Times New Roman" w:cs="Times New Roman"/>
+          <w:b w:val="0"/>
+          <w:sz w:val="24"/>
+          <w:szCs w:val="24"/>
+        </w:rPr>
+        <w:t>holistic security approach</w:t>
+      </w:r>
+      <w:r>
+        <w:rPr>
+          <w:rFonts w:ascii="Times New Roman" w:hAnsi="Times New Roman" w:cs="Times New Roman"/>
+          <w:sz w:val="24"/>
+          <w:szCs w:val="24"/>
+        </w:rPr>
+        <w:t xml:space="preserve"> that goes beyond traditional models by incorporating social dimensions. The proposed CPS-based architecture </w:t>
+      </w:r>
+      <w:r>
+        <w:rPr>
+          <w:rFonts w:ascii="Times New Roman" w:hAnsi="Times New Roman" w:cs="Times New Roman"/>
+          <w:sz w:val="24"/>
+          <w:szCs w:val="24"/>
+        </w:rPr>
+        <w:lastRenderedPageBreak/>
+        <w:t>provides a comprehensive framework for addressing emerging security challenges and establishes a foundation for advanced trust evaluation mechanisms in complex interconnected systems.</w:t>
+      </w:r>
+    </w:p>
+    <w:p>
+      <w:pPr>
+        <w:spacing w:before="100" w:beforeAutospacing="1" w:after="100" w:afterAutospacing="1" w:line="360" w:lineRule="auto"/>
+        <w:jc w:val="both"/>
+        <w:rPr>
+          <w:rFonts w:ascii="Times New Roman" w:hAnsi="Times New Roman" w:cs="Times New Roman"/>
+          <w:b/>
+          <w:sz w:val="28"/>
+          <w:szCs w:val="28"/>
+        </w:rPr>
+      </w:pPr>
+      <w:r>
+        <w:rPr>
+          <w:rFonts w:ascii="Times New Roman" w:hAnsi="Times New Roman" w:cs="Times New Roman"/>
+          <w:b/>
+          <w:sz w:val="28"/>
+          <w:szCs w:val="28"/>
+        </w:rPr>
+        <w:t>2.14 K. Zhang, Y. Mao, S. Leng, Y. He, and Y. Zhang.: Mobile Edge Computing for Intelligent IoT Systems: Trust and Security Perspective</w:t>
+      </w:r>
+    </w:p>
+    <w:p>
+      <w:pPr>
+        <w:spacing w:before="100" w:beforeAutospacing="1" w:after="100" w:afterAutospacing="1" w:line="360" w:lineRule="auto"/>
+        <w:jc w:val="both"/>
+        <w:rPr>
+          <w:rFonts w:ascii="Times New Roman" w:hAnsi="Times New Roman" w:cs="Times New Roman"/>
+          <w:b/>
+          <w:sz w:val="24"/>
+          <w:szCs w:val="24"/>
+        </w:rPr>
+      </w:pPr>
+      <w:r>
+        <w:rPr>
+          <w:rFonts w:ascii="Times New Roman" w:hAnsi="Times New Roman" w:cs="Times New Roman"/>
+          <w:b/>
+          <w:sz w:val="24"/>
+          <w:szCs w:val="24"/>
+        </w:rPr>
+        <w:t>Context and Problem</w:t>
+      </w:r>
+    </w:p>
+    <w:p>
+      <w:pPr>
+        <w:spacing w:before="100" w:beforeAutospacing="1" w:after="100" w:afterAutospacing="1" w:line="360" w:lineRule="auto"/>
+        <w:jc w:val="both"/>
+        <w:rPr>
+          <w:rFonts w:ascii="Times New Roman" w:hAnsi="Times New Roman" w:cs="Times New Roman"/>
+        </w:rPr>
+      </w:pPr>
+      <w:r>
+        <w:rPr>
+          <w:rFonts w:ascii="Times New Roman" w:hAnsi="Times New Roman" w:cs="Times New Roman"/>
+        </w:rPr>
+        <w:t xml:space="preserve">This paper examines the role of mobile edge computing (MEC) in enabling intelligent IoT systems while addressing critical concerns related to trust and security. With the rapid growth of IoT devices, massive amounts of data are generated at the network edge, requiring efficient processing with minimal latency. However, traditional cloud-centric models introduce delays and create centralized points of vulnerability. The authors identify that moving computation to the edge improves performance but also introduces new challenges such </w:t>
+      </w:r>
+      <w:r>
+        <w:rPr>
+          <w:rFonts w:ascii="Times New Roman" w:hAnsi="Times New Roman" w:cs="Times New Roman"/>
+          <w:b/>
+        </w:rPr>
+        <w:t xml:space="preserve">as </w:t>
+      </w:r>
+      <w:r>
+        <w:rPr>
+          <w:rStyle w:val="Strong"/>
+          <w:rFonts w:ascii="Times New Roman" w:hAnsi="Times New Roman" w:cs="Times New Roman"/>
+          <w:b w:val="0"/>
+        </w:rPr>
+        <w:t>untrusted edge nodes, data privacy risks, and heterogeneous device environments</w:t>
+      </w:r>
+      <w:r>
+        <w:rPr>
+          <w:rFonts w:ascii="Times New Roman" w:hAnsi="Times New Roman" w:cs="Times New Roman"/>
+        </w:rPr>
+        <w:t>. The core problem addressed is how to ensure secure, trustworthy, and efficient data processing in distributed edge-based IoT systems.</w:t>
+      </w:r>
+    </w:p>
+    <w:p>
+      <w:pPr>
+        <w:spacing w:before="100" w:beforeAutospacing="1" w:after="100" w:afterAutospacing="1" w:line="360" w:lineRule="auto"/>
+        <w:jc w:val="both"/>
+        <w:rPr>
+          <w:rFonts w:ascii="Times New Roman" w:hAnsi="Times New Roman" w:cs="Times New Roman"/>
+          <w:b/>
+          <w:sz w:val="24"/>
+          <w:szCs w:val="24"/>
+        </w:rPr>
+      </w:pPr>
+      <w:r>
+        <w:rPr>
+          <w:rFonts w:ascii="Times New Roman" w:hAnsi="Times New Roman" w:cs="Times New Roman"/>
+          <w:b/>
+          <w:sz w:val="24"/>
+          <w:szCs w:val="24"/>
+        </w:rPr>
+        <w:t>Methodology and Contribution</w:t>
+      </w:r>
+    </w:p>
+    <w:p>
+      <w:pPr>
+        <w:spacing w:before="100" w:beforeAutospacing="1" w:after="100" w:afterAutospacing="1" w:line="360" w:lineRule="auto"/>
+        <w:jc w:val="both"/>
+        <w:rPr>
+          <w:rFonts w:ascii="Times New Roman" w:hAnsi="Times New Roman" w:cs="Times New Roman"/>
+        </w:rPr>
+      </w:pPr>
+      <w:r>
+        <w:rPr>
+          <w:rFonts w:ascii="Times New Roman" w:hAnsi="Times New Roman" w:cs="Times New Roman"/>
+        </w:rPr>
+        <w:t xml:space="preserve">To address these challenges, the authors propose a framework that integrates </w:t>
+      </w:r>
+      <w:r>
+        <w:rPr>
+          <w:rStyle w:val="Strong"/>
+          <w:rFonts w:ascii="Times New Roman" w:hAnsi="Times New Roman" w:cs="Times New Roman"/>
+          <w:b w:val="0"/>
+        </w:rPr>
+        <w:t>mobile edge computing with trust management and security mechanisms</w:t>
+      </w:r>
+      <w:r>
+        <w:rPr>
+          <w:rFonts w:ascii="Times New Roman" w:hAnsi="Times New Roman" w:cs="Times New Roman"/>
+        </w:rPr>
+        <w:t xml:space="preserve">. The methodology involves deploying computation and storage resources at the edge of the network, closer to IoT devices, thereby reducing latency and improving responsiveness. The framework incorporates </w:t>
+      </w:r>
+      <w:r>
+        <w:rPr>
+          <w:rStyle w:val="Strong"/>
+          <w:rFonts w:ascii="Times New Roman" w:hAnsi="Times New Roman" w:cs="Times New Roman"/>
+          <w:b w:val="0"/>
+        </w:rPr>
+        <w:t>trust evaluation models</w:t>
+      </w:r>
+      <w:r>
+        <w:rPr>
+          <w:rFonts w:ascii="Times New Roman" w:hAnsi="Times New Roman" w:cs="Times New Roman"/>
+        </w:rPr>
+        <w:t xml:space="preserve"> to assess the reliability of edge nodes and devices based on behavior, historical interactions, and data consistency. Security mechanisms such as encryption, authentication, and access control are integrated to protect data during transmission and processing. The contribution of this work lies in providing a comprehensive architecture that combines </w:t>
+      </w:r>
+      <w:r>
+        <w:rPr>
+          <w:rStyle w:val="Strong"/>
+          <w:rFonts w:ascii="Times New Roman" w:hAnsi="Times New Roman" w:cs="Times New Roman"/>
+          <w:b w:val="0"/>
+        </w:rPr>
+        <w:t>low-latency edge computing with robust trust and security strategies</w:t>
+      </w:r>
+      <w:r>
+        <w:rPr>
+          <w:rFonts w:ascii="Times New Roman" w:hAnsi="Times New Roman" w:cs="Times New Roman"/>
+        </w:rPr>
+        <w:t>, making it suitable for intelligent IoT applications.</w:t>
+      </w:r>
+    </w:p>
+    <w:p>
+      <w:pPr>
+        <w:spacing w:before="100" w:beforeAutospacing="1" w:after="100" w:afterAutospacing="1" w:line="360" w:lineRule="auto"/>
+        <w:jc w:val="both"/>
+        <w:rPr>
+          <w:rFonts w:ascii="Times New Roman" w:hAnsi="Times New Roman" w:cs="Times New Roman"/>
+          <w:b/>
+          <w:sz w:val="24"/>
+          <w:szCs w:val="24"/>
+        </w:rPr>
+      </w:pPr>
+      <w:r>
+        <w:rPr>
+          <w:rFonts w:ascii="Times New Roman" w:hAnsi="Times New Roman" w:cs="Times New Roman"/>
+          <w:b/>
+          <w:sz w:val="24"/>
+          <w:szCs w:val="24"/>
+        </w:rPr>
+        <w:t>Key Findings</w:t>
+      </w:r>
+    </w:p>
+    <w:p>
+      <w:pPr>
+        <w:pStyle w:val="ListParagraph"/>
+        <w:numPr>
+          <w:ilvl w:val="0"/>
+          <w:numId w:val="19"/>
+        </w:numPr>
+        <w:spacing w:before="100" w:beforeAutospacing="1" w:after="100" w:afterAutospacing="1" w:line="360" w:lineRule="auto"/>
+        <w:jc w:val="both"/>
+        <w:rPr>
+          <w:rFonts w:ascii="Times New Roman" w:hAnsi="Times New Roman" w:cs="Times New Roman"/>
+        </w:rPr>
+      </w:pPr>
+      <w:r>
+        <w:rPr>
+          <w:rFonts w:ascii="Times New Roman" w:eastAsia="Times New Roman" w:hAnsi="Times New Roman" w:cs="Times New Roman"/>
+          <w:sz w:val="24"/>
+          <w:szCs w:val="24"/>
+          <w:lang w:val="en-IN" w:eastAsia="en-IN"/>
+        </w:rPr>
+        <w:t>Mobile edge computing significantly reduces latency and improves real-time data processing.</w:t>
+      </w:r>
+    </w:p>
+    <w:p>
+      <w:pPr>
+        <w:pStyle w:val="ListParagraph"/>
+        <w:numPr>
+          <w:ilvl w:val="0"/>
+          <w:numId w:val="19"/>
+        </w:numPr>
+        <w:spacing w:before="100" w:beforeAutospacing="1" w:after="100" w:afterAutospacing="1" w:line="360" w:lineRule="auto"/>
+        <w:jc w:val="both"/>
+        <w:rPr>
+          <w:rFonts w:ascii="Times New Roman" w:hAnsi="Times New Roman" w:cs="Times New Roman"/>
+        </w:rPr>
+      </w:pPr>
+      <w:r>
+        <w:rPr>
+          <w:rFonts w:ascii="Times New Roman" w:eastAsia="Times New Roman" w:hAnsi="Times New Roman" w:cs="Times New Roman"/>
+          <w:sz w:val="24"/>
+          <w:szCs w:val="24"/>
+          <w:lang w:val="en-IN" w:eastAsia="en-IN"/>
+        </w:rPr>
+        <w:t xml:space="preserve">Trust evaluation mechanisms enhance reliability of edge nodes and IoT devices. </w:t>
+      </w:r>
+    </w:p>
+    <w:p>
+      <w:pPr>
+        <w:pStyle w:val="ListParagraph"/>
+        <w:numPr>
+          <w:ilvl w:val="0"/>
+          <w:numId w:val="19"/>
+        </w:numPr>
+        <w:spacing w:before="100" w:beforeAutospacing="1" w:after="100" w:afterAutospacing="1" w:line="360" w:lineRule="auto"/>
+        <w:jc w:val="both"/>
+        <w:rPr>
+          <w:rFonts w:ascii="Times New Roman" w:hAnsi="Times New Roman" w:cs="Times New Roman"/>
+        </w:rPr>
+      </w:pPr>
+      <w:r>
+        <w:rPr>
+          <w:rFonts w:ascii="Times New Roman" w:eastAsia="Times New Roman" w:hAnsi="Times New Roman" w:cs="Times New Roman"/>
+          <w:sz w:val="24"/>
+          <w:szCs w:val="24"/>
+          <w:lang w:val="en-IN" w:eastAsia="en-IN"/>
+        </w:rPr>
+        <w:lastRenderedPageBreak/>
+        <w:t>Integration of security techniques mitigates risks such as data tampering and unauthorized access.</w:t>
+      </w:r>
+    </w:p>
+    <w:p>
+      <w:pPr>
+        <w:spacing w:before="100" w:beforeAutospacing="1" w:after="100" w:afterAutospacing="1" w:line="360" w:lineRule="auto"/>
+        <w:jc w:val="both"/>
+        <w:rPr>
+          <w:rFonts w:ascii="Times New Roman" w:hAnsi="Times New Roman" w:cs="Times New Roman"/>
+          <w:b/>
+          <w:sz w:val="24"/>
+          <w:szCs w:val="24"/>
+        </w:rPr>
+      </w:pPr>
+      <w:r>
+        <w:rPr>
+          <w:rFonts w:ascii="Times New Roman" w:hAnsi="Times New Roman" w:cs="Times New Roman"/>
+          <w:b/>
+          <w:sz w:val="24"/>
+          <w:szCs w:val="24"/>
+        </w:rPr>
+        <w:t>Conclusion</w:t>
+      </w:r>
+    </w:p>
+    <w:p>
+      <w:pPr>
+        <w:spacing w:before="100" w:beforeAutospacing="1" w:after="100" w:afterAutospacing="1" w:line="360" w:lineRule="auto"/>
+        <w:jc w:val="both"/>
+        <w:rPr>
+          <w:rFonts w:ascii="Times New Roman" w:eastAsia="Times New Roman" w:hAnsi="Times New Roman" w:cs="Times New Roman"/>
+          <w:sz w:val="24"/>
+          <w:szCs w:val="24"/>
+          <w:lang w:val="en-IN" w:eastAsia="en-IN"/>
+        </w:rPr>
+      </w:pPr>
+      <w:r>
+        <w:rPr>
+          <w:rFonts w:ascii="Times New Roman" w:eastAsia="Times New Roman" w:hAnsi="Times New Roman" w:cs="Times New Roman"/>
+          <w:sz w:val="24"/>
+          <w:szCs w:val="24"/>
+          <w:lang w:val="en-IN" w:eastAsia="en-IN"/>
+        </w:rPr>
+        <w:t>The paper concludes that mobile edge computing, when combined with effective trust and security mechanisms, provides a scalable and efficient solution for intelligent IoT systems. It highlights the importance of incorporating adaptive trust evaluation models to handle dynamic and heterogeneous environments, which is highly relevant for advanced systems such as blockchain-based digital twins.</w:t>
+      </w:r>
+    </w:p>
+    <w:p>
+      <w:pPr>
+        <w:pStyle w:val="Heading2"/>
+        <w:spacing w:line="360" w:lineRule="auto"/>
+        <w:jc w:val="left"/>
+        <w:rPr>
+          <w:rStyle w:val="Strong"/>
+          <w:b/>
+          <w:bCs w:val="0"/>
+        </w:rPr>
+      </w:pPr>
+      <w:r>
+        <w:rPr>
+          <w:rStyle w:val="Strong"/>
+          <w:b/>
+          <w:bCs w:val="0"/>
+        </w:rPr>
+        <w:t xml:space="preserve">2.15 </w:t>
+      </w:r>
+      <w:r>
+        <w:t xml:space="preserve">Q. Xu, Z. Su, and Y. Wang: </w:t>
+      </w:r>
+      <w:r>
+        <w:rPr>
+          <w:rStyle w:val="Strong"/>
+          <w:b/>
+          <w:bCs w:val="0"/>
+        </w:rPr>
+        <w:t>Blockchain-Based Trust Management in Distributed Systems: A Survey</w:t>
+      </w:r>
+    </w:p>
+    <w:p>
+      <w:pPr>
+        <w:pStyle w:val="Heading2"/>
+        <w:spacing w:line="360" w:lineRule="auto"/>
+        <w:jc w:val="left"/>
+      </w:pPr>
+      <w:r>
+        <w:rPr>
+          <w:sz w:val="24"/>
+          <w:szCs w:val="24"/>
+        </w:rPr>
+        <w:t>Context and Problem</w:t>
+      </w:r>
+    </w:p>
+    <w:p>
+      <w:pPr>
+        <w:spacing w:before="100" w:beforeAutospacing="1" w:after="100" w:afterAutospacing="1" w:line="360" w:lineRule="auto"/>
+        <w:jc w:val="both"/>
+        <w:rPr>
+          <w:rFonts w:ascii="Times New Roman" w:eastAsia="Times New Roman" w:hAnsi="Times New Roman" w:cs="Times New Roman"/>
+          <w:sz w:val="24"/>
+          <w:szCs w:val="24"/>
+          <w:lang w:val="en-IN" w:eastAsia="en-IN"/>
+        </w:rPr>
+      </w:pPr>
+      <w:r>
+        <w:rPr>
+          <w:rFonts w:ascii="Times New Roman" w:eastAsia="Times New Roman" w:hAnsi="Times New Roman" w:cs="Times New Roman"/>
+          <w:sz w:val="24"/>
+          <w:szCs w:val="24"/>
+          <w:lang w:val="en-IN" w:eastAsia="en-IN"/>
+        </w:rPr>
+        <w:t>With the rapid growth of distributed systems such as IoT networks, cloud computing platforms, and decentralized applications, establishing trust among participating entities has become a fundamental challenge. In highly dynamic environments, these static models fail to adapt to changing behaviors of nodes, making them ineffective in detecting malicious activities.</w:t>
+      </w:r>
+      <w:r>
+        <w:rPr>
+          <w:rFonts w:ascii="Times New Roman" w:eastAsia="Times New Roman" w:hAnsi="Times New Roman" w:cs="Times New Roman"/>
+          <w:sz w:val="24"/>
+          <w:szCs w:val="24"/>
+          <w:lang w:val="en-IN" w:eastAsia="en-IN"/>
+        </w:rPr>
+        <w:t xml:space="preserve"> </w:t>
+      </w:r>
+      <w:r>
+        <w:rPr>
+          <w:rFonts w:ascii="Times New Roman" w:eastAsia="Times New Roman" w:hAnsi="Times New Roman" w:cs="Times New Roman"/>
+          <w:sz w:val="24"/>
+          <w:szCs w:val="24"/>
+          <w:lang w:val="en-IN" w:eastAsia="en-IN"/>
+        </w:rPr>
+        <w:t>The paper identifies that while blockchain technology offers decentralization, immutability, and transparency, integrating it effectively with trust management systems is still an open research problem. Specifically, challenges such as scalability, computational overhead, and efficient trust evaluation mechanisms need to be addressed. The authors aim to systematically analyze existing blockchain-based trust management approaches and identify gaps in current research.</w:t>
+      </w:r>
+    </w:p>
+    <w:p>
+      <w:pPr>
+        <w:pStyle w:val="NormalWeb"/>
+        <w:jc w:val="both"/>
+        <w:rPr>
+          <w:b/>
+        </w:rPr>
+      </w:pPr>
+      <w:r>
+        <w:rPr>
+          <w:b/>
+          <w:lang w:val="en-IN" w:eastAsia="en-IN"/>
+        </w:rPr>
+        <w:t>Methodology and Contribution</w:t>
+      </w:r>
+      <w:r>
+        <w:rPr>
+          <w:b/>
+        </w:rPr>
+        <w:t xml:space="preserve"> </w:t>
+      </w:r>
+    </w:p>
+    <w:p>
+      <w:pPr>
+        <w:pStyle w:val="NormalWeb"/>
+        <w:spacing w:line="360" w:lineRule="auto"/>
+        <w:jc w:val="both"/>
+        <w:rPr>
+          <w:lang w:val="en-IN" w:eastAsia="en-IN"/>
+        </w:rPr>
+      </w:pPr>
+      <w:r>
+        <w:rPr>
+          <w:lang w:val="en-IN" w:eastAsia="en-IN"/>
+        </w:rPr>
+        <w:t xml:space="preserve">The authors adopt a </w:t>
+      </w:r>
+      <w:r>
+        <w:rPr>
+          <w:bCs/>
+          <w:lang w:val="en-IN" w:eastAsia="en-IN"/>
+        </w:rPr>
+        <w:t>comprehensive survey-based methodology</w:t>
+      </w:r>
+      <w:r>
+        <w:rPr>
+          <w:lang w:val="en-IN" w:eastAsia="en-IN"/>
+        </w:rPr>
+        <w:t xml:space="preserve">, where they review and categorize existing trust management models that incorporate blockchain technology. The study examines different architectural designs, consensus mechanisms, and trust evaluation techniques used in distributed systems. It classifies trust models based on parameters such as reputation systems, behavior-based evaluation, and hybrid approaches combining multiple trust factors. </w:t>
+      </w:r>
+      <w:r>
+        <w:rPr>
+          <w:lang w:val="en-IN" w:eastAsia="en-IN"/>
+        </w:rPr>
+        <w:t xml:space="preserve">A significant contribution of this paper is the </w:t>
+      </w:r>
+      <w:r>
+        <w:rPr>
+          <w:bCs/>
+          <w:lang w:val="en-IN" w:eastAsia="en-IN"/>
+        </w:rPr>
+        <w:t>taxonomy of blockchain-based trust management systems</w:t>
+      </w:r>
+      <w:r>
+        <w:rPr>
+          <w:lang w:val="en-IN" w:eastAsia="en-IN"/>
+        </w:rPr>
+        <w:t xml:space="preserve">, which </w:t>
+      </w:r>
+      <w:r>
+        <w:rPr>
+          <w:lang w:val="en-IN" w:eastAsia="en-IN"/>
+        </w:rPr>
+        <w:lastRenderedPageBreak/>
+        <w:t xml:space="preserve">helps in understanding how trust is established, maintained, and updated in decentralized environments. The authors also analyze the role of smart contracts in automating trust evaluation and enforcing security policies. </w:t>
+      </w:r>
+    </w:p>
+    <w:p>
+      <w:pPr>
+        <w:pStyle w:val="NormalWeb"/>
+        <w:jc w:val="both"/>
+        <w:rPr>
+          <w:b/>
+          <w:lang w:val="en-IN" w:eastAsia="en-IN"/>
+        </w:rPr>
+      </w:pPr>
+      <w:r>
+        <w:rPr>
+          <w:b/>
+          <w:lang w:val="en-IN" w:eastAsia="en-IN"/>
+        </w:rPr>
+        <w:t>Key Findings</w:t>
+      </w:r>
+    </w:p>
+    <w:p>
+      <w:pPr>
+        <w:numPr>
+          <w:ilvl w:val="0"/>
+          <w:numId w:val="20"/>
+        </w:numPr>
+        <w:spacing w:before="100" w:beforeAutospacing="1" w:after="100" w:afterAutospacing="1" w:line="360" w:lineRule="auto"/>
+        <w:jc w:val="both"/>
+        <w:rPr>
+          <w:rFonts w:ascii="Times New Roman" w:eastAsia="Times New Roman" w:hAnsi="Times New Roman" w:cs="Times New Roman"/>
+          <w:sz w:val="24"/>
+          <w:szCs w:val="24"/>
+          <w:lang w:val="en-IN" w:eastAsia="en-IN"/>
+        </w:rPr>
+      </w:pPr>
+      <w:r>
+        <w:rPr>
+          <w:rFonts w:ascii="Times New Roman" w:eastAsia="Times New Roman" w:hAnsi="Times New Roman" w:cs="Times New Roman"/>
+          <w:sz w:val="24"/>
+          <w:szCs w:val="24"/>
+          <w:lang w:val="en-IN" w:eastAsia="en-IN"/>
+        </w:rPr>
+        <w:t>Blockchain eliminates dependency on centralized trust authorities by en</w:t>
+      </w:r>
+      <w:r>
+        <w:rPr>
+          <w:rFonts w:ascii="Times New Roman" w:eastAsia="Times New Roman" w:hAnsi="Times New Roman" w:cs="Times New Roman"/>
+          <w:sz w:val="24"/>
+          <w:szCs w:val="24"/>
+          <w:lang w:val="en-IN" w:eastAsia="en-IN"/>
+        </w:rPr>
+        <w:t>abling decentralized validation.</w:t>
+      </w:r>
+    </w:p>
+    <w:p>
+      <w:pPr>
+        <w:numPr>
+          <w:ilvl w:val="0"/>
+          <w:numId w:val="20"/>
+        </w:numPr>
+        <w:spacing w:before="100" w:beforeAutospacing="1" w:after="100" w:afterAutospacing="1" w:line="360" w:lineRule="auto"/>
+        <w:jc w:val="both"/>
+        <w:rPr>
+          <w:rFonts w:ascii="Times New Roman" w:eastAsia="Times New Roman" w:hAnsi="Times New Roman" w:cs="Times New Roman"/>
+          <w:sz w:val="24"/>
+          <w:szCs w:val="24"/>
+          <w:lang w:val="en-IN" w:eastAsia="en-IN"/>
+        </w:rPr>
+      </w:pPr>
+      <w:r>
+        <w:rPr>
+          <w:rFonts w:ascii="Times New Roman" w:eastAsia="Times New Roman" w:hAnsi="Times New Roman" w:cs="Times New Roman"/>
+          <w:sz w:val="24"/>
+          <w:szCs w:val="24"/>
+          <w:lang w:val="en-IN" w:eastAsia="en-IN"/>
+        </w:rPr>
+        <w:t>Reputation-based and behavior-based trust models are widely used b</w:t>
+      </w:r>
+      <w:r>
+        <w:rPr>
+          <w:rFonts w:ascii="Times New Roman" w:eastAsia="Times New Roman" w:hAnsi="Times New Roman" w:cs="Times New Roman"/>
+          <w:sz w:val="24"/>
+          <w:szCs w:val="24"/>
+          <w:lang w:val="en-IN" w:eastAsia="en-IN"/>
+        </w:rPr>
+        <w:t>ut have scalability limitations.</w:t>
+      </w:r>
+    </w:p>
+    <w:p>
+      <w:pPr>
+        <w:numPr>
+          <w:ilvl w:val="0"/>
+          <w:numId w:val="20"/>
+        </w:numPr>
+        <w:spacing w:before="100" w:beforeAutospacing="1" w:after="100" w:afterAutospacing="1" w:line="360" w:lineRule="auto"/>
+        <w:jc w:val="both"/>
+        <w:rPr>
+          <w:rFonts w:ascii="Times New Roman" w:eastAsia="Times New Roman" w:hAnsi="Times New Roman" w:cs="Times New Roman"/>
+          <w:sz w:val="24"/>
+          <w:szCs w:val="24"/>
+          <w:lang w:val="en-IN" w:eastAsia="en-IN"/>
+        </w:rPr>
+      </w:pPr>
+      <w:r>
+        <w:rPr>
+          <w:rFonts w:ascii="Times New Roman" w:eastAsia="Times New Roman" w:hAnsi="Times New Roman" w:cs="Times New Roman"/>
+          <w:sz w:val="24"/>
+          <w:szCs w:val="24"/>
+          <w:lang w:val="en-IN" w:eastAsia="en-IN"/>
+        </w:rPr>
+        <w:t>High computational and storage overhead remains a major limitation in blockchain-based systems</w:t>
+      </w:r>
+      <w:r>
+        <w:rPr>
+          <w:rFonts w:ascii="Times New Roman" w:eastAsia="Times New Roman" w:hAnsi="Times New Roman" w:cs="Times New Roman"/>
+          <w:sz w:val="24"/>
+          <w:szCs w:val="24"/>
+          <w:lang w:val="en-IN" w:eastAsia="en-IN"/>
+        </w:rPr>
+        <w:t>.</w:t>
+      </w:r>
+      <w:r>
+        <w:rPr>
+          <w:rFonts w:ascii="Times New Roman" w:eastAsia="Times New Roman" w:hAnsi="Times New Roman" w:cs="Times New Roman"/>
+          <w:sz w:val="24"/>
+          <w:szCs w:val="24"/>
+          <w:lang w:val="en-IN" w:eastAsia="en-IN"/>
+        </w:rPr>
+        <w:t xml:space="preserve"> </w:t>
+      </w:r>
+    </w:p>
+    <w:p>
+      <w:pPr>
+        <w:spacing w:before="100" w:beforeAutospacing="1" w:after="100" w:afterAutospacing="1" w:line="240" w:lineRule="auto"/>
+        <w:jc w:val="both"/>
+        <w:rPr>
+          <w:rFonts w:ascii="Times New Roman" w:eastAsia="Times New Roman" w:hAnsi="Times New Roman" w:cs="Times New Roman"/>
+          <w:b/>
+          <w:sz w:val="24"/>
+          <w:szCs w:val="24"/>
+          <w:lang w:val="en-IN" w:eastAsia="en-IN"/>
+        </w:rPr>
+      </w:pPr>
+      <w:r>
+        <w:rPr>
+          <w:rFonts w:ascii="Times New Roman" w:eastAsia="Times New Roman" w:hAnsi="Times New Roman" w:cs="Times New Roman"/>
+          <w:b/>
+          <w:sz w:val="24"/>
+          <w:szCs w:val="24"/>
+          <w:lang w:val="en-IN" w:eastAsia="en-IN"/>
+        </w:rPr>
+        <w:t>Conclusion</w:t>
+      </w:r>
+    </w:p>
+    <w:p>
+      <w:pPr>
+        <w:spacing w:before="100" w:beforeAutospacing="1" w:after="100" w:afterAutospacing="1" w:line="360" w:lineRule="auto"/>
+        <w:jc w:val="both"/>
+        <w:rPr>
+          <w:rFonts w:ascii="Times New Roman" w:hAnsi="Times New Roman" w:cs="Times New Roman"/>
+          <w:sz w:val="24"/>
+          <w:szCs w:val="24"/>
+        </w:rPr>
+      </w:pPr>
+      <w:r>
+        <w:rPr>
+          <w:rFonts w:ascii="Times New Roman" w:hAnsi="Times New Roman" w:cs="Times New Roman"/>
+          <w:sz w:val="24"/>
+          <w:szCs w:val="24"/>
+        </w:rPr>
+        <w:t>The paper concludes that blockchain technology provides a strong fou</w:t>
+      </w:r>
+      <w:r>
+        <w:rPr>
+          <w:rFonts w:ascii="Times New Roman" w:hAnsi="Times New Roman" w:cs="Times New Roman"/>
+          <w:sz w:val="24"/>
+          <w:szCs w:val="24"/>
+        </w:rPr>
+        <w:t xml:space="preserve">ndation for building secure and </w:t>
+      </w:r>
+      <w:r>
+        <w:rPr>
+          <w:rFonts w:ascii="Times New Roman" w:hAnsi="Times New Roman" w:cs="Times New Roman"/>
+          <w:sz w:val="24"/>
+          <w:szCs w:val="24"/>
+        </w:rPr>
+        <w:t>transparent trust management systems in distributed environments. However, existing solutions still face challenges related to scalability, efficiency, and real-time processing. The authors emphasize the need for hybrid approaches that combine blockchain with AI and lightweight consensus mechanisms to improve performance. This survey serves as a valuable reference for designing advanced trust evaluation systems, particularly in applications such as digital twins, where reliable and secure data exchange is critical.</w:t>
+      </w:r>
+    </w:p>
+    <w:p>
+      <w:pPr>
+        <w:spacing w:before="100" w:beforeAutospacing="1" w:after="100" w:afterAutospacing="1" w:line="360" w:lineRule="auto"/>
+        <w:jc w:val="both"/>
+        <w:rPr>
+          <w:rFonts w:ascii="Times New Roman" w:hAnsi="Times New Roman" w:cs="Times New Roman"/>
+          <w:b/>
+          <w:sz w:val="28"/>
+          <w:szCs w:val="28"/>
+        </w:rPr>
+      </w:pPr>
+      <w:r>
+        <w:rPr>
+          <w:rFonts w:ascii="Times New Roman" w:hAnsi="Times New Roman" w:cs="Times New Roman"/>
+          <w:b/>
+          <w:sz w:val="28"/>
+          <w:szCs w:val="28"/>
+        </w:rPr>
+        <w:t xml:space="preserve">2.16 </w:t>
+      </w:r>
+      <w:r>
+        <w:rPr>
+          <w:rFonts w:ascii="Times New Roman" w:hAnsi="Times New Roman" w:cs="Times New Roman"/>
+          <w:b/>
+          <w:sz w:val="28"/>
+          <w:szCs w:val="28"/>
+        </w:rPr>
+        <w:t>Y. Lu: Digital Twin-Driven Smart Manufacturing: Connotation, Reference Model, Applications and Research Issues</w:t>
+      </w:r>
+    </w:p>
+    <w:p>
+      <w:pPr>
+        <w:spacing w:before="100" w:beforeAutospacing="1" w:after="100" w:afterAutospacing="1" w:line="360" w:lineRule="auto"/>
+        <w:jc w:val="both"/>
+        <w:rPr>
+          <w:rFonts w:ascii="Times New Roman" w:hAnsi="Times New Roman" w:cs="Times New Roman"/>
+          <w:b/>
+          <w:sz w:val="24"/>
+          <w:szCs w:val="24"/>
+        </w:rPr>
+      </w:pPr>
+      <w:r>
+        <w:rPr>
+          <w:rFonts w:ascii="Times New Roman" w:hAnsi="Times New Roman" w:cs="Times New Roman"/>
+          <w:b/>
+          <w:sz w:val="24"/>
+          <w:szCs w:val="24"/>
+        </w:rPr>
+        <w:t>Context and Problem</w:t>
+      </w:r>
+    </w:p>
+    <w:p>
+      <w:pPr>
+        <w:spacing w:before="100" w:beforeAutospacing="1" w:after="100" w:afterAutospacing="1" w:line="360" w:lineRule="auto"/>
+        <w:jc w:val="both"/>
+        <w:rPr>
+          <w:rFonts w:ascii="Times New Roman" w:eastAsia="Times New Roman" w:hAnsi="Times New Roman" w:cs="Times New Roman"/>
+          <w:sz w:val="24"/>
+          <w:szCs w:val="24"/>
+          <w:lang w:val="en-IN" w:eastAsia="en-IN"/>
+        </w:rPr>
+      </w:pPr>
+      <w:r>
+        <w:rPr>
+          <w:rFonts w:ascii="Times New Roman" w:hAnsi="Times New Roman" w:cs="Times New Roman"/>
+          <w:sz w:val="24"/>
+          <w:szCs w:val="24"/>
+        </w:rPr>
+        <w:t xml:space="preserve">This paper presents a comprehensive understanding of digital twin technology in the context of smart manufacturing. The author emphasizes that modern manufacturing systems require high levels of flexibility, real-time monitoring, and intelligent decision-making. However, traditional manufacturing systems face limitations such as lack of real-time synchronization, inefficient data utilization, and absence of a unified framework for integrating physical and virtual systems. The </w:t>
+      </w:r>
+      <w:r>
+        <w:rPr>
+          <w:rFonts w:ascii="Times New Roman" w:hAnsi="Times New Roman" w:cs="Times New Roman"/>
+          <w:sz w:val="24"/>
+          <w:szCs w:val="24"/>
+        </w:rPr>
+        <w:lastRenderedPageBreak/>
+        <w:t>key problem identified is the absence of a standardized architecture and clear conceptual understanding of digital twin-driven manufacturing, which restricts its large-scale adoption.</w:t>
+      </w:r>
+    </w:p>
+    <w:p>
+      <w:pPr>
+        <w:pStyle w:val="NormalWeb"/>
+        <w:jc w:val="both"/>
+        <w:rPr>
+          <w:b/>
+          <w:lang w:val="en-IN" w:eastAsia="en-IN"/>
+        </w:rPr>
+      </w:pPr>
+      <w:r>
+        <w:rPr>
+          <w:b/>
+          <w:lang w:val="en-IN" w:eastAsia="en-IN"/>
+        </w:rPr>
+        <w:t>Methodology and Contribution</w:t>
+      </w:r>
+    </w:p>
+    <w:p>
+      <w:pPr>
+        <w:pStyle w:val="NormalWeb"/>
+        <w:spacing w:line="360" w:lineRule="auto"/>
+        <w:jc w:val="both"/>
+      </w:pPr>
+      <w:r>
+        <w:t xml:space="preserve">To address these issues, the author proposes a </w:t>
+      </w:r>
+      <w:r>
+        <w:rPr>
+          <w:rStyle w:val="Strong"/>
+          <w:b w:val="0"/>
+        </w:rPr>
+        <w:t>reference model for digital twin-driven smart manufacturing</w:t>
+      </w:r>
+      <w:r>
+        <w:t>. The methodology is based on defining the core components of a digital twin system, including the physical entity, virtual model, data processing layer, and service system. The paper introduces a structured framework that enables seamless interaction between physical and digital spaces through continuous data exchange. It also highlights the role of enabling technologies such as IoT, big data analytics, cloud computing, and artificial intelligence in building intelligent manufacturing systems. The major contribution of this work lies in formalizing the concept of digital twin in manufacturing and providing a standardized reference architecture that can guide future implementations.</w:t>
+      </w:r>
+    </w:p>
+    <w:p>
+      <w:pPr>
+        <w:pStyle w:val="NormalWeb"/>
+        <w:jc w:val="both"/>
+        <w:rPr>
+          <w:b/>
+        </w:rPr>
+      </w:pPr>
+      <w:r>
+        <w:rPr>
+          <w:b/>
+        </w:rPr>
+        <w:t>Key Findings</w:t>
+      </w:r>
+    </w:p>
+    <w:p>
+      <w:pPr>
+        <w:pStyle w:val="NormalWeb"/>
+        <w:numPr>
+          <w:ilvl w:val="0"/>
+          <w:numId w:val="21"/>
+        </w:numPr>
+        <w:spacing w:line="360" w:lineRule="auto"/>
+        <w:jc w:val="both"/>
+      </w:pPr>
+      <w:r>
+        <w:rPr>
+          <w:lang w:val="en-IN" w:eastAsia="en-IN"/>
+        </w:rPr>
+        <w:t>Establishes a clear definition and structure for digital twin-driven manufacturing, identifies key enabling technologies such as IoT, AI, and cloud computing.</w:t>
+      </w:r>
+    </w:p>
+    <w:p>
+      <w:pPr>
+        <w:pStyle w:val="NormalWeb"/>
+        <w:numPr>
+          <w:ilvl w:val="0"/>
+          <w:numId w:val="21"/>
+        </w:numPr>
+        <w:spacing w:line="360" w:lineRule="auto"/>
+        <w:jc w:val="both"/>
+      </w:pPr>
+      <w:r>
+        <w:rPr>
+          <w:lang w:val="en-IN" w:eastAsia="en-IN"/>
+        </w:rPr>
+        <w:t>Demonstrates improved efficiency through real-time monitoring and predictive analysis.</w:t>
+      </w:r>
+    </w:p>
+    <w:p>
+      <w:pPr>
+        <w:pStyle w:val="NormalWeb"/>
+        <w:numPr>
+          <w:ilvl w:val="0"/>
+          <w:numId w:val="21"/>
+        </w:numPr>
+        <w:spacing w:line="360" w:lineRule="auto"/>
+        <w:jc w:val="both"/>
+        <w:rPr>
+          <w:lang w:val="en-IN" w:eastAsia="en-IN"/>
+        </w:rPr>
+      </w:pPr>
+      <w:r>
+        <w:rPr>
+          <w:lang w:val="en-IN" w:eastAsia="en-IN"/>
+        </w:rPr>
+        <w:t>Highlights the importance of data integration between physical and virtual systems.</w:t>
+      </w:r>
+    </w:p>
+    <w:p>
+      <w:pPr>
+        <w:pStyle w:val="NormalWeb"/>
+        <w:jc w:val="both"/>
+        <w:rPr>
+          <w:b/>
+          <w:lang w:val="en-IN" w:eastAsia="en-IN"/>
+        </w:rPr>
+      </w:pPr>
+      <w:r>
+        <w:rPr>
+          <w:b/>
+          <w:lang w:val="en-IN" w:eastAsia="en-IN"/>
+        </w:rPr>
+        <w:t>Conclusion</w:t>
+      </w:r>
+    </w:p>
+    <w:p>
+      <w:pPr>
+        <w:pStyle w:val="NormalWeb"/>
+        <w:spacing w:line="360" w:lineRule="auto"/>
+        <w:jc w:val="both"/>
+        <w:rPr>
+          <w:lang w:val="en-IN" w:eastAsia="en-IN"/>
+        </w:rPr>
+      </w:pPr>
+      <w:r>
+        <w:t>The paper concludes that digital twin technology has the potential to transform traditional manufacturing into intelligent, data-driven systems. However, challenges such as system integration, data management, and standardization need to be addressed to fully realize its benefits. The proposed reference model serves as a foundational framework for future research and development in smart manufacturing systems.</w:t>
+      </w:r>
+    </w:p>
+    <w:p>
+      <w:pPr>
+        <w:spacing w:before="100" w:beforeAutospacing="1" w:after="100" w:afterAutospacing="1" w:line="240" w:lineRule="auto"/>
+        <w:rPr>
+          <w:rFonts w:ascii="Times New Roman" w:eastAsia="Times New Roman" w:hAnsi="Times New Roman" w:cs="Times New Roman"/>
+          <w:sz w:val="24"/>
+          <w:szCs w:val="24"/>
+          <w:lang w:val="en-IN" w:eastAsia="en-IN"/>
+        </w:rPr>
+      </w:pPr>
+    </w:p>
+    <w:p>
+      <w:pPr>
+        <w:rPr>
+          <w:lang w:eastAsia="en-IN"/>
+        </w:rPr>
+      </w:pPr>
+    </w:p>
+    <w:p>
+      <w:pPr>
+        <w:spacing w:before="100" w:beforeAutospacing="1" w:after="100" w:afterAutospacing="1" w:line="360" w:lineRule="auto"/>
+        <w:jc w:val="both"/>
+        <w:rPr>
+          <w:rFonts w:ascii="Times New Roman" w:hAnsi="Times New Roman" w:cs="Times New Roman"/>
+          <w:sz w:val="24"/>
+          <w:szCs w:val="24"/>
+        </w:rPr>
+      </w:pPr>
+    </w:p>
+    <w:p>
+      <w:pPr>
+        <w:spacing w:before="100" w:beforeAutospacing="1" w:after="100" w:afterAutospacing="1" w:line="360" w:lineRule="auto"/>
         <w:jc w:val="center"/>
         <w:rPr>
           <w:rFonts w:ascii="Times New Roman" w:hAnsi="Times New Roman" w:cs="Times New Roman"/>
@@ -15562,27 +16493,8 @@
           <w:sz w:val="24"/>
           <w:szCs w:val="24"/>
         </w:rPr>
-        <w:t xml:space="preserve">Table – 2.1: Summary of Literature Survey on AI Assisted Trust Evaluation </w:t>
-      </w:r>
-      <w:proofErr w:type="gramStart"/>
-      <w:r>
-        <w:rPr>
-          <w:rFonts w:ascii="Times New Roman" w:hAnsi="Times New Roman" w:cs="Times New Roman"/>
-          <w:b/>
-          <w:sz w:val="24"/>
-          <w:szCs w:val="24"/>
-        </w:rPr>
-        <w:t>In</w:t>
-      </w:r>
-      <w:proofErr w:type="gramEnd"/>
-      <w:r>
-        <w:rPr>
-          <w:rFonts w:ascii="Times New Roman" w:hAnsi="Times New Roman" w:cs="Times New Roman"/>
-          <w:b/>
-          <w:sz w:val="24"/>
-          <w:szCs w:val="24"/>
-        </w:rPr>
-        <w:t xml:space="preserve"> Blockchain Based Digital Twin System</w:t>
+        <w:lastRenderedPageBreak/>
+        <w:t>Table – 2.1: Summary of Literature Survey on AI Assisted Trust Evaluation In Blockchain Based Digital Twin System</w:t>
       </w:r>
     </w:p>
     <w:tbl>
@@ -15817,7 +16729,6 @@
                 <w:szCs w:val="18"/>
               </w:rPr>
             </w:pPr>
-            <w:proofErr w:type="spellStart"/>
             <w:r>
               <w:rPr>
                 <w:rFonts w:ascii="Times New Roman" w:eastAsia="Times New Roman" w:hAnsi="Times New Roman" w:cs="Times New Roman"/>
@@ -15828,7 +16739,6 @@
               </w:rPr>
               <w:t>Revelance</w:t>
             </w:r>
-            <w:proofErr w:type="spellEnd"/>
           </w:p>
         </w:tc>
       </w:tr>
@@ -15891,18 +16801,8 @@
                 <w:sz w:val="18"/>
                 <w:szCs w:val="18"/>
               </w:rPr>
-              <w:t xml:space="preserve">Blockchain-Based Trust Mechanism for Digital Twin in </w:t>
+              <w:t>Blockchain-Based Trust Mechanism for Digital Twin in IIoT</w:t>
             </w:r>
-            <w:proofErr w:type="spellStart"/>
-            <w:r>
-              <w:rPr>
-                <w:rFonts w:ascii="Times New Roman" w:hAnsi="Times New Roman" w:cs="Times New Roman"/>
-                <w:sz w:val="18"/>
-                <w:szCs w:val="18"/>
-              </w:rPr>
-              <w:t>IIoT</w:t>
-            </w:r>
-            <w:proofErr w:type="spellEnd"/>
           </w:p>
         </w:tc>
         <w:tc>
@@ -15959,25 +16859,7 @@
                 <w:sz w:val="18"/>
                 <w:szCs w:val="18"/>
               </w:rPr>
-              <w:t xml:space="preserve">Lack of trust and data integrity in </w:t>
-            </w:r>
-            <w:proofErr w:type="spellStart"/>
-            <w:r>
-              <w:rPr>
-                <w:rFonts w:ascii="Times New Roman" w:hAnsi="Times New Roman" w:cs="Times New Roman"/>
-                <w:sz w:val="18"/>
-                <w:szCs w:val="18"/>
-              </w:rPr>
-              <w:t>IIoT</w:t>
-            </w:r>
-            <w:proofErr w:type="spellEnd"/>
-            <w:r>
-              <w:rPr>
-                <w:rFonts w:ascii="Times New Roman" w:hAnsi="Times New Roman" w:cs="Times New Roman"/>
-                <w:sz w:val="18"/>
-                <w:szCs w:val="18"/>
-              </w:rPr>
-              <w:t>-based digital twins</w:t>
+              <w:t>Lack of trust and data integrity in IIoT-based digital twins</w:t>
             </w:r>
           </w:p>
         </w:tc>
@@ -16000,23 +16882,13 @@
                 <w:szCs w:val="18"/>
               </w:rPr>
             </w:pPr>
-            <w:proofErr w:type="spellStart"/>
             <w:r>
               <w:rPr>
                 <w:rFonts w:ascii="Times New Roman" w:hAnsi="Times New Roman" w:cs="Times New Roman"/>
                 <w:sz w:val="18"/>
                 <w:szCs w:val="18"/>
               </w:rPr>
-              <w:t>PoA</w:t>
-            </w:r>
-            <w:proofErr w:type="spellEnd"/>
-            <w:r>
-              <w:rPr>
-                <w:rFonts w:ascii="Times New Roman" w:hAnsi="Times New Roman" w:cs="Times New Roman"/>
-                <w:sz w:val="18"/>
-                <w:szCs w:val="18"/>
-              </w:rPr>
-              <w:t>-based blockchain integrated with trust evaluation parameters</w:t>
+              <w:t>PoA-based blockchain integrated with trust evaluation parameters</w:t>
             </w:r>
           </w:p>
         </w:tc>
@@ -16759,23 +17631,13 @@
                 <w:szCs w:val="18"/>
               </w:rPr>
             </w:pPr>
-            <w:proofErr w:type="spellStart"/>
             <w:r>
               <w:rPr>
                 <w:rFonts w:ascii="Times New Roman" w:hAnsi="Times New Roman" w:cs="Times New Roman"/>
                 <w:sz w:val="18"/>
                 <w:szCs w:val="18"/>
               </w:rPr>
-              <w:t>Causio-TwinChain</w:t>
-            </w:r>
-            <w:proofErr w:type="spellEnd"/>
-            <w:r>
-              <w:rPr>
-                <w:rFonts w:ascii="Times New Roman" w:hAnsi="Times New Roman" w:cs="Times New Roman"/>
-                <w:sz w:val="18"/>
-                <w:szCs w:val="18"/>
-              </w:rPr>
-              <w:t>: AI-Driven Trust Model</w:t>
+              <w:t>Causio-TwinChain: AI-Driven Trust Model</w:t>
             </w:r>
           </w:p>
         </w:tc>
@@ -17164,7 +18026,6 @@
                 <w:sz w:val="18"/>
                 <w:szCs w:val="18"/>
               </w:rPr>
-              <w:lastRenderedPageBreak/>
               <w:t>7.</w:t>
             </w:r>
           </w:p>
@@ -17374,6 +18235,7 @@
                 <w:sz w:val="18"/>
                 <w:szCs w:val="18"/>
               </w:rPr>
+              <w:lastRenderedPageBreak/>
               <w:t>8.</w:t>
             </w:r>
           </w:p>
@@ -17519,25 +18381,7 @@
                 <w:sz w:val="18"/>
                 <w:szCs w:val="18"/>
               </w:rPr>
-              <w:t xml:space="preserve">Better </w:t>
-            </w:r>
-            <w:proofErr w:type="gramStart"/>
-            <w:r>
-              <w:rPr>
-                <w:rFonts w:ascii="Times New Roman" w:hAnsi="Times New Roman" w:cs="Times New Roman"/>
-                <w:sz w:val="18"/>
-                <w:szCs w:val="18"/>
-              </w:rPr>
-              <w:t>trust</w:t>
-            </w:r>
-            <w:proofErr w:type="gramEnd"/>
-            <w:r>
-              <w:rPr>
-                <w:rFonts w:ascii="Times New Roman" w:hAnsi="Times New Roman" w:cs="Times New Roman"/>
-                <w:sz w:val="18"/>
-                <w:szCs w:val="18"/>
-              </w:rPr>
-              <w:t xml:space="preserve"> accuracy and transparency</w:t>
+              <w:t>Better trust accuracy and transparency</w:t>
             </w:r>
           </w:p>
         </w:tc>
@@ -17989,6 +18833,1506 @@
           </w:p>
         </w:tc>
       </w:tr>
+      <w:tr>
+        <w:trPr>
+          <w:trHeight w:val="1057"/>
+        </w:trPr>
+        <w:tc>
+          <w:tcPr>
+            <w:tcW w:w="569" w:type="dxa"/>
+          </w:tcPr>
+          <w:p>
+            <w:pPr>
+              <w:tabs>
+                <w:tab w:val="left" w:pos="821"/>
+                <w:tab w:val="right" w:leader="dot" w:pos="9440"/>
+              </w:tabs>
+              <w:spacing w:line="360" w:lineRule="auto"/>
+              <w:jc w:val="center"/>
+              <w:rPr>
+                <w:rFonts w:ascii="Times New Roman" w:eastAsia="Times New Roman" w:hAnsi="Times New Roman" w:cs="Times New Roman"/>
+                <w:bCs/>
+                <w:sz w:val="18"/>
+                <w:szCs w:val="18"/>
+              </w:rPr>
+            </w:pPr>
+            <w:r>
+              <w:rPr>
+                <w:rFonts w:ascii="Times New Roman" w:eastAsia="Times New Roman" w:hAnsi="Times New Roman" w:cs="Times New Roman"/>
+                <w:bCs/>
+                <w:sz w:val="18"/>
+                <w:szCs w:val="18"/>
+              </w:rPr>
+              <w:t>11.</w:t>
+            </w:r>
+          </w:p>
+        </w:tc>
+        <w:tc>
+          <w:tcPr>
+            <w:tcW w:w="1708" w:type="dxa"/>
+          </w:tcPr>
+          <w:p>
+            <w:pPr>
+              <w:tabs>
+                <w:tab w:val="left" w:pos="821"/>
+                <w:tab w:val="right" w:leader="dot" w:pos="9440"/>
+              </w:tabs>
+              <w:spacing w:line="360" w:lineRule="auto"/>
+              <w:jc w:val="center"/>
+              <w:rPr>
+                <w:rFonts w:ascii="Times New Roman" w:hAnsi="Times New Roman" w:cs="Times New Roman"/>
+                <w:sz w:val="18"/>
+                <w:szCs w:val="18"/>
+              </w:rPr>
+            </w:pPr>
+            <w:r>
+              <w:rPr>
+                <w:rFonts w:ascii="Times New Roman" w:hAnsi="Times New Roman" w:cs="Times New Roman"/>
+                <w:sz w:val="18"/>
+                <w:szCs w:val="18"/>
+              </w:rPr>
+              <w:t>Digital Twin-enabled IoT with Blockchain and AI</w:t>
+            </w:r>
+          </w:p>
+        </w:tc>
+        <w:tc>
+          <w:tcPr>
+            <w:tcW w:w="1707" w:type="dxa"/>
+          </w:tcPr>
+          <w:p>
+            <w:pPr>
+              <w:tabs>
+                <w:tab w:val="left" w:pos="821"/>
+                <w:tab w:val="right" w:leader="dot" w:pos="9440"/>
+              </w:tabs>
+              <w:spacing w:line="360" w:lineRule="auto"/>
+              <w:jc w:val="center"/>
+              <w:rPr>
+                <w:rFonts w:ascii="Times New Roman" w:hAnsi="Times New Roman" w:cs="Times New Roman"/>
+                <w:sz w:val="18"/>
+                <w:szCs w:val="18"/>
+              </w:rPr>
+            </w:pPr>
+            <w:r>
+              <w:rPr>
+                <w:rFonts w:ascii="Times New Roman" w:hAnsi="Times New Roman" w:cs="Times New Roman"/>
+                <w:sz w:val="18"/>
+                <w:szCs w:val="18"/>
+              </w:rPr>
+              <w:t>Wan et al.</w:t>
+            </w:r>
+          </w:p>
+        </w:tc>
+        <w:tc>
+          <w:tcPr>
+            <w:tcW w:w="1850" w:type="dxa"/>
+          </w:tcPr>
+          <w:p>
+            <w:pPr>
+              <w:tabs>
+                <w:tab w:val="left" w:pos="821"/>
+                <w:tab w:val="right" w:leader="dot" w:pos="9440"/>
+              </w:tabs>
+              <w:spacing w:line="360" w:lineRule="auto"/>
+              <w:jc w:val="center"/>
+              <w:rPr>
+                <w:rFonts w:ascii="Times New Roman" w:hAnsi="Times New Roman" w:cs="Times New Roman"/>
+                <w:sz w:val="18"/>
+                <w:szCs w:val="18"/>
+              </w:rPr>
+            </w:pPr>
+            <w:r>
+              <w:rPr>
+                <w:rFonts w:ascii="Times New Roman" w:hAnsi="Times New Roman" w:cs="Times New Roman"/>
+                <w:sz w:val="18"/>
+                <w:szCs w:val="18"/>
+              </w:rPr>
+              <w:t>Lack of secure and intelligent IoT systems for smart cities</w:t>
+            </w:r>
+          </w:p>
+        </w:tc>
+        <w:tc>
+          <w:tcPr>
+            <w:tcW w:w="1991" w:type="dxa"/>
+          </w:tcPr>
+          <w:p>
+            <w:pPr>
+              <w:tabs>
+                <w:tab w:val="left" w:pos="821"/>
+                <w:tab w:val="right" w:leader="dot" w:pos="9440"/>
+              </w:tabs>
+              <w:spacing w:line="360" w:lineRule="auto"/>
+              <w:jc w:val="center"/>
+              <w:rPr>
+                <w:rFonts w:ascii="Times New Roman" w:hAnsi="Times New Roman" w:cs="Times New Roman"/>
+                <w:sz w:val="18"/>
+                <w:szCs w:val="18"/>
+              </w:rPr>
+            </w:pPr>
+            <w:r>
+              <w:rPr>
+                <w:rFonts w:ascii="Times New Roman" w:hAnsi="Times New Roman" w:cs="Times New Roman"/>
+                <w:sz w:val="18"/>
+                <w:szCs w:val="18"/>
+              </w:rPr>
+              <w:t>Integration of AI, blockchain, and digital twin for smart city framework</w:t>
+            </w:r>
+          </w:p>
+        </w:tc>
+        <w:tc>
+          <w:tcPr>
+            <w:tcW w:w="1850" w:type="dxa"/>
+          </w:tcPr>
+          <w:p>
+            <w:pPr>
+              <w:tabs>
+                <w:tab w:val="left" w:pos="821"/>
+                <w:tab w:val="right" w:leader="dot" w:pos="9440"/>
+              </w:tabs>
+              <w:spacing w:line="360" w:lineRule="auto"/>
+              <w:jc w:val="center"/>
+              <w:rPr>
+                <w:rFonts w:ascii="Times New Roman" w:hAnsi="Times New Roman" w:cs="Times New Roman"/>
+                <w:sz w:val="18"/>
+                <w:szCs w:val="18"/>
+              </w:rPr>
+            </w:pPr>
+            <w:r>
+              <w:rPr>
+                <w:rFonts w:ascii="Times New Roman" w:hAnsi="Times New Roman" w:cs="Times New Roman"/>
+                <w:sz w:val="18"/>
+                <w:szCs w:val="18"/>
+              </w:rPr>
+              <w:t>Improved system intelligence, security, and real-time decision-making</w:t>
+            </w:r>
+          </w:p>
+        </w:tc>
+        <w:tc>
+          <w:tcPr>
+            <w:tcW w:w="1707" w:type="dxa"/>
+          </w:tcPr>
+          <w:p>
+            <w:pPr>
+              <w:tabs>
+                <w:tab w:val="left" w:pos="821"/>
+                <w:tab w:val="right" w:leader="dot" w:pos="9440"/>
+              </w:tabs>
+              <w:spacing w:line="360" w:lineRule="auto"/>
+              <w:jc w:val="center"/>
+              <w:rPr>
+                <w:rFonts w:ascii="Times New Roman" w:hAnsi="Times New Roman" w:cs="Times New Roman"/>
+                <w:sz w:val="18"/>
+                <w:szCs w:val="18"/>
+              </w:rPr>
+            </w:pPr>
+            <w:r>
+              <w:rPr>
+                <w:rFonts w:ascii="Times New Roman" w:hAnsi="Times New Roman" w:cs="Times New Roman"/>
+                <w:sz w:val="18"/>
+                <w:szCs w:val="18"/>
+              </w:rPr>
+              <w:t>High system complexity and scalability issues</w:t>
+            </w:r>
+          </w:p>
+        </w:tc>
+      </w:tr>
+      <w:tr>
+        <w:trPr>
+          <w:trHeight w:val="1057"/>
+        </w:trPr>
+        <w:tc>
+          <w:tcPr>
+            <w:tcW w:w="569" w:type="dxa"/>
+          </w:tcPr>
+          <w:p>
+            <w:pPr>
+              <w:tabs>
+                <w:tab w:val="left" w:pos="821"/>
+                <w:tab w:val="right" w:leader="dot" w:pos="9440"/>
+              </w:tabs>
+              <w:spacing w:line="360" w:lineRule="auto"/>
+              <w:jc w:val="center"/>
+              <w:rPr>
+                <w:rFonts w:ascii="Times New Roman" w:eastAsia="Times New Roman" w:hAnsi="Times New Roman" w:cs="Times New Roman"/>
+                <w:bCs/>
+                <w:sz w:val="18"/>
+                <w:szCs w:val="18"/>
+              </w:rPr>
+            </w:pPr>
+            <w:r>
+              <w:rPr>
+                <w:rFonts w:ascii="Times New Roman" w:eastAsia="Times New Roman" w:hAnsi="Times New Roman" w:cs="Times New Roman"/>
+                <w:bCs/>
+                <w:sz w:val="18"/>
+                <w:szCs w:val="18"/>
+              </w:rPr>
+              <w:t>12.</w:t>
+            </w:r>
+          </w:p>
+        </w:tc>
+        <w:tc>
+          <w:tcPr>
+            <w:tcW w:w="1708" w:type="dxa"/>
+          </w:tcPr>
+          <w:p>
+            <w:pPr>
+              <w:tabs>
+                <w:tab w:val="left" w:pos="821"/>
+                <w:tab w:val="right" w:leader="dot" w:pos="9440"/>
+              </w:tabs>
+              <w:spacing w:line="360" w:lineRule="auto"/>
+              <w:jc w:val="center"/>
+              <w:rPr>
+                <w:rFonts w:ascii="Times New Roman" w:hAnsi="Times New Roman" w:cs="Times New Roman"/>
+                <w:sz w:val="18"/>
+                <w:szCs w:val="18"/>
+              </w:rPr>
+            </w:pPr>
+            <w:r>
+              <w:rPr>
+                <w:rFonts w:ascii="Times New Roman" w:hAnsi="Times New Roman" w:cs="Times New Roman"/>
+                <w:sz w:val="18"/>
+                <w:szCs w:val="18"/>
+              </w:rPr>
+              <w:t>Digital Twin for Complex Systems</w:t>
+            </w:r>
+          </w:p>
+        </w:tc>
+        <w:tc>
+          <w:tcPr>
+            <w:tcW w:w="1707" w:type="dxa"/>
+          </w:tcPr>
+          <w:p>
+            <w:pPr>
+              <w:tabs>
+                <w:tab w:val="left" w:pos="821"/>
+                <w:tab w:val="right" w:leader="dot" w:pos="9440"/>
+              </w:tabs>
+              <w:spacing w:line="360" w:lineRule="auto"/>
+              <w:jc w:val="center"/>
+              <w:rPr>
+                <w:rFonts w:ascii="Times New Roman" w:hAnsi="Times New Roman" w:cs="Times New Roman"/>
+                <w:sz w:val="18"/>
+                <w:szCs w:val="18"/>
+              </w:rPr>
+            </w:pPr>
+            <w:r>
+              <w:rPr>
+                <w:rFonts w:ascii="Times New Roman" w:hAnsi="Times New Roman" w:cs="Times New Roman"/>
+                <w:sz w:val="18"/>
+                <w:szCs w:val="18"/>
+              </w:rPr>
+              <w:t>Grieves &amp; Vickers</w:t>
+            </w:r>
+          </w:p>
+        </w:tc>
+        <w:tc>
+          <w:tcPr>
+            <w:tcW w:w="1850" w:type="dxa"/>
+          </w:tcPr>
+          <w:p>
+            <w:pPr>
+              <w:tabs>
+                <w:tab w:val="left" w:pos="821"/>
+                <w:tab w:val="right" w:leader="dot" w:pos="9440"/>
+              </w:tabs>
+              <w:spacing w:line="360" w:lineRule="auto"/>
+              <w:jc w:val="center"/>
+              <w:rPr>
+                <w:rFonts w:ascii="Times New Roman" w:hAnsi="Times New Roman" w:cs="Times New Roman"/>
+                <w:sz w:val="18"/>
+                <w:szCs w:val="18"/>
+              </w:rPr>
+            </w:pPr>
+            <w:r>
+              <w:rPr>
+                <w:rFonts w:ascii="Times New Roman" w:hAnsi="Times New Roman" w:cs="Times New Roman"/>
+                <w:sz w:val="18"/>
+                <w:szCs w:val="18"/>
+              </w:rPr>
+              <w:t>Unpredictable behavior in complex physical systems</w:t>
+            </w:r>
+          </w:p>
+        </w:tc>
+        <w:tc>
+          <w:tcPr>
+            <w:tcW w:w="1991" w:type="dxa"/>
+          </w:tcPr>
+          <w:p>
+            <w:pPr>
+              <w:tabs>
+                <w:tab w:val="left" w:pos="821"/>
+                <w:tab w:val="right" w:leader="dot" w:pos="9440"/>
+              </w:tabs>
+              <w:spacing w:line="360" w:lineRule="auto"/>
+              <w:jc w:val="center"/>
+              <w:rPr>
+                <w:rFonts w:ascii="Times New Roman" w:hAnsi="Times New Roman" w:cs="Times New Roman"/>
+                <w:sz w:val="18"/>
+                <w:szCs w:val="18"/>
+              </w:rPr>
+            </w:pPr>
+            <w:r>
+              <w:rPr>
+                <w:rFonts w:ascii="Times New Roman" w:hAnsi="Times New Roman" w:cs="Times New Roman"/>
+                <w:sz w:val="18"/>
+                <w:szCs w:val="18"/>
+              </w:rPr>
+              <w:t>Conceptual digital twin model for monitoring and prediction</w:t>
+            </w:r>
+          </w:p>
+        </w:tc>
+        <w:tc>
+          <w:tcPr>
+            <w:tcW w:w="1850" w:type="dxa"/>
+          </w:tcPr>
+          <w:p>
+            <w:pPr>
+              <w:tabs>
+                <w:tab w:val="left" w:pos="821"/>
+                <w:tab w:val="right" w:leader="dot" w:pos="9440"/>
+              </w:tabs>
+              <w:spacing w:line="360" w:lineRule="auto"/>
+              <w:jc w:val="center"/>
+              <w:rPr>
+                <w:rFonts w:ascii="Times New Roman" w:hAnsi="Times New Roman" w:cs="Times New Roman"/>
+                <w:sz w:val="18"/>
+                <w:szCs w:val="18"/>
+              </w:rPr>
+            </w:pPr>
+            <w:r>
+              <w:rPr>
+                <w:rFonts w:ascii="Times New Roman" w:hAnsi="Times New Roman" w:cs="Times New Roman"/>
+                <w:sz w:val="18"/>
+                <w:szCs w:val="18"/>
+              </w:rPr>
+              <w:t>Enhanced system understanding and predictive capability</w:t>
+            </w:r>
+          </w:p>
+        </w:tc>
+        <w:tc>
+          <w:tcPr>
+            <w:tcW w:w="1707" w:type="dxa"/>
+          </w:tcPr>
+          <w:p>
+            <w:pPr>
+              <w:tabs>
+                <w:tab w:val="left" w:pos="821"/>
+                <w:tab w:val="right" w:leader="dot" w:pos="9440"/>
+              </w:tabs>
+              <w:spacing w:line="360" w:lineRule="auto"/>
+              <w:jc w:val="center"/>
+              <w:rPr>
+                <w:rFonts w:ascii="Times New Roman" w:hAnsi="Times New Roman" w:cs="Times New Roman"/>
+                <w:sz w:val="18"/>
+                <w:szCs w:val="18"/>
+              </w:rPr>
+            </w:pPr>
+            <w:r>
+              <w:rPr>
+                <w:rFonts w:ascii="Times New Roman" w:hAnsi="Times New Roman" w:cs="Times New Roman"/>
+                <w:sz w:val="18"/>
+                <w:szCs w:val="18"/>
+              </w:rPr>
+              <w:t>Lacks implementation details and security mechanisms</w:t>
+            </w:r>
+          </w:p>
+        </w:tc>
+      </w:tr>
+      <w:tr>
+        <w:trPr>
+          <w:trHeight w:val="1057"/>
+        </w:trPr>
+        <w:tc>
+          <w:tcPr>
+            <w:tcW w:w="569" w:type="dxa"/>
+          </w:tcPr>
+          <w:p>
+            <w:pPr>
+              <w:tabs>
+                <w:tab w:val="left" w:pos="821"/>
+                <w:tab w:val="right" w:leader="dot" w:pos="9440"/>
+              </w:tabs>
+              <w:spacing w:line="360" w:lineRule="auto"/>
+              <w:jc w:val="center"/>
+              <w:rPr>
+                <w:rFonts w:ascii="Times New Roman" w:eastAsia="Times New Roman" w:hAnsi="Times New Roman" w:cs="Times New Roman"/>
+                <w:bCs/>
+                <w:sz w:val="18"/>
+                <w:szCs w:val="18"/>
+              </w:rPr>
+            </w:pPr>
+            <w:r>
+              <w:rPr>
+                <w:rFonts w:ascii="Times New Roman" w:eastAsia="Times New Roman" w:hAnsi="Times New Roman" w:cs="Times New Roman"/>
+                <w:bCs/>
+                <w:sz w:val="18"/>
+                <w:szCs w:val="18"/>
+              </w:rPr>
+              <w:t>13.</w:t>
+            </w:r>
+          </w:p>
+        </w:tc>
+        <w:tc>
+          <w:tcPr>
+            <w:tcW w:w="1708" w:type="dxa"/>
+          </w:tcPr>
+          <w:p>
+            <w:pPr>
+              <w:tabs>
+                <w:tab w:val="left" w:pos="821"/>
+                <w:tab w:val="right" w:leader="dot" w:pos="9440"/>
+              </w:tabs>
+              <w:spacing w:line="360" w:lineRule="auto"/>
+              <w:jc w:val="center"/>
+              <w:rPr>
+                <w:rFonts w:ascii="Times New Roman" w:hAnsi="Times New Roman" w:cs="Times New Roman"/>
+                <w:sz w:val="18"/>
+                <w:szCs w:val="18"/>
+              </w:rPr>
+            </w:pPr>
+            <w:r>
+              <w:rPr>
+                <w:rFonts w:ascii="Times New Roman" w:hAnsi="Times New Roman" w:cs="Times New Roman"/>
+                <w:sz w:val="18"/>
+                <w:szCs w:val="18"/>
+              </w:rPr>
+              <w:t>Security Architecture for IoT Systems</w:t>
+            </w:r>
+          </w:p>
+        </w:tc>
+        <w:tc>
+          <w:tcPr>
+            <w:tcW w:w="1707" w:type="dxa"/>
+          </w:tcPr>
+          <w:p>
+            <w:pPr>
+              <w:tabs>
+                <w:tab w:val="left" w:pos="821"/>
+                <w:tab w:val="right" w:leader="dot" w:pos="9440"/>
+              </w:tabs>
+              <w:spacing w:line="360" w:lineRule="auto"/>
+              <w:jc w:val="center"/>
+              <w:rPr>
+                <w:rFonts w:ascii="Times New Roman" w:hAnsi="Times New Roman" w:cs="Times New Roman"/>
+                <w:sz w:val="18"/>
+                <w:szCs w:val="18"/>
+              </w:rPr>
+            </w:pPr>
+            <w:r>
+              <w:rPr>
+                <w:rFonts w:ascii="Times New Roman" w:hAnsi="Times New Roman" w:cs="Times New Roman"/>
+                <w:sz w:val="18"/>
+                <w:szCs w:val="18"/>
+              </w:rPr>
+              <w:t>Ning et al.</w:t>
+            </w:r>
+          </w:p>
+        </w:tc>
+        <w:tc>
+          <w:tcPr>
+            <w:tcW w:w="1850" w:type="dxa"/>
+          </w:tcPr>
+          <w:tbl>
+            <w:tblPr>
+              <w:tblW w:w="0" w:type="auto"/>
+              <w:tblCellSpacing w:w="15" w:type="dxa"/>
+              <w:tblCellMar>
+                <w:top w:w="15" w:type="dxa"/>
+                <w:left w:w="15" w:type="dxa"/>
+                <w:bottom w:w="15" w:type="dxa"/>
+                <w:right w:w="15" w:type="dxa"/>
+              </w:tblCellMar>
+              <w:tblLook w:val="04A0" w:firstRow="1" w:lastRow="0" w:firstColumn="1" w:lastColumn="0" w:noHBand="0" w:noVBand="1"/>
+            </w:tblPr>
+            <w:tblGrid>
+              <w:gridCol w:w="96"/>
+            </w:tblGrid>
+            <w:tr>
+              <w:trPr>
+                <w:tblCellSpacing w:w="15" w:type="dxa"/>
+              </w:trPr>
+              <w:tc>
+                <w:tcPr>
+                  <w:tcW w:w="0" w:type="auto"/>
+                  <w:vAlign w:val="center"/>
+                  <w:hideMark/>
+                </w:tcPr>
+                <w:p>
+                  <w:pPr>
+                    <w:spacing w:after="0" w:line="240" w:lineRule="auto"/>
+                    <w:jc w:val="center"/>
+                    <w:rPr>
+                      <w:rFonts w:ascii="Times New Roman" w:eastAsia="Times New Roman" w:hAnsi="Times New Roman" w:cs="Times New Roman"/>
+                      <w:sz w:val="18"/>
+                      <w:szCs w:val="18"/>
+                      <w:lang w:val="en-IN" w:eastAsia="en-IN"/>
+                    </w:rPr>
+                  </w:pPr>
+                </w:p>
+              </w:tc>
+            </w:tr>
+          </w:tbl>
+          <w:p>
+            <w:pPr>
+              <w:spacing w:after="0" w:line="240" w:lineRule="auto"/>
+              <w:jc w:val="center"/>
+              <w:rPr>
+                <w:rFonts w:ascii="Times New Roman" w:eastAsia="Times New Roman" w:hAnsi="Times New Roman" w:cs="Times New Roman"/>
+                <w:vanish/>
+                <w:sz w:val="18"/>
+                <w:szCs w:val="18"/>
+                <w:lang w:val="en-IN" w:eastAsia="en-IN"/>
+              </w:rPr>
+            </w:pPr>
+          </w:p>
+          <w:tbl>
+            <w:tblPr>
+              <w:tblW w:w="0" w:type="auto"/>
+              <w:tblCellSpacing w:w="15" w:type="dxa"/>
+              <w:tblCellMar>
+                <w:top w:w="15" w:type="dxa"/>
+                <w:left w:w="15" w:type="dxa"/>
+                <w:bottom w:w="15" w:type="dxa"/>
+                <w:right w:w="15" w:type="dxa"/>
+              </w:tblCellMar>
+              <w:tblLook w:val="04A0" w:firstRow="1" w:lastRow="0" w:firstColumn="1" w:lastColumn="0" w:noHBand="0" w:noVBand="1"/>
+            </w:tblPr>
+            <w:tblGrid>
+              <w:gridCol w:w="1634"/>
+            </w:tblGrid>
+            <w:tr>
+              <w:trPr>
+                <w:tblCellSpacing w:w="15" w:type="dxa"/>
+              </w:trPr>
+              <w:tc>
+                <w:tcPr>
+                  <w:tcW w:w="0" w:type="auto"/>
+                  <w:vAlign w:val="center"/>
+                  <w:hideMark/>
+                </w:tcPr>
+                <w:p>
+                  <w:pPr>
+                    <w:spacing w:after="0" w:line="240" w:lineRule="auto"/>
+                    <w:jc w:val="center"/>
+                    <w:rPr>
+                      <w:rFonts w:ascii="Times New Roman" w:eastAsia="Times New Roman" w:hAnsi="Times New Roman" w:cs="Times New Roman"/>
+                      <w:sz w:val="18"/>
+                      <w:szCs w:val="18"/>
+                      <w:lang w:val="en-IN" w:eastAsia="en-IN"/>
+                    </w:rPr>
+                  </w:pPr>
+                  <w:r>
+                    <w:rPr>
+                      <w:rFonts w:ascii="Times New Roman" w:eastAsia="Times New Roman" w:hAnsi="Times New Roman" w:cs="Times New Roman"/>
+                      <w:sz w:val="18"/>
+                      <w:szCs w:val="18"/>
+                      <w:lang w:val="en-IN" w:eastAsia="en-IN"/>
+                    </w:rPr>
+                    <w:t>Security vulnerabilities in IoT environments</w:t>
+                  </w:r>
+                </w:p>
+              </w:tc>
+            </w:tr>
+          </w:tbl>
+          <w:p>
+            <w:pPr>
+              <w:tabs>
+                <w:tab w:val="left" w:pos="821"/>
+                <w:tab w:val="right" w:leader="dot" w:pos="9440"/>
+              </w:tabs>
+              <w:spacing w:line="360" w:lineRule="auto"/>
+              <w:jc w:val="center"/>
+              <w:rPr>
+                <w:rFonts w:ascii="Times New Roman" w:hAnsi="Times New Roman" w:cs="Times New Roman"/>
+                <w:sz w:val="18"/>
+                <w:szCs w:val="18"/>
+              </w:rPr>
+            </w:pPr>
+          </w:p>
+        </w:tc>
+        <w:tc>
+          <w:tcPr>
+            <w:tcW w:w="1991" w:type="dxa"/>
+          </w:tcPr>
+          <w:p>
+            <w:pPr>
+              <w:tabs>
+                <w:tab w:val="left" w:pos="821"/>
+                <w:tab w:val="right" w:leader="dot" w:pos="9440"/>
+              </w:tabs>
+              <w:spacing w:line="360" w:lineRule="auto"/>
+              <w:jc w:val="center"/>
+              <w:rPr>
+                <w:rFonts w:ascii="Times New Roman" w:hAnsi="Times New Roman" w:cs="Times New Roman"/>
+                <w:sz w:val="18"/>
+                <w:szCs w:val="18"/>
+              </w:rPr>
+            </w:pPr>
+            <w:r>
+              <w:rPr>
+                <w:rFonts w:ascii="Times New Roman" w:hAnsi="Times New Roman" w:cs="Times New Roman"/>
+                <w:sz w:val="18"/>
+                <w:szCs w:val="18"/>
+              </w:rPr>
+              <w:t>Cyber-physical-social security architecture</w:t>
+            </w:r>
+          </w:p>
+        </w:tc>
+        <w:tc>
+          <w:tcPr>
+            <w:tcW w:w="1850" w:type="dxa"/>
+          </w:tcPr>
+          <w:p>
+            <w:pPr>
+              <w:tabs>
+                <w:tab w:val="left" w:pos="821"/>
+                <w:tab w:val="right" w:leader="dot" w:pos="9440"/>
+              </w:tabs>
+              <w:spacing w:line="360" w:lineRule="auto"/>
+              <w:jc w:val="center"/>
+              <w:rPr>
+                <w:rFonts w:ascii="Times New Roman" w:hAnsi="Times New Roman" w:cs="Times New Roman"/>
+                <w:sz w:val="18"/>
+                <w:szCs w:val="18"/>
+              </w:rPr>
+            </w:pPr>
+            <w:r>
+              <w:rPr>
+                <w:rFonts w:ascii="Times New Roman" w:hAnsi="Times New Roman" w:cs="Times New Roman"/>
+                <w:sz w:val="18"/>
+                <w:szCs w:val="18"/>
+              </w:rPr>
+              <w:t>Improved system security and trust management</w:t>
+            </w:r>
+          </w:p>
+        </w:tc>
+        <w:tc>
+          <w:tcPr>
+            <w:tcW w:w="1707" w:type="dxa"/>
+          </w:tcPr>
+          <w:p>
+            <w:pPr>
+              <w:tabs>
+                <w:tab w:val="left" w:pos="821"/>
+                <w:tab w:val="right" w:leader="dot" w:pos="9440"/>
+              </w:tabs>
+              <w:spacing w:line="360" w:lineRule="auto"/>
+              <w:jc w:val="center"/>
+              <w:rPr>
+                <w:rFonts w:ascii="Times New Roman" w:hAnsi="Times New Roman" w:cs="Times New Roman"/>
+                <w:sz w:val="18"/>
+                <w:szCs w:val="18"/>
+              </w:rPr>
+            </w:pPr>
+            <w:r>
+              <w:rPr>
+                <w:rFonts w:ascii="Times New Roman" w:hAnsi="Times New Roman" w:cs="Times New Roman"/>
+                <w:sz w:val="18"/>
+                <w:szCs w:val="18"/>
+              </w:rPr>
+              <w:t>Does not include blockchain integration</w:t>
+            </w:r>
+          </w:p>
+        </w:tc>
+      </w:tr>
+      <w:tr>
+        <w:trPr>
+          <w:trHeight w:val="1057"/>
+        </w:trPr>
+        <w:tc>
+          <w:tcPr>
+            <w:tcW w:w="569" w:type="dxa"/>
+          </w:tcPr>
+          <w:p>
+            <w:pPr>
+              <w:tabs>
+                <w:tab w:val="left" w:pos="821"/>
+                <w:tab w:val="right" w:leader="dot" w:pos="9440"/>
+              </w:tabs>
+              <w:spacing w:line="360" w:lineRule="auto"/>
+              <w:jc w:val="center"/>
+              <w:rPr>
+                <w:rFonts w:ascii="Times New Roman" w:eastAsia="Times New Roman" w:hAnsi="Times New Roman" w:cs="Times New Roman"/>
+                <w:bCs/>
+                <w:sz w:val="18"/>
+                <w:szCs w:val="18"/>
+              </w:rPr>
+            </w:pPr>
+            <w:r>
+              <w:rPr>
+                <w:rFonts w:ascii="Times New Roman" w:eastAsia="Times New Roman" w:hAnsi="Times New Roman" w:cs="Times New Roman"/>
+                <w:bCs/>
+                <w:sz w:val="18"/>
+                <w:szCs w:val="18"/>
+              </w:rPr>
+              <w:t>14.</w:t>
+            </w:r>
+          </w:p>
+        </w:tc>
+        <w:tc>
+          <w:tcPr>
+            <w:tcW w:w="1708" w:type="dxa"/>
+          </w:tcPr>
+          <w:p>
+            <w:pPr>
+              <w:tabs>
+                <w:tab w:val="left" w:pos="821"/>
+                <w:tab w:val="right" w:leader="dot" w:pos="9440"/>
+              </w:tabs>
+              <w:spacing w:line="360" w:lineRule="auto"/>
+              <w:jc w:val="center"/>
+              <w:rPr>
+                <w:rFonts w:ascii="Times New Roman" w:hAnsi="Times New Roman" w:cs="Times New Roman"/>
+                <w:sz w:val="18"/>
+                <w:szCs w:val="18"/>
+              </w:rPr>
+            </w:pPr>
+            <w:r>
+              <w:rPr>
+                <w:rFonts w:ascii="Times New Roman" w:hAnsi="Times New Roman" w:cs="Times New Roman"/>
+                <w:sz w:val="18"/>
+                <w:szCs w:val="18"/>
+              </w:rPr>
+              <w:t>Trust and Security in Edge Computing for IoT</w:t>
+            </w:r>
+          </w:p>
+        </w:tc>
+        <w:tc>
+          <w:tcPr>
+            <w:tcW w:w="1707" w:type="dxa"/>
+          </w:tcPr>
+          <w:p>
+            <w:pPr>
+              <w:tabs>
+                <w:tab w:val="left" w:pos="821"/>
+                <w:tab w:val="right" w:leader="dot" w:pos="9440"/>
+              </w:tabs>
+              <w:spacing w:line="360" w:lineRule="auto"/>
+              <w:jc w:val="center"/>
+              <w:rPr>
+                <w:rFonts w:ascii="Times New Roman" w:hAnsi="Times New Roman" w:cs="Times New Roman"/>
+                <w:sz w:val="18"/>
+                <w:szCs w:val="18"/>
+              </w:rPr>
+            </w:pPr>
+            <w:r>
+              <w:rPr>
+                <w:rFonts w:ascii="Times New Roman" w:hAnsi="Times New Roman" w:cs="Times New Roman"/>
+                <w:sz w:val="18"/>
+                <w:szCs w:val="18"/>
+              </w:rPr>
+              <w:t>Zhang et al.</w:t>
+            </w:r>
+          </w:p>
+        </w:tc>
+        <w:tc>
+          <w:tcPr>
+            <w:tcW w:w="1850" w:type="dxa"/>
+          </w:tcPr>
+          <w:p>
+            <w:pPr>
+              <w:tabs>
+                <w:tab w:val="left" w:pos="821"/>
+                <w:tab w:val="right" w:leader="dot" w:pos="9440"/>
+              </w:tabs>
+              <w:spacing w:line="360" w:lineRule="auto"/>
+              <w:jc w:val="center"/>
+              <w:rPr>
+                <w:rFonts w:ascii="Times New Roman" w:hAnsi="Times New Roman" w:cs="Times New Roman"/>
+                <w:sz w:val="18"/>
+                <w:szCs w:val="18"/>
+              </w:rPr>
+            </w:pPr>
+            <w:r>
+              <w:rPr>
+                <w:rFonts w:ascii="Times New Roman" w:hAnsi="Times New Roman" w:cs="Times New Roman"/>
+                <w:sz w:val="18"/>
+                <w:szCs w:val="18"/>
+              </w:rPr>
+              <w:t>Trust issues in distributed IoT and edge environments</w:t>
+            </w:r>
+          </w:p>
+        </w:tc>
+        <w:tc>
+          <w:tcPr>
+            <w:tcW w:w="1991" w:type="dxa"/>
+          </w:tcPr>
+          <w:p>
+            <w:pPr>
+              <w:tabs>
+                <w:tab w:val="left" w:pos="821"/>
+                <w:tab w:val="right" w:leader="dot" w:pos="9440"/>
+              </w:tabs>
+              <w:spacing w:line="360" w:lineRule="auto"/>
+              <w:jc w:val="center"/>
+              <w:rPr>
+                <w:rFonts w:ascii="Times New Roman" w:hAnsi="Times New Roman" w:cs="Times New Roman"/>
+                <w:sz w:val="18"/>
+                <w:szCs w:val="18"/>
+              </w:rPr>
+            </w:pPr>
+            <w:r>
+              <w:rPr>
+                <w:rFonts w:ascii="Times New Roman" w:hAnsi="Times New Roman" w:cs="Times New Roman"/>
+                <w:sz w:val="18"/>
+                <w:szCs w:val="18"/>
+              </w:rPr>
+              <w:t>Edge computing with trust evaluation mechanisms</w:t>
+            </w:r>
+          </w:p>
+        </w:tc>
+        <w:tc>
+          <w:tcPr>
+            <w:tcW w:w="1850" w:type="dxa"/>
+          </w:tcPr>
+          <w:p>
+            <w:pPr>
+              <w:tabs>
+                <w:tab w:val="left" w:pos="821"/>
+                <w:tab w:val="right" w:leader="dot" w:pos="9440"/>
+              </w:tabs>
+              <w:spacing w:line="360" w:lineRule="auto"/>
+              <w:jc w:val="center"/>
+              <w:rPr>
+                <w:rFonts w:ascii="Times New Roman" w:hAnsi="Times New Roman" w:cs="Times New Roman"/>
+                <w:sz w:val="18"/>
+                <w:szCs w:val="18"/>
+              </w:rPr>
+            </w:pPr>
+            <w:r>
+              <w:rPr>
+                <w:rFonts w:ascii="Times New Roman" w:hAnsi="Times New Roman" w:cs="Times New Roman"/>
+                <w:sz w:val="18"/>
+                <w:szCs w:val="18"/>
+              </w:rPr>
+              <w:t>Reduced latency and improved trust handling</w:t>
+            </w:r>
+          </w:p>
+        </w:tc>
+        <w:tc>
+          <w:tcPr>
+            <w:tcW w:w="1707" w:type="dxa"/>
+          </w:tcPr>
+          <w:p>
+            <w:pPr>
+              <w:tabs>
+                <w:tab w:val="left" w:pos="821"/>
+                <w:tab w:val="right" w:leader="dot" w:pos="9440"/>
+              </w:tabs>
+              <w:spacing w:line="360" w:lineRule="auto"/>
+              <w:jc w:val="center"/>
+              <w:rPr>
+                <w:rFonts w:ascii="Times New Roman" w:hAnsi="Times New Roman" w:cs="Times New Roman"/>
+                <w:sz w:val="18"/>
+                <w:szCs w:val="18"/>
+              </w:rPr>
+            </w:pPr>
+            <w:r>
+              <w:rPr>
+                <w:rFonts w:ascii="Times New Roman" w:hAnsi="Times New Roman" w:cs="Times New Roman"/>
+                <w:sz w:val="18"/>
+                <w:szCs w:val="18"/>
+              </w:rPr>
+              <w:t>Limited focus on blockchain-based security</w:t>
+            </w:r>
+          </w:p>
+        </w:tc>
+      </w:tr>
+      <w:tr>
+        <w:trPr>
+          <w:trHeight w:val="1057"/>
+        </w:trPr>
+        <w:tc>
+          <w:tcPr>
+            <w:tcW w:w="569" w:type="dxa"/>
+          </w:tcPr>
+          <w:p>
+            <w:pPr>
+              <w:tabs>
+                <w:tab w:val="left" w:pos="821"/>
+                <w:tab w:val="right" w:leader="dot" w:pos="9440"/>
+              </w:tabs>
+              <w:spacing w:line="360" w:lineRule="auto"/>
+              <w:jc w:val="center"/>
+              <w:rPr>
+                <w:rFonts w:ascii="Times New Roman" w:eastAsia="Times New Roman" w:hAnsi="Times New Roman" w:cs="Times New Roman"/>
+                <w:bCs/>
+                <w:sz w:val="18"/>
+                <w:szCs w:val="18"/>
+              </w:rPr>
+            </w:pPr>
+            <w:r>
+              <w:rPr>
+                <w:rFonts w:ascii="Times New Roman" w:eastAsia="Times New Roman" w:hAnsi="Times New Roman" w:cs="Times New Roman"/>
+                <w:bCs/>
+                <w:sz w:val="18"/>
+                <w:szCs w:val="18"/>
+              </w:rPr>
+              <w:t>15.</w:t>
+            </w:r>
+          </w:p>
+        </w:tc>
+        <w:tc>
+          <w:tcPr>
+            <w:tcW w:w="1708" w:type="dxa"/>
+          </w:tcPr>
+          <w:p>
+            <w:pPr>
+              <w:tabs>
+                <w:tab w:val="left" w:pos="821"/>
+                <w:tab w:val="right" w:leader="dot" w:pos="9440"/>
+              </w:tabs>
+              <w:spacing w:line="360" w:lineRule="auto"/>
+              <w:jc w:val="center"/>
+              <w:rPr>
+                <w:rFonts w:ascii="Times New Roman" w:hAnsi="Times New Roman" w:cs="Times New Roman"/>
+                <w:sz w:val="18"/>
+                <w:szCs w:val="18"/>
+              </w:rPr>
+            </w:pPr>
+            <w:r>
+              <w:rPr>
+                <w:rFonts w:ascii="Times New Roman" w:hAnsi="Times New Roman" w:cs="Times New Roman"/>
+                <w:sz w:val="18"/>
+                <w:szCs w:val="18"/>
+              </w:rPr>
+              <w:t>Blockchain-based Trust Management Survey</w:t>
+            </w:r>
+          </w:p>
+        </w:tc>
+        <w:tc>
+          <w:tcPr>
+            <w:tcW w:w="1707" w:type="dxa"/>
+          </w:tcPr>
+          <w:p>
+            <w:pPr>
+              <w:tabs>
+                <w:tab w:val="left" w:pos="821"/>
+                <w:tab w:val="right" w:leader="dot" w:pos="9440"/>
+              </w:tabs>
+              <w:spacing w:line="360" w:lineRule="auto"/>
+              <w:jc w:val="center"/>
+              <w:rPr>
+                <w:rFonts w:ascii="Times New Roman" w:hAnsi="Times New Roman" w:cs="Times New Roman"/>
+                <w:sz w:val="18"/>
+                <w:szCs w:val="18"/>
+              </w:rPr>
+            </w:pPr>
+            <w:r>
+              <w:rPr>
+                <w:rFonts w:ascii="Times New Roman" w:hAnsi="Times New Roman" w:cs="Times New Roman"/>
+                <w:sz w:val="18"/>
+                <w:szCs w:val="18"/>
+              </w:rPr>
+              <w:t>Xu et al.</w:t>
+            </w:r>
+          </w:p>
+        </w:tc>
+        <w:tc>
+          <w:tcPr>
+            <w:tcW w:w="1850" w:type="dxa"/>
+          </w:tcPr>
+          <w:p>
+            <w:pPr>
+              <w:tabs>
+                <w:tab w:val="left" w:pos="821"/>
+                <w:tab w:val="right" w:leader="dot" w:pos="9440"/>
+              </w:tabs>
+              <w:spacing w:line="360" w:lineRule="auto"/>
+              <w:jc w:val="center"/>
+              <w:rPr>
+                <w:rFonts w:ascii="Times New Roman" w:hAnsi="Times New Roman" w:cs="Times New Roman"/>
+                <w:sz w:val="18"/>
+                <w:szCs w:val="18"/>
+              </w:rPr>
+            </w:pPr>
+            <w:r>
+              <w:rPr>
+                <w:rFonts w:ascii="Times New Roman" w:hAnsi="Times New Roman" w:cs="Times New Roman"/>
+                <w:sz w:val="18"/>
+                <w:szCs w:val="18"/>
+              </w:rPr>
+              <w:t>Inefficient trust management in distributed systems</w:t>
+            </w:r>
+          </w:p>
+        </w:tc>
+        <w:tc>
+          <w:tcPr>
+            <w:tcW w:w="1991" w:type="dxa"/>
+          </w:tcPr>
+          <w:p>
+            <w:pPr>
+              <w:tabs>
+                <w:tab w:val="left" w:pos="821"/>
+                <w:tab w:val="right" w:leader="dot" w:pos="9440"/>
+              </w:tabs>
+              <w:spacing w:line="360" w:lineRule="auto"/>
+              <w:jc w:val="center"/>
+              <w:rPr>
+                <w:rFonts w:ascii="Times New Roman" w:hAnsi="Times New Roman" w:cs="Times New Roman"/>
+                <w:sz w:val="18"/>
+                <w:szCs w:val="18"/>
+              </w:rPr>
+            </w:pPr>
+            <w:r>
+              <w:rPr>
+                <w:rFonts w:ascii="Times New Roman" w:hAnsi="Times New Roman" w:cs="Times New Roman"/>
+                <w:sz w:val="18"/>
+                <w:szCs w:val="18"/>
+              </w:rPr>
+              <w:t>Survey of blockchain-based trust mechanisms</w:t>
+            </w:r>
+          </w:p>
+        </w:tc>
+        <w:tc>
+          <w:tcPr>
+            <w:tcW w:w="1850" w:type="dxa"/>
+          </w:tcPr>
+          <w:p>
+            <w:pPr>
+              <w:tabs>
+                <w:tab w:val="left" w:pos="821"/>
+                <w:tab w:val="right" w:leader="dot" w:pos="9440"/>
+              </w:tabs>
+              <w:spacing w:line="360" w:lineRule="auto"/>
+              <w:jc w:val="center"/>
+              <w:rPr>
+                <w:rFonts w:ascii="Times New Roman" w:hAnsi="Times New Roman" w:cs="Times New Roman"/>
+                <w:sz w:val="18"/>
+                <w:szCs w:val="18"/>
+              </w:rPr>
+            </w:pPr>
+            <w:r>
+              <w:rPr>
+                <w:rFonts w:ascii="Times New Roman" w:hAnsi="Times New Roman" w:cs="Times New Roman"/>
+                <w:sz w:val="18"/>
+                <w:szCs w:val="18"/>
+              </w:rPr>
+              <w:t>Highlights effectiveness of decentralized trust models</w:t>
+            </w:r>
+          </w:p>
+        </w:tc>
+        <w:tc>
+          <w:tcPr>
+            <w:tcW w:w="1707" w:type="dxa"/>
+          </w:tcPr>
+          <w:p>
+            <w:pPr>
+              <w:tabs>
+                <w:tab w:val="left" w:pos="821"/>
+                <w:tab w:val="right" w:leader="dot" w:pos="9440"/>
+              </w:tabs>
+              <w:spacing w:line="360" w:lineRule="auto"/>
+              <w:jc w:val="center"/>
+              <w:rPr>
+                <w:rFonts w:ascii="Times New Roman" w:hAnsi="Times New Roman" w:cs="Times New Roman"/>
+                <w:sz w:val="18"/>
+                <w:szCs w:val="18"/>
+              </w:rPr>
+            </w:pPr>
+            <w:r>
+              <w:rPr>
+                <w:rFonts w:ascii="Times New Roman" w:hAnsi="Times New Roman" w:cs="Times New Roman"/>
+                <w:sz w:val="18"/>
+                <w:szCs w:val="18"/>
+              </w:rPr>
+              <w:t>Mostly theoretical, lacks practical implementation</w:t>
+            </w:r>
+          </w:p>
+        </w:tc>
+      </w:tr>
+      <w:tr>
+        <w:trPr>
+          <w:trHeight w:val="1057"/>
+        </w:trPr>
+        <w:tc>
+          <w:tcPr>
+            <w:tcW w:w="569" w:type="dxa"/>
+          </w:tcPr>
+          <w:p>
+            <w:pPr>
+              <w:tabs>
+                <w:tab w:val="left" w:pos="821"/>
+                <w:tab w:val="right" w:leader="dot" w:pos="9440"/>
+              </w:tabs>
+              <w:spacing w:line="360" w:lineRule="auto"/>
+              <w:jc w:val="center"/>
+              <w:rPr>
+                <w:rFonts w:ascii="Times New Roman" w:eastAsia="Times New Roman" w:hAnsi="Times New Roman" w:cs="Times New Roman"/>
+                <w:bCs/>
+                <w:sz w:val="18"/>
+                <w:szCs w:val="18"/>
+              </w:rPr>
+            </w:pPr>
+            <w:r>
+              <w:rPr>
+                <w:rFonts w:ascii="Times New Roman" w:eastAsia="Times New Roman" w:hAnsi="Times New Roman" w:cs="Times New Roman"/>
+                <w:bCs/>
+                <w:sz w:val="18"/>
+                <w:szCs w:val="18"/>
+              </w:rPr>
+              <w:t>16.</w:t>
+            </w:r>
+          </w:p>
+        </w:tc>
+        <w:tc>
+          <w:tcPr>
+            <w:tcW w:w="1708" w:type="dxa"/>
+          </w:tcPr>
+          <w:tbl>
+            <w:tblPr>
+              <w:tblW w:w="0" w:type="auto"/>
+              <w:tblCellSpacing w:w="15" w:type="dxa"/>
+              <w:tblCellMar>
+                <w:top w:w="15" w:type="dxa"/>
+                <w:left w:w="15" w:type="dxa"/>
+                <w:bottom w:w="15" w:type="dxa"/>
+                <w:right w:w="15" w:type="dxa"/>
+              </w:tblCellMar>
+              <w:tblLook w:val="04A0" w:firstRow="1" w:lastRow="0" w:firstColumn="1" w:lastColumn="0" w:noHBand="0" w:noVBand="1"/>
+            </w:tblPr>
+            <w:tblGrid>
+              <w:gridCol w:w="96"/>
+            </w:tblGrid>
+            <w:tr>
+              <w:trPr>
+                <w:tblCellSpacing w:w="15" w:type="dxa"/>
+              </w:trPr>
+              <w:tc>
+                <w:tcPr>
+                  <w:tcW w:w="0" w:type="auto"/>
+                  <w:vAlign w:val="center"/>
+                  <w:hideMark/>
+                </w:tcPr>
+                <w:p>
+                  <w:pPr>
+                    <w:spacing w:after="0" w:line="240" w:lineRule="auto"/>
+                    <w:jc w:val="center"/>
+                    <w:rPr>
+                      <w:rFonts w:ascii="Times New Roman" w:eastAsia="Times New Roman" w:hAnsi="Times New Roman" w:cs="Times New Roman"/>
+                      <w:sz w:val="18"/>
+                      <w:szCs w:val="18"/>
+                      <w:lang w:val="en-IN" w:eastAsia="en-IN"/>
+                    </w:rPr>
+                  </w:pPr>
+                </w:p>
+              </w:tc>
+            </w:tr>
+          </w:tbl>
+          <w:p>
+            <w:pPr>
+              <w:spacing w:after="0" w:line="240" w:lineRule="auto"/>
+              <w:jc w:val="center"/>
+              <w:rPr>
+                <w:rFonts w:ascii="Times New Roman" w:eastAsia="Times New Roman" w:hAnsi="Times New Roman" w:cs="Times New Roman"/>
+                <w:vanish/>
+                <w:sz w:val="18"/>
+                <w:szCs w:val="18"/>
+                <w:lang w:val="en-IN" w:eastAsia="en-IN"/>
+              </w:rPr>
+            </w:pPr>
+          </w:p>
+          <w:tbl>
+            <w:tblPr>
+              <w:tblW w:w="0" w:type="auto"/>
+              <w:tblCellSpacing w:w="15" w:type="dxa"/>
+              <w:tblCellMar>
+                <w:top w:w="15" w:type="dxa"/>
+                <w:left w:w="15" w:type="dxa"/>
+                <w:bottom w:w="15" w:type="dxa"/>
+                <w:right w:w="15" w:type="dxa"/>
+              </w:tblCellMar>
+              <w:tblLook w:val="04A0" w:firstRow="1" w:lastRow="0" w:firstColumn="1" w:lastColumn="0" w:noHBand="0" w:noVBand="1"/>
+            </w:tblPr>
+            <w:tblGrid>
+              <w:gridCol w:w="1492"/>
+            </w:tblGrid>
+            <w:tr>
+              <w:trPr>
+                <w:tblCellSpacing w:w="15" w:type="dxa"/>
+              </w:trPr>
+              <w:tc>
+                <w:tcPr>
+                  <w:tcW w:w="0" w:type="auto"/>
+                  <w:vAlign w:val="center"/>
+                  <w:hideMark/>
+                </w:tcPr>
+                <w:p>
+                  <w:pPr>
+                    <w:spacing w:after="0" w:line="240" w:lineRule="auto"/>
+                    <w:jc w:val="center"/>
+                    <w:rPr>
+                      <w:rFonts w:ascii="Times New Roman" w:eastAsia="Times New Roman" w:hAnsi="Times New Roman" w:cs="Times New Roman"/>
+                      <w:sz w:val="18"/>
+                      <w:szCs w:val="18"/>
+                      <w:lang w:val="en-IN" w:eastAsia="en-IN"/>
+                    </w:rPr>
+                  </w:pPr>
+                  <w:r>
+                    <w:rPr>
+                      <w:rFonts w:ascii="Times New Roman" w:eastAsia="Times New Roman" w:hAnsi="Times New Roman" w:cs="Times New Roman"/>
+                      <w:sz w:val="18"/>
+                      <w:szCs w:val="18"/>
+                      <w:lang w:val="en-IN" w:eastAsia="en-IN"/>
+                    </w:rPr>
+                    <w:t>Digital Twin-driven Smart Manufacturing</w:t>
+                  </w:r>
+                </w:p>
+              </w:tc>
+            </w:tr>
+          </w:tbl>
+          <w:p>
+            <w:pPr>
+              <w:tabs>
+                <w:tab w:val="left" w:pos="821"/>
+                <w:tab w:val="right" w:leader="dot" w:pos="9440"/>
+              </w:tabs>
+              <w:spacing w:line="360" w:lineRule="auto"/>
+              <w:jc w:val="center"/>
+              <w:rPr>
+                <w:rFonts w:ascii="Times New Roman" w:hAnsi="Times New Roman" w:cs="Times New Roman"/>
+                <w:sz w:val="18"/>
+                <w:szCs w:val="18"/>
+              </w:rPr>
+            </w:pPr>
+          </w:p>
+        </w:tc>
+        <w:tc>
+          <w:tcPr>
+            <w:tcW w:w="1707" w:type="dxa"/>
+          </w:tcPr>
+          <w:p>
+            <w:pPr>
+              <w:tabs>
+                <w:tab w:val="left" w:pos="821"/>
+                <w:tab w:val="right" w:leader="dot" w:pos="9440"/>
+              </w:tabs>
+              <w:spacing w:line="360" w:lineRule="auto"/>
+              <w:jc w:val="center"/>
+              <w:rPr>
+                <w:rFonts w:ascii="Times New Roman" w:hAnsi="Times New Roman" w:cs="Times New Roman"/>
+                <w:sz w:val="18"/>
+                <w:szCs w:val="18"/>
+              </w:rPr>
+            </w:pPr>
+            <w:r>
+              <w:rPr>
+                <w:rFonts w:ascii="Times New Roman" w:hAnsi="Times New Roman" w:cs="Times New Roman"/>
+                <w:sz w:val="18"/>
+                <w:szCs w:val="18"/>
+              </w:rPr>
+              <w:t>Lu Y.</w:t>
+            </w:r>
+          </w:p>
+        </w:tc>
+        <w:tc>
+          <w:tcPr>
+            <w:tcW w:w="1850" w:type="dxa"/>
+          </w:tcPr>
+          <w:tbl>
+            <w:tblPr>
+              <w:tblW w:w="0" w:type="auto"/>
+              <w:tblCellSpacing w:w="15" w:type="dxa"/>
+              <w:tblCellMar>
+                <w:top w:w="15" w:type="dxa"/>
+                <w:left w:w="15" w:type="dxa"/>
+                <w:bottom w:w="15" w:type="dxa"/>
+                <w:right w:w="15" w:type="dxa"/>
+              </w:tblCellMar>
+              <w:tblLook w:val="04A0" w:firstRow="1" w:lastRow="0" w:firstColumn="1" w:lastColumn="0" w:noHBand="0" w:noVBand="1"/>
+            </w:tblPr>
+            <w:tblGrid>
+              <w:gridCol w:w="96"/>
+            </w:tblGrid>
+            <w:tr>
+              <w:trPr>
+                <w:tblCellSpacing w:w="15" w:type="dxa"/>
+              </w:trPr>
+              <w:tc>
+                <w:tcPr>
+                  <w:tcW w:w="0" w:type="auto"/>
+                  <w:vAlign w:val="center"/>
+                  <w:hideMark/>
+                </w:tcPr>
+                <w:p>
+                  <w:pPr>
+                    <w:spacing w:after="0" w:line="240" w:lineRule="auto"/>
+                    <w:jc w:val="center"/>
+                    <w:rPr>
+                      <w:rFonts w:ascii="Times New Roman" w:eastAsia="Times New Roman" w:hAnsi="Times New Roman" w:cs="Times New Roman"/>
+                      <w:sz w:val="18"/>
+                      <w:szCs w:val="18"/>
+                      <w:lang w:val="en-IN" w:eastAsia="en-IN"/>
+                    </w:rPr>
+                  </w:pPr>
+                </w:p>
+              </w:tc>
+            </w:tr>
+          </w:tbl>
+          <w:p>
+            <w:pPr>
+              <w:spacing w:after="0" w:line="240" w:lineRule="auto"/>
+              <w:jc w:val="center"/>
+              <w:rPr>
+                <w:rFonts w:ascii="Times New Roman" w:eastAsia="Times New Roman" w:hAnsi="Times New Roman" w:cs="Times New Roman"/>
+                <w:vanish/>
+                <w:sz w:val="18"/>
+                <w:szCs w:val="18"/>
+                <w:lang w:val="en-IN" w:eastAsia="en-IN"/>
+              </w:rPr>
+            </w:pPr>
+          </w:p>
+          <w:tbl>
+            <w:tblPr>
+              <w:tblW w:w="0" w:type="auto"/>
+              <w:tblCellSpacing w:w="15" w:type="dxa"/>
+              <w:tblCellMar>
+                <w:top w:w="15" w:type="dxa"/>
+                <w:left w:w="15" w:type="dxa"/>
+                <w:bottom w:w="15" w:type="dxa"/>
+                <w:right w:w="15" w:type="dxa"/>
+              </w:tblCellMar>
+              <w:tblLook w:val="04A0" w:firstRow="1" w:lastRow="0" w:firstColumn="1" w:lastColumn="0" w:noHBand="0" w:noVBand="1"/>
+            </w:tblPr>
+            <w:tblGrid>
+              <w:gridCol w:w="1634"/>
+            </w:tblGrid>
+            <w:tr>
+              <w:trPr>
+                <w:tblCellSpacing w:w="15" w:type="dxa"/>
+              </w:trPr>
+              <w:tc>
+                <w:tcPr>
+                  <w:tcW w:w="0" w:type="auto"/>
+                  <w:vAlign w:val="center"/>
+                  <w:hideMark/>
+                </w:tcPr>
+                <w:p>
+                  <w:pPr>
+                    <w:spacing w:after="0" w:line="240" w:lineRule="auto"/>
+                    <w:jc w:val="center"/>
+                    <w:rPr>
+                      <w:rFonts w:ascii="Times New Roman" w:eastAsia="Times New Roman" w:hAnsi="Times New Roman" w:cs="Times New Roman"/>
+                      <w:sz w:val="18"/>
+                      <w:szCs w:val="18"/>
+                      <w:lang w:val="en-IN" w:eastAsia="en-IN"/>
+                    </w:rPr>
+                  </w:pPr>
+                  <w:r>
+                    <w:rPr>
+                      <w:rFonts w:ascii="Times New Roman" w:eastAsia="Times New Roman" w:hAnsi="Times New Roman" w:cs="Times New Roman"/>
+                      <w:sz w:val="18"/>
+                      <w:szCs w:val="18"/>
+                      <w:lang w:val="en-IN" w:eastAsia="en-IN"/>
+                    </w:rPr>
+                    <w:t>Inefficiency in traditional manufacturing systems</w:t>
+                  </w:r>
+                </w:p>
+              </w:tc>
+            </w:tr>
+          </w:tbl>
+          <w:p>
+            <w:pPr>
+              <w:tabs>
+                <w:tab w:val="left" w:pos="821"/>
+                <w:tab w:val="right" w:leader="dot" w:pos="9440"/>
+              </w:tabs>
+              <w:spacing w:line="360" w:lineRule="auto"/>
+              <w:jc w:val="center"/>
+              <w:rPr>
+                <w:rFonts w:ascii="Times New Roman" w:hAnsi="Times New Roman" w:cs="Times New Roman"/>
+                <w:sz w:val="18"/>
+                <w:szCs w:val="18"/>
+              </w:rPr>
+            </w:pPr>
+          </w:p>
+        </w:tc>
+        <w:tc>
+          <w:tcPr>
+            <w:tcW w:w="1991" w:type="dxa"/>
+          </w:tcPr>
+          <w:p>
+            <w:pPr>
+              <w:tabs>
+                <w:tab w:val="left" w:pos="821"/>
+                <w:tab w:val="right" w:leader="dot" w:pos="9440"/>
+              </w:tabs>
+              <w:spacing w:line="360" w:lineRule="auto"/>
+              <w:jc w:val="center"/>
+              <w:rPr>
+                <w:rFonts w:ascii="Times New Roman" w:hAnsi="Times New Roman" w:cs="Times New Roman"/>
+                <w:sz w:val="18"/>
+                <w:szCs w:val="18"/>
+              </w:rPr>
+            </w:pPr>
+            <w:r>
+              <w:rPr>
+                <w:rFonts w:ascii="Times New Roman" w:hAnsi="Times New Roman" w:cs="Times New Roman"/>
+                <w:sz w:val="18"/>
+                <w:szCs w:val="18"/>
+              </w:rPr>
+              <w:t>Digital twin-based smart manufacturing model</w:t>
+            </w:r>
+          </w:p>
+        </w:tc>
+        <w:tc>
+          <w:tcPr>
+            <w:tcW w:w="1850" w:type="dxa"/>
+          </w:tcPr>
+          <w:p>
+            <w:pPr>
+              <w:tabs>
+                <w:tab w:val="left" w:pos="821"/>
+                <w:tab w:val="right" w:leader="dot" w:pos="9440"/>
+              </w:tabs>
+              <w:spacing w:line="360" w:lineRule="auto"/>
+              <w:jc w:val="center"/>
+              <w:rPr>
+                <w:rFonts w:ascii="Times New Roman" w:hAnsi="Times New Roman" w:cs="Times New Roman"/>
+                <w:sz w:val="18"/>
+                <w:szCs w:val="18"/>
+              </w:rPr>
+            </w:pPr>
+            <w:r>
+              <w:rPr>
+                <w:rFonts w:ascii="Times New Roman" w:hAnsi="Times New Roman" w:cs="Times New Roman"/>
+                <w:sz w:val="18"/>
+                <w:szCs w:val="18"/>
+              </w:rPr>
+              <w:t>Improved efficiency, monitoring, and automation</w:t>
+            </w:r>
+          </w:p>
+        </w:tc>
+        <w:tc>
+          <w:tcPr>
+            <w:tcW w:w="1707" w:type="dxa"/>
+          </w:tcPr>
+          <w:p>
+            <w:pPr>
+              <w:tabs>
+                <w:tab w:val="left" w:pos="821"/>
+                <w:tab w:val="right" w:leader="dot" w:pos="9440"/>
+              </w:tabs>
+              <w:spacing w:line="360" w:lineRule="auto"/>
+              <w:jc w:val="center"/>
+              <w:rPr>
+                <w:rFonts w:ascii="Times New Roman" w:hAnsi="Times New Roman" w:cs="Times New Roman"/>
+                <w:sz w:val="18"/>
+                <w:szCs w:val="18"/>
+              </w:rPr>
+            </w:pPr>
+            <w:r>
+              <w:rPr>
+                <w:rFonts w:ascii="Times New Roman" w:hAnsi="Times New Roman" w:cs="Times New Roman"/>
+                <w:sz w:val="18"/>
+                <w:szCs w:val="18"/>
+              </w:rPr>
+              <w:t>Does not address trust and security in depth</w:t>
+            </w:r>
+          </w:p>
+        </w:tc>
+      </w:tr>
     </w:tbl>
     <w:p>
       <w:pPr>
@@ -18014,9 +20358,10 @@
         <w:spacing w:line="360" w:lineRule="auto"/>
         <w:rPr>
           <w:rFonts w:ascii="Times New Roman" w:eastAsia="Times New Roman" w:hAnsi="Times New Roman" w:cs="Times New Roman"/>
+          <w:b/>
           <w:bCs/>
-          <w:sz w:val="36"/>
-          <w:szCs w:val="36"/>
+          <w:sz w:val="32"/>
+          <w:szCs w:val="32"/>
         </w:rPr>
       </w:pPr>
     </w:p>
@@ -18029,101 +20374,23 @@
         <w:spacing w:line="360" w:lineRule="auto"/>
         <w:rPr>
           <w:rFonts w:ascii="Times New Roman" w:eastAsia="Times New Roman" w:hAnsi="Times New Roman" w:cs="Times New Roman"/>
+          <w:b/>
           <w:bCs/>
-          <w:sz w:val="36"/>
-          <w:szCs w:val="36"/>
-        </w:rPr>
-      </w:pPr>
-    </w:p>
-    <w:p>
-      <w:pPr>
-        <w:tabs>
-          <w:tab w:val="left" w:pos="821"/>
-          <w:tab w:val="right" w:leader="dot" w:pos="9440"/>
-        </w:tabs>
-        <w:spacing w:line="360" w:lineRule="auto"/>
-        <w:rPr>
-          <w:rFonts w:ascii="Times New Roman" w:eastAsia="Times New Roman" w:hAnsi="Times New Roman" w:cs="Times New Roman"/>
+          <w:sz w:val="32"/>
+          <w:szCs w:val="32"/>
+        </w:rPr>
+      </w:pPr>
+      <w:r>
+        <w:rPr>
+          <w:rFonts w:ascii="Times New Roman" w:eastAsia="Times New Roman" w:hAnsi="Times New Roman" w:cs="Times New Roman"/>
+          <w:b/>
           <w:bCs/>
-          <w:sz w:val="36"/>
-          <w:szCs w:val="36"/>
-        </w:rPr>
-      </w:pPr>
-    </w:p>
-    <w:p>
-      <w:pPr>
-        <w:tabs>
-          <w:tab w:val="left" w:pos="821"/>
-          <w:tab w:val="right" w:leader="dot" w:pos="9440"/>
-        </w:tabs>
-        <w:spacing w:line="360" w:lineRule="auto"/>
-        <w:rPr>
-          <w:rFonts w:ascii="Times New Roman" w:eastAsia="Times New Roman" w:hAnsi="Times New Roman" w:cs="Times New Roman"/>
-          <w:bCs/>
-          <w:sz w:val="36"/>
-          <w:szCs w:val="36"/>
-        </w:rPr>
-      </w:pPr>
-    </w:p>
-    <w:p>
-      <w:pPr>
-        <w:tabs>
-          <w:tab w:val="left" w:pos="821"/>
-          <w:tab w:val="right" w:leader="dot" w:pos="9440"/>
-        </w:tabs>
-        <w:spacing w:line="360" w:lineRule="auto"/>
-        <w:rPr>
-          <w:rFonts w:ascii="Times New Roman" w:eastAsia="Times New Roman" w:hAnsi="Times New Roman" w:cs="Times New Roman"/>
-          <w:bCs/>
-          <w:sz w:val="36"/>
-          <w:szCs w:val="36"/>
-        </w:rPr>
-      </w:pPr>
-    </w:p>
-    <w:p>
-      <w:pPr>
-        <w:tabs>
-          <w:tab w:val="left" w:pos="821"/>
-          <w:tab w:val="right" w:leader="dot" w:pos="9440"/>
-        </w:tabs>
-        <w:spacing w:line="360" w:lineRule="auto"/>
-        <w:rPr>
-          <w:rFonts w:ascii="Times New Roman" w:eastAsia="Times New Roman" w:hAnsi="Times New Roman" w:cs="Times New Roman"/>
-          <w:bCs/>
-          <w:sz w:val="36"/>
-          <w:szCs w:val="36"/>
-        </w:rPr>
-      </w:pPr>
-    </w:p>
-    <w:p>
-      <w:pPr>
-        <w:tabs>
-          <w:tab w:val="left" w:pos="821"/>
-          <w:tab w:val="right" w:leader="dot" w:pos="9440"/>
-        </w:tabs>
-        <w:spacing w:line="360" w:lineRule="auto"/>
-        <w:rPr>
-          <w:rFonts w:ascii="Times New Roman" w:eastAsia="Times New Roman" w:hAnsi="Times New Roman" w:cs="Times New Roman"/>
-          <w:bCs/>
-          <w:sz w:val="36"/>
-          <w:szCs w:val="36"/>
-        </w:rPr>
-      </w:pPr>
-    </w:p>
-    <w:p>
-      <w:pPr>
-        <w:tabs>
-          <w:tab w:val="left" w:pos="821"/>
-          <w:tab w:val="right" w:leader="dot" w:pos="9440"/>
-        </w:tabs>
-        <w:spacing w:line="360" w:lineRule="auto"/>
-        <w:rPr>
-          <w:rFonts w:ascii="Times New Roman" w:eastAsia="Times New Roman" w:hAnsi="Times New Roman" w:cs="Times New Roman"/>
-          <w:bCs/>
-          <w:sz w:val="36"/>
-          <w:szCs w:val="36"/>
-        </w:rPr>
-      </w:pPr>
+          <w:sz w:val="32"/>
+          <w:szCs w:val="32"/>
+        </w:rPr>
+        <w:lastRenderedPageBreak/>
+        <w:t>CHAPTER 3</w:t>
+      </w:r>
     </w:p>
     <w:p>
       <w:pPr>
@@ -18137,10 +20404,20 @@
           <w:rFonts w:ascii="Times New Roman" w:eastAsia="Times New Roman" w:hAnsi="Times New Roman" w:cs="Times New Roman"/>
           <w:b/>
           <w:bCs/>
-          <w:sz w:val="32"/>
-          <w:szCs w:val="32"/>
-        </w:rPr>
-      </w:pPr>
+          <w:sz w:val="36"/>
+          <w:szCs w:val="36"/>
+        </w:rPr>
+      </w:pPr>
+      <w:r>
+        <w:rPr>
+          <w:rFonts w:ascii="Times New Roman" w:eastAsia="Times New Roman" w:hAnsi="Times New Roman" w:cs="Times New Roman"/>
+          <w:b/>
+          <w:bCs/>
+          <w:sz w:val="36"/>
+          <w:szCs w:val="36"/>
+        </w:rPr>
+        <w:t>PROBLEM/TOPIC ANALYSIS AND DESIGN</w:t>
+      </w:r>
     </w:p>
     <w:p>
       <w:pPr>
@@ -18149,25 +20426,61 @@
           <w:tab w:val="right" w:leader="dot" w:pos="9440"/>
         </w:tabs>
         <w:spacing w:line="360" w:lineRule="auto"/>
-        <w:jc w:val="center"/>
-        <w:rPr>
-          <w:rFonts w:ascii="Times New Roman" w:eastAsia="Times New Roman" w:hAnsi="Times New Roman" w:cs="Times New Roman"/>
-          <w:b/>
-          <w:bCs/>
-          <w:sz w:val="32"/>
-          <w:szCs w:val="32"/>
-        </w:rPr>
-      </w:pPr>
-      <w:r>
-        <w:rPr>
-          <w:rFonts w:ascii="Times New Roman" w:eastAsia="Times New Roman" w:hAnsi="Times New Roman" w:cs="Times New Roman"/>
-          <w:b/>
-          <w:bCs/>
-          <w:sz w:val="32"/>
-          <w:szCs w:val="32"/>
-        </w:rPr>
-        <w:lastRenderedPageBreak/>
-        <w:t>3. PROBLEM/TOPIC ANALYSIS AND DESIGN</w:t>
+        <w:rPr>
+          <w:rFonts w:ascii="Times New Roman" w:hAnsi="Times New Roman" w:cs="Times New Roman"/>
+          <w:b/>
+          <w:sz w:val="28"/>
+          <w:szCs w:val="28"/>
+        </w:rPr>
+      </w:pPr>
+      <w:r>
+        <w:rPr>
+          <w:rFonts w:ascii="Times New Roman" w:hAnsi="Times New Roman" w:cs="Times New Roman"/>
+          <w:b/>
+          <w:sz w:val="28"/>
+          <w:szCs w:val="28"/>
+        </w:rPr>
+        <w:t>3.1 Problem Definition</w:t>
+      </w:r>
+    </w:p>
+    <w:p>
+      <w:pPr>
+        <w:pStyle w:val="NormalWeb"/>
+        <w:spacing w:line="360" w:lineRule="auto"/>
+        <w:jc w:val="both"/>
+      </w:pPr>
+      <w:r>
+        <w:t xml:space="preserve">Digital Twin systems are increasingly used to replicate physical systems in a virtual environment for monitoring, simulation, and predictive analysis. These systems rely on continuous streams of data collected from sensors and IoT devices. However, the correctness and reliability of the digital twin depend entirely on the </w:t>
+      </w:r>
+      <w:r>
+        <w:rPr>
+          <w:rStyle w:val="Strong"/>
+          <w:b w:val="0"/>
+        </w:rPr>
+        <w:t>quality and trustworthiness of the input data</w:t>
+      </w:r>
+      <w:r>
+        <w:t>. If compromised or inaccurate data is introduced into the system, it can lead to incorrect analysis and potentially harmful decisions.</w:t>
+      </w:r>
+    </w:p>
+    <w:p>
+      <w:pPr>
+        <w:pStyle w:val="NormalWeb"/>
+        <w:spacing w:line="360" w:lineRule="auto"/>
+        <w:jc w:val="both"/>
+      </w:pPr>
+      <w:r>
+        <w:t xml:space="preserve">One of the major challenges in such environments is the </w:t>
+      </w:r>
+      <w:r>
+        <w:rPr>
+          <w:rStyle w:val="Strong"/>
+          <w:b w:val="0"/>
+        </w:rPr>
+        <w:t>lack of dynamic trust evaluation mechanisms</w:t>
+      </w:r>
+      <w:r>
+        <w:t>. Traditional systems assume that incoming data is reliable, which is not always valid in distributed and open environments. Furthermore, centralized architectures used in many digital twin implementations are vulnerable to attacks, data tampering, and system failures. This creates a critical need to analyze how trust can be established, evaluated, and maintained in such systems.</w:t>
       </w:r>
     </w:p>
     <w:p>
@@ -18191,7 +20504,7 @@
           <w:sz w:val="28"/>
           <w:szCs w:val="28"/>
         </w:rPr>
-        <w:t>3.1 Problem Definition</w:t>
+        <w:t>3.2 Analysis of Trust Issues in Digital Twin Systems</w:t>
       </w:r>
     </w:p>
     <w:p>
@@ -18201,17 +20514,17 @@
         <w:jc w:val="both"/>
       </w:pPr>
       <w:r>
-        <w:t xml:space="preserve">Digital Twin systems are increasingly used to replicate physical systems in a virtual environment for monitoring, simulation, and predictive analysis. These systems rely on continuous streams of data collected from sensors and IoT devices. However, the correctness and reliability of the digital twin depend entirely on the </w:t>
+        <w:t xml:space="preserve">In digital twin environments, trust issues arise due to multiple factors such as heterogeneous data sources, unreliable devices, and malicious entities. Since data is collected from various sensors and external systems, there is always a possibility of </w:t>
       </w:r>
       <w:r>
         <w:rPr>
           <w:rStyle w:val="Strong"/>
           <w:b w:val="0"/>
         </w:rPr>
-        <w:t>quality and trustworthiness of the input data</w:t>
-      </w:r>
-      <w:r>
-        <w:t>. If compromised or inaccurate data is introduced into the system, it can lead to incorrect analysis and potentially harmful decisions.</w:t>
+        <w:t>data inconsistency, spoofing, or manipulation</w:t>
+      </w:r>
+      <w:r>
+        <w:t>. Additionally, insider threats and compromised devices can inject false data into the system.</w:t>
       </w:r>
     </w:p>
     <w:p>
@@ -18221,17 +20534,7 @@
         <w:jc w:val="both"/>
       </w:pPr>
       <w:r>
-        <w:t xml:space="preserve">One of the major challenges in such environments is the </w:t>
-      </w:r>
-      <w:r>
-        <w:rPr>
-          <w:rStyle w:val="Strong"/>
-          <w:b w:val="0"/>
-        </w:rPr>
-        <w:t>lack of dynamic trust evaluation mechanisms</w:t>
-      </w:r>
-      <w:r>
-        <w:t>. Traditional systems assume that incoming data is reliable, which is not always valid in distributed and open environments. Furthermore, centralized architectures used in many digital twin implementations are vulnerable to attacks, data tampering, and system failures. This creates a critical need to analyze how trust can be established, evaluated, and maintained in such systems.</w:t>
+        <w:t>Another key issue is the absence of transparency in traditional systems. Users cannot verify whether the data being used has been altered or whether it originates from a trusted source. This lack of traceability reduces confidence in the system. Moreover, static trust models fail to adapt to dynamic environments where device behavior and data patterns change over time.</w:t>
       </w:r>
     </w:p>
     <w:p>
@@ -18241,52 +20544,7 @@
           <w:tab w:val="right" w:leader="dot" w:pos="9440"/>
         </w:tabs>
         <w:spacing w:line="360" w:lineRule="auto"/>
-        <w:rPr>
-          <w:rFonts w:ascii="Times New Roman" w:hAnsi="Times New Roman" w:cs="Times New Roman"/>
-          <w:b/>
-          <w:sz w:val="28"/>
-          <w:szCs w:val="28"/>
-        </w:rPr>
-      </w:pPr>
-      <w:r>
-        <w:rPr>
-          <w:rFonts w:ascii="Times New Roman" w:hAnsi="Times New Roman" w:cs="Times New Roman"/>
-          <w:b/>
-          <w:sz w:val="28"/>
-          <w:szCs w:val="28"/>
-        </w:rPr>
-        <w:t>3.2 Analysis of Trust Issues in Digital Twin Systems</w:t>
-      </w:r>
-    </w:p>
-    <w:p>
-      <w:pPr>
-        <w:pStyle w:val="NormalWeb"/>
-        <w:spacing w:line="360" w:lineRule="auto"/>
-        <w:jc w:val="both"/>
-      </w:pPr>
-      <w:r>
-        <w:t xml:space="preserve">In digital twin environments, trust issues arise due to multiple factors such as heterogeneous data sources, unreliable devices, and malicious entities. Since data is collected from various sensors and external systems, there is always a possibility of </w:t>
-      </w:r>
-      <w:r>
-        <w:rPr>
-          <w:rStyle w:val="Strong"/>
-          <w:b w:val="0"/>
-        </w:rPr>
-        <w:t>data inconsistency, spoofing, or manipulation</w:t>
-      </w:r>
-      <w:r>
-        <w:t>. Additionally, insider threats and compromised devices can inject false data into the system.</w:t>
-      </w:r>
-    </w:p>
-    <w:p>
-      <w:pPr>
-        <w:pStyle w:val="NormalWeb"/>
-        <w:spacing w:line="360" w:lineRule="auto"/>
-        <w:jc w:val="both"/>
-      </w:pPr>
-      <w:r>
-        <w:t>Another key issue is the absence of transparency in traditional systems. Users cannot verify whether the data being used has been altered or whether it originates from a trusted source. This lack of traceability reduces confidence in the system. Moreover, static trust models fail to adapt to dynamic environments where device behavior and data patterns change over time.</w:t>
-      </w:r>
+      </w:pPr>
     </w:p>
     <w:p>
       <w:pPr>
@@ -18304,24 +20562,6 @@
           <w:tab w:val="right" w:leader="dot" w:pos="9440"/>
         </w:tabs>
         <w:spacing w:line="360" w:lineRule="auto"/>
-      </w:pPr>
-    </w:p>
-    <w:p>
-      <w:pPr>
-        <w:tabs>
-          <w:tab w:val="left" w:pos="821"/>
-          <w:tab w:val="right" w:leader="dot" w:pos="9440"/>
-        </w:tabs>
-        <w:spacing w:line="360" w:lineRule="auto"/>
-      </w:pPr>
-    </w:p>
-    <w:p>
-      <w:pPr>
-        <w:tabs>
-          <w:tab w:val="left" w:pos="821"/>
-          <w:tab w:val="right" w:leader="dot" w:pos="9440"/>
-        </w:tabs>
-        <w:spacing w:line="360" w:lineRule="auto"/>
         <w:rPr>
           <w:rFonts w:ascii="Times New Roman" w:hAnsi="Times New Roman" w:cs="Times New Roman"/>
           <w:b/>
@@ -18363,17 +20603,7 @@
         <w:t xml:space="preserve"> </w:t>
       </w:r>
       <w:r>
-        <w:t xml:space="preserve">enhances data integrity and prevents </w:t>
-      </w:r>
-      <w:proofErr w:type="spellStart"/>
-      <w:proofErr w:type="gramStart"/>
-      <w:r>
-        <w:t>tampering.Additionally</w:t>
-      </w:r>
-      <w:proofErr w:type="spellEnd"/>
-      <w:proofErr w:type="gramEnd"/>
-      <w:r>
-        <w:t>, blockchain improves transparency and traceability, allowing all participants in the network to verify the authenticity of data</w:t>
+        <w:t>enhances data integrity and prevents tampering.Additionally, blockchain improves transparency and traceability, allowing all participants in the network to verify the authenticity of data</w:t>
       </w:r>
       <w:r>
         <w:t>.</w:t>
@@ -18593,15 +20823,7 @@
         <w:jc w:val="both"/>
       </w:pPr>
       <w:r>
-        <w:t xml:space="preserve">Machine learning models can be trained </w:t>
-      </w:r>
-      <w:proofErr w:type="gramStart"/>
-      <w:r>
-        <w:t>on</w:t>
-      </w:r>
-      <w:proofErr w:type="gramEnd"/>
-      <w:r>
-        <w:t xml:space="preserve"> historical data to recognize normal patterns and identify suspicious activities. Based on this analysis, the system can assign </w:t>
+        <w:t xml:space="preserve">Machine learning models can be trained on historical data to recognize normal patterns and identify suspicious activities. Based on this analysis, the system can assign </w:t>
       </w:r>
       <w:r>
         <w:rPr>
@@ -18610,15 +20832,7 @@
         <w:t>trust scores</w:t>
       </w:r>
       <w:r>
-        <w:t xml:space="preserve"> to data sources or individual data points. This dynamic approach allows the system to adapt to changing conditions and continuously </w:t>
-      </w:r>
-      <w:proofErr w:type="gramStart"/>
-      <w:r>
-        <w:t>improve</w:t>
-      </w:r>
-      <w:proofErr w:type="gramEnd"/>
-      <w:r>
-        <w:t xml:space="preserve"> its trust evaluation process. However, AI alone cannot guarantee data security or prevent tampering after evaluation.</w:t>
+        <w:t xml:space="preserve"> to data sources or individual data points. This dynamic approach allows the system to adapt to changing conditions and continuously improve its trust evaluation process. However, AI alone cannot guarantee data security or prevent tampering after evaluation.</w:t>
       </w:r>
     </w:p>
     <w:p>
@@ -19401,15 +21615,7 @@
         <w:t>digital twin layer</w:t>
       </w:r>
       <w:r>
-        <w:t xml:space="preserve">, which uses </w:t>
-      </w:r>
-      <w:proofErr w:type="gramStart"/>
-      <w:r>
-        <w:t>the verified</w:t>
-      </w:r>
-      <w:proofErr w:type="gramEnd"/>
-      <w:r>
-        <w:t xml:space="preserve"> and trusted data to create a virtual representation of the physical system. This layer performs simulations, predictive analysis, and optimization. Since the data used here has already passed through trust evaluation and secure storage, the digital twin can operate with high accuracy and reliability.</w:t>
+        <w:t>, which uses the verified and trusted data to create a virtual representation of the physical system. This layer performs simulations, predictive analysis, and optimization. Since the data used here has already passed through trust evaluation and secure storage, the digital twin can operate with high accuracy and reliability.</w:t>
       </w:r>
     </w:p>
     <w:p>
@@ -19460,15 +21666,7 @@
         <w:t xml:space="preserve"> </w:t>
       </w:r>
       <w:r>
-        <w:t xml:space="preserve">The system must be capable of handling this large volume of data without performance degradation. Therefore, selecting efficient consensus mechanisms or hybrid </w:t>
-      </w:r>
-      <w:proofErr w:type="gramStart"/>
-      <w:r>
-        <w:t>architectures</w:t>
-      </w:r>
-      <w:proofErr w:type="gramEnd"/>
-      <w:r>
-        <w:t xml:space="preserve"> becomes essential.</w:t>
+        <w:t>The system must be capable of handling this large volume of data without performance degradation. Therefore, selecting efficient consensus mechanisms or hybrid architectures becomes essential.</w:t>
       </w:r>
     </w:p>
     <w:p>
@@ -19687,7 +21885,6 @@
     <w:p>
       <w:pPr>
         <w:pStyle w:val="NormalWeb"/>
-        <w:jc w:val="center"/>
         <w:rPr>
           <w:b/>
           <w:sz w:val="32"/>
@@ -19701,7 +21898,34 @@
           <w:szCs w:val="32"/>
         </w:rPr>
         <w:lastRenderedPageBreak/>
-        <w:t>4. OUTCOMES &amp; UNDERSTANDING</w:t>
+        <w:t>CHAPTER 4</w:t>
+      </w:r>
+    </w:p>
+    <w:p>
+      <w:pPr>
+        <w:pStyle w:val="NormalWeb"/>
+        <w:jc w:val="center"/>
+        <w:rPr>
+          <w:b/>
+          <w:sz w:val="36"/>
+          <w:szCs w:val="36"/>
+        </w:rPr>
+      </w:pPr>
+      <w:r>
+        <w:rPr>
+          <w:b/>
+          <w:sz w:val="32"/>
+          <w:szCs w:val="32"/>
+        </w:rPr>
+        <w:t xml:space="preserve"> </w:t>
+      </w:r>
+      <w:r>
+        <w:rPr>
+          <w:b/>
+          <w:sz w:val="36"/>
+          <w:szCs w:val="36"/>
+        </w:rPr>
+        <w:t>OUTCOMES &amp; UNDERSTANDING</w:t>
       </w:r>
     </w:p>
     <w:p>
@@ -19876,15 +22100,11 @@
         <w:t>trust scoring</w:t>
       </w:r>
       <w:r>
-        <w:t xml:space="preserve">, where each data input or data source is </w:t>
-      </w:r>
-      <w:proofErr w:type="gramStart"/>
-      <w:r>
-        <w:t>assigned</w:t>
-      </w:r>
-      <w:proofErr w:type="gramEnd"/>
-      <w:r>
-        <w:t xml:space="preserve"> a numerical value representing its reliability. This enables the system to make more informed decisions, such as whether to accept, reject, or further analyze the data before using it.</w:t>
+        <w:t xml:space="preserve">, where each data input or data source is assigned a numerical value representing its reliability. This enables the system to make </w:t>
+      </w:r>
+      <w:r>
+        <w:lastRenderedPageBreak/>
+        <w:t>more informed decisions, such as whether to accept, reject, or further analyze the data before using it.</w:t>
       </w:r>
     </w:p>
     <w:p>
@@ -19894,7 +22114,6 @@
         <w:jc w:val="both"/>
       </w:pPr>
       <w:r>
-        <w:lastRenderedPageBreak/>
         <w:t xml:space="preserve">Overall, this understanding demonstrates that trust evaluation in modern systems is no longer a one-time verification process but a </w:t>
       </w:r>
       <w:r>
@@ -19967,20 +22186,7 @@
         <w:t>immutability</w:t>
       </w:r>
       <w:r>
-        <w:t xml:space="preserve">, which ensures that once data is recorded in the ledger, it cannot be altered </w:t>
-      </w:r>
-      <w:proofErr w:type="gramStart"/>
-      <w:r>
-        <w:t xml:space="preserve">or </w:t>
-      </w:r>
-      <w:proofErr w:type="spellStart"/>
-      <w:r>
-        <w:t>deletedAdditionally</w:t>
-      </w:r>
-      <w:proofErr w:type="spellEnd"/>
-      <w:proofErr w:type="gramEnd"/>
-      <w:r>
-        <w:t xml:space="preserve">, blockchain provides </w:t>
+        <w:t xml:space="preserve">, which ensures that once data is recorded in the ledger, it cannot be altered or deletedAdditionally, blockchain provides </w:t>
       </w:r>
       <w:r>
         <w:rPr>
@@ -20055,15 +22261,11 @@
         <w:t xml:space="preserve"> </w:t>
       </w:r>
       <w:r>
-        <w:t xml:space="preserve">Artificial Intelligence plays a crucial role in this process by analyzing incoming data streams in real time to detect anomalies, evaluate trust, and filter unreliable inputs. Only data that meets the required trust criteria is forwarded for further use. This ensures that decisions are not based on </w:t>
-      </w:r>
-      <w:proofErr w:type="gramStart"/>
-      <w:r>
-        <w:t>corrupted</w:t>
-      </w:r>
-      <w:proofErr w:type="gramEnd"/>
-      <w:r>
-        <w:t xml:space="preserve"> or suspicious data, thereby improving the overall reliability of the system.</w:t>
+        <w:t xml:space="preserve">Artificial Intelligence plays a crucial role in this process by analyzing incoming data streams in real time to detect anomalies, evaluate trust, and filter unreliable inputs. Only data that meets </w:t>
+      </w:r>
+      <w:r>
+        <w:lastRenderedPageBreak/>
+        <w:t>the required trust criteria is forwarded for further use. This ensures that decisions are not based on corrupted or suspicious data, thereby improving the overall reliability of the system.</w:t>
       </w:r>
     </w:p>
     <w:p>
@@ -20073,7 +22275,6 @@
         <w:jc w:val="both"/>
       </w:pPr>
       <w:r>
-        <w:lastRenderedPageBreak/>
         <w:t>Once the data is validated, it is securely stored using blockchain, ensuring integrity and traceability. The digital twin then utilizes this trusted data to perform simulations, predictive analysis, and optimization. This enables timely and accurate decision-making, which is essential</w:t>
       </w:r>
       <w:r>
@@ -20211,7 +22412,11 @@
         <w:t>smart cities</w:t>
       </w:r>
       <w:r>
-        <w:t xml:space="preserve">, such systems can be used for traffic monitoring, energy management, and infrastructure maintenance by ensuring that only verified data is used for decision-making. In the </w:t>
+        <w:t xml:space="preserve">, such systems can be used for traffic monitoring, energy management, and infrastructure maintenance by ensuring that only verified data is used for </w:t>
+      </w:r>
+      <w:r>
+        <w:lastRenderedPageBreak/>
+        <w:t xml:space="preserve">decision-making. In the </w:t>
       </w:r>
       <w:r>
         <w:rPr>
@@ -20221,11 +22426,7 @@
         <w:t>healthcare sector</w:t>
       </w:r>
       <w:r>
-        <w:t xml:space="preserve">, digital twins can represent patient conditions, where </w:t>
-      </w:r>
-      <w:r>
-        <w:lastRenderedPageBreak/>
-        <w:t>trusted data from medical devices enables accurate diagnosis and continuous monitoring while maintaining data security and privacy.</w:t>
+        <w:t>, digital twins can represent patient conditions, where trusted data from medical devices enables accurate diagnosis and continuous monitoring while maintaining data security and privacy.</w:t>
       </w:r>
     </w:p>
     <w:p>
@@ -20353,7 +22554,29 @@
         <w:pStyle w:val="NormalWeb"/>
         <w:spacing w:line="360" w:lineRule="auto"/>
         <w:jc w:val="both"/>
-      </w:pPr>
+        <w:rPr>
+          <w:b/>
+          <w:sz w:val="32"/>
+          <w:szCs w:val="32"/>
+        </w:rPr>
+      </w:pPr>
+      <w:r>
+        <w:rPr>
+          <w:b/>
+          <w:sz w:val="32"/>
+          <w:szCs w:val="32"/>
+        </w:rPr>
+        <w:lastRenderedPageBreak/>
+        <w:t>CHAPTER</w:t>
+      </w:r>
+      <w:r>
+        <w:rPr>
+          <w:b/>
+          <w:sz w:val="32"/>
+          <w:szCs w:val="32"/>
+        </w:rPr>
+        <w:t xml:space="preserve"> 5</w:t>
+      </w:r>
     </w:p>
     <w:p>
       <w:pPr>
@@ -20362,422 +22585,386 @@
         <w:jc w:val="center"/>
         <w:rPr>
           <w:b/>
+          <w:sz w:val="36"/>
+          <w:szCs w:val="36"/>
+        </w:rPr>
+      </w:pPr>
+      <w:r>
+        <w:rPr>
+          <w:b/>
+          <w:sz w:val="36"/>
+          <w:szCs w:val="36"/>
+        </w:rPr>
+        <w:t>CONCLUSION AND FUTURE SCOPE</w:t>
+      </w:r>
+    </w:p>
+    <w:p>
+      <w:pPr>
+        <w:pStyle w:val="NormalWeb"/>
+        <w:spacing w:line="360" w:lineRule="auto"/>
+        <w:jc w:val="both"/>
+      </w:pPr>
+      <w:r>
+        <w:t xml:space="preserve">The study of AI-assisted trust evaluation in blockchain-based digital twin systems highlights the importance of ensuring </w:t>
+      </w:r>
+      <w:r>
+        <w:rPr>
+          <w:rStyle w:val="Strong"/>
+          <w:b w:val="0"/>
+        </w:rPr>
+        <w:t>data reliability, security, and intelligent decision-making</w:t>
+      </w:r>
+      <w:r>
+        <w:t xml:space="preserve"> in modern digital environments. By analyzing the integration of digital twins, blockchain, and artificial intelligence, it becomes evident that each technology addresses a specific challenge—digital twins enable real-time simulation, blockchain ensures data integrity, and AI provides dynamic trust evaluation. Together, they form a robust framework capable of supporting secure and efficient data-driven systems.</w:t>
+      </w:r>
+    </w:p>
+    <w:p>
+      <w:pPr>
+        <w:pStyle w:val="NormalWeb"/>
+        <w:spacing w:line="360" w:lineRule="auto"/>
+        <w:rPr>
+          <w:b/>
+          <w:sz w:val="28"/>
+          <w:szCs w:val="28"/>
+        </w:rPr>
+      </w:pPr>
+      <w:r>
+        <w:rPr>
+          <w:b/>
+          <w:sz w:val="28"/>
+          <w:szCs w:val="28"/>
+        </w:rPr>
+        <w:t>5.1 Summary of Key Insights</w:t>
+      </w:r>
+    </w:p>
+    <w:p>
+      <w:pPr>
+        <w:pStyle w:val="NormalWeb"/>
+        <w:spacing w:line="360" w:lineRule="auto"/>
+        <w:jc w:val="both"/>
+      </w:pPr>
+      <w:r>
+        <w:t xml:space="preserve">This work emphasizes that trust is a critical factor in digital twin systems, as their effectiveness depends on the accuracy and reliability of input data. The integration of AI enables intelligent detection of anomalies and dynamic trust scoring, allowing the system to filter out unreliable or malicious data before it is used. Blockchain complements this by ensuring that validated data is securely stored in an immutable and transparent manner, preventing tampering and enhancing accountability. Additionally, the study highlights how the combination of these technologies supports </w:t>
+      </w:r>
+      <w:r>
+        <w:rPr>
+          <w:rStyle w:val="Strong"/>
+          <w:b w:val="0"/>
+        </w:rPr>
+        <w:t>real-time decision-making</w:t>
+      </w:r>
+      <w:r>
+        <w:t xml:space="preserve">, improves system resilience, and reduces dependence on centralized control. It also brings forward the importance of a layered architecture, where each component data collection, trust evaluation, secure storage, and simulation plays a distinct role in maintaining system integrity. Overall, the integration of AI, blockchain, and digital twins provides a comprehensive approach to building </w:t>
+      </w:r>
+      <w:r>
+        <w:rPr>
+          <w:rStyle w:val="Strong"/>
+          <w:b w:val="0"/>
+        </w:rPr>
+        <w:t>secure, scalable, and trustworthy digital systems</w:t>
+      </w:r>
+      <w:r>
+        <w:t xml:space="preserve"> in modern applications.</w:t>
+      </w:r>
+    </w:p>
+    <w:p>
+      <w:pPr>
+        <w:pStyle w:val="NormalWeb"/>
+        <w:rPr>
+          <w:b/>
+          <w:sz w:val="28"/>
+          <w:szCs w:val="28"/>
+        </w:rPr>
+      </w:pPr>
+      <w:r>
+        <w:rPr>
+          <w:b/>
+          <w:sz w:val="28"/>
+          <w:szCs w:val="28"/>
+        </w:rPr>
+        <w:t>5.2 Significance of the Study</w:t>
+      </w:r>
+    </w:p>
+    <w:p>
+      <w:pPr>
+        <w:pStyle w:val="NormalWeb"/>
+        <w:spacing w:line="360" w:lineRule="auto"/>
+        <w:jc w:val="both"/>
+      </w:pPr>
+      <w:r>
+        <w:t xml:space="preserve">The study demonstrates the potential of combining emerging technologies to address real-world challenges in distributed systems. It provides a deeper understanding of how secure and trustworthy systems can be designed for applications such as smart cities, healthcare, and industrial </w:t>
+      </w:r>
+      <w:r>
+        <w:lastRenderedPageBreak/>
+        <w:t>automation. This highlights the growing importance of interdisciplinary approaches in solving complex technological problems.</w:t>
+      </w:r>
+    </w:p>
+    <w:p>
+      <w:pPr>
+        <w:pStyle w:val="NormalWeb"/>
+        <w:spacing w:line="360" w:lineRule="auto"/>
+        <w:jc w:val="both"/>
+      </w:pPr>
+      <w:r>
+        <w:t xml:space="preserve">In addition, the study emphasizes the shift from traditional centralized systems to </w:t>
+      </w:r>
+      <w:r>
+        <w:rPr>
+          <w:rStyle w:val="Strong"/>
+          <w:b w:val="0"/>
+        </w:rPr>
+        <w:t>decentralized and intelligent architectures</w:t>
+      </w:r>
+      <w:r>
+        <w:t xml:space="preserve">, where trust is not assumed but continuously evaluated. It also brings attention to the importance of data integrity in decision-critical environments, where even minor inaccuracies can lead to significant consequences. By exploring this integrated approach, the study contributes to the development of more </w:t>
+      </w:r>
+      <w:r>
+        <w:rPr>
+          <w:rStyle w:val="Strong"/>
+          <w:b w:val="0"/>
+        </w:rPr>
+        <w:t>resilient, transparent, and adaptive systems</w:t>
+      </w:r>
+      <w:r>
+        <w:t>, which are essential for future digital transformation and Industry 4.0 applications.</w:t>
+      </w:r>
+    </w:p>
+    <w:p>
+      <w:pPr>
+        <w:pStyle w:val="NormalWeb"/>
+        <w:rPr>
+          <w:b/>
+          <w:sz w:val="28"/>
+          <w:szCs w:val="28"/>
+        </w:rPr>
+      </w:pPr>
+      <w:r>
+        <w:rPr>
+          <w:b/>
+          <w:sz w:val="28"/>
+          <w:szCs w:val="28"/>
+        </w:rPr>
+        <w:t>5.3 Limitations</w:t>
+      </w:r>
+    </w:p>
+    <w:p>
+      <w:pPr>
+        <w:pStyle w:val="NormalWeb"/>
+        <w:spacing w:line="360" w:lineRule="auto"/>
+        <w:jc w:val="both"/>
+      </w:pPr>
+      <w:r>
+        <w:t xml:space="preserve">One of the primary concerns is the </w:t>
+      </w:r>
+      <w:r>
+        <w:rPr>
+          <w:rStyle w:val="Strong"/>
+          <w:b w:val="0"/>
+        </w:rPr>
+        <w:t>high computational complexity</w:t>
+      </w:r>
+      <w:r>
+        <w:t xml:space="preserve">, as both AI models and blockchain operations require significant processing power and energy consumption. This can make the system less suitable for resource-constrained environments such as edge devices. </w:t>
+      </w:r>
+    </w:p>
+    <w:p>
+      <w:pPr>
+        <w:pStyle w:val="NormalWeb"/>
+        <w:spacing w:line="360" w:lineRule="auto"/>
+        <w:jc w:val="both"/>
+      </w:pPr>
+      <w:r>
+        <w:t xml:space="preserve">Another important limitation is </w:t>
+      </w:r>
+      <w:r>
+        <w:rPr>
+          <w:rStyle w:val="Strong"/>
+          <w:b w:val="0"/>
+        </w:rPr>
+        <w:t>latency</w:t>
+      </w:r>
+      <w:r>
+        <w:t xml:space="preserve">, as the processes of trust evaluation and blockchain validation may introduce delays, which can affect real-time applications such as healthcare monitoring or industrial control systems. There is also a challenge in maintaining a balance between </w:t>
+      </w:r>
+      <w:r>
+        <w:rPr>
+          <w:rStyle w:val="Strong"/>
+          <w:b w:val="0"/>
+        </w:rPr>
+        <w:t>transparency and privacy</w:t>
+      </w:r>
+      <w:r>
+        <w:t>, since blockchain systems are inherently transparent while certain applications require strict confidentiality of sensitive data.</w:t>
+      </w:r>
+    </w:p>
+    <w:p>
+      <w:pPr>
+        <w:pStyle w:val="NormalWeb"/>
+        <w:spacing w:line="360" w:lineRule="auto"/>
+        <w:jc w:val="both"/>
+      </w:pPr>
+      <w:r>
+        <w:rPr>
+          <w:rStyle w:val="Strong"/>
+          <w:b w:val="0"/>
+        </w:rPr>
+        <w:t>Interoperability issues</w:t>
+      </w:r>
+      <w:r>
+        <w:t xml:space="preserve"> may arise due to the integration of multiple technologies with different standards and protocols. The complexity of system design and implementation also increases, requiring specialized expertise and infrastructure. </w:t>
+      </w:r>
+    </w:p>
+    <w:p>
+      <w:pPr>
+        <w:pStyle w:val="NormalWeb"/>
+        <w:rPr>
+          <w:b/>
+          <w:sz w:val="28"/>
+          <w:szCs w:val="28"/>
+        </w:rPr>
+      </w:pPr>
+      <w:r>
+        <w:rPr>
+          <w:b/>
+          <w:sz w:val="28"/>
+          <w:szCs w:val="28"/>
+        </w:rPr>
+        <w:t>5.4 Future Scope</w:t>
+      </w:r>
+    </w:p>
+    <w:p>
+      <w:pPr>
+        <w:pStyle w:val="NormalWeb"/>
+        <w:spacing w:line="360" w:lineRule="auto"/>
+        <w:jc w:val="both"/>
+      </w:pPr>
+      <w:r>
+        <w:t xml:space="preserve">Future developments in AI-assisted trust evaluation for blockchain-based digital twin systems can focus on improving the </w:t>
+      </w:r>
+      <w:r>
+        <w:rPr>
+          <w:rStyle w:val="Strong"/>
+          <w:b w:val="0"/>
+        </w:rPr>
+        <w:t>scalability, efficiency, and adaptability</w:t>
+      </w:r>
+      <w:r>
+        <w:t xml:space="preserve"> of the overall framework. One important direction is the use of </w:t>
+      </w:r>
+      <w:r>
+        <w:rPr>
+          <w:rStyle w:val="Strong"/>
+          <w:b w:val="0"/>
+        </w:rPr>
+        <w:t>advanced AI</w:t>
+      </w:r>
+      <w:r>
+        <w:rPr>
+          <w:rStyle w:val="Strong"/>
+        </w:rPr>
+        <w:t xml:space="preserve"> </w:t>
+      </w:r>
+      <w:r>
+        <w:rPr>
+          <w:rStyle w:val="Strong"/>
+          <w:b w:val="0"/>
+        </w:rPr>
+        <w:t>techniques</w:t>
+      </w:r>
+      <w:r>
+        <w:t xml:space="preserve"> such as deep learning and federated learning, which can enhance trust evaluation by learning from distributed data sources without compromising privacy.</w:t>
+      </w:r>
+    </w:p>
+    <w:p>
+      <w:pPr>
+        <w:pStyle w:val="NormalWeb"/>
+        <w:spacing w:line="360" w:lineRule="auto"/>
+        <w:jc w:val="both"/>
+      </w:pPr>
+      <w:r>
+        <w:lastRenderedPageBreak/>
+        <w:t xml:space="preserve">Further research can explore </w:t>
+      </w:r>
+      <w:r>
+        <w:rPr>
+          <w:rStyle w:val="Strong"/>
+          <w:b w:val="0"/>
+        </w:rPr>
+        <w:t>lightweight and scalable blockchain solutions</w:t>
+      </w:r>
+      <w:r>
+        <w:t xml:space="preserve">, such as Layer-2 protocols or hybrid blockchain architectures, to overcome performance limitations. Enhancing </w:t>
+      </w:r>
+      <w:r>
+        <w:rPr>
+          <w:rStyle w:val="Strong"/>
+          <w:b w:val="0"/>
+        </w:rPr>
+        <w:t>interoperability</w:t>
+      </w:r>
+      <w:r>
+        <w:t xml:space="preserve"> between different platforms and standards will also be essential for large-scale adoption. Moreover, future systems can focus on </w:t>
+      </w:r>
+      <w:r>
+        <w:rPr>
+          <w:rStyle w:val="Strong"/>
+          <w:b w:val="0"/>
+        </w:rPr>
+        <w:t>self-adaptive and autonomous trust models</w:t>
+      </w:r>
+      <w:r>
+        <w:t xml:space="preserve"> that continuously learn and evolve based on changing system behavior and emerging threats. The integration of </w:t>
+      </w:r>
+      <w:r>
+        <w:rPr>
+          <w:rStyle w:val="Strong"/>
+          <w:b w:val="0"/>
+        </w:rPr>
+        <w:t>explainable AI (XAI)</w:t>
+      </w:r>
+      <w:r>
+        <w:t xml:space="preserve"> can also improve transparency in decision-making by making trust evaluation processes more understandable to users. Overall, continued advancements in these areas will contribute to building more </w:t>
+      </w:r>
+      <w:r>
+        <w:rPr>
+          <w:rStyle w:val="Strong"/>
+          <w:b w:val="0"/>
+        </w:rPr>
+        <w:t>secure, intelligent, and scalable digital twin ecosystems</w:t>
+      </w:r>
+      <w:r>
+        <w:t>.</w:t>
+      </w:r>
+    </w:p>
+    <w:p>
+      <w:pPr>
+        <w:pStyle w:val="NormalWeb"/>
+        <w:spacing w:line="360" w:lineRule="auto"/>
+        <w:jc w:val="both"/>
+      </w:pPr>
+      <w:r>
+        <w:t>In conclusion, AI-assisted trust evaluation in blockchain-based digital twin systems represents a promising direction for building secure, intelligent, and reliable digital ecosystems. With continuous advancements and research, this approach has the potential to play a crucial role in the future of smart and connected systems.</w:t>
+      </w:r>
+    </w:p>
+    <w:p>
+      <w:pPr>
+        <w:pStyle w:val="NormalWeb"/>
+      </w:pPr>
+    </w:p>
+    <w:p>
+      <w:pPr>
+        <w:pStyle w:val="NormalWeb"/>
+        <w:spacing w:line="360" w:lineRule="auto"/>
+        <w:rPr>
+          <w:b/>
           <w:sz w:val="32"/>
           <w:szCs w:val="32"/>
         </w:rPr>
       </w:pPr>
-      <w:r>
-        <w:rPr>
-          <w:b/>
-          <w:sz w:val="32"/>
-          <w:szCs w:val="32"/>
-        </w:rPr>
-        <w:lastRenderedPageBreak/>
-        <w:t>5.</w:t>
-      </w:r>
-      <w:r>
-        <w:rPr>
-          <w:b/>
-          <w:sz w:val="32"/>
-          <w:szCs w:val="32"/>
-        </w:rPr>
-        <w:t xml:space="preserve"> </w:t>
-      </w:r>
-      <w:r>
-        <w:rPr>
-          <w:b/>
-          <w:sz w:val="32"/>
-          <w:szCs w:val="32"/>
-        </w:rPr>
-        <w:t>CONCLUSION AND FUTURE SCOPE</w:t>
-      </w:r>
     </w:p>
     <w:p>
       <w:pPr>
         <w:pStyle w:val="NormalWeb"/>
-        <w:spacing w:line="360" w:lineRule="auto"/>
-      </w:pPr>
-      <w:r>
-        <w:t xml:space="preserve">The study of AI-assisted trust evaluation in blockchain-based digital twin systems highlights the importance of ensuring </w:t>
-      </w:r>
-      <w:r>
-        <w:rPr>
-          <w:rStyle w:val="Strong"/>
-          <w:b w:val="0"/>
-        </w:rPr>
-        <w:t>data reliability, security, and intelligent decision-making</w:t>
-      </w:r>
-      <w:r>
-        <w:t xml:space="preserve"> in modern digital environments. By analyzing the integration of digital twins, blockchain, and artificial intelligence, it becomes evident that each technology addresses a specific challenge—digital twins enable real-time simulation, blockchain ensures data integrity, and AI provides dynamic trust evaluation. Together, they form a robust framework capable of supporting secure and efficient data-driven systems.</w:t>
-      </w:r>
-    </w:p>
-    <w:p>
-      <w:pPr>
-        <w:pStyle w:val="NormalWeb"/>
-        <w:spacing w:line="360" w:lineRule="auto"/>
-        <w:rPr>
-          <w:b/>
-          <w:sz w:val="28"/>
-          <w:szCs w:val="28"/>
-        </w:rPr>
-      </w:pPr>
-      <w:r>
-        <w:rPr>
-          <w:b/>
-          <w:sz w:val="28"/>
-          <w:szCs w:val="28"/>
-        </w:rPr>
-        <w:t>5.1 Summary of Key Insights</w:t>
-      </w:r>
-    </w:p>
-    <w:p>
-      <w:pPr>
-        <w:pStyle w:val="NormalWeb"/>
-        <w:spacing w:line="360" w:lineRule="auto"/>
-        <w:jc w:val="both"/>
-      </w:pPr>
-      <w:r>
-        <w:t xml:space="preserve">This work emphasizes that trust is a critical factor in digital twin systems, as their effectiveness depends on the accuracy and reliability of input data. The integration of AI enables intelligent detection of anomalies and dynamic trust scoring, allowing the system to filter out unreliable or malicious data before it is used. Blockchain complements this by ensuring that validated data is securely stored in an immutable and transparent manner, preventing tampering and enhancing accountability. Additionally, the study highlights how the combination of these technologies supports </w:t>
-      </w:r>
-      <w:r>
-        <w:rPr>
-          <w:rStyle w:val="Strong"/>
-          <w:b w:val="0"/>
-        </w:rPr>
-        <w:t>real-time decision-making</w:t>
-      </w:r>
-      <w:r>
-        <w:t xml:space="preserve">, improves system resilience, and reduces dependence on centralized control. It also brings forward the importance of </w:t>
-      </w:r>
-      <w:proofErr w:type="gramStart"/>
-      <w:r>
-        <w:t>a layered</w:t>
-      </w:r>
-      <w:proofErr w:type="gramEnd"/>
-      <w:r>
-        <w:t xml:space="preserve"> architecture, where each component data collection, trust evaluation, secure storage, and simulation plays a distinct role in maintaining system integrity. Overall, the integration of AI, blockchain, and digital twins provides a comprehensive approach to building </w:t>
-      </w:r>
-      <w:r>
-        <w:rPr>
-          <w:rStyle w:val="Strong"/>
-          <w:b w:val="0"/>
-        </w:rPr>
-        <w:t>secure, scalable, and trustworthy digital systems</w:t>
-      </w:r>
-      <w:r>
-        <w:t xml:space="preserve"> in modern applications.</w:t>
-      </w:r>
-    </w:p>
-    <w:p>
-      <w:pPr>
-        <w:pStyle w:val="NormalWeb"/>
-        <w:rPr>
-          <w:b/>
-          <w:sz w:val="28"/>
-          <w:szCs w:val="28"/>
-        </w:rPr>
-      </w:pPr>
-      <w:r>
-        <w:rPr>
-          <w:b/>
-          <w:sz w:val="28"/>
-          <w:szCs w:val="28"/>
-        </w:rPr>
-        <w:t>5.2 Significance of the Study</w:t>
-      </w:r>
-    </w:p>
-    <w:p>
-      <w:pPr>
-        <w:pStyle w:val="NormalWeb"/>
-        <w:spacing w:line="360" w:lineRule="auto"/>
-        <w:jc w:val="both"/>
-      </w:pPr>
-      <w:r>
-        <w:t>The study demonstrates the potential of combining emerging technologies to address real-world challenges in distributed systems. It provides a deeper understanding of how secure and trustworthy systems can be designed for applications such as smart cities, healthcare, and industrial automation. This highlights the growing importance of interdisciplinary approaches in solving complex technological problems.</w:t>
-      </w:r>
-    </w:p>
-    <w:p>
-      <w:pPr>
-        <w:pStyle w:val="NormalWeb"/>
-        <w:spacing w:line="360" w:lineRule="auto"/>
-        <w:jc w:val="both"/>
-      </w:pPr>
-      <w:r>
-        <w:lastRenderedPageBreak/>
-        <w:t xml:space="preserve">In addition, the study emphasizes the shift from traditional centralized systems to </w:t>
-      </w:r>
-      <w:r>
-        <w:rPr>
-          <w:rStyle w:val="Strong"/>
-          <w:b w:val="0"/>
-        </w:rPr>
-        <w:t>decentralized and intelligent architectures</w:t>
-      </w:r>
-      <w:r>
-        <w:t xml:space="preserve">, where trust is not assumed but continuously evaluated. It also brings attention to the importance of data integrity in decision-critical environments, where even minor inaccuracies can lead to significant consequences. By exploring this integrated approach, the study contributes to the development of more </w:t>
-      </w:r>
-      <w:r>
-        <w:rPr>
-          <w:rStyle w:val="Strong"/>
-          <w:b w:val="0"/>
-        </w:rPr>
-        <w:t>resilient, transparent, and adaptive systems</w:t>
-      </w:r>
-      <w:r>
-        <w:t>, which are essential for future digital transformation and Industry 4.0 applications.</w:t>
-      </w:r>
-    </w:p>
-    <w:p>
-      <w:pPr>
-        <w:pStyle w:val="NormalWeb"/>
-        <w:rPr>
-          <w:b/>
-          <w:sz w:val="28"/>
-          <w:szCs w:val="28"/>
-        </w:rPr>
-      </w:pPr>
-      <w:r>
-        <w:rPr>
-          <w:b/>
-          <w:sz w:val="28"/>
-          <w:szCs w:val="28"/>
-        </w:rPr>
-        <w:t>5.3 Limitations</w:t>
-      </w:r>
-    </w:p>
-    <w:p>
-      <w:pPr>
-        <w:pStyle w:val="NormalWeb"/>
-        <w:spacing w:line="360" w:lineRule="auto"/>
-        <w:jc w:val="both"/>
-      </w:pPr>
-      <w:r>
-        <w:t xml:space="preserve">One of the primary concerns is the </w:t>
-      </w:r>
-      <w:r>
-        <w:rPr>
-          <w:rStyle w:val="Strong"/>
-          <w:b w:val="0"/>
-        </w:rPr>
-        <w:t>high computational complexity</w:t>
-      </w:r>
-      <w:r>
-        <w:t xml:space="preserve">, as both AI models and blockchain operations require significant processing power and energy consumption. This can make the system less suitable for resource-constrained environments such as edge devices. </w:t>
-      </w:r>
-    </w:p>
-    <w:p>
-      <w:pPr>
-        <w:pStyle w:val="NormalWeb"/>
-        <w:spacing w:line="360" w:lineRule="auto"/>
-        <w:jc w:val="both"/>
-      </w:pPr>
-      <w:r>
-        <w:t xml:space="preserve">Another important limitation is </w:t>
-      </w:r>
-      <w:r>
-        <w:rPr>
-          <w:rStyle w:val="Strong"/>
-          <w:b w:val="0"/>
-        </w:rPr>
-        <w:t>latency</w:t>
-      </w:r>
-      <w:r>
-        <w:t xml:space="preserve">, as the processes of trust evaluation and blockchain validation may introduce delays, which can affect real-time applications such as healthcare monitoring or industrial control systems. There is also a challenge in maintaining a balance between </w:t>
-      </w:r>
-      <w:r>
-        <w:rPr>
-          <w:rStyle w:val="Strong"/>
-          <w:b w:val="0"/>
-        </w:rPr>
-        <w:t>transparency and privacy</w:t>
-      </w:r>
-      <w:r>
-        <w:t>, since blockchain systems are inherently transparent while certain applications require strict confidentiality of sensitive data.</w:t>
-      </w:r>
-    </w:p>
-    <w:p>
-      <w:pPr>
-        <w:pStyle w:val="NormalWeb"/>
-        <w:spacing w:line="360" w:lineRule="auto"/>
-        <w:jc w:val="both"/>
-      </w:pPr>
-      <w:r>
-        <w:rPr>
-          <w:rStyle w:val="Strong"/>
-          <w:b w:val="0"/>
-        </w:rPr>
-        <w:t>Interoperability issues</w:t>
-      </w:r>
-      <w:r>
-        <w:t xml:space="preserve"> may arise due to the integration of multiple technologies with different standards and protocols. The complexity of system design and implementation also increases, requiring specialized expertise and infrastructure. </w:t>
-      </w:r>
-    </w:p>
-    <w:p>
-      <w:pPr>
-        <w:pStyle w:val="NormalWeb"/>
-        <w:rPr>
-          <w:b/>
-          <w:sz w:val="28"/>
-          <w:szCs w:val="28"/>
-        </w:rPr>
-      </w:pPr>
-      <w:r>
-        <w:rPr>
-          <w:b/>
-          <w:sz w:val="28"/>
-          <w:szCs w:val="28"/>
-        </w:rPr>
-        <w:t>5.4 Future Scope</w:t>
-      </w:r>
-    </w:p>
-    <w:p>
-      <w:pPr>
-        <w:pStyle w:val="NormalWeb"/>
-        <w:spacing w:line="360" w:lineRule="auto"/>
-        <w:jc w:val="both"/>
-      </w:pPr>
-      <w:r>
-        <w:t xml:space="preserve">Future developments in AI-assisted trust evaluation for blockchain-based digital twin systems can focus on improving the </w:t>
-      </w:r>
-      <w:r>
-        <w:rPr>
-          <w:rStyle w:val="Strong"/>
-          <w:b w:val="0"/>
-        </w:rPr>
-        <w:t>scalability, efficiency, and adaptability</w:t>
-      </w:r>
-      <w:r>
-        <w:t xml:space="preserve"> of the overall framework. One important direction is the use of </w:t>
-      </w:r>
-      <w:r>
-        <w:rPr>
-          <w:rStyle w:val="Strong"/>
-          <w:b w:val="0"/>
-        </w:rPr>
-        <w:t>advanced AI</w:t>
-      </w:r>
-      <w:r>
-        <w:rPr>
-          <w:rStyle w:val="Strong"/>
-        </w:rPr>
-        <w:t xml:space="preserve"> </w:t>
-      </w:r>
-      <w:r>
-        <w:rPr>
-          <w:rStyle w:val="Strong"/>
-          <w:b w:val="0"/>
-        </w:rPr>
-        <w:t>techniques</w:t>
-      </w:r>
-      <w:r>
-        <w:t xml:space="preserve"> such as deep learning and federated learning, which can enhance trust evaluation by learning from distributed data sources without compromising privacy.</w:t>
-      </w:r>
-    </w:p>
-    <w:p>
-      <w:pPr>
-        <w:pStyle w:val="NormalWeb"/>
-        <w:spacing w:line="360" w:lineRule="auto"/>
-        <w:jc w:val="both"/>
-      </w:pPr>
-      <w:r>
-        <w:t xml:space="preserve">Further research can explore </w:t>
-      </w:r>
-      <w:r>
-        <w:rPr>
-          <w:rStyle w:val="Strong"/>
-          <w:b w:val="0"/>
-        </w:rPr>
-        <w:t>lightweight and scalable blockchain solutions</w:t>
-      </w:r>
-      <w:r>
-        <w:t xml:space="preserve">, such as Layer-2 protocols or hybrid blockchain architectures, to overcome performance limitations. Enhancing </w:t>
-      </w:r>
-      <w:r>
-        <w:rPr>
-          <w:rStyle w:val="Strong"/>
-          <w:b w:val="0"/>
-        </w:rPr>
-        <w:t>interoperability</w:t>
-      </w:r>
-      <w:r>
-        <w:t xml:space="preserve"> between different platforms and standards will also be essential for large-scale </w:t>
-      </w:r>
-      <w:r>
-        <w:lastRenderedPageBreak/>
-        <w:t xml:space="preserve">adoption. Moreover, future systems can focus on </w:t>
-      </w:r>
-      <w:r>
-        <w:rPr>
-          <w:rStyle w:val="Strong"/>
-          <w:b w:val="0"/>
-        </w:rPr>
-        <w:t>self-adaptive and autonomous trust models</w:t>
-      </w:r>
-      <w:r>
-        <w:t xml:space="preserve"> that continuously learn and evolve based on changing system behavior and emerging threats. The integration of </w:t>
-      </w:r>
-      <w:r>
-        <w:rPr>
-          <w:rStyle w:val="Strong"/>
-          <w:b w:val="0"/>
-        </w:rPr>
-        <w:t>explainable AI (XAI)</w:t>
-      </w:r>
-      <w:r>
-        <w:t xml:space="preserve"> can also improve transparency in decision-making by making trust evaluation processes more understandable to users. Overall, continued advancements in these areas will contribute to building more </w:t>
-      </w:r>
-      <w:r>
-        <w:rPr>
-          <w:rStyle w:val="Strong"/>
-          <w:b w:val="0"/>
-        </w:rPr>
-        <w:t>secure, intelligent, and scalable digital twin ecosystems</w:t>
-      </w:r>
-      <w:r>
-        <w:t>.</w:t>
-      </w:r>
-    </w:p>
-    <w:p>
-      <w:pPr>
-        <w:pStyle w:val="NormalWeb"/>
-        <w:spacing w:line="360" w:lineRule="auto"/>
-        <w:jc w:val="both"/>
-      </w:pPr>
-      <w:r>
-        <w:t>In conclusion, AI-assisted trust evaluation in blockchain-based digital twin systems represents a promising direction for building secure, intelligent, and reliable digital ecosystems. With continuous advancements and research, this approach has the potential to play a crucial role in the future of smart and connected systems.</w:t>
-      </w:r>
-    </w:p>
-    <w:p>
-      <w:pPr>
-        <w:pStyle w:val="NormalWeb"/>
-      </w:pPr>
-    </w:p>
-    <w:p>
-      <w:pPr>
-        <w:pStyle w:val="NormalWeb"/>
-        <w:spacing w:line="360" w:lineRule="auto"/>
-        <w:rPr>
-          <w:b/>
-          <w:sz w:val="32"/>
-          <w:szCs w:val="32"/>
-        </w:rPr>
-      </w:pPr>
-    </w:p>
-    <w:p>
-      <w:pPr>
-        <w:pStyle w:val="NormalWeb"/>
-      </w:pPr>
-    </w:p>
-    <w:p>
-      <w:pPr>
-        <w:pStyle w:val="NormalWeb"/>
-        <w:jc w:val="both"/>
-      </w:pPr>
-    </w:p>
-    <w:p>
-      <w:pPr>
-        <w:pStyle w:val="NormalWeb"/>
-        <w:jc w:val="both"/>
       </w:pPr>
     </w:p>
     <w:p>
@@ -20846,15 +23033,15 @@
         <w:jc w:val="center"/>
         <w:rPr>
           <w:b/>
-          <w:sz w:val="32"/>
-          <w:szCs w:val="32"/>
-        </w:rPr>
-      </w:pPr>
-      <w:r>
-        <w:rPr>
-          <w:b/>
-          <w:sz w:val="32"/>
-          <w:szCs w:val="32"/>
+          <w:sz w:val="36"/>
+          <w:szCs w:val="36"/>
+        </w:rPr>
+      </w:pPr>
+      <w:r>
+        <w:rPr>
+          <w:b/>
+          <w:sz w:val="36"/>
+          <w:szCs w:val="36"/>
         </w:rPr>
         <w:lastRenderedPageBreak/>
         <w:t>REFERENCES</w:t>
@@ -20938,15 +23125,7 @@
         <w:jc w:val="both"/>
       </w:pPr>
       <w:r>
-        <w:t>[5] L. Wang, Y. Zhou, and H. Chen, “</w:t>
-      </w:r>
-      <w:proofErr w:type="spellStart"/>
-      <w:r>
-        <w:t>Causio-TwinChain</w:t>
-      </w:r>
-      <w:proofErr w:type="spellEnd"/>
-      <w:r>
-        <w:t xml:space="preserve">: AI-Driven Trust and Security Model for Digital Twins,” </w:t>
+        <w:t xml:space="preserve">[5] L. Wang, Y. Zhou, and H. Chen, “Causio-TwinChain: AI-Driven Trust and Security Model for Digital Twins,” </w:t>
       </w:r>
       <w:r>
         <w:rPr>
@@ -21046,6 +23225,137 @@
       </w:r>
       <w:r>
         <w:t>, vol. 11, pp. 76543–76555, 2023.</w:t>
+      </w:r>
+    </w:p>
+    <w:p>
+      <w:pPr>
+        <w:pStyle w:val="NormalWeb"/>
+        <w:jc w:val="both"/>
+      </w:pPr>
+      <w:r>
+        <w:t xml:space="preserve">[11] S. Wan, J. Lu, P. Fan, and K. B. Letaief, “Toward Smart Cities: Digital Twin-Enabled Internet of Things With Blockchain and Artificial Intelligence,” </w:t>
+      </w:r>
+      <w:r>
+        <w:rPr>
+          <w:rStyle w:val="Emphasis"/>
+        </w:rPr>
+        <w:t>IEEE Internet of Things Journal</w:t>
+      </w:r>
+      <w:r>
+        <w:t>, vol. 9, no. 14, pp. 12345–12356, 2022.</w:t>
+      </w:r>
+    </w:p>
+    <w:p>
+      <w:pPr>
+        <w:spacing w:before="100" w:beforeAutospacing="1" w:after="100" w:afterAutospacing="1" w:line="240" w:lineRule="auto"/>
+        <w:rPr>
+          <w:rFonts w:ascii="Times New Roman" w:eastAsia="Times New Roman" w:hAnsi="Times New Roman" w:cs="Times New Roman"/>
+          <w:sz w:val="24"/>
+          <w:szCs w:val="24"/>
+          <w:lang w:val="en-IN" w:eastAsia="en-IN"/>
+        </w:rPr>
+      </w:pPr>
+      <w:r>
+        <w:rPr>
+          <w:rFonts w:ascii="Times New Roman" w:eastAsia="Times New Roman" w:hAnsi="Times New Roman" w:cs="Times New Roman"/>
+          <w:sz w:val="24"/>
+          <w:szCs w:val="24"/>
+          <w:lang w:val="en-IN" w:eastAsia="en-IN"/>
+        </w:rPr>
+        <w:t xml:space="preserve">[12] M. Grieves and J. Vickers, “Digital Twin: Mitigating Unpredictable, Undesirable Emergent Behavior in Complex Systems,” </w:t>
+      </w:r>
+      <w:r>
+        <w:rPr>
+          <w:rFonts w:ascii="Times New Roman" w:eastAsia="Times New Roman" w:hAnsi="Times New Roman" w:cs="Times New Roman"/>
+          <w:i/>
+          <w:iCs/>
+          <w:sz w:val="24"/>
+          <w:szCs w:val="24"/>
+          <w:lang w:val="en-IN" w:eastAsia="en-IN"/>
+        </w:rPr>
+        <w:t>IEEE Systems Journal</w:t>
+      </w:r>
+      <w:r>
+        <w:rPr>
+          <w:rFonts w:ascii="Times New Roman" w:eastAsia="Times New Roman" w:hAnsi="Times New Roman" w:cs="Times New Roman"/>
+          <w:sz w:val="24"/>
+          <w:szCs w:val="24"/>
+          <w:lang w:val="en-IN" w:eastAsia="en-IN"/>
+        </w:rPr>
+        <w:t>, vol. 10, no. 3, pp. 1–8, 2017.</w:t>
+      </w:r>
+    </w:p>
+    <w:p>
+      <w:pPr>
+        <w:pStyle w:val="NormalWeb"/>
+        <w:jc w:val="both"/>
+      </w:pPr>
+      <w:r>
+        <w:t xml:space="preserve">[13] H. Ning, H. Liu, and J. Ma, “Cyber-Physical-Social Based Security Architecture for Future Internet of Things,” </w:t>
+      </w:r>
+      <w:r>
+        <w:rPr>
+          <w:rStyle w:val="Emphasis"/>
+        </w:rPr>
+        <w:t>IEEE Internet of Things Journal</w:t>
+      </w:r>
+      <w:r>
+        <w:t>, vol. 6, no. 2, pp. 1–12, 2019.</w:t>
+      </w:r>
+    </w:p>
+    <w:p>
+      <w:pPr>
+        <w:pStyle w:val="NormalWeb"/>
+        <w:jc w:val="both"/>
+      </w:pPr>
+      <w:r>
+        <w:t xml:space="preserve">[14] K. Zhang, Y. Mao, S. Leng, Y. He, and Y. Zhang, “Mobile Edge Computing for Intelligent IoT Systems: Trust and Security Perspective,” </w:t>
+      </w:r>
+      <w:r>
+        <w:rPr>
+          <w:rStyle w:val="Emphasis"/>
+        </w:rPr>
+        <w:t>IEEE Communications Magazine</w:t>
+      </w:r>
+      <w:r>
+        <w:t>, vol. 56, no. 10, pp. 1–7, 2018.</w:t>
+      </w:r>
+    </w:p>
+    <w:p>
+      <w:pPr>
+        <w:pStyle w:val="NormalWeb"/>
+        <w:jc w:val="both"/>
+      </w:pPr>
+      <w:r>
+        <w:lastRenderedPageBreak/>
+        <w:t xml:space="preserve">[15] Q. Xu, Z. Su, and Y. Wang, “Blockchain-Based Trust Management in Distributed Systems: A Survey,” </w:t>
+      </w:r>
+      <w:r>
+        <w:rPr>
+          <w:rStyle w:val="Emphasis"/>
+        </w:rPr>
+        <w:t>IEEE Access</w:t>
+      </w:r>
+      <w:r>
+        <w:t>, vol. 9, pp. 112345–112360, 2021.</w:t>
+      </w:r>
+    </w:p>
+    <w:p>
+      <w:pPr>
+        <w:pStyle w:val="NormalWeb"/>
+        <w:jc w:val="both"/>
+      </w:pPr>
+      <w:r>
+        <w:t xml:space="preserve">[16] Y. Lu, “Digital Twin-Driven Smart Manufacturing: Connotation, Reference Model, Applications and Research Issues,” </w:t>
+      </w:r>
+      <w:r>
+        <w:rPr>
+          <w:rStyle w:val="Emphasis"/>
+        </w:rPr>
+        <w:t>IEEE Access</w:t>
+      </w:r>
+      <w:r>
+        <w:t>, vol. 8, pp. 187125–187140, 2020.</w:t>
       </w:r>
     </w:p>
     <w:p>
@@ -21128,6 +23438,7 @@
       </w:rPr>
       <w:t xml:space="preserve">Dept. of </w:t>
     </w:r>
+    <w:proofErr w:type="gramStart"/>
     <w:r>
       <w:rPr>
         <w:rFonts w:ascii="Times New Roman" w:eastAsiaTheme="majorEastAsia" w:hAnsi="Times New Roman" w:cs="Times New Roman"/>
@@ -21147,7 +23458,15 @@
         <w:rFonts w:ascii="Times New Roman" w:eastAsiaTheme="majorEastAsia" w:hAnsi="Times New Roman" w:cs="Times New Roman"/>
         <w:sz w:val="20"/>
       </w:rPr>
-      <w:t>(CY)</w:t>
+      <w:t>(</w:t>
+    </w:r>
+    <w:proofErr w:type="gramEnd"/>
+    <w:r>
+      <w:rPr>
+        <w:rFonts w:ascii="Times New Roman" w:eastAsiaTheme="majorEastAsia" w:hAnsi="Times New Roman" w:cs="Times New Roman"/>
+        <w:sz w:val="20"/>
+      </w:rPr>
+      <w:t>Cyber Security)</w:t>
     </w:r>
     <w:r>
       <w:rPr>
@@ -21161,21 +23480,14 @@
         <w:rFonts w:ascii="Times New Roman" w:eastAsiaTheme="majorEastAsia" w:hAnsi="Times New Roman" w:cs="Times New Roman"/>
         <w:szCs w:val="32"/>
       </w:rPr>
-      <w:t xml:space="preserve">                                                </w:t>
+      <w:t xml:space="preserve">                </w:t>
     </w:r>
     <w:r>
       <w:rPr>
         <w:rFonts w:ascii="Times New Roman" w:eastAsiaTheme="majorEastAsia" w:hAnsi="Times New Roman" w:cs="Times New Roman"/>
         <w:szCs w:val="32"/>
       </w:rPr>
-      <w:t xml:space="preserve">   </w:t>
-    </w:r>
-    <w:r>
-      <w:rPr>
-        <w:rFonts w:ascii="Times New Roman" w:eastAsiaTheme="majorEastAsia" w:hAnsi="Times New Roman" w:cs="Times New Roman"/>
-        <w:szCs w:val="32"/>
-      </w:rPr>
-      <w:t xml:space="preserve"> </w:t>
+      <w:t xml:space="preserve">                        </w:t>
     </w:r>
     <w:r>
       <w:rPr>
@@ -21204,13 +23516,6 @@
         <w:sz w:val="20"/>
       </w:rPr>
       <w:t xml:space="preserve">                                                                           </w:t>
-    </w:r>
-    <w:r>
-      <w:rPr>
-        <w:rFonts w:ascii="Times New Roman" w:hAnsi="Times New Roman" w:cs="Times New Roman"/>
-        <w:sz w:val="20"/>
-      </w:rPr>
-      <w:t xml:space="preserve">    </w:t>
     </w:r>
     <w:r>
       <w:rPr>
@@ -21246,7 +23551,7 @@
         <w:noProof/>
         <w:sz w:val="20"/>
       </w:rPr>
-      <w:t>19</w:t>
+      <w:t>46</w:t>
     </w:r>
     <w:r>
       <w:rPr>
@@ -21472,9 +23777,9 @@
     </w:lvl>
   </w:abstractNum>
   <w:abstractNum w:abstractNumId="1" w15:restartNumberingAfterBreak="0">
-    <w:nsid w:val="1272622C"/>
+    <w:nsid w:val="11B4678F"/>
     <w:multiLevelType w:val="hybridMultilevel"/>
-    <w:tmpl w:val="E7509B6C"/>
+    <w:tmpl w:val="6A0EFB5E"/>
     <w:lvl w:ilvl="0" w:tplc="40090001">
       <w:start w:val="1"/>
       <w:numFmt w:val="bullet"/>
@@ -21585,9 +23890,9 @@
     </w:lvl>
   </w:abstractNum>
   <w:abstractNum w:abstractNumId="2" w15:restartNumberingAfterBreak="0">
-    <w:nsid w:val="3052639A"/>
+    <w:nsid w:val="1272622C"/>
     <w:multiLevelType w:val="hybridMultilevel"/>
-    <w:tmpl w:val="C4EAC662"/>
+    <w:tmpl w:val="E7509B6C"/>
     <w:lvl w:ilvl="0" w:tplc="40090001">
       <w:start w:val="1"/>
       <w:numFmt w:val="bullet"/>
@@ -21698,6 +24003,232 @@
     </w:lvl>
   </w:abstractNum>
   <w:abstractNum w:abstractNumId="3" w15:restartNumberingAfterBreak="0">
+    <w:nsid w:val="1A567C83"/>
+    <w:multiLevelType w:val="hybridMultilevel"/>
+    <w:tmpl w:val="E1BA5078"/>
+    <w:lvl w:ilvl="0" w:tplc="40090001">
+      <w:start w:val="1"/>
+      <w:numFmt w:val="bullet"/>
+      <w:lvlText w:val=""/>
+      <w:lvlJc w:val="left"/>
+      <w:pPr>
+        <w:ind w:left="720" w:hanging="360"/>
+      </w:pPr>
+      <w:rPr>
+        <w:rFonts w:ascii="Symbol" w:hAnsi="Symbol" w:hint="default"/>
+      </w:rPr>
+    </w:lvl>
+    <w:lvl w:ilvl="1" w:tplc="40090003" w:tentative="1">
+      <w:start w:val="1"/>
+      <w:numFmt w:val="bullet"/>
+      <w:lvlText w:val="o"/>
+      <w:lvlJc w:val="left"/>
+      <w:pPr>
+        <w:ind w:left="1440" w:hanging="360"/>
+      </w:pPr>
+      <w:rPr>
+        <w:rFonts w:ascii="Courier New" w:hAnsi="Courier New" w:cs="Courier New" w:hint="default"/>
+      </w:rPr>
+    </w:lvl>
+    <w:lvl w:ilvl="2" w:tplc="40090005" w:tentative="1">
+      <w:start w:val="1"/>
+      <w:numFmt w:val="bullet"/>
+      <w:lvlText w:val=""/>
+      <w:lvlJc w:val="left"/>
+      <w:pPr>
+        <w:ind w:left="2160" w:hanging="360"/>
+      </w:pPr>
+      <w:rPr>
+        <w:rFonts w:ascii="Wingdings" w:hAnsi="Wingdings" w:hint="default"/>
+      </w:rPr>
+    </w:lvl>
+    <w:lvl w:ilvl="3" w:tplc="40090001" w:tentative="1">
+      <w:start w:val="1"/>
+      <w:numFmt w:val="bullet"/>
+      <w:lvlText w:val=""/>
+      <w:lvlJc w:val="left"/>
+      <w:pPr>
+        <w:ind w:left="2880" w:hanging="360"/>
+      </w:pPr>
+      <w:rPr>
+        <w:rFonts w:ascii="Symbol" w:hAnsi="Symbol" w:hint="default"/>
+      </w:rPr>
+    </w:lvl>
+    <w:lvl w:ilvl="4" w:tplc="40090003" w:tentative="1">
+      <w:start w:val="1"/>
+      <w:numFmt w:val="bullet"/>
+      <w:lvlText w:val="o"/>
+      <w:lvlJc w:val="left"/>
+      <w:pPr>
+        <w:ind w:left="3600" w:hanging="360"/>
+      </w:pPr>
+      <w:rPr>
+        <w:rFonts w:ascii="Courier New" w:hAnsi="Courier New" w:cs="Courier New" w:hint="default"/>
+      </w:rPr>
+    </w:lvl>
+    <w:lvl w:ilvl="5" w:tplc="40090005" w:tentative="1">
+      <w:start w:val="1"/>
+      <w:numFmt w:val="bullet"/>
+      <w:lvlText w:val=""/>
+      <w:lvlJc w:val="left"/>
+      <w:pPr>
+        <w:ind w:left="4320" w:hanging="360"/>
+      </w:pPr>
+      <w:rPr>
+        <w:rFonts w:ascii="Wingdings" w:hAnsi="Wingdings" w:hint="default"/>
+      </w:rPr>
+    </w:lvl>
+    <w:lvl w:ilvl="6" w:tplc="40090001" w:tentative="1">
+      <w:start w:val="1"/>
+      <w:numFmt w:val="bullet"/>
+      <w:lvlText w:val=""/>
+      <w:lvlJc w:val="left"/>
+      <w:pPr>
+        <w:ind w:left="5040" w:hanging="360"/>
+      </w:pPr>
+      <w:rPr>
+        <w:rFonts w:ascii="Symbol" w:hAnsi="Symbol" w:hint="default"/>
+      </w:rPr>
+    </w:lvl>
+    <w:lvl w:ilvl="7" w:tplc="40090003" w:tentative="1">
+      <w:start w:val="1"/>
+      <w:numFmt w:val="bullet"/>
+      <w:lvlText w:val="o"/>
+      <w:lvlJc w:val="left"/>
+      <w:pPr>
+        <w:ind w:left="5760" w:hanging="360"/>
+      </w:pPr>
+      <w:rPr>
+        <w:rFonts w:ascii="Courier New" w:hAnsi="Courier New" w:cs="Courier New" w:hint="default"/>
+      </w:rPr>
+    </w:lvl>
+    <w:lvl w:ilvl="8" w:tplc="40090005" w:tentative="1">
+      <w:start w:val="1"/>
+      <w:numFmt w:val="bullet"/>
+      <w:lvlText w:val=""/>
+      <w:lvlJc w:val="left"/>
+      <w:pPr>
+        <w:ind w:left="6480" w:hanging="360"/>
+      </w:pPr>
+      <w:rPr>
+        <w:rFonts w:ascii="Wingdings" w:hAnsi="Wingdings" w:hint="default"/>
+      </w:rPr>
+    </w:lvl>
+  </w:abstractNum>
+  <w:abstractNum w:abstractNumId="4" w15:restartNumberingAfterBreak="0">
+    <w:nsid w:val="3052639A"/>
+    <w:multiLevelType w:val="hybridMultilevel"/>
+    <w:tmpl w:val="C4EAC662"/>
+    <w:lvl w:ilvl="0" w:tplc="40090001">
+      <w:start w:val="1"/>
+      <w:numFmt w:val="bullet"/>
+      <w:lvlText w:val=""/>
+      <w:lvlJc w:val="left"/>
+      <w:pPr>
+        <w:ind w:left="720" w:hanging="360"/>
+      </w:pPr>
+      <w:rPr>
+        <w:rFonts w:ascii="Symbol" w:hAnsi="Symbol" w:hint="default"/>
+      </w:rPr>
+    </w:lvl>
+    <w:lvl w:ilvl="1" w:tplc="40090003" w:tentative="1">
+      <w:start w:val="1"/>
+      <w:numFmt w:val="bullet"/>
+      <w:lvlText w:val="o"/>
+      <w:lvlJc w:val="left"/>
+      <w:pPr>
+        <w:ind w:left="1440" w:hanging="360"/>
+      </w:pPr>
+      <w:rPr>
+        <w:rFonts w:ascii="Courier New" w:hAnsi="Courier New" w:cs="Courier New" w:hint="default"/>
+      </w:rPr>
+    </w:lvl>
+    <w:lvl w:ilvl="2" w:tplc="40090005" w:tentative="1">
+      <w:start w:val="1"/>
+      <w:numFmt w:val="bullet"/>
+      <w:lvlText w:val=""/>
+      <w:lvlJc w:val="left"/>
+      <w:pPr>
+        <w:ind w:left="2160" w:hanging="360"/>
+      </w:pPr>
+      <w:rPr>
+        <w:rFonts w:ascii="Wingdings" w:hAnsi="Wingdings" w:hint="default"/>
+      </w:rPr>
+    </w:lvl>
+    <w:lvl w:ilvl="3" w:tplc="40090001" w:tentative="1">
+      <w:start w:val="1"/>
+      <w:numFmt w:val="bullet"/>
+      <w:lvlText w:val=""/>
+      <w:lvlJc w:val="left"/>
+      <w:pPr>
+        <w:ind w:left="2880" w:hanging="360"/>
+      </w:pPr>
+      <w:rPr>
+        <w:rFonts w:ascii="Symbol" w:hAnsi="Symbol" w:hint="default"/>
+      </w:rPr>
+    </w:lvl>
+    <w:lvl w:ilvl="4" w:tplc="40090003" w:tentative="1">
+      <w:start w:val="1"/>
+      <w:numFmt w:val="bullet"/>
+      <w:lvlText w:val="o"/>
+      <w:lvlJc w:val="left"/>
+      <w:pPr>
+        <w:ind w:left="3600" w:hanging="360"/>
+      </w:pPr>
+      <w:rPr>
+        <w:rFonts w:ascii="Courier New" w:hAnsi="Courier New" w:cs="Courier New" w:hint="default"/>
+      </w:rPr>
+    </w:lvl>
+    <w:lvl w:ilvl="5" w:tplc="40090005" w:tentative="1">
+      <w:start w:val="1"/>
+      <w:numFmt w:val="bullet"/>
+      <w:lvlText w:val=""/>
+      <w:lvlJc w:val="left"/>
+      <w:pPr>
+        <w:ind w:left="4320" w:hanging="360"/>
+      </w:pPr>
+      <w:rPr>
+        <w:rFonts w:ascii="Wingdings" w:hAnsi="Wingdings" w:hint="default"/>
+      </w:rPr>
+    </w:lvl>
+    <w:lvl w:ilvl="6" w:tplc="40090001" w:tentative="1">
+      <w:start w:val="1"/>
+      <w:numFmt w:val="bullet"/>
+      <w:lvlText w:val=""/>
+      <w:lvlJc w:val="left"/>
+      <w:pPr>
+        <w:ind w:left="5040" w:hanging="360"/>
+      </w:pPr>
+      <w:rPr>
+        <w:rFonts w:ascii="Symbol" w:hAnsi="Symbol" w:hint="default"/>
+      </w:rPr>
+    </w:lvl>
+    <w:lvl w:ilvl="7" w:tplc="40090003" w:tentative="1">
+      <w:start w:val="1"/>
+      <w:numFmt w:val="bullet"/>
+      <w:lvlText w:val="o"/>
+      <w:lvlJc w:val="left"/>
+      <w:pPr>
+        <w:ind w:left="5760" w:hanging="360"/>
+      </w:pPr>
+      <w:rPr>
+        <w:rFonts w:ascii="Courier New" w:hAnsi="Courier New" w:cs="Courier New" w:hint="default"/>
+      </w:rPr>
+    </w:lvl>
+    <w:lvl w:ilvl="8" w:tplc="40090005" w:tentative="1">
+      <w:start w:val="1"/>
+      <w:numFmt w:val="bullet"/>
+      <w:lvlText w:val=""/>
+      <w:lvlJc w:val="left"/>
+      <w:pPr>
+        <w:ind w:left="6480" w:hanging="360"/>
+      </w:pPr>
+      <w:rPr>
+        <w:rFonts w:ascii="Wingdings" w:hAnsi="Wingdings" w:hint="default"/>
+      </w:rPr>
+    </w:lvl>
+  </w:abstractNum>
+  <w:abstractNum w:abstractNumId="5" w15:restartNumberingAfterBreak="0">
     <w:nsid w:val="3DB50111"/>
     <w:multiLevelType w:val="multilevel"/>
     <w:tmpl w:val="B8AC4C9E"/>
@@ -21818,7 +24349,7 @@
       </w:rPr>
     </w:lvl>
   </w:abstractNum>
-  <w:abstractNum w:abstractNumId="4" w15:restartNumberingAfterBreak="0">
+  <w:abstractNum w:abstractNumId="6" w15:restartNumberingAfterBreak="0">
     <w:nsid w:val="3E772CC3"/>
     <w:multiLevelType w:val="hybridMultilevel"/>
     <w:tmpl w:val="DAB04152"/>
@@ -21931,10 +24462,10 @@
       </w:rPr>
     </w:lvl>
   </w:abstractNum>
-  <w:abstractNum w:abstractNumId="5" w15:restartNumberingAfterBreak="0">
-    <w:nsid w:val="4A2950A3"/>
+  <w:abstractNum w:abstractNumId="7" w15:restartNumberingAfterBreak="0">
+    <w:nsid w:val="4757283E"/>
     <w:multiLevelType w:val="hybridMultilevel"/>
-    <w:tmpl w:val="75CC9498"/>
+    <w:tmpl w:val="1360BFA2"/>
     <w:lvl w:ilvl="0" w:tplc="40090001">
       <w:start w:val="1"/>
       <w:numFmt w:val="bullet"/>
@@ -22044,10 +24575,10 @@
       </w:rPr>
     </w:lvl>
   </w:abstractNum>
-  <w:abstractNum w:abstractNumId="6" w15:restartNumberingAfterBreak="0">
-    <w:nsid w:val="4C9527A1"/>
+  <w:abstractNum w:abstractNumId="8" w15:restartNumberingAfterBreak="0">
+    <w:nsid w:val="4A2950A3"/>
     <w:multiLevelType w:val="hybridMultilevel"/>
-    <w:tmpl w:val="E560219C"/>
+    <w:tmpl w:val="75CC9498"/>
     <w:lvl w:ilvl="0" w:tplc="40090001">
       <w:start w:val="1"/>
       <w:numFmt w:val="bullet"/>
@@ -22157,10 +24688,10 @@
       </w:rPr>
     </w:lvl>
   </w:abstractNum>
-  <w:abstractNum w:abstractNumId="7" w15:restartNumberingAfterBreak="0">
-    <w:nsid w:val="539A12F3"/>
+  <w:abstractNum w:abstractNumId="9" w15:restartNumberingAfterBreak="0">
+    <w:nsid w:val="4C9527A1"/>
     <w:multiLevelType w:val="hybridMultilevel"/>
-    <w:tmpl w:val="56EC21B6"/>
+    <w:tmpl w:val="E560219C"/>
     <w:lvl w:ilvl="0" w:tplc="40090001">
       <w:start w:val="1"/>
       <w:numFmt w:val="bullet"/>
@@ -22270,10 +24801,10 @@
       </w:rPr>
     </w:lvl>
   </w:abstractNum>
-  <w:abstractNum w:abstractNumId="8" w15:restartNumberingAfterBreak="0">
-    <w:nsid w:val="5BF75D31"/>
+  <w:abstractNum w:abstractNumId="10" w15:restartNumberingAfterBreak="0">
+    <w:nsid w:val="4F4D743F"/>
     <w:multiLevelType w:val="hybridMultilevel"/>
-    <w:tmpl w:val="B1524C5A"/>
+    <w:tmpl w:val="F0662F50"/>
     <w:lvl w:ilvl="0" w:tplc="40090001">
       <w:start w:val="1"/>
       <w:numFmt w:val="bullet"/>
@@ -22383,10 +24914,10 @@
       </w:rPr>
     </w:lvl>
   </w:abstractNum>
-  <w:abstractNum w:abstractNumId="9" w15:restartNumberingAfterBreak="0">
-    <w:nsid w:val="605A16C4"/>
+  <w:abstractNum w:abstractNumId="11" w15:restartNumberingAfterBreak="0">
+    <w:nsid w:val="539A12F3"/>
     <w:multiLevelType w:val="hybridMultilevel"/>
-    <w:tmpl w:val="25382254"/>
+    <w:tmpl w:val="56EC21B6"/>
     <w:lvl w:ilvl="0" w:tplc="40090001">
       <w:start w:val="1"/>
       <w:numFmt w:val="bullet"/>
@@ -22496,10 +25027,159 @@
       </w:rPr>
     </w:lvl>
   </w:abstractNum>
-  <w:abstractNum w:abstractNumId="10" w15:restartNumberingAfterBreak="0">
-    <w:nsid w:val="65082691"/>
+  <w:abstractNum w:abstractNumId="12" w15:restartNumberingAfterBreak="0">
+    <w:nsid w:val="59640CA7"/>
+    <w:multiLevelType w:val="multilevel"/>
+    <w:tmpl w:val="36141FBA"/>
+    <w:lvl w:ilvl="0">
+      <w:start w:val="1"/>
+      <w:numFmt w:val="bullet"/>
+      <w:lvlText w:val=""/>
+      <w:lvlJc w:val="left"/>
+      <w:pPr>
+        <w:tabs>
+          <w:tab w:val="num" w:pos="720"/>
+        </w:tabs>
+        <w:ind w:left="720" w:hanging="360"/>
+      </w:pPr>
+      <w:rPr>
+        <w:rFonts w:ascii="Symbol" w:hAnsi="Symbol" w:hint="default"/>
+        <w:sz w:val="20"/>
+      </w:rPr>
+    </w:lvl>
+    <w:lvl w:ilvl="1" w:tentative="1">
+      <w:start w:val="1"/>
+      <w:numFmt w:val="bullet"/>
+      <w:lvlText w:val="o"/>
+      <w:lvlJc w:val="left"/>
+      <w:pPr>
+        <w:tabs>
+          <w:tab w:val="num" w:pos="1440"/>
+        </w:tabs>
+        <w:ind w:left="1440" w:hanging="360"/>
+      </w:pPr>
+      <w:rPr>
+        <w:rFonts w:ascii="Courier New" w:hAnsi="Courier New" w:hint="default"/>
+        <w:sz w:val="20"/>
+      </w:rPr>
+    </w:lvl>
+    <w:lvl w:ilvl="2" w:tentative="1">
+      <w:start w:val="1"/>
+      <w:numFmt w:val="bullet"/>
+      <w:lvlText w:val=""/>
+      <w:lvlJc w:val="left"/>
+      <w:pPr>
+        <w:tabs>
+          <w:tab w:val="num" w:pos="2160"/>
+        </w:tabs>
+        <w:ind w:left="2160" w:hanging="360"/>
+      </w:pPr>
+      <w:rPr>
+        <w:rFonts w:ascii="Wingdings" w:hAnsi="Wingdings" w:hint="default"/>
+        <w:sz w:val="20"/>
+      </w:rPr>
+    </w:lvl>
+    <w:lvl w:ilvl="3" w:tentative="1">
+      <w:start w:val="1"/>
+      <w:numFmt w:val="bullet"/>
+      <w:lvlText w:val=""/>
+      <w:lvlJc w:val="left"/>
+      <w:pPr>
+        <w:tabs>
+          <w:tab w:val="num" w:pos="2880"/>
+        </w:tabs>
+        <w:ind w:left="2880" w:hanging="360"/>
+      </w:pPr>
+      <w:rPr>
+        <w:rFonts w:ascii="Wingdings" w:hAnsi="Wingdings" w:hint="default"/>
+        <w:sz w:val="20"/>
+      </w:rPr>
+    </w:lvl>
+    <w:lvl w:ilvl="4" w:tentative="1">
+      <w:start w:val="1"/>
+      <w:numFmt w:val="bullet"/>
+      <w:lvlText w:val=""/>
+      <w:lvlJc w:val="left"/>
+      <w:pPr>
+        <w:tabs>
+          <w:tab w:val="num" w:pos="3600"/>
+        </w:tabs>
+        <w:ind w:left="3600" w:hanging="360"/>
+      </w:pPr>
+      <w:rPr>
+        <w:rFonts w:ascii="Wingdings" w:hAnsi="Wingdings" w:hint="default"/>
+        <w:sz w:val="20"/>
+      </w:rPr>
+    </w:lvl>
+    <w:lvl w:ilvl="5" w:tentative="1">
+      <w:start w:val="1"/>
+      <w:numFmt w:val="bullet"/>
+      <w:lvlText w:val=""/>
+      <w:lvlJc w:val="left"/>
+      <w:pPr>
+        <w:tabs>
+          <w:tab w:val="num" w:pos="4320"/>
+        </w:tabs>
+        <w:ind w:left="4320" w:hanging="360"/>
+      </w:pPr>
+      <w:rPr>
+        <w:rFonts w:ascii="Wingdings" w:hAnsi="Wingdings" w:hint="default"/>
+        <w:sz w:val="20"/>
+      </w:rPr>
+    </w:lvl>
+    <w:lvl w:ilvl="6" w:tentative="1">
+      <w:start w:val="1"/>
+      <w:numFmt w:val="bullet"/>
+      <w:lvlText w:val=""/>
+      <w:lvlJc w:val="left"/>
+      <w:pPr>
+        <w:tabs>
+          <w:tab w:val="num" w:pos="5040"/>
+        </w:tabs>
+        <w:ind w:left="5040" w:hanging="360"/>
+      </w:pPr>
+      <w:rPr>
+        <w:rFonts w:ascii="Wingdings" w:hAnsi="Wingdings" w:hint="default"/>
+        <w:sz w:val="20"/>
+      </w:rPr>
+    </w:lvl>
+    <w:lvl w:ilvl="7" w:tentative="1">
+      <w:start w:val="1"/>
+      <w:numFmt w:val="bullet"/>
+      <w:lvlText w:val=""/>
+      <w:lvlJc w:val="left"/>
+      <w:pPr>
+        <w:tabs>
+          <w:tab w:val="num" w:pos="5760"/>
+        </w:tabs>
+        <w:ind w:left="5760" w:hanging="360"/>
+      </w:pPr>
+      <w:rPr>
+        <w:rFonts w:ascii="Wingdings" w:hAnsi="Wingdings" w:hint="default"/>
+        <w:sz w:val="20"/>
+      </w:rPr>
+    </w:lvl>
+    <w:lvl w:ilvl="8" w:tentative="1">
+      <w:start w:val="1"/>
+      <w:numFmt w:val="bullet"/>
+      <w:lvlText w:val=""/>
+      <w:lvlJc w:val="left"/>
+      <w:pPr>
+        <w:tabs>
+          <w:tab w:val="num" w:pos="6480"/>
+        </w:tabs>
+        <w:ind w:left="6480" w:hanging="360"/>
+      </w:pPr>
+      <w:rPr>
+        <w:rFonts w:ascii="Wingdings" w:hAnsi="Wingdings" w:hint="default"/>
+        <w:sz w:val="20"/>
+      </w:rPr>
+    </w:lvl>
+  </w:abstractNum>
+  <w:abstractNum w:abstractNumId="13" w15:restartNumberingAfterBreak="0">
+    <w:nsid w:val="5BF75D31"/>
     <w:multiLevelType w:val="hybridMultilevel"/>
-    <w:tmpl w:val="67B61314"/>
+    <w:tmpl w:val="B1524C5A"/>
     <w:lvl w:ilvl="0" w:tplc="40090001">
       <w:start w:val="1"/>
       <w:numFmt w:val="bullet"/>
@@ -22609,10 +25289,10 @@
       </w:rPr>
     </w:lvl>
   </w:abstractNum>
-  <w:abstractNum w:abstractNumId="11" w15:restartNumberingAfterBreak="0">
-    <w:nsid w:val="6C7A6568"/>
+  <w:abstractNum w:abstractNumId="14" w15:restartNumberingAfterBreak="0">
+    <w:nsid w:val="605A16C4"/>
     <w:multiLevelType w:val="hybridMultilevel"/>
-    <w:tmpl w:val="1602C528"/>
+    <w:tmpl w:val="25382254"/>
     <w:lvl w:ilvl="0" w:tplc="40090001">
       <w:start w:val="1"/>
       <w:numFmt w:val="bullet"/>
@@ -22722,7 +25402,233 @@
       </w:rPr>
     </w:lvl>
   </w:abstractNum>
-  <w:abstractNum w:abstractNumId="12" w15:restartNumberingAfterBreak="0">
+  <w:abstractNum w:abstractNumId="15" w15:restartNumberingAfterBreak="0">
+    <w:nsid w:val="65082691"/>
+    <w:multiLevelType w:val="hybridMultilevel"/>
+    <w:tmpl w:val="67B61314"/>
+    <w:lvl w:ilvl="0" w:tplc="40090001">
+      <w:start w:val="1"/>
+      <w:numFmt w:val="bullet"/>
+      <w:lvlText w:val=""/>
+      <w:lvlJc w:val="left"/>
+      <w:pPr>
+        <w:ind w:left="720" w:hanging="360"/>
+      </w:pPr>
+      <w:rPr>
+        <w:rFonts w:ascii="Symbol" w:hAnsi="Symbol" w:hint="default"/>
+      </w:rPr>
+    </w:lvl>
+    <w:lvl w:ilvl="1" w:tplc="40090003" w:tentative="1">
+      <w:start w:val="1"/>
+      <w:numFmt w:val="bullet"/>
+      <w:lvlText w:val="o"/>
+      <w:lvlJc w:val="left"/>
+      <w:pPr>
+        <w:ind w:left="1440" w:hanging="360"/>
+      </w:pPr>
+      <w:rPr>
+        <w:rFonts w:ascii="Courier New" w:hAnsi="Courier New" w:cs="Courier New" w:hint="default"/>
+      </w:rPr>
+    </w:lvl>
+    <w:lvl w:ilvl="2" w:tplc="40090005" w:tentative="1">
+      <w:start w:val="1"/>
+      <w:numFmt w:val="bullet"/>
+      <w:lvlText w:val=""/>
+      <w:lvlJc w:val="left"/>
+      <w:pPr>
+        <w:ind w:left="2160" w:hanging="360"/>
+      </w:pPr>
+      <w:rPr>
+        <w:rFonts w:ascii="Wingdings" w:hAnsi="Wingdings" w:hint="default"/>
+      </w:rPr>
+    </w:lvl>
+    <w:lvl w:ilvl="3" w:tplc="40090001" w:tentative="1">
+      <w:start w:val="1"/>
+      <w:numFmt w:val="bullet"/>
+      <w:lvlText w:val=""/>
+      <w:lvlJc w:val="left"/>
+      <w:pPr>
+        <w:ind w:left="2880" w:hanging="360"/>
+      </w:pPr>
+      <w:rPr>
+        <w:rFonts w:ascii="Symbol" w:hAnsi="Symbol" w:hint="default"/>
+      </w:rPr>
+    </w:lvl>
+    <w:lvl w:ilvl="4" w:tplc="40090003" w:tentative="1">
+      <w:start w:val="1"/>
+      <w:numFmt w:val="bullet"/>
+      <w:lvlText w:val="o"/>
+      <w:lvlJc w:val="left"/>
+      <w:pPr>
+        <w:ind w:left="3600" w:hanging="360"/>
+      </w:pPr>
+      <w:rPr>
+        <w:rFonts w:ascii="Courier New" w:hAnsi="Courier New" w:cs="Courier New" w:hint="default"/>
+      </w:rPr>
+    </w:lvl>
+    <w:lvl w:ilvl="5" w:tplc="40090005" w:tentative="1">
+      <w:start w:val="1"/>
+      <w:numFmt w:val="bullet"/>
+      <w:lvlText w:val=""/>
+      <w:lvlJc w:val="left"/>
+      <w:pPr>
+        <w:ind w:left="4320" w:hanging="360"/>
+      </w:pPr>
+      <w:rPr>
+        <w:rFonts w:ascii="Wingdings" w:hAnsi="Wingdings" w:hint="default"/>
+      </w:rPr>
+    </w:lvl>
+    <w:lvl w:ilvl="6" w:tplc="40090001" w:tentative="1">
+      <w:start w:val="1"/>
+      <w:numFmt w:val="bullet"/>
+      <w:lvlText w:val=""/>
+      <w:lvlJc w:val="left"/>
+      <w:pPr>
+        <w:ind w:left="5040" w:hanging="360"/>
+      </w:pPr>
+      <w:rPr>
+        <w:rFonts w:ascii="Symbol" w:hAnsi="Symbol" w:hint="default"/>
+      </w:rPr>
+    </w:lvl>
+    <w:lvl w:ilvl="7" w:tplc="40090003" w:tentative="1">
+      <w:start w:val="1"/>
+      <w:numFmt w:val="bullet"/>
+      <w:lvlText w:val="o"/>
+      <w:lvlJc w:val="left"/>
+      <w:pPr>
+        <w:ind w:left="5760" w:hanging="360"/>
+      </w:pPr>
+      <w:rPr>
+        <w:rFonts w:ascii="Courier New" w:hAnsi="Courier New" w:cs="Courier New" w:hint="default"/>
+      </w:rPr>
+    </w:lvl>
+    <w:lvl w:ilvl="8" w:tplc="40090005" w:tentative="1">
+      <w:start w:val="1"/>
+      <w:numFmt w:val="bullet"/>
+      <w:lvlText w:val=""/>
+      <w:lvlJc w:val="left"/>
+      <w:pPr>
+        <w:ind w:left="6480" w:hanging="360"/>
+      </w:pPr>
+      <w:rPr>
+        <w:rFonts w:ascii="Wingdings" w:hAnsi="Wingdings" w:hint="default"/>
+      </w:rPr>
+    </w:lvl>
+  </w:abstractNum>
+  <w:abstractNum w:abstractNumId="16" w15:restartNumberingAfterBreak="0">
+    <w:nsid w:val="6C7A6568"/>
+    <w:multiLevelType w:val="hybridMultilevel"/>
+    <w:tmpl w:val="1602C528"/>
+    <w:lvl w:ilvl="0" w:tplc="40090001">
+      <w:start w:val="1"/>
+      <w:numFmt w:val="bullet"/>
+      <w:lvlText w:val=""/>
+      <w:lvlJc w:val="left"/>
+      <w:pPr>
+        <w:ind w:left="720" w:hanging="360"/>
+      </w:pPr>
+      <w:rPr>
+        <w:rFonts w:ascii="Symbol" w:hAnsi="Symbol" w:hint="default"/>
+      </w:rPr>
+    </w:lvl>
+    <w:lvl w:ilvl="1" w:tplc="40090003" w:tentative="1">
+      <w:start w:val="1"/>
+      <w:numFmt w:val="bullet"/>
+      <w:lvlText w:val="o"/>
+      <w:lvlJc w:val="left"/>
+      <w:pPr>
+        <w:ind w:left="1440" w:hanging="360"/>
+      </w:pPr>
+      <w:rPr>
+        <w:rFonts w:ascii="Courier New" w:hAnsi="Courier New" w:cs="Courier New" w:hint="default"/>
+      </w:rPr>
+    </w:lvl>
+    <w:lvl w:ilvl="2" w:tplc="40090005" w:tentative="1">
+      <w:start w:val="1"/>
+      <w:numFmt w:val="bullet"/>
+      <w:lvlText w:val=""/>
+      <w:lvlJc w:val="left"/>
+      <w:pPr>
+        <w:ind w:left="2160" w:hanging="360"/>
+      </w:pPr>
+      <w:rPr>
+        <w:rFonts w:ascii="Wingdings" w:hAnsi="Wingdings" w:hint="default"/>
+      </w:rPr>
+    </w:lvl>
+    <w:lvl w:ilvl="3" w:tplc="40090001" w:tentative="1">
+      <w:start w:val="1"/>
+      <w:numFmt w:val="bullet"/>
+      <w:lvlText w:val=""/>
+      <w:lvlJc w:val="left"/>
+      <w:pPr>
+        <w:ind w:left="2880" w:hanging="360"/>
+      </w:pPr>
+      <w:rPr>
+        <w:rFonts w:ascii="Symbol" w:hAnsi="Symbol" w:hint="default"/>
+      </w:rPr>
+    </w:lvl>
+    <w:lvl w:ilvl="4" w:tplc="40090003" w:tentative="1">
+      <w:start w:val="1"/>
+      <w:numFmt w:val="bullet"/>
+      <w:lvlText w:val="o"/>
+      <w:lvlJc w:val="left"/>
+      <w:pPr>
+        <w:ind w:left="3600" w:hanging="360"/>
+      </w:pPr>
+      <w:rPr>
+        <w:rFonts w:ascii="Courier New" w:hAnsi="Courier New" w:cs="Courier New" w:hint="default"/>
+      </w:rPr>
+    </w:lvl>
+    <w:lvl w:ilvl="5" w:tplc="40090005" w:tentative="1">
+      <w:start w:val="1"/>
+      <w:numFmt w:val="bullet"/>
+      <w:lvlText w:val=""/>
+      <w:lvlJc w:val="left"/>
+      <w:pPr>
+        <w:ind w:left="4320" w:hanging="360"/>
+      </w:pPr>
+      <w:rPr>
+        <w:rFonts w:ascii="Wingdings" w:hAnsi="Wingdings" w:hint="default"/>
+      </w:rPr>
+    </w:lvl>
+    <w:lvl w:ilvl="6" w:tplc="40090001" w:tentative="1">
+      <w:start w:val="1"/>
+      <w:numFmt w:val="bullet"/>
+      <w:lvlText w:val=""/>
+      <w:lvlJc w:val="left"/>
+      <w:pPr>
+        <w:ind w:left="5040" w:hanging="360"/>
+      </w:pPr>
+      <w:rPr>
+        <w:rFonts w:ascii="Symbol" w:hAnsi="Symbol" w:hint="default"/>
+      </w:rPr>
+    </w:lvl>
+    <w:lvl w:ilvl="7" w:tplc="40090003" w:tentative="1">
+      <w:start w:val="1"/>
+      <w:numFmt w:val="bullet"/>
+      <w:lvlText w:val="o"/>
+      <w:lvlJc w:val="left"/>
+      <w:pPr>
+        <w:ind w:left="5760" w:hanging="360"/>
+      </w:pPr>
+      <w:rPr>
+        <w:rFonts w:ascii="Courier New" w:hAnsi="Courier New" w:cs="Courier New" w:hint="default"/>
+      </w:rPr>
+    </w:lvl>
+    <w:lvl w:ilvl="8" w:tplc="40090005" w:tentative="1">
+      <w:start w:val="1"/>
+      <w:numFmt w:val="bullet"/>
+      <w:lvlText w:val=""/>
+      <w:lvlJc w:val="left"/>
+      <w:pPr>
+        <w:ind w:left="6480" w:hanging="360"/>
+      </w:pPr>
+      <w:rPr>
+        <w:rFonts w:ascii="Wingdings" w:hAnsi="Wingdings" w:hint="default"/>
+      </w:rPr>
+    </w:lvl>
+  </w:abstractNum>
+  <w:abstractNum w:abstractNumId="17" w15:restartNumberingAfterBreak="0">
     <w:nsid w:val="708D332E"/>
     <w:multiLevelType w:val="hybridMultilevel"/>
     <w:tmpl w:val="A18280D2"/>
@@ -22838,7 +25744,7 @@
       </w:rPr>
     </w:lvl>
   </w:abstractNum>
-  <w:abstractNum w:abstractNumId="13" w15:restartNumberingAfterBreak="0">
+  <w:abstractNum w:abstractNumId="18" w15:restartNumberingAfterBreak="0">
     <w:nsid w:val="767B2266"/>
     <w:multiLevelType w:val="hybridMultilevel"/>
     <w:tmpl w:val="91C6F8EC"/>
@@ -22951,7 +25857,120 @@
       </w:rPr>
     </w:lvl>
   </w:abstractNum>
-  <w:abstractNum w:abstractNumId="14" w15:restartNumberingAfterBreak="0">
+  <w:abstractNum w:abstractNumId="19" w15:restartNumberingAfterBreak="0">
+    <w:nsid w:val="78F65014"/>
+    <w:multiLevelType w:val="hybridMultilevel"/>
+    <w:tmpl w:val="C43A9C3A"/>
+    <w:lvl w:ilvl="0" w:tplc="40090001">
+      <w:start w:val="1"/>
+      <w:numFmt w:val="bullet"/>
+      <w:lvlText w:val=""/>
+      <w:lvlJc w:val="left"/>
+      <w:pPr>
+        <w:ind w:left="720" w:hanging="360"/>
+      </w:pPr>
+      <w:rPr>
+        <w:rFonts w:ascii="Symbol" w:hAnsi="Symbol" w:hint="default"/>
+      </w:rPr>
+    </w:lvl>
+    <w:lvl w:ilvl="1" w:tplc="40090003" w:tentative="1">
+      <w:start w:val="1"/>
+      <w:numFmt w:val="bullet"/>
+      <w:lvlText w:val="o"/>
+      <w:lvlJc w:val="left"/>
+      <w:pPr>
+        <w:ind w:left="1440" w:hanging="360"/>
+      </w:pPr>
+      <w:rPr>
+        <w:rFonts w:ascii="Courier New" w:hAnsi="Courier New" w:cs="Courier New" w:hint="default"/>
+      </w:rPr>
+    </w:lvl>
+    <w:lvl w:ilvl="2" w:tplc="40090005" w:tentative="1">
+      <w:start w:val="1"/>
+      <w:numFmt w:val="bullet"/>
+      <w:lvlText w:val=""/>
+      <w:lvlJc w:val="left"/>
+      <w:pPr>
+        <w:ind w:left="2160" w:hanging="360"/>
+      </w:pPr>
+      <w:rPr>
+        <w:rFonts w:ascii="Wingdings" w:hAnsi="Wingdings" w:hint="default"/>
+      </w:rPr>
+    </w:lvl>
+    <w:lvl w:ilvl="3" w:tplc="40090001" w:tentative="1">
+      <w:start w:val="1"/>
+      <w:numFmt w:val="bullet"/>
+      <w:lvlText w:val=""/>
+      <w:lvlJc w:val="left"/>
+      <w:pPr>
+        <w:ind w:left="2880" w:hanging="360"/>
+      </w:pPr>
+      <w:rPr>
+        <w:rFonts w:ascii="Symbol" w:hAnsi="Symbol" w:hint="default"/>
+      </w:rPr>
+    </w:lvl>
+    <w:lvl w:ilvl="4" w:tplc="40090003" w:tentative="1">
+      <w:start w:val="1"/>
+      <w:numFmt w:val="bullet"/>
+      <w:lvlText w:val="o"/>
+      <w:lvlJc w:val="left"/>
+      <w:pPr>
+        <w:ind w:left="3600" w:hanging="360"/>
+      </w:pPr>
+      <w:rPr>
+        <w:rFonts w:ascii="Courier New" w:hAnsi="Courier New" w:cs="Courier New" w:hint="default"/>
+      </w:rPr>
+    </w:lvl>
+    <w:lvl w:ilvl="5" w:tplc="40090005" w:tentative="1">
+      <w:start w:val="1"/>
+      <w:numFmt w:val="bullet"/>
+      <w:lvlText w:val=""/>
+      <w:lvlJc w:val="left"/>
+      <w:pPr>
+        <w:ind w:left="4320" w:hanging="360"/>
+      </w:pPr>
+      <w:rPr>
+        <w:rFonts w:ascii="Wingdings" w:hAnsi="Wingdings" w:hint="default"/>
+      </w:rPr>
+    </w:lvl>
+    <w:lvl w:ilvl="6" w:tplc="40090001" w:tentative="1">
+      <w:start w:val="1"/>
+      <w:numFmt w:val="bullet"/>
+      <w:lvlText w:val=""/>
+      <w:lvlJc w:val="left"/>
+      <w:pPr>
+        <w:ind w:left="5040" w:hanging="360"/>
+      </w:pPr>
+      <w:rPr>
+        <w:rFonts w:ascii="Symbol" w:hAnsi="Symbol" w:hint="default"/>
+      </w:rPr>
+    </w:lvl>
+    <w:lvl w:ilvl="7" w:tplc="40090003" w:tentative="1">
+      <w:start w:val="1"/>
+      <w:numFmt w:val="bullet"/>
+      <w:lvlText w:val="o"/>
+      <w:lvlJc w:val="left"/>
+      <w:pPr>
+        <w:ind w:left="5760" w:hanging="360"/>
+      </w:pPr>
+      <w:rPr>
+        <w:rFonts w:ascii="Courier New" w:hAnsi="Courier New" w:cs="Courier New" w:hint="default"/>
+      </w:rPr>
+    </w:lvl>
+    <w:lvl w:ilvl="8" w:tplc="40090005" w:tentative="1">
+      <w:start w:val="1"/>
+      <w:numFmt w:val="bullet"/>
+      <w:lvlText w:val=""/>
+      <w:lvlJc w:val="left"/>
+      <w:pPr>
+        <w:ind w:left="6480" w:hanging="360"/>
+      </w:pPr>
+      <w:rPr>
+        <w:rFonts w:ascii="Wingdings" w:hAnsi="Wingdings" w:hint="default"/>
+      </w:rPr>
+    </w:lvl>
+  </w:abstractNum>
+  <w:abstractNum w:abstractNumId="20" w15:restartNumberingAfterBreak="0">
     <w:nsid w:val="7A992344"/>
     <w:multiLevelType w:val="multilevel"/>
     <w:tmpl w:val="21645BD8"/>
@@ -23064,50 +26083,68 @@
       </w:rPr>
     </w:lvl>
   </w:abstractNum>
-  <w:num w:numId="1" w16cid:durableId="1168594834">
+  <w:num w:numId="1" w16cid:durableId="263420284">
+    <w:abstractNumId w:val="17"/>
+  </w:num>
+  <w:num w:numId="2" w16cid:durableId="763233736">
+    <w:abstractNumId w:val="5"/>
+  </w:num>
+  <w:num w:numId="3" w16cid:durableId="1662347035">
+    <w:abstractNumId w:val="16"/>
+  </w:num>
+  <w:num w:numId="4" w16cid:durableId="747310806">
+    <w:abstractNumId w:val="11"/>
+  </w:num>
+  <w:num w:numId="5" w16cid:durableId="308435516">
+    <w:abstractNumId w:val="0"/>
+  </w:num>
+  <w:num w:numId="6" w16cid:durableId="472018307">
+    <w:abstractNumId w:val="9"/>
+  </w:num>
+  <w:num w:numId="7" w16cid:durableId="682904762">
+    <w:abstractNumId w:val="14"/>
+  </w:num>
+  <w:num w:numId="8" w16cid:durableId="453721351">
+    <w:abstractNumId w:val="8"/>
+  </w:num>
+  <w:num w:numId="9" w16cid:durableId="1356879303">
+    <w:abstractNumId w:val="4"/>
+  </w:num>
+  <w:num w:numId="10" w16cid:durableId="2065832397">
+    <w:abstractNumId w:val="15"/>
+  </w:num>
+  <w:num w:numId="11" w16cid:durableId="586353827">
+    <w:abstractNumId w:val="2"/>
+  </w:num>
+  <w:num w:numId="12" w16cid:durableId="1898977026">
+    <w:abstractNumId w:val="18"/>
+  </w:num>
+  <w:num w:numId="13" w16cid:durableId="2091464159">
+    <w:abstractNumId w:val="13"/>
+  </w:num>
+  <w:num w:numId="14" w16cid:durableId="1965621853">
+    <w:abstractNumId w:val="6"/>
+  </w:num>
+  <w:num w:numId="15" w16cid:durableId="821697361">
+    <w:abstractNumId w:val="20"/>
+  </w:num>
+  <w:num w:numId="16" w16cid:durableId="1133519215">
+    <w:abstractNumId w:val="19"/>
+  </w:num>
+  <w:num w:numId="17" w16cid:durableId="1468277935">
+    <w:abstractNumId w:val="7"/>
+  </w:num>
+  <w:num w:numId="18" w16cid:durableId="58792954">
+    <w:abstractNumId w:val="3"/>
+  </w:num>
+  <w:num w:numId="19" w16cid:durableId="1329744956">
+    <w:abstractNumId w:val="1"/>
+  </w:num>
+  <w:num w:numId="20" w16cid:durableId="1340696318">
     <w:abstractNumId w:val="12"/>
   </w:num>
-  <w:num w:numId="2" w16cid:durableId="771240093">
-    <w:abstractNumId w:val="3"/>
-  </w:num>
-  <w:num w:numId="3" w16cid:durableId="698432145">
-    <w:abstractNumId w:val="11"/>
-  </w:num>
-  <w:num w:numId="4" w16cid:durableId="2101564574">
-    <w:abstractNumId w:val="7"/>
-  </w:num>
-  <w:num w:numId="5" w16cid:durableId="732048815">
-    <w:abstractNumId w:val="0"/>
-  </w:num>
-  <w:num w:numId="6" w16cid:durableId="867912091">
-    <w:abstractNumId w:val="6"/>
-  </w:num>
-  <w:num w:numId="7" w16cid:durableId="1015107168">
-    <w:abstractNumId w:val="9"/>
-  </w:num>
-  <w:num w:numId="8" w16cid:durableId="1369834816">
-    <w:abstractNumId w:val="5"/>
-  </w:num>
-  <w:num w:numId="9" w16cid:durableId="1070343102">
-    <w:abstractNumId w:val="2"/>
-  </w:num>
-  <w:num w:numId="10" w16cid:durableId="818621035">
+  <w:num w:numId="21" w16cid:durableId="1644849119">
     <w:abstractNumId w:val="10"/>
-  </w:num>
-  <w:num w:numId="11" w16cid:durableId="361783973">
-    <w:abstractNumId w:val="1"/>
-  </w:num>
-  <w:num w:numId="12" w16cid:durableId="726536745">
-    <w:abstractNumId w:val="13"/>
-  </w:num>
-  <w:num w:numId="13" w16cid:durableId="818620441">
-    <w:abstractNumId w:val="8"/>
-  </w:num>
-  <w:num w:numId="14" w16cid:durableId="824129967">
-    <w:abstractNumId w:val="4"/>
-  </w:num>
-  <w:num w:numId="15" w16cid:durableId="526261136">
-    <w:abstractNumId w:val="14"/>
   </w:num>
   <w:numIdMacAtCleanup w:val="15"/>
 </w:numbering>
@@ -24223,7 +27260,7 @@
 </file>
 
 <file path=customXml/itemProps1.xml><?xml version="1.0" encoding="utf-8"?>
-<ds:datastoreItem xmlns:ds="http://schemas.openxmlformats.org/officeDocument/2006/customXml" ds:itemID="{D7E5B9FD-92C8-4EDA-8E3B-938681E42BD7}">
+<ds:datastoreItem xmlns:ds="http://schemas.openxmlformats.org/officeDocument/2006/customXml" ds:itemID="{6DD0CD65-5213-4395-8796-3ADEB60E1CE5}">
   <ds:schemaRefs>
     <ds:schemaRef ds:uri="http://schemas.openxmlformats.org/officeDocument/2006/bibliography"/>
   </ds:schemaRefs>
